--- a/src/features/reports/default-template.docx
+++ b/src/features/reports/default-template.docx
@@ -1,6 +1,6 @@
 
 <file path=word/document.xml><?xml version="1.0" encoding="utf-8"?>
-<w:document xmlns:w="http://schemas.openxmlformats.org/wordprocessingml/2006/main" xmlns:r="http://schemas.openxmlformats.org/officeDocument/2006/relationships">
+<w:document xmlns:w="http://schemas.openxmlformats.org/wordprocessingml/2006/main" xmlns:r="http://schemas.openxmlformats.org/officeDocument/2006/relationships" xmlns:wp="http://schemas.openxmlformats.org/drawingml/2006/wordprocessingDrawing" xmlns:a="http://schemas.openxmlformats.org/drawingml/2006/main" xmlns:pic="http://schemas.openxmlformats.org/drawingml/2006/picture" xmlns:a14="http://schemas.microsoft.com/office/drawing/2010/main">
   <w:body>
     <w:p>
       <w:pPr>

--- a/src/features/reports/default-template.docx
+++ b/src/features/reports/default-template.docx
@@ -2400,6 +2400,1347 @@
     <w:p>
       <w:r>
         <w:t xml:space="preserve">{/isBSI}</w:t>
+      </w:r>
+    </w:p>
+    <w:p>
+      <w:r>
+        <w:t xml:space="preserve">{#isCGB}</w:t>
+      </w:r>
+    </w:p>
+    <w:p>
+      <w:r>
+        <w:rPr>
+          <w:b/>
+          <w:sz w:val="26"/>
+          <w:szCs w:val="26"/>
+        </w:rPr>
+        <w:t xml:space="preserve">CGB Results</w:t>
+      </w:r>
+    </w:p>
+    <w:tbl>
+      <w:tblPr>
+        <w:tblW w:w="9638" w:type="dxa"/>
+        <w:tblBorders>
+          <w:top w:val="single" w:sz="4" w:space="0" w:color="808080"/>
+          <w:left w:val="single" w:sz="4" w:space="0" w:color="808080"/>
+          <w:bottom w:val="single" w:sz="4" w:space="0" w:color="808080"/>
+          <w:right w:val="single" w:sz="4" w:space="0" w:color="808080"/>
+          <w:insideH w:val="single" w:sz="4" w:space="0" w:color="808080"/>
+          <w:insideV w:val="single" w:sz="4" w:space="0" w:color="808080"/>
+        </w:tblBorders>
+        <w:tblLayout w:type="fixed"/>
+      </w:tblPr>
+      <w:tblGrid>
+        <w:gridCol w:w="1606"/>
+        <w:gridCol w:w="1606"/>
+        <w:gridCol w:w="1606"/>
+        <w:gridCol w:w="1606"/>
+        <w:gridCol w:w="1606"/>
+        <w:gridCol w:w="1606"/>
+      </w:tblGrid>
+      <w:tr>
+        <w:trPr>
+          <w:tblHeader/>
+        </w:trPr>
+        <w:tc>
+          <w:tcPr>
+            <w:tcW w:w="1606" w:type="dxa"/>
+          </w:tcPr>
+          <w:p>
+            <w:r>
+              <w:rPr>
+                <w:b/>
+              </w:rPr>
+              <w:t xml:space="preserve">Movement</w:t>
+            </w:r>
+          </w:p>
+        </w:tc>
+        <w:tc>
+          <w:tcPr>
+            <w:tcW w:w="1606" w:type="dxa"/>
+          </w:tcPr>
+          <w:p>
+            <w:r>
+              <w:rPr>
+                <w:b/>
+              </w:rPr>
+              <w:t xml:space="preserve">Movement Remark</w:t>
+            </w:r>
+          </w:p>
+        </w:tc>
+        <w:tc>
+          <w:tcPr>
+            <w:tcW w:w="1606" w:type="dxa"/>
+          </w:tcPr>
+          <w:p>
+            <w:r>
+              <w:rPr>
+                <w:b/>
+              </w:rPr>
+              <w:t xml:space="preserve">Debris</w:t>
+            </w:r>
+          </w:p>
+        </w:tc>
+        <w:tc>
+          <w:tcPr>
+            <w:tcW w:w="1606" w:type="dxa"/>
+          </w:tcPr>
+          <w:p>
+            <w:r>
+              <w:rPr>
+                <w:b/>
+              </w:rPr>
+              <w:t xml:space="preserve">Debris Type</w:t>
+            </w:r>
+          </w:p>
+        </w:tc>
+        <w:tc>
+          <w:tcPr>
+            <w:tcW w:w="1606" w:type="dxa"/>
+          </w:tcPr>
+          <w:p>
+            <w:r>
+              <w:rPr>
+                <w:b/>
+              </w:rPr>
+              <w:t xml:space="preserve">Remarks</w:t>
+            </w:r>
+          </w:p>
+        </w:tc>
+        <w:tc>
+          <w:tcPr>
+            <w:tcW w:w="1606" w:type="dxa"/>
+          </w:tcPr>
+          <w:p>
+            <w:r>
+              <w:rPr>
+                <w:b/>
+              </w:rPr>
+              <w:t xml:space="preserve">Recorded</w:t>
+            </w:r>
+          </w:p>
+        </w:tc>
+      </w:tr>
+      <w:tr>
+        <w:tc>
+          <w:tcPr>
+            <w:tcW w:w="1606" w:type="dxa"/>
+          </w:tcPr>
+          <w:p>
+            <w:r>
+              <w:t xml:space="preserve">{#rows}{movement}</w:t>
+            </w:r>
+          </w:p>
+        </w:tc>
+        <w:tc>
+          <w:tcPr>
+            <w:tcW w:w="1606" w:type="dxa"/>
+          </w:tcPr>
+          <w:p>
+            <w:r>
+              <w:t xml:space="preserve">{movement_remark}</w:t>
+            </w:r>
+          </w:p>
+        </w:tc>
+        <w:tc>
+          <w:tcPr>
+            <w:tcW w:w="1606" w:type="dxa"/>
+          </w:tcPr>
+          <w:p>
+            <w:r>
+              <w:t xml:space="preserve">{debris}</w:t>
+            </w:r>
+          </w:p>
+        </w:tc>
+        <w:tc>
+          <w:tcPr>
+            <w:tcW w:w="1606" w:type="dxa"/>
+          </w:tcPr>
+          <w:p>
+            <w:r>
+              <w:t xml:space="preserve">{debris_type}</w:t>
+            </w:r>
+          </w:p>
+        </w:tc>
+        <w:tc>
+          <w:tcPr>
+            <w:tcW w:w="1606" w:type="dxa"/>
+          </w:tcPr>
+          <w:p>
+            <w:r>
+              <w:t xml:space="preserve">{remarks}</w:t>
+            </w:r>
+          </w:p>
+        </w:tc>
+        <w:tc>
+          <w:tcPr>
+            <w:tcW w:w="1606" w:type="dxa"/>
+          </w:tcPr>
+          <w:p>
+            <w:r>
+              <w:t xml:space="preserve">{recorded}{/rows}</w:t>
+            </w:r>
+          </w:p>
+        </w:tc>
+      </w:tr>
+    </w:tbl>
+    <w:p>
+      <w:r>
+        <w:t xml:space="preserve">{/isCGB}</w:t>
+      </w:r>
+    </w:p>
+    <w:p>
+      <w:r>
+        <w:t xml:space="preserve">{#isRISER}</w:t>
+      </w:r>
+    </w:p>
+    <w:p>
+      <w:r>
+        <w:rPr>
+          <w:b/>
+          <w:sz w:val="26"/>
+          <w:szCs w:val="26"/>
+        </w:rPr>
+        <w:t xml:space="preserve">RISER Results</w:t>
+      </w:r>
+    </w:p>
+    <w:tbl>
+      <w:tblPr>
+        <w:tblW w:w="9638" w:type="dxa"/>
+        <w:tblBorders>
+          <w:top w:val="single" w:sz="4" w:space="0" w:color="808080"/>
+          <w:left w:val="single" w:sz="4" w:space="0" w:color="808080"/>
+          <w:bottom w:val="single" w:sz="4" w:space="0" w:color="808080"/>
+          <w:right w:val="single" w:sz="4" w:space="0" w:color="808080"/>
+          <w:insideH w:val="single" w:sz="4" w:space="0" w:color="808080"/>
+          <w:insideV w:val="single" w:sz="4" w:space="0" w:color="808080"/>
+        </w:tblBorders>
+        <w:tblLayout w:type="fixed"/>
+      </w:tblPr>
+      <w:tblGrid>
+        <w:gridCol w:w="1927"/>
+        <w:gridCol w:w="1927"/>
+        <w:gridCol w:w="1927"/>
+        <w:gridCol w:w="1927"/>
+        <w:gridCol w:w="1927"/>
+      </w:tblGrid>
+      <w:tr>
+        <w:trPr>
+          <w:tblHeader/>
+        </w:trPr>
+        <w:tc>
+          <w:tcPr>
+            <w:tcW w:w="1927" w:type="dxa"/>
+          </w:tcPr>
+          <w:p>
+            <w:r>
+              <w:rPr>
+                <w:b/>
+              </w:rPr>
+              <w:t xml:space="preserve">Touchdown Distance</w:t>
+            </w:r>
+          </w:p>
+        </w:tc>
+        <w:tc>
+          <w:tcPr>
+            <w:tcW w:w="1927" w:type="dxa"/>
+          </w:tcPr>
+          <w:p>
+            <w:r>
+              <w:rPr>
+                <w:b/>
+              </w:rPr>
+              <w:t xml:space="preserve">Bend to Mudbrace</w:t>
+            </w:r>
+          </w:p>
+        </w:tc>
+        <w:tc>
+          <w:tcPr>
+            <w:tcW w:w="1927" w:type="dxa"/>
+          </w:tcPr>
+          <w:p>
+            <w:r>
+              <w:rPr>
+                <w:b/>
+              </w:rPr>
+              <w:t xml:space="preserve">Bend Height</w:t>
+            </w:r>
+          </w:p>
+        </w:tc>
+        <w:tc>
+          <w:tcPr>
+            <w:tcW w:w="1927" w:type="dxa"/>
+          </w:tcPr>
+          <w:p>
+            <w:r>
+              <w:rPr>
+                <w:b/>
+              </w:rPr>
+              <w:t xml:space="preserve">Coating Status</w:t>
+            </w:r>
+          </w:p>
+        </w:tc>
+        <w:tc>
+          <w:tcPr>
+            <w:tcW w:w="1927" w:type="dxa"/>
+          </w:tcPr>
+          <w:p>
+            <w:r>
+              <w:rPr>
+                <w:b/>
+              </w:rPr>
+              <w:t xml:space="preserve">Coating Condition</w:t>
+            </w:r>
+          </w:p>
+        </w:tc>
+      </w:tr>
+      <w:tr>
+        <w:tc>
+          <w:tcPr>
+            <w:tcW w:w="1927" w:type="dxa"/>
+          </w:tcPr>
+          <w:p>
+            <w:r>
+              <w:t xml:space="preserve">{#rows}{touchdown_distance}</w:t>
+            </w:r>
+          </w:p>
+        </w:tc>
+        <w:tc>
+          <w:tcPr>
+            <w:tcW w:w="1927" w:type="dxa"/>
+          </w:tcPr>
+          <w:p>
+            <w:r>
+              <w:t xml:space="preserve">{mudbrace_distance}</w:t>
+            </w:r>
+          </w:p>
+        </w:tc>
+        <w:tc>
+          <w:tcPr>
+            <w:tcW w:w="1927" w:type="dxa"/>
+          </w:tcPr>
+          <w:p>
+            <w:r>
+              <w:t xml:space="preserve">{bend_height}</w:t>
+            </w:r>
+          </w:p>
+        </w:tc>
+        <w:tc>
+          <w:tcPr>
+            <w:tcW w:w="1927" w:type="dxa"/>
+          </w:tcPr>
+          <w:p>
+            <w:r>
+              <w:t xml:space="preserve">{coating_status}</w:t>
+            </w:r>
+          </w:p>
+        </w:tc>
+        <w:tc>
+          <w:tcPr>
+            <w:tcW w:w="1927" w:type="dxa"/>
+          </w:tcPr>
+          <w:p>
+            <w:r>
+              <w:t xml:space="preserve">{coating_condition}{/rows}</w:t>
+            </w:r>
+          </w:p>
+        </w:tc>
+      </w:tr>
+    </w:tbl>
+    <w:tbl>
+      <w:tblPr>
+        <w:tblW w:w="9638" w:type="dxa"/>
+        <w:tblBorders>
+          <w:top w:val="single" w:sz="4" w:space="0" w:color="808080"/>
+          <w:left w:val="single" w:sz="4" w:space="0" w:color="808080"/>
+          <w:bottom w:val="single" w:sz="4" w:space="0" w:color="808080"/>
+          <w:right w:val="single" w:sz="4" w:space="0" w:color="808080"/>
+          <w:insideH w:val="single" w:sz="4" w:space="0" w:color="808080"/>
+          <w:insideV w:val="single" w:sz="4" w:space="0" w:color="808080"/>
+        </w:tblBorders>
+        <w:tblLayout w:type="fixed"/>
+      </w:tblPr>
+      <w:tblGrid>
+        <w:gridCol w:w="1204"/>
+        <w:gridCol w:w="1204"/>
+        <w:gridCol w:w="1204"/>
+        <w:gridCol w:w="1204"/>
+        <w:gridCol w:w="1204"/>
+        <w:gridCol w:w="1204"/>
+        <w:gridCol w:w="1204"/>
+        <w:gridCol w:w="1204"/>
+      </w:tblGrid>
+      <w:tr>
+        <w:trPr>
+          <w:tblHeader/>
+        </w:trPr>
+        <w:tc>
+          <w:tcPr>
+            <w:tcW w:w="1204" w:type="dxa"/>
+          </w:tcPr>
+          <w:p>
+            <w:r>
+              <w:rPr>
+                <w:b/>
+              </w:rPr>
+              <w:t xml:space="preserve">Knee Brace</w:t>
+            </w:r>
+          </w:p>
+        </w:tc>
+        <w:tc>
+          <w:tcPr>
+            <w:tcW w:w="1204" w:type="dxa"/>
+          </w:tcPr>
+          <w:p>
+            <w:r>
+              <w:rPr>
+                <w:b/>
+              </w:rPr>
+              <w:t xml:space="preserve">Debris</w:t>
+            </w:r>
+          </w:p>
+        </w:tc>
+        <w:tc>
+          <w:tcPr>
+            <w:tcW w:w="1204" w:type="dxa"/>
+          </w:tcPr>
+          <w:p>
+            <w:r>
+              <w:rPr>
+                <w:b/>
+              </w:rPr>
+              <w:t xml:space="preserve">Debris Type</w:t>
+            </w:r>
+          </w:p>
+        </w:tc>
+        <w:tc>
+          <w:tcPr>
+            <w:tcW w:w="1204" w:type="dxa"/>
+          </w:tcPr>
+          <w:p>
+            <w:r>
+              <w:rPr>
+                <w:b/>
+              </w:rPr>
+              <w:t xml:space="preserve">Anomaly</w:t>
+            </w:r>
+          </w:p>
+        </w:tc>
+        <w:tc>
+          <w:tcPr>
+            <w:tcW w:w="1204" w:type="dxa"/>
+          </w:tcPr>
+          <w:p>
+            <w:r>
+              <w:rPr>
+                <w:b/>
+              </w:rPr>
+              <w:t xml:space="preserve">Recommendation</w:t>
+            </w:r>
+          </w:p>
+        </w:tc>
+        <w:tc>
+          <w:tcPr>
+            <w:tcW w:w="1204" w:type="dxa"/>
+          </w:tcPr>
+          <w:p>
+            <w:r>
+              <w:rPr>
+                <w:b/>
+              </w:rPr>
+              <w:t xml:space="preserve">Restricted Access</w:t>
+            </w:r>
+          </w:p>
+        </w:tc>
+        <w:tc>
+          <w:tcPr>
+            <w:tcW w:w="1204" w:type="dxa"/>
+          </w:tcPr>
+          <w:p>
+            <w:r>
+              <w:rPr>
+                <w:b/>
+              </w:rPr>
+              <w:t xml:space="preserve">Remarks</w:t>
+            </w:r>
+          </w:p>
+        </w:tc>
+        <w:tc>
+          <w:tcPr>
+            <w:tcW w:w="1204" w:type="dxa"/>
+          </w:tcPr>
+          <w:p>
+            <w:r>
+              <w:rPr>
+                <w:b/>
+              </w:rPr>
+              <w:t xml:space="preserve">Recorded</w:t>
+            </w:r>
+          </w:p>
+        </w:tc>
+      </w:tr>
+      <w:tr>
+        <w:tc>
+          <w:tcPr>
+            <w:tcW w:w="1204" w:type="dxa"/>
+          </w:tcPr>
+          <w:p>
+            <w:r>
+              <w:t xml:space="preserve">{#rows}{knee_brace}</w:t>
+            </w:r>
+          </w:p>
+        </w:tc>
+        <w:tc>
+          <w:tcPr>
+            <w:tcW w:w="1204" w:type="dxa"/>
+          </w:tcPr>
+          <w:p>
+            <w:r>
+              <w:t xml:space="preserve">{debris}</w:t>
+            </w:r>
+          </w:p>
+        </w:tc>
+        <w:tc>
+          <w:tcPr>
+            <w:tcW w:w="1204" w:type="dxa"/>
+          </w:tcPr>
+          <w:p>
+            <w:r>
+              <w:t xml:space="preserve">{debris_type}</w:t>
+            </w:r>
+          </w:p>
+        </w:tc>
+        <w:tc>
+          <w:tcPr>
+            <w:tcW w:w="1204" w:type="dxa"/>
+          </w:tcPr>
+          <w:p>
+            <w:r>
+              <w:t xml:space="preserve">{anomaly}</w:t>
+            </w:r>
+          </w:p>
+        </w:tc>
+        <w:tc>
+          <w:tcPr>
+            <w:tcW w:w="1204" w:type="dxa"/>
+          </w:tcPr>
+          <w:p>
+            <w:r>
+              <w:t xml:space="preserve">{recommendation}</w:t>
+            </w:r>
+          </w:p>
+        </w:tc>
+        <w:tc>
+          <w:tcPr>
+            <w:tcW w:w="1204" w:type="dxa"/>
+          </w:tcPr>
+          <w:p>
+            <w:r>
+              <w:t xml:space="preserve">{restricted_access}</w:t>
+            </w:r>
+          </w:p>
+        </w:tc>
+        <w:tc>
+          <w:tcPr>
+            <w:tcW w:w="1204" w:type="dxa"/>
+          </w:tcPr>
+          <w:p>
+            <w:r>
+              <w:t xml:space="preserve">{remarks}</w:t>
+            </w:r>
+          </w:p>
+        </w:tc>
+        <w:tc>
+          <w:tcPr>
+            <w:tcW w:w="1204" w:type="dxa"/>
+          </w:tcPr>
+          <w:p>
+            <w:r>
+              <w:t xml:space="preserve">{recorded}{/rows}</w:t>
+            </w:r>
+          </w:p>
+        </w:tc>
+      </w:tr>
+    </w:tbl>
+    <w:p>
+      <w:r>
+        <w:t xml:space="preserve">{/isRISER}</w:t>
+      </w:r>
+    </w:p>
+    <w:p>
+      <w:r>
+        <w:t xml:space="preserve">{#isCAISSON}</w:t>
+      </w:r>
+    </w:p>
+    <w:p>
+      <w:r>
+        <w:rPr>
+          <w:b/>
+          <w:sz w:val="26"/>
+          <w:szCs w:val="26"/>
+        </w:rPr>
+        <w:t xml:space="preserve">CAISSON Results</w:t>
+      </w:r>
+    </w:p>
+    <w:tbl>
+      <w:tblPr>
+        <w:tblW w:w="9638" w:type="dxa"/>
+        <w:tblBorders>
+          <w:top w:val="single" w:sz="4" w:space="0" w:color="808080"/>
+          <w:left w:val="single" w:sz="4" w:space="0" w:color="808080"/>
+          <w:bottom w:val="single" w:sz="4" w:space="0" w:color="808080"/>
+          <w:right w:val="single" w:sz="4" w:space="0" w:color="808080"/>
+          <w:insideH w:val="single" w:sz="4" w:space="0" w:color="808080"/>
+          <w:insideV w:val="single" w:sz="4" w:space="0" w:color="808080"/>
+        </w:tblBorders>
+        <w:tblLayout w:type="fixed"/>
+      </w:tblPr>
+      <w:tblGrid>
+        <w:gridCol w:w="1376"/>
+        <w:gridCol w:w="1376"/>
+        <w:gridCol w:w="1376"/>
+        <w:gridCol w:w="1376"/>
+        <w:gridCol w:w="1376"/>
+        <w:gridCol w:w="1376"/>
+        <w:gridCol w:w="1376"/>
+      </w:tblGrid>
+      <w:tr>
+        <w:trPr>
+          <w:tblHeader/>
+        </w:trPr>
+        <w:tc>
+          <w:tcPr>
+            <w:tcW w:w="1376" w:type="dxa"/>
+          </w:tcPr>
+          <w:p>
+            <w:r>
+              <w:rPr>
+                <w:b/>
+              </w:rPr>
+              <w:t xml:space="preserve">Visual Damage</w:t>
+            </w:r>
+          </w:p>
+        </w:tc>
+        <w:tc>
+          <w:tcPr>
+            <w:tcW w:w="1376" w:type="dxa"/>
+          </w:tcPr>
+          <w:p>
+            <w:r>
+              <w:rPr>
+                <w:b/>
+              </w:rPr>
+              <w:t xml:space="preserve">Visual Note</w:t>
+            </w:r>
+          </w:p>
+        </w:tc>
+        <w:tc>
+          <w:tcPr>
+            <w:tcW w:w="1376" w:type="dxa"/>
+          </w:tcPr>
+          <w:p>
+            <w:r>
+              <w:rPr>
+                <w:b/>
+              </w:rPr>
+              <w:t xml:space="preserve">Debris Present</w:t>
+            </w:r>
+          </w:p>
+        </w:tc>
+        <w:tc>
+          <w:tcPr>
+            <w:tcW w:w="1376" w:type="dxa"/>
+          </w:tcPr>
+          <w:p>
+            <w:r>
+              <w:rPr>
+                <w:b/>
+              </w:rPr>
+              <w:t xml:space="preserve">Debris Note</w:t>
+            </w:r>
+          </w:p>
+        </w:tc>
+        <w:tc>
+          <w:tcPr>
+            <w:tcW w:w="1376" w:type="dxa"/>
+          </w:tcPr>
+          <w:p>
+            <w:r>
+              <w:rPr>
+                <w:b/>
+              </w:rPr>
+              <w:t xml:space="preserve">Grating Present</w:t>
+            </w:r>
+          </w:p>
+        </w:tc>
+        <w:tc>
+          <w:tcPr>
+            <w:tcW w:w="1376" w:type="dxa"/>
+          </w:tcPr>
+          <w:p>
+            <w:r>
+              <w:rPr>
+                <w:b/>
+              </w:rPr>
+              <w:t xml:space="preserve">Blockage</w:t>
+            </w:r>
+          </w:p>
+        </w:tc>
+        <w:tc>
+          <w:tcPr>
+            <w:tcW w:w="1376" w:type="dxa"/>
+          </w:tcPr>
+          <w:p>
+            <w:r>
+              <w:rPr>
+                <w:b/>
+              </w:rPr>
+              <w:t xml:space="preserve">Grating Note</w:t>
+            </w:r>
+          </w:p>
+        </w:tc>
+      </w:tr>
+      <w:tr>
+        <w:tc>
+          <w:tcPr>
+            <w:tcW w:w="1376" w:type="dxa"/>
+          </w:tcPr>
+          <w:p>
+            <w:r>
+              <w:t xml:space="preserve">{#rows}{visual_damage}</w:t>
+            </w:r>
+          </w:p>
+        </w:tc>
+        <w:tc>
+          <w:tcPr>
+            <w:tcW w:w="1376" w:type="dxa"/>
+          </w:tcPr>
+          <w:p>
+            <w:r>
+              <w:t xml:space="preserve">{visual_damage_note}</w:t>
+            </w:r>
+          </w:p>
+        </w:tc>
+        <w:tc>
+          <w:tcPr>
+            <w:tcW w:w="1376" w:type="dxa"/>
+          </w:tcPr>
+          <w:p>
+            <w:r>
+              <w:t xml:space="preserve">{debris_present}</w:t>
+            </w:r>
+          </w:p>
+        </w:tc>
+        <w:tc>
+          <w:tcPr>
+            <w:tcW w:w="1376" w:type="dxa"/>
+          </w:tcPr>
+          <w:p>
+            <w:r>
+              <w:t xml:space="preserve">{debris_note}</w:t>
+            </w:r>
+          </w:p>
+        </w:tc>
+        <w:tc>
+          <w:tcPr>
+            <w:tcW w:w="1376" w:type="dxa"/>
+          </w:tcPr>
+          <w:p>
+            <w:r>
+              <w:t xml:space="preserve">{grating_present}</w:t>
+            </w:r>
+          </w:p>
+        </w:tc>
+        <w:tc>
+          <w:tcPr>
+            <w:tcW w:w="1376" w:type="dxa"/>
+          </w:tcPr>
+          <w:p>
+            <w:r>
+              <w:t xml:space="preserve">{grating_blockage}</w:t>
+            </w:r>
+          </w:p>
+        </w:tc>
+        <w:tc>
+          <w:tcPr>
+            <w:tcW w:w="1376" w:type="dxa"/>
+          </w:tcPr>
+          <w:p>
+            <w:r>
+              <w:t xml:space="preserve">{grating_note}{/rows}</w:t>
+            </w:r>
+          </w:p>
+        </w:tc>
+      </w:tr>
+    </w:tbl>
+    <w:tbl>
+      <w:tblPr>
+        <w:tblW w:w="9638" w:type="dxa"/>
+        <w:tblBorders>
+          <w:top w:val="single" w:sz="4" w:space="0" w:color="808080"/>
+          <w:left w:val="single" w:sz="4" w:space="0" w:color="808080"/>
+          <w:bottom w:val="single" w:sz="4" w:space="0" w:color="808080"/>
+          <w:right w:val="single" w:sz="4" w:space="0" w:color="808080"/>
+          <w:insideH w:val="single" w:sz="4" w:space="0" w:color="808080"/>
+          <w:insideV w:val="single" w:sz="4" w:space="0" w:color="808080"/>
+        </w:tblBorders>
+        <w:tblLayout w:type="fixed"/>
+      </w:tblPr>
+      <w:tblGrid>
+        <w:gridCol w:w="1927"/>
+        <w:gridCol w:w="1927"/>
+        <w:gridCol w:w="1927"/>
+        <w:gridCol w:w="1927"/>
+        <w:gridCol w:w="1927"/>
+      </w:tblGrid>
+      <w:tr>
+        <w:trPr>
+          <w:tblHeader/>
+        </w:trPr>
+        <w:tc>
+          <w:tcPr>
+            <w:tcW w:w="1927" w:type="dxa"/>
+          </w:tcPr>
+          <w:p>
+            <w:r>
+              <w:rPr>
+                <w:b/>
+              </w:rPr>
+              <w:t xml:space="preserve">Associated Pipes</w:t>
+            </w:r>
+          </w:p>
+        </w:tc>
+        <w:tc>
+          <w:tcPr>
+            <w:tcW w:w="1927" w:type="dxa"/>
+          </w:tcPr>
+          <w:p>
+            <w:r>
+              <w:rPr>
+                <w:b/>
+              </w:rPr>
+              <w:t xml:space="preserve">Pipes Note</w:t>
+            </w:r>
+          </w:p>
+        </w:tc>
+        <w:tc>
+          <w:tcPr>
+            <w:tcW w:w="1927" w:type="dxa"/>
+          </w:tcPr>
+          <w:p>
+            <w:r>
+              <w:rPr>
+                <w:b/>
+              </w:rPr>
+              <w:t xml:space="preserve">CP Readings</w:t>
+            </w:r>
+          </w:p>
+        </w:tc>
+        <w:tc>
+          <w:tcPr>
+            <w:tcW w:w="1927" w:type="dxa"/>
+          </w:tcPr>
+          <w:p>
+            <w:r>
+              <w:rPr>
+                <w:b/>
+              </w:rPr>
+              <w:t xml:space="preserve">Remarks</w:t>
+            </w:r>
+          </w:p>
+        </w:tc>
+        <w:tc>
+          <w:tcPr>
+            <w:tcW w:w="1927" w:type="dxa"/>
+          </w:tcPr>
+          <w:p>
+            <w:r>
+              <w:rPr>
+                <w:b/>
+              </w:rPr>
+              <w:t xml:space="preserve">Recorded</w:t>
+            </w:r>
+          </w:p>
+        </w:tc>
+      </w:tr>
+      <w:tr>
+        <w:tc>
+          <w:tcPr>
+            <w:tcW w:w="1927" w:type="dxa"/>
+          </w:tcPr>
+          <w:p>
+            <w:r>
+              <w:t xml:space="preserve">{#rows}{associated_pipes}</w:t>
+            </w:r>
+          </w:p>
+        </w:tc>
+        <w:tc>
+          <w:tcPr>
+            <w:tcW w:w="1927" w:type="dxa"/>
+          </w:tcPr>
+          <w:p>
+            <w:r>
+              <w:t xml:space="preserve">{associated_pipes_note}</w:t>
+            </w:r>
+          </w:p>
+        </w:tc>
+        <w:tc>
+          <w:tcPr>
+            <w:tcW w:w="1927" w:type="dxa"/>
+          </w:tcPr>
+          <w:p>
+            <w:r>
+              <w:t xml:space="preserve">{cp_readings}</w:t>
+            </w:r>
+          </w:p>
+        </w:tc>
+        <w:tc>
+          <w:tcPr>
+            <w:tcW w:w="1927" w:type="dxa"/>
+          </w:tcPr>
+          <w:p>
+            <w:r>
+              <w:t xml:space="preserve">{remarks}</w:t>
+            </w:r>
+          </w:p>
+        </w:tc>
+        <w:tc>
+          <w:tcPr>
+            <w:tcW w:w="1927" w:type="dxa"/>
+          </w:tcPr>
+          <w:p>
+            <w:r>
+              <w:t xml:space="preserve">{recorded}{/rows}</w:t>
+            </w:r>
+          </w:p>
+        </w:tc>
+      </w:tr>
+    </w:tbl>
+    <w:p>
+      <w:r>
+        <w:t xml:space="preserve">{/isCAISSON}</w:t>
+      </w:r>
+    </w:p>
+    <w:p>
+      <w:r>
+        <w:t xml:space="preserve">{#isSEABED}</w:t>
+      </w:r>
+    </w:p>
+    <w:p>
+      <w:r>
+        <w:rPr>
+          <w:b/>
+          <w:sz w:val="26"/>
+          <w:szCs w:val="26"/>
+        </w:rPr>
+        <w:t xml:space="preserve">SEABED Results</w:t>
+      </w:r>
+    </w:p>
+    <w:tbl>
+      <w:tblPr>
+        <w:tblW w:w="9638" w:type="dxa"/>
+        <w:tblBorders>
+          <w:top w:val="single" w:sz="4" w:space="0" w:color="808080"/>
+          <w:left w:val="single" w:sz="4" w:space="0" w:color="808080"/>
+          <w:bottom w:val="single" w:sz="4" w:space="0" w:color="808080"/>
+          <w:right w:val="single" w:sz="4" w:space="0" w:color="808080"/>
+          <w:insideH w:val="single" w:sz="4" w:space="0" w:color="808080"/>
+          <w:insideV w:val="single" w:sz="4" w:space="0" w:color="808080"/>
+        </w:tblBorders>
+        <w:tblLayout w:type="fixed"/>
+      </w:tblPr>
+      <w:tblGrid>
+        <w:gridCol w:w="1606"/>
+        <w:gridCol w:w="1606"/>
+        <w:gridCol w:w="1606"/>
+        <w:gridCol w:w="1606"/>
+        <w:gridCol w:w="1606"/>
+        <w:gridCol w:w="1606"/>
+      </w:tblGrid>
+      <w:tr>
+        <w:trPr>
+          <w:tblHeader/>
+        </w:trPr>
+        <w:tc>
+          <w:tcPr>
+            <w:tcW w:w="1606" w:type="dxa"/>
+          </w:tcPr>
+          <w:p>
+            <w:r>
+              <w:rPr>
+                <w:b/>
+              </w:rPr>
+              <w:t xml:space="preserve">Range (m)</w:t>
+            </w:r>
+          </w:p>
+        </w:tc>
+        <w:tc>
+          <w:tcPr>
+            <w:tcW w:w="1606" w:type="dxa"/>
+          </w:tcPr>
+          <w:p>
+            <w:r>
+              <w:rPr>
+                <w:b/>
+              </w:rPr>
+              <w:t xml:space="preserve">Fixes</w:t>
+            </w:r>
+          </w:p>
+        </w:tc>
+        <w:tc>
+          <w:tcPr>
+            <w:tcW w:w="1606" w:type="dxa"/>
+          </w:tcPr>
+          <w:p>
+            <w:r>
+              <w:rPr>
+                <w:b/>
+              </w:rPr>
+              <w:t xml:space="preserve">Debris</w:t>
+            </w:r>
+          </w:p>
+        </w:tc>
+        <w:tc>
+          <w:tcPr>
+            <w:tcW w:w="1606" w:type="dxa"/>
+          </w:tcPr>
+          <w:p>
+            <w:r>
+              <w:rPr>
+                <w:b/>
+              </w:rPr>
+              <w:t xml:space="preserve">Debris Type</w:t>
+            </w:r>
+          </w:p>
+        </w:tc>
+        <w:tc>
+          <w:tcPr>
+            <w:tcW w:w="1606" w:type="dxa"/>
+          </w:tcPr>
+          <w:p>
+            <w:r>
+              <w:rPr>
+                <w:b/>
+              </w:rPr>
+              <w:t xml:space="preserve">Remarks</w:t>
+            </w:r>
+          </w:p>
+        </w:tc>
+        <w:tc>
+          <w:tcPr>
+            <w:tcW w:w="1606" w:type="dxa"/>
+          </w:tcPr>
+          <w:p>
+            <w:r>
+              <w:rPr>
+                <w:b/>
+              </w:rPr>
+              <w:t xml:space="preserve">Recorded</w:t>
+            </w:r>
+          </w:p>
+        </w:tc>
+      </w:tr>
+      <w:tr>
+        <w:tc>
+          <w:tcPr>
+            <w:tcW w:w="1606" w:type="dxa"/>
+          </w:tcPr>
+          <w:p>
+            <w:r>
+              <w:t xml:space="preserve">{#rows}{range_meters}</w:t>
+            </w:r>
+          </w:p>
+        </w:tc>
+        <w:tc>
+          <w:tcPr>
+            <w:tcW w:w="1606" w:type="dxa"/>
+          </w:tcPr>
+          <w:p>
+            <w:r>
+              <w:t xml:space="preserve">{fixes}</w:t>
+            </w:r>
+          </w:p>
+        </w:tc>
+        <w:tc>
+          <w:tcPr>
+            <w:tcW w:w="1606" w:type="dxa"/>
+          </w:tcPr>
+          <w:p>
+            <w:r>
+              <w:t xml:space="preserve">{debris}</w:t>
+            </w:r>
+          </w:p>
+        </w:tc>
+        <w:tc>
+          <w:tcPr>
+            <w:tcW w:w="1606" w:type="dxa"/>
+          </w:tcPr>
+          <w:p>
+            <w:r>
+              <w:t xml:space="preserve">{debris_type}</w:t>
+            </w:r>
+          </w:p>
+        </w:tc>
+        <w:tc>
+          <w:tcPr>
+            <w:tcW w:w="1606" w:type="dxa"/>
+          </w:tcPr>
+          <w:p>
+            <w:r>
+              <w:t xml:space="preserve">{remarks}</w:t>
+            </w:r>
+          </w:p>
+        </w:tc>
+        <w:tc>
+          <w:tcPr>
+            <w:tcW w:w="1606" w:type="dxa"/>
+          </w:tcPr>
+          <w:p>
+            <w:r>
+              <w:t xml:space="preserve">{recorded}{/rows}</w:t>
+            </w:r>
+          </w:p>
+        </w:tc>
+      </w:tr>
+    </w:tbl>
+    <w:p>
+      <w:r>
+        <w:t xml:space="preserve">{/isSEABED}</w:t>
+      </w:r>
+    </w:p>
+    <w:p>
+      <w:r>
+        <w:t xml:space="preserve">{#isPIPELINE}</w:t>
+      </w:r>
+    </w:p>
+    <w:p>
+      <w:r>
+        <w:rPr>
+          <w:b/>
+          <w:sz w:val="26"/>
+          <w:szCs w:val="26"/>
+        </w:rPr>
+        <w:t xml:space="preserve">PIPELINE Results</w:t>
+      </w:r>
+    </w:p>
+    <w:tbl>
+      <w:tblPr>
+        <w:tblW w:w="9638" w:type="dxa"/>
+        <w:tblBorders>
+          <w:top w:val="single" w:sz="4" w:space="0" w:color="808080"/>
+          <w:left w:val="single" w:sz="4" w:space="0" w:color="808080"/>
+          <w:bottom w:val="single" w:sz="4" w:space="0" w:color="808080"/>
+          <w:right w:val="single" w:sz="4" w:space="0" w:color="808080"/>
+          <w:insideH w:val="single" w:sz="4" w:space="0" w:color="808080"/>
+          <w:insideV w:val="single" w:sz="4" w:space="0" w:color="808080"/>
+        </w:tblBorders>
+        <w:tblLayout w:type="fixed"/>
+      </w:tblPr>
+      <w:tblGrid>
+        <w:gridCol w:w="1204"/>
+        <w:gridCol w:w="1204"/>
+        <w:gridCol w:w="1204"/>
+        <w:gridCol w:w="1204"/>
+        <w:gridCol w:w="1204"/>
+        <w:gridCol w:w="1204"/>
+        <w:gridCol w:w="1204"/>
+        <w:gridCol w:w="1204"/>
+      </w:tblGrid>
+      <w:tr>
+        <w:trPr>
+          <w:tblHeader/>
+        </w:trPr>
+        <w:tc>
+          <w:tcPr>
+            <w:tcW w:w="1204" w:type="dxa"/>
+          </w:tcPr>
+          <w:p>
+            <w:r>
+              <w:rPr>
+                <w:b/>
+              </w:rPr>
+              <w:t xml:space="preserve">Location</w:t>
+            </w:r>
+          </w:p>
+        </w:tc>
+        <w:tc>
+          <w:tcPr>
+            <w:tcW w:w="1204" w:type="dxa"/>
+          </w:tcPr>
+          <w:p>
+            <w:r>
+              <w:rPr>
+                <w:b/>
+              </w:rPr>
+              <w:t xml:space="preserve">Depth/El</w:t>
+            </w:r>
+          </w:p>
+        </w:tc>
+        <w:tc>
+          <w:tcPr>
+            <w:tcW w:w="1204" w:type="dxa"/>
+          </w:tcPr>
+          <w:p>
+            <w:r>
+              <w:rPr>
+                <w:b/>
+              </w:rPr>
+              <w:t xml:space="preserve">Orientation</w:t>
+            </w:r>
+          </w:p>
+        </w:tc>
+        <w:tc>
+          <w:tcPr>
+            <w:tcW w:w="1204" w:type="dxa"/>
+          </w:tcPr>
+          <w:p>
+            <w:r>
+              <w:rPr>
+                <w:b/>
+              </w:rPr>
+              <w:t xml:space="preserve">Category</w:t>
+            </w:r>
+          </w:p>
+        </w:tc>
+        <w:tc>
+          <w:tcPr>
+            <w:tcW w:w="1204" w:type="dxa"/>
+          </w:tcPr>
+          <w:p>
+            <w:r>
+              <w:rPr>
+                <w:b/>
+              </w:rPr>
+              <w:t xml:space="preserve">Damage Type</w:t>
+            </w:r>
+          </w:p>
+        </w:tc>
+        <w:tc>
+          <w:tcPr>
+            <w:tcW w:w="1204" w:type="dxa"/>
+          </w:tcPr>
+          <w:p>
+            <w:r>
+              <w:rPr>
+                <w:b/>
+              </w:rPr>
+              <w:t xml:space="preserve">Debris Type</w:t>
+            </w:r>
+          </w:p>
+        </w:tc>
+        <w:tc>
+          <w:tcPr>
+            <w:tcW w:w="1204" w:type="dxa"/>
+          </w:tcPr>
+          <w:p>
+            <w:r>
+              <w:rPr>
+                <w:b/>
+              </w:rPr>
+              <w:t xml:space="preserve">Remarks</w:t>
+            </w:r>
+          </w:p>
+        </w:tc>
+        <w:tc>
+          <w:tcPr>
+            <w:tcW w:w="1204" w:type="dxa"/>
+          </w:tcPr>
+          <w:p>
+            <w:r>
+              <w:rPr>
+                <w:b/>
+              </w:rPr>
+              <w:t xml:space="preserve">Recorded</w:t>
+            </w:r>
+          </w:p>
+        </w:tc>
+      </w:tr>
+      <w:tr>
+        <w:tc>
+          <w:tcPr>
+            <w:tcW w:w="1204" w:type="dxa"/>
+          </w:tcPr>
+          <w:p>
+            <w:r>
+              <w:t xml:space="preserve">{#rows}{location}</w:t>
+            </w:r>
+          </w:p>
+        </w:tc>
+        <w:tc>
+          <w:tcPr>
+            <w:tcW w:w="1204" w:type="dxa"/>
+          </w:tcPr>
+          <w:p>
+            <w:r>
+              <w:t xml:space="preserve">{depth_el}</w:t>
+            </w:r>
+          </w:p>
+        </w:tc>
+        <w:tc>
+          <w:tcPr>
+            <w:tcW w:w="1204" w:type="dxa"/>
+          </w:tcPr>
+          <w:p>
+            <w:r>
+              <w:t xml:space="preserve">{orientation}</w:t>
+            </w:r>
+          </w:p>
+        </w:tc>
+        <w:tc>
+          <w:tcPr>
+            <w:tcW w:w="1204" w:type="dxa"/>
+          </w:tcPr>
+          <w:p>
+            <w:r>
+              <w:t xml:space="preserve">{pipeline_category}</w:t>
+            </w:r>
+          </w:p>
+        </w:tc>
+        <w:tc>
+          <w:tcPr>
+            <w:tcW w:w="1204" w:type="dxa"/>
+          </w:tcPr>
+          <w:p>
+            <w:r>
+              <w:t xml:space="preserve">{pipeline_damage}</w:t>
+            </w:r>
+          </w:p>
+        </w:tc>
+        <w:tc>
+          <w:tcPr>
+            <w:tcW w:w="1204" w:type="dxa"/>
+          </w:tcPr>
+          <w:p>
+            <w:r>
+              <w:t xml:space="preserve">{pipeline_debris}</w:t>
+            </w:r>
+          </w:p>
+        </w:tc>
+        <w:tc>
+          <w:tcPr>
+            <w:tcW w:w="1204" w:type="dxa"/>
+          </w:tcPr>
+          <w:p>
+            <w:r>
+              <w:t xml:space="preserve">{remarks}</w:t>
+            </w:r>
+          </w:p>
+        </w:tc>
+        <w:tc>
+          <w:tcPr>
+            <w:tcW w:w="1204" w:type="dxa"/>
+          </w:tcPr>
+          <w:p>
+            <w:r>
+              <w:t xml:space="preserve">{recorded}{/rows}</w:t>
+            </w:r>
+          </w:p>
+        </w:tc>
+      </w:tr>
+    </w:tbl>
+    <w:p>
+      <w:r>
+        <w:t xml:space="preserve">{/isPIPELINE}</w:t>
       </w:r>
     </w:p>
     <w:p>

--- a/src/features/reports/default-template.docx
+++ b/src/features/reports/default-template.docx
@@ -200,9 +200,15 @@
         </w:tc>
       </w:tr>
     </w:tbl>
+    <w:p/>
     <w:p>
       <w:r>
         <w:t xml:space="preserve">{#sections}</w:t>
+      </w:r>
+    </w:p>
+    <w:p>
+      <w:r>
+        <w:t xml:space="preserve">{#has_image}</w:t>
       </w:r>
     </w:p>
     <w:p>
@@ -211,6 +217,11 @@
       </w:pPr>
       <w:r>
         <w:t xml:space="preserve">{%image}</w:t>
+      </w:r>
+    </w:p>
+    <w:p>
+      <w:r>
+        <w:t xml:space="preserve">{/has_image}</w:t>
       </w:r>
     </w:p>
     <w:p>
@@ -419,6 +430,7 @@
         </w:tc>
       </w:tr>
     </w:tbl>
+    <w:p/>
     <w:p>
       <w:r>
         <w:t xml:space="preserve">{/isGVI}</w:t>
@@ -606,6 +618,7 @@
         </w:tc>
       </w:tr>
     </w:tbl>
+    <w:p/>
     <w:p>
       <w:r>
         <w:t xml:space="preserve">{/isCVI}</w:t>
@@ -793,6 +806,7 @@
         </w:tc>
       </w:tr>
     </w:tbl>
+    <w:p/>
     <w:p>
       <w:r>
         <w:t xml:space="preserve">{/isDVI}</w:t>
@@ -1004,6 +1018,7 @@
         </w:tc>
       </w:tr>
     </w:tbl>
+    <w:p/>
     <w:p>
       <w:r>
         <w:t xml:space="preserve">{/isMGI}</w:t>
@@ -1287,6 +1302,7 @@
         </w:tc>
       </w:tr>
     </w:tbl>
+    <w:p/>
     <w:p>
       <w:r>
         <w:t xml:space="preserve">{/isCP}</w:t>
@@ -1498,6 +1514,7 @@
         </w:tc>
       </w:tr>
     </w:tbl>
+    <w:p/>
     <w:p>
       <w:r>
         <w:t xml:space="preserve">{/isFMD}</w:t>
@@ -1709,6 +1726,7 @@
         </w:tc>
       </w:tr>
     </w:tbl>
+    <w:p/>
     <w:p>
       <w:r>
         <w:t xml:space="preserve">{/isSCOUR}</w:t>
@@ -1944,6 +1962,7 @@
         </w:tc>
       </w:tr>
     </w:tbl>
+    <w:p/>
     <w:tbl>
       <w:tblPr>
         <w:tblW w:w="9638" w:type="dxa"/>
@@ -2087,6 +2106,7 @@
         </w:tc>
       </w:tr>
     </w:tbl>
+    <w:p/>
     <w:tbl>
       <w:tblPr>
         <w:tblW w:w="9638" w:type="dxa"/>
@@ -2230,6 +2250,7 @@
         </w:tc>
       </w:tr>
     </w:tbl>
+    <w:p/>
     <w:tbl>
       <w:tblPr>
         <w:tblW w:w="9638" w:type="dxa"/>
@@ -2397,6 +2418,7 @@
         </w:tc>
       </w:tr>
     </w:tbl>
+    <w:p/>
     <w:p>
       <w:r>
         <w:t xml:space="preserve">{/isBSI}</w:t>
@@ -2584,6 +2606,7 @@
         </w:tc>
       </w:tr>
     </w:tbl>
+    <w:p/>
     <w:p>
       <w:r>
         <w:t xml:space="preserve">{/isCGB}</w:t>
@@ -2747,6 +2770,7 @@
         </w:tc>
       </w:tr>
     </w:tbl>
+    <w:p/>
     <w:tbl>
       <w:tblPr>
         <w:tblW w:w="9638" w:type="dxa"/>
@@ -2962,6 +2986,7 @@
         </w:tc>
       </w:tr>
     </w:tbl>
+    <w:p/>
     <w:p>
       <w:r>
         <w:t xml:space="preserve">{/isRISER}</w:t>
@@ -3173,6 +3198,7 @@
         </w:tc>
       </w:tr>
     </w:tbl>
+    <w:p/>
     <w:tbl>
       <w:tblPr>
         <w:tblW w:w="9638" w:type="dxa"/>
@@ -3316,6 +3342,7 @@
         </w:tc>
       </w:tr>
     </w:tbl>
+    <w:p/>
     <w:p>
       <w:r>
         <w:t xml:space="preserve">{/isCAISSON}</w:t>
@@ -3503,6 +3530,7 @@
         </w:tc>
       </w:tr>
     </w:tbl>
+    <w:p/>
     <w:p>
       <w:r>
         <w:t xml:space="preserve">{/isSEABED}</w:t>
@@ -3738,6 +3766,7 @@
         </w:tc>
       </w:tr>
     </w:tbl>
+    <w:p/>
     <w:p>
       <w:r>
         <w:t xml:space="preserve">{/isPIPELINE}</w:t>

--- a/src/features/reports/default-template.docx
+++ b/src/features/reports/default-template.docx
@@ -200,7 +200,6 @@
         </w:tc>
       </w:tr>
     </w:tbl>
-    <w:p/>
     <w:p>
       <w:r>
         <w:t xml:space="preserve">{#sections}</w:t>
@@ -229,11 +228,19 @@
             <w:t xml:space="preserve">{/has_image}</w:t>
           </w:r>
         </w:p>
-        <w:p>
-          <w:r>
-            <w:t xml:space="preserve">{#isGVI}</w:t>
-          </w:r>
-        </w:p>
+        <w:p/>
+      </w:sdtContent>
+    </w:sdt>
+    <w:p>
+      <w:r>
+        <w:t xml:space="preserve">{#isGVI}</w:t>
+      </w:r>
+    </w:p>
+    <w:sdt>
+      <w:sdtPr>
+        <w:tag w:val="region"/>
+      </w:sdtPr>
+      <w:sdtContent>
         <w:p>
           <w:r>
             <w:rPr>
@@ -435,17 +442,24 @@
             </w:tc>
           </w:tr>
         </w:tbl>
-        <w:p/>
-        <w:p>
-          <w:r>
-            <w:t xml:space="preserve">{/isGVI}</w:t>
-          </w:r>
-        </w:p>
-        <w:p>
-          <w:r>
-            <w:t xml:space="preserve">{#isCVI}</w:t>
-          </w:r>
-        </w:p>
+      </w:sdtContent>
+    </w:sdt>
+    <w:p/>
+    <w:p>
+      <w:r>
+        <w:t xml:space="preserve">{/isGVI}</w:t>
+      </w:r>
+    </w:p>
+    <w:p>
+      <w:r>
+        <w:t xml:space="preserve">{#isCVI}</w:t>
+      </w:r>
+    </w:p>
+    <w:sdt>
+      <w:sdtPr>
+        <w:tag w:val="region"/>
+      </w:sdtPr>
+      <w:sdtContent>
         <w:p>
           <w:r>
             <w:rPr>
@@ -623,17 +637,24 @@
             </w:tc>
           </w:tr>
         </w:tbl>
-        <w:p/>
-        <w:p>
-          <w:r>
-            <w:t xml:space="preserve">{/isCVI}</w:t>
-          </w:r>
-        </w:p>
-        <w:p>
-          <w:r>
-            <w:t xml:space="preserve">{#isDVI}</w:t>
-          </w:r>
-        </w:p>
+      </w:sdtContent>
+    </w:sdt>
+    <w:p/>
+    <w:p>
+      <w:r>
+        <w:t xml:space="preserve">{/isCVI}</w:t>
+      </w:r>
+    </w:p>
+    <w:p>
+      <w:r>
+        <w:t xml:space="preserve">{#isDVI}</w:t>
+      </w:r>
+    </w:p>
+    <w:sdt>
+      <w:sdtPr>
+        <w:tag w:val="region"/>
+      </w:sdtPr>
+      <w:sdtContent>
         <w:p>
           <w:r>
             <w:rPr>
@@ -811,17 +832,24 @@
             </w:tc>
           </w:tr>
         </w:tbl>
-        <w:p/>
-        <w:p>
-          <w:r>
-            <w:t xml:space="preserve">{/isDVI}</w:t>
-          </w:r>
-        </w:p>
-        <w:p>
-          <w:r>
-            <w:t xml:space="preserve">{#isMGI}</w:t>
-          </w:r>
-        </w:p>
+      </w:sdtContent>
+    </w:sdt>
+    <w:p/>
+    <w:p>
+      <w:r>
+        <w:t xml:space="preserve">{/isDVI}</w:t>
+      </w:r>
+    </w:p>
+    <w:p>
+      <w:r>
+        <w:t xml:space="preserve">{#isMGI}</w:t>
+      </w:r>
+    </w:p>
+    <w:sdt>
+      <w:sdtPr>
+        <w:tag w:val="region"/>
+      </w:sdtPr>
+      <w:sdtContent>
         <w:p>
           <w:r>
             <w:rPr>
@@ -1023,17 +1051,24 @@
             </w:tc>
           </w:tr>
         </w:tbl>
-        <w:p/>
-        <w:p>
-          <w:r>
-            <w:t xml:space="preserve">{/isMGI}</w:t>
-          </w:r>
-        </w:p>
-        <w:p>
-          <w:r>
-            <w:t xml:space="preserve">{#isCP}</w:t>
-          </w:r>
-        </w:p>
+      </w:sdtContent>
+    </w:sdt>
+    <w:p/>
+    <w:p>
+      <w:r>
+        <w:t xml:space="preserve">{/isMGI}</w:t>
+      </w:r>
+    </w:p>
+    <w:p>
+      <w:r>
+        <w:t xml:space="preserve">{#isCP}</w:t>
+      </w:r>
+    </w:p>
+    <w:sdt>
+      <w:sdtPr>
+        <w:tag w:val="region"/>
+      </w:sdtPr>
+      <w:sdtContent>
         <w:p>
           <w:r>
             <w:rPr>
@@ -1307,17 +1342,24 @@
             </w:tc>
           </w:tr>
         </w:tbl>
-        <w:p/>
-        <w:p>
-          <w:r>
-            <w:t xml:space="preserve">{/isCP}</w:t>
-          </w:r>
-        </w:p>
-        <w:p>
-          <w:r>
-            <w:t xml:space="preserve">{#isFMD}</w:t>
-          </w:r>
-        </w:p>
+      </w:sdtContent>
+    </w:sdt>
+    <w:p/>
+    <w:p>
+      <w:r>
+        <w:t xml:space="preserve">{/isCP}</w:t>
+      </w:r>
+    </w:p>
+    <w:p>
+      <w:r>
+        <w:t xml:space="preserve">{#isFMD}</w:t>
+      </w:r>
+    </w:p>
+    <w:sdt>
+      <w:sdtPr>
+        <w:tag w:val="region"/>
+      </w:sdtPr>
+      <w:sdtContent>
         <w:p>
           <w:r>
             <w:rPr>
@@ -1519,17 +1561,24 @@
             </w:tc>
           </w:tr>
         </w:tbl>
-        <w:p/>
-        <w:p>
-          <w:r>
-            <w:t xml:space="preserve">{/isFMD}</w:t>
-          </w:r>
-        </w:p>
-        <w:p>
-          <w:r>
-            <w:t xml:space="preserve">{#isSCOUR}</w:t>
-          </w:r>
-        </w:p>
+      </w:sdtContent>
+    </w:sdt>
+    <w:p/>
+    <w:p>
+      <w:r>
+        <w:t xml:space="preserve">{/isFMD}</w:t>
+      </w:r>
+    </w:p>
+    <w:p>
+      <w:r>
+        <w:t xml:space="preserve">{#isSCOUR}</w:t>
+      </w:r>
+    </w:p>
+    <w:sdt>
+      <w:sdtPr>
+        <w:tag w:val="region"/>
+      </w:sdtPr>
+      <w:sdtContent>
         <w:p>
           <w:r>
             <w:rPr>
@@ -1731,17 +1780,24 @@
             </w:tc>
           </w:tr>
         </w:tbl>
-        <w:p/>
-        <w:p>
-          <w:r>
-            <w:t xml:space="preserve">{/isSCOUR}</w:t>
-          </w:r>
-        </w:p>
-        <w:p>
-          <w:r>
-            <w:t xml:space="preserve">{#isBSI}</w:t>
-          </w:r>
-        </w:p>
+      </w:sdtContent>
+    </w:sdt>
+    <w:p/>
+    <w:p>
+      <w:r>
+        <w:t xml:space="preserve">{/isSCOUR}</w:t>
+      </w:r>
+    </w:p>
+    <w:p>
+      <w:r>
+        <w:t xml:space="preserve">{#isBSI}</w:t>
+      </w:r>
+    </w:p>
+    <w:sdt>
+      <w:sdtPr>
+        <w:tag w:val="region"/>
+      </w:sdtPr>
+      <w:sdtContent>
         <w:p>
           <w:r>
             <w:rPr>
@@ -1967,7 +2023,14 @@
             </w:tc>
           </w:tr>
         </w:tbl>
-        <w:p/>
+      </w:sdtContent>
+    </w:sdt>
+    <w:p/>
+    <w:sdt>
+      <w:sdtPr>
+        <w:tag w:val="region"/>
+      </w:sdtPr>
+      <w:sdtContent>
         <w:tbl>
           <w:tblPr>
             <w:tblW w:w="9638" w:type="dxa"/>
@@ -2111,7 +2174,14 @@
             </w:tc>
           </w:tr>
         </w:tbl>
-        <w:p/>
+      </w:sdtContent>
+    </w:sdt>
+    <w:p/>
+    <w:sdt>
+      <w:sdtPr>
+        <w:tag w:val="region"/>
+      </w:sdtPr>
+      <w:sdtContent>
         <w:tbl>
           <w:tblPr>
             <w:tblW w:w="9638" w:type="dxa"/>
@@ -2255,7 +2325,14 @@
             </w:tc>
           </w:tr>
         </w:tbl>
-        <w:p/>
+      </w:sdtContent>
+    </w:sdt>
+    <w:p/>
+    <w:sdt>
+      <w:sdtPr>
+        <w:tag w:val="region"/>
+      </w:sdtPr>
+      <w:sdtContent>
         <w:tbl>
           <w:tblPr>
             <w:tblW w:w="9638" w:type="dxa"/>
@@ -2423,17 +2500,24 @@
             </w:tc>
           </w:tr>
         </w:tbl>
-        <w:p/>
-        <w:p>
-          <w:r>
-            <w:t xml:space="preserve">{/isBSI}</w:t>
-          </w:r>
-        </w:p>
-        <w:p>
-          <w:r>
-            <w:t xml:space="preserve">{#isCGB}</w:t>
-          </w:r>
-        </w:p>
+      </w:sdtContent>
+    </w:sdt>
+    <w:p/>
+    <w:p>
+      <w:r>
+        <w:t xml:space="preserve">{/isBSI}</w:t>
+      </w:r>
+    </w:p>
+    <w:p>
+      <w:r>
+        <w:t xml:space="preserve">{#isCGB}</w:t>
+      </w:r>
+    </w:p>
+    <w:sdt>
+      <w:sdtPr>
+        <w:tag w:val="region"/>
+      </w:sdtPr>
+      <w:sdtContent>
         <w:p>
           <w:r>
             <w:rPr>
@@ -2611,17 +2695,24 @@
             </w:tc>
           </w:tr>
         </w:tbl>
-        <w:p/>
-        <w:p>
-          <w:r>
-            <w:t xml:space="preserve">{/isCGB}</w:t>
-          </w:r>
-        </w:p>
-        <w:p>
-          <w:r>
-            <w:t xml:space="preserve">{#isRISER}</w:t>
-          </w:r>
-        </w:p>
+      </w:sdtContent>
+    </w:sdt>
+    <w:p/>
+    <w:p>
+      <w:r>
+        <w:t xml:space="preserve">{/isCGB}</w:t>
+      </w:r>
+    </w:p>
+    <w:p>
+      <w:r>
+        <w:t xml:space="preserve">{#isRISER}</w:t>
+      </w:r>
+    </w:p>
+    <w:sdt>
+      <w:sdtPr>
+        <w:tag w:val="region"/>
+      </w:sdtPr>
+      <w:sdtContent>
         <w:p>
           <w:r>
             <w:rPr>
@@ -2775,7 +2866,14 @@
             </w:tc>
           </w:tr>
         </w:tbl>
-        <w:p/>
+      </w:sdtContent>
+    </w:sdt>
+    <w:p/>
+    <w:sdt>
+      <w:sdtPr>
+        <w:tag w:val="region"/>
+      </w:sdtPr>
+      <w:sdtContent>
         <w:tbl>
           <w:tblPr>
             <w:tblW w:w="9638" w:type="dxa"/>
@@ -2991,17 +3089,24 @@
             </w:tc>
           </w:tr>
         </w:tbl>
-        <w:p/>
-        <w:p>
-          <w:r>
-            <w:t xml:space="preserve">{/isRISER}</w:t>
-          </w:r>
-        </w:p>
-        <w:p>
-          <w:r>
-            <w:t xml:space="preserve">{#isCAISSON}</w:t>
-          </w:r>
-        </w:p>
+      </w:sdtContent>
+    </w:sdt>
+    <w:p/>
+    <w:p>
+      <w:r>
+        <w:t xml:space="preserve">{/isRISER}</w:t>
+      </w:r>
+    </w:p>
+    <w:p>
+      <w:r>
+        <w:t xml:space="preserve">{#isCAISSON}</w:t>
+      </w:r>
+    </w:p>
+    <w:sdt>
+      <w:sdtPr>
+        <w:tag w:val="region"/>
+      </w:sdtPr>
+      <w:sdtContent>
         <w:p>
           <w:r>
             <w:rPr>
@@ -3203,7 +3308,14 @@
             </w:tc>
           </w:tr>
         </w:tbl>
-        <w:p/>
+      </w:sdtContent>
+    </w:sdt>
+    <w:p/>
+    <w:sdt>
+      <w:sdtPr>
+        <w:tag w:val="region"/>
+      </w:sdtPr>
+      <w:sdtContent>
         <w:tbl>
           <w:tblPr>
             <w:tblW w:w="9638" w:type="dxa"/>
@@ -3347,17 +3459,24 @@
             </w:tc>
           </w:tr>
         </w:tbl>
-        <w:p/>
-        <w:p>
-          <w:r>
-            <w:t xml:space="preserve">{/isCAISSON}</w:t>
-          </w:r>
-        </w:p>
-        <w:p>
-          <w:r>
-            <w:t xml:space="preserve">{#isSEABED}</w:t>
-          </w:r>
-        </w:p>
+      </w:sdtContent>
+    </w:sdt>
+    <w:p/>
+    <w:p>
+      <w:r>
+        <w:t xml:space="preserve">{/isCAISSON}</w:t>
+      </w:r>
+    </w:p>
+    <w:p>
+      <w:r>
+        <w:t xml:space="preserve">{#isSEABED}</w:t>
+      </w:r>
+    </w:p>
+    <w:sdt>
+      <w:sdtPr>
+        <w:tag w:val="region"/>
+      </w:sdtPr>
+      <w:sdtContent>
         <w:p>
           <w:r>
             <w:rPr>
@@ -3535,17 +3654,24 @@
             </w:tc>
           </w:tr>
         </w:tbl>
-        <w:p/>
-        <w:p>
-          <w:r>
-            <w:t xml:space="preserve">{/isSEABED}</w:t>
-          </w:r>
-        </w:p>
-        <w:p>
-          <w:r>
-            <w:t xml:space="preserve">{#isPIPELINE}</w:t>
-          </w:r>
-        </w:p>
+      </w:sdtContent>
+    </w:sdt>
+    <w:p/>
+    <w:p>
+      <w:r>
+        <w:t xml:space="preserve">{/isSEABED}</w:t>
+      </w:r>
+    </w:p>
+    <w:p>
+      <w:r>
+        <w:t xml:space="preserve">{#isPIPELINE}</w:t>
+      </w:r>
+    </w:p>
+    <w:sdt>
+      <w:sdtPr>
+        <w:tag w:val="region"/>
+      </w:sdtPr>
+      <w:sdtContent>
         <w:p>
           <w:r>
             <w:rPr>
@@ -3771,14 +3897,14 @@
             </w:tc>
           </w:tr>
         </w:tbl>
-        <w:p/>
-        <w:p>
-          <w:r>
-            <w:t xml:space="preserve">{/isPIPELINE}</w:t>
-          </w:r>
-        </w:p>
       </w:sdtContent>
     </w:sdt>
+    <w:p/>
+    <w:p>
+      <w:r>
+        <w:t xml:space="preserve">{/isPIPELINE}</w:t>
+      </w:r>
+    </w:p>
     <w:p>
       <w:r>
         <w:t xml:space="preserve">{/sections}</w:t>

--- a/src/features/reports/default-template.docx
+++ b/src/features/reports/default-template.docx
@@ -1,65 +1,898 @@
 
 <file path=word/document.xml><?xml version="1.0" encoding="utf-8"?>
-<w:document xmlns:w="http://schemas.openxmlformats.org/wordprocessingml/2006/main" xmlns:r="http://schemas.openxmlformats.org/officeDocument/2006/relationships" xmlns:wp="http://schemas.openxmlformats.org/drawingml/2006/wordprocessingDrawing" xmlns:a="http://schemas.openxmlformats.org/drawingml/2006/main" xmlns:pic="http://schemas.openxmlformats.org/drawingml/2006/picture" xmlns:a14="http://schemas.microsoft.com/office/drawing/2010/main">
+<w:document xmlns:wpc="http://schemas.microsoft.com/office/word/2010/wordprocessingCanvas" xmlns:cx="http://schemas.microsoft.com/office/drawing/2014/chartex" xmlns:cx1="http://schemas.microsoft.com/office/drawing/2015/9/8/chartex" xmlns:cx2="http://schemas.microsoft.com/office/drawing/2015/10/21/chartex" xmlns:cx3="http://schemas.microsoft.com/office/drawing/2016/5/9/chartex" xmlns:cx4="http://schemas.microsoft.com/office/drawing/2016/5/10/chartex" xmlns:cx5="http://schemas.microsoft.com/office/drawing/2016/5/11/chartex" xmlns:cx6="http://schemas.microsoft.com/office/drawing/2016/5/12/chartex" xmlns:cx7="http://schemas.microsoft.com/office/drawing/2016/5/13/chartex" xmlns:cx8="http://schemas.microsoft.com/office/drawing/2016/5/14/chartex" xmlns:mc="http://schemas.openxmlformats.org/markup-compatibility/2006" xmlns:aink="http://schemas.microsoft.com/office/drawing/2016/ink" xmlns:am3d="http://schemas.microsoft.com/office/drawing/2017/model3d" xmlns:o="urn:schemas-microsoft-com:office:office" xmlns:oel="http://schemas.microsoft.com/office/2019/extlst" xmlns:r="http://schemas.openxmlformats.org/officeDocument/2006/relationships" xmlns:m="http://schemas.openxmlformats.org/officeDocument/2006/math" xmlns:v="urn:schemas-microsoft-com:vml" xmlns:wp14="http://schemas.microsoft.com/office/word/2010/wordprocessingDrawing" xmlns:wp="http://schemas.openxmlformats.org/drawingml/2006/wordprocessingDrawing" xmlns:w10="urn:schemas-microsoft-com:office:word" xmlns:w="http://schemas.openxmlformats.org/wordprocessingml/2006/main" xmlns:w14="http://schemas.microsoft.com/office/word/2010/wordml" xmlns:w15="http://schemas.microsoft.com/office/word/2012/wordml" xmlns:w16cex="http://schemas.microsoft.com/office/word/2018/wordml/cex" xmlns:w16cid="http://schemas.microsoft.com/office/word/2016/wordml/cid" xmlns:w16="http://schemas.microsoft.com/office/word/2018/wordml" xmlns:w16du="http://schemas.microsoft.com/office/word/2023/wordml/word16du" xmlns:w16sdtdh="http://schemas.microsoft.com/office/word/2020/wordml/sdtdatahash" xmlns:w16sdtfl="http://schemas.microsoft.com/office/word/2024/wordml/sdtformatlock" xmlns:w16se="http://schemas.microsoft.com/office/word/2015/wordml/symex" xmlns:wpg="http://schemas.microsoft.com/office/word/2010/wordprocessingGroup" xmlns:wpi="http://schemas.microsoft.com/office/word/2010/wordprocessingInk" xmlns:wne="http://schemas.microsoft.com/office/word/2006/wordml" xmlns:wps="http://schemas.microsoft.com/office/word/2010/wordprocessingShape" mc:Ignorable="w14 w15 w16se w16cid w16 w16cex w16sdtdh w16sdtfl w16du wp14">
   <w:body>
+    <w:tbl>
+      <w:tblPr>
+        <w:tblStyle w:val="TableGrid"/>
+        <w:tblW w:w="0" w:type="auto"/>
+        <w:tblLook w:val="04A0" w:firstRow="1" w:lastRow="0" w:firstColumn="1" w:lastColumn="0" w:noHBand="0" w:noVBand="1"/>
+      </w:tblPr>
+      <w:tblGrid>
+        <w:gridCol w:w="2375"/>
+        <w:gridCol w:w="5187"/>
+        <w:gridCol w:w="2292"/>
+      </w:tblGrid>
+      <w:tr>
+        <w:tc>
+          <w:tcPr>
+            <w:tcW w:w="2376" w:type="dxa"/>
+          </w:tcPr>
+          <w:p>
+            <w:pPr>
+              <w:jc w:val="center"/>
+              <w:rPr>
+                <w:b/>
+                <w:sz w:val="32"/>
+                <w:szCs w:val="32"/>
+              </w:rPr>
+            </w:pPr>
+            <w:r>
+              <w:rPr>
+                <w:noProof/>
+              </w:rPr>
+              <w:drawing>
+                <wp:inline distT="0" distB="0" distL="0" distR="0" wp14:anchorId="6ECD7934" wp14:editId="5C75C8D4">
+                  <wp:extent cx="1318260" cy="975360"/>
+                  <wp:effectExtent l="0" t="0" r="0" b="0"/>
+                  <wp:docPr id="1596032049" name="Picture 1" descr="Trone Sdn.Bhd. | LinkedIn"/>
+                  <wp:cNvGraphicFramePr>
+                    <a:graphicFrameLocks xmlns:a="http://schemas.openxmlformats.org/drawingml/2006/main" noChangeAspect="1"/>
+                  </wp:cNvGraphicFramePr>
+                  <a:graphic xmlns:a="http://schemas.openxmlformats.org/drawingml/2006/main">
+                    <a:graphicData uri="http://schemas.openxmlformats.org/drawingml/2006/picture">
+                      <pic:pic xmlns:pic="http://schemas.openxmlformats.org/drawingml/2006/picture">
+                        <pic:nvPicPr>
+                          <pic:cNvPr id="0" name="Picture 1" descr="Trone Sdn.Bhd. | LinkedIn"/>
+                          <pic:cNvPicPr>
+                            <a:picLocks noChangeAspect="1" noChangeArrowheads="1"/>
+                          </pic:cNvPicPr>
+                        </pic:nvPicPr>
+                        <pic:blipFill rotWithShape="1">
+                          <a:blip r:embed="rId6">
+                            <a:extLst>
+                              <a:ext uri="{28A0092B-C50C-407E-A947-70E740481C1C}">
+                                <a14:useLocalDpi xmlns:a14="http://schemas.microsoft.com/office/drawing/2010/main" val="0"/>
+                              </a:ext>
+                            </a:extLst>
+                          </a:blip>
+                          <a:srcRect l="15200" t="23600" r="15600" b="25200"/>
+                          <a:stretch>
+                            <a:fillRect/>
+                          </a:stretch>
+                        </pic:blipFill>
+                        <pic:spPr bwMode="auto">
+                          <a:xfrm>
+                            <a:off x="0" y="0"/>
+                            <a:ext cx="1318260" cy="975360"/>
+                          </a:xfrm>
+                          <a:prstGeom prst="rect">
+                            <a:avLst/>
+                          </a:prstGeom>
+                          <a:noFill/>
+                          <a:ln>
+                            <a:noFill/>
+                          </a:ln>
+                          <a:extLst>
+                            <a:ext uri="{53640926-AAD7-44D8-BBD7-CCE9431645EC}">
+                              <a14:shadowObscured xmlns:a14="http://schemas.microsoft.com/office/drawing/2010/main"/>
+                            </a:ext>
+                          </a:extLst>
+                        </pic:spPr>
+                      </pic:pic>
+                    </a:graphicData>
+                  </a:graphic>
+                </wp:inline>
+              </w:drawing>
+            </w:r>
+          </w:p>
+        </w:tc>
+        <w:tc>
+          <w:tcPr>
+            <w:tcW w:w="5245" w:type="dxa"/>
+          </w:tcPr>
+          <w:p>
+            <w:pPr>
+              <w:spacing w:before="240"/>
+              <w:jc w:val="center"/>
+              <w:rPr>
+                <w:b/>
+                <w:sz w:val="32"/>
+                <w:szCs w:val="32"/>
+              </w:rPr>
+            </w:pPr>
+            <w:r>
+              <w:rPr>
+                <w:b/>
+                <w:sz w:val="32"/>
+                <w:szCs w:val="32"/>
+              </w:rPr>
+              <w:t>TRONE SDN BHD</w:t>
+            </w:r>
+          </w:p>
+          <w:p>
+            <w:pPr>
+              <w:jc w:val="center"/>
+              <w:rPr>
+                <w:b/>
+                <w:sz w:val="22"/>
+                <w:szCs w:val="22"/>
+              </w:rPr>
+            </w:pPr>
+            <w:r>
+              <w:rPr>
+                <w:b/>
+                <w:sz w:val="24"/>
+                <w:szCs w:val="24"/>
+              </w:rPr>
+              <w:t xml:space="preserve">Palms Industrial Park, 8, </w:t>
+            </w:r>
+            <w:proofErr w:type="spellStart"/>
+            <w:r>
+              <w:rPr>
+                <w:b/>
+                <w:sz w:val="24"/>
+                <w:szCs w:val="24"/>
+              </w:rPr>
+              <w:t>Jln</w:t>
+            </w:r>
+            <w:proofErr w:type="spellEnd"/>
+            <w:r>
+              <w:rPr>
+                <w:b/>
+                <w:sz w:val="24"/>
+                <w:szCs w:val="24"/>
+              </w:rPr>
+              <w:t xml:space="preserve"> P4/8B, Bandar </w:t>
+            </w:r>
+            <w:proofErr w:type="spellStart"/>
+            <w:r>
+              <w:rPr>
+                <w:b/>
+                <w:sz w:val="24"/>
+                <w:szCs w:val="24"/>
+              </w:rPr>
+              <w:t>Teknologi</w:t>
+            </w:r>
+            <w:proofErr w:type="spellEnd"/>
+            <w:r>
+              <w:rPr>
+                <w:b/>
+                <w:sz w:val="24"/>
+                <w:szCs w:val="24"/>
+              </w:rPr>
+              <w:t xml:space="preserve"> </w:t>
+            </w:r>
+            <w:proofErr w:type="spellStart"/>
+            <w:r>
+              <w:rPr>
+                <w:b/>
+                <w:sz w:val="24"/>
+                <w:szCs w:val="24"/>
+              </w:rPr>
+              <w:t>Kajang</w:t>
+            </w:r>
+            <w:proofErr w:type="spellEnd"/>
+            <w:r>
+              <w:rPr>
+                <w:b/>
+                <w:sz w:val="24"/>
+                <w:szCs w:val="24"/>
+              </w:rPr>
+              <w:t>, 43500 Semenyih, Selangor</w:t>
+            </w:r>
+          </w:p>
+        </w:tc>
+        <w:tc>
+          <w:tcPr>
+            <w:tcW w:w="2233" w:type="dxa"/>
+          </w:tcPr>
+          <w:p>
+            <w:pPr>
+              <w:jc w:val="center"/>
+              <w:rPr>
+                <w:b/>
+                <w:sz w:val="32"/>
+                <w:szCs w:val="32"/>
+              </w:rPr>
+            </w:pPr>
+            <w:r>
+              <w:rPr>
+                <w:noProof/>
+              </w:rPr>
+              <w:drawing>
+                <wp:inline distT="0" distB="0" distL="0" distR="0" wp14:anchorId="6DB0EE78" wp14:editId="37B956AC">
+                  <wp:extent cx="1318260" cy="975360"/>
+                  <wp:effectExtent l="0" t="0" r="0" b="0"/>
+                  <wp:docPr id="827679143" name="Picture 1" descr="Trone Sdn.Bhd. | LinkedIn"/>
+                  <wp:cNvGraphicFramePr>
+                    <a:graphicFrameLocks xmlns:a="http://schemas.openxmlformats.org/drawingml/2006/main" noChangeAspect="1"/>
+                  </wp:cNvGraphicFramePr>
+                  <a:graphic xmlns:a="http://schemas.openxmlformats.org/drawingml/2006/main">
+                    <a:graphicData uri="http://schemas.openxmlformats.org/drawingml/2006/picture">
+                      <pic:pic xmlns:pic="http://schemas.openxmlformats.org/drawingml/2006/picture">
+                        <pic:nvPicPr>
+                          <pic:cNvPr id="0" name="Picture 1" descr="Trone Sdn.Bhd. | LinkedIn"/>
+                          <pic:cNvPicPr>
+                            <a:picLocks noChangeAspect="1" noChangeArrowheads="1"/>
+                          </pic:cNvPicPr>
+                        </pic:nvPicPr>
+                        <pic:blipFill rotWithShape="1">
+                          <a:blip r:embed="rId6">
+                            <a:extLst>
+                              <a:ext uri="{28A0092B-C50C-407E-A947-70E740481C1C}">
+                                <a14:useLocalDpi xmlns:a14="http://schemas.microsoft.com/office/drawing/2010/main" val="0"/>
+                              </a:ext>
+                            </a:extLst>
+                          </a:blip>
+                          <a:srcRect l="15200" t="23600" r="15600" b="25200"/>
+                          <a:stretch>
+                            <a:fillRect/>
+                          </a:stretch>
+                        </pic:blipFill>
+                        <pic:spPr bwMode="auto">
+                          <a:xfrm>
+                            <a:off x="0" y="0"/>
+                            <a:ext cx="1318260" cy="975360"/>
+                          </a:xfrm>
+                          <a:prstGeom prst="rect">
+                            <a:avLst/>
+                          </a:prstGeom>
+                          <a:noFill/>
+                          <a:ln>
+                            <a:noFill/>
+                          </a:ln>
+                          <a:extLst>
+                            <a:ext uri="{53640926-AAD7-44D8-BBD7-CCE9431645EC}">
+                              <a14:shadowObscured xmlns:a14="http://schemas.microsoft.com/office/drawing/2010/main"/>
+                            </a:ext>
+                          </a:extLst>
+                        </pic:spPr>
+                      </pic:pic>
+                    </a:graphicData>
+                  </a:graphic>
+                </wp:inline>
+              </w:drawing>
+            </w:r>
+          </w:p>
+        </w:tc>
+      </w:tr>
+    </w:tbl>
     <w:p>
       <w:pPr>
         <w:jc w:val="center"/>
-      </w:pPr>
-      <w:r>
         <w:rPr>
           <w:b/>
           <w:sz w:val="32"/>
           <w:szCs w:val="32"/>
         </w:rPr>
-        <w:t xml:space="preserve">Inspection Report</w:t>
-      </w:r>
+      </w:pPr>
+    </w:p>
+    <w:p>
+      <w:pPr>
+        <w:rPr>
+          <w:b/>
+          <w:sz w:val="32"/>
+          <w:szCs w:val="32"/>
+        </w:rPr>
+      </w:pPr>
+    </w:p>
+    <w:p>
+      <w:pPr>
+        <w:spacing w:before="240"/>
+        <w:jc w:val="center"/>
+        <w:rPr>
+          <w:b/>
+          <w:sz w:val="72"/>
+          <w:szCs w:val="72"/>
+        </w:rPr>
+      </w:pPr>
+      <w:r>
+        <w:rPr>
+          <w:b/>
+          <w:sz w:val="72"/>
+          <w:szCs w:val="72"/>
+        </w:rPr>
+        <w:t>TRONE SDN BHD</w:t>
+      </w:r>
+    </w:p>
+    <w:p>
+      <w:pPr>
+        <w:spacing w:before="240"/>
+        <w:jc w:val="center"/>
+        <w:rPr>
+          <w:b/>
+          <w:sz w:val="28"/>
+          <w:szCs w:val="28"/>
+        </w:rPr>
+      </w:pPr>
+    </w:p>
+    <w:p>
+      <w:pPr>
+        <w:spacing w:before="240"/>
+        <w:jc w:val="center"/>
+        <w:rPr>
+          <w:sz w:val="28"/>
+          <w:szCs w:val="28"/>
+        </w:rPr>
+      </w:pPr>
+      <w:r>
+        <w:rPr>
+          <w:b/>
+          <w:sz w:val="28"/>
+          <w:szCs w:val="28"/>
+        </w:rPr>
+        <w:t xml:space="preserve">Document number: </w:t>
+      </w:r>
+      <w:r>
+        <w:rPr>
+          <w:sz w:val="28"/>
+          <w:szCs w:val="28"/>
+        </w:rPr>
+        <w:t>{</w:t>
+      </w:r>
+      <w:proofErr w:type="spellStart"/>
+      <w:r>
+        <w:rPr>
+          <w:sz w:val="28"/>
+          <w:szCs w:val="28"/>
+        </w:rPr>
+        <w:t>document_id</w:t>
+      </w:r>
+      <w:proofErr w:type="spellEnd"/>
+      <w:r>
+        <w:rPr>
+          <w:sz w:val="28"/>
+          <w:szCs w:val="28"/>
+        </w:rPr>
+        <w:t>}</w:t>
+      </w:r>
+    </w:p>
+    <w:p>
+      <w:pPr>
+        <w:spacing w:before="240"/>
+        <w:jc w:val="center"/>
+        <w:rPr>
+          <w:sz w:val="28"/>
+          <w:szCs w:val="28"/>
+        </w:rPr>
+      </w:pPr>
+    </w:p>
+    <w:p>
+      <w:pPr>
+        <w:jc w:val="center"/>
+        <w:rPr>
+          <w:b/>
+          <w:sz w:val="52"/>
+          <w:szCs w:val="52"/>
+        </w:rPr>
+      </w:pPr>
+      <w:r>
+        <w:rPr>
+          <w:b/>
+          <w:sz w:val="52"/>
+          <w:szCs w:val="52"/>
+        </w:rPr>
+        <w:t>{</w:t>
+      </w:r>
+      <w:proofErr w:type="spellStart"/>
+      <w:r>
+        <w:rPr>
+          <w:b/>
+          <w:sz w:val="52"/>
+          <w:szCs w:val="52"/>
+        </w:rPr>
+        <w:t>project_title</w:t>
+      </w:r>
+      <w:proofErr w:type="spellEnd"/>
+      <w:r>
+        <w:rPr>
+          <w:b/>
+          <w:sz w:val="52"/>
+          <w:szCs w:val="52"/>
+        </w:rPr>
+        <w:t>}</w:t>
+      </w:r>
+    </w:p>
+    <w:p>
+      <w:pPr>
+        <w:pBdr>
+          <w:bottom w:val="single" w:sz="4" w:space="1" w:color="auto"/>
+        </w:pBdr>
+        <w:jc w:val="center"/>
+        <w:rPr>
+          <w:sz w:val="44"/>
+          <w:szCs w:val="44"/>
+        </w:rPr>
+      </w:pPr>
+    </w:p>
+    <w:p>
+      <w:pPr>
+        <w:jc w:val="center"/>
+        <w:rPr>
+          <w:sz w:val="32"/>
+          <w:szCs w:val="32"/>
+        </w:rPr>
+      </w:pPr>
+      <w:r>
+        <w:rPr>
+          <w:b/>
+          <w:bCs/>
+          <w:sz w:val="32"/>
+          <w:szCs w:val="32"/>
+        </w:rPr>
+        <w:t>Project ID:</w:t>
+      </w:r>
+      <w:r>
+        <w:rPr>
+          <w:sz w:val="32"/>
+          <w:szCs w:val="32"/>
+        </w:rPr>
+        <w:t xml:space="preserve"> {</w:t>
+      </w:r>
+      <w:proofErr w:type="spellStart"/>
+      <w:r>
+        <w:rPr>
+          <w:sz w:val="32"/>
+          <w:szCs w:val="32"/>
+        </w:rPr>
+        <w:t>project_id</w:t>
+      </w:r>
+      <w:proofErr w:type="spellEnd"/>
+      <w:r>
+        <w:rPr>
+          <w:sz w:val="32"/>
+          <w:szCs w:val="32"/>
+        </w:rPr>
+        <w:t>}</w:t>
+      </w:r>
+    </w:p>
+    <w:p>
+      <w:pPr>
+        <w:jc w:val="center"/>
+        <w:rPr>
+          <w:sz w:val="28"/>
+          <w:szCs w:val="28"/>
+        </w:rPr>
+      </w:pPr>
+      <w:r>
+        <w:rPr>
+          <w:b/>
+          <w:bCs/>
+          <w:sz w:val="28"/>
+          <w:szCs w:val="28"/>
+        </w:rPr>
+        <w:t>Generated:</w:t>
+      </w:r>
+      <w:r>
+        <w:rPr>
+          <w:sz w:val="28"/>
+          <w:szCs w:val="28"/>
+        </w:rPr>
+        <w:t xml:space="preserve"> {</w:t>
+      </w:r>
+      <w:proofErr w:type="spellStart"/>
+      <w:r>
+        <w:rPr>
+          <w:sz w:val="28"/>
+          <w:szCs w:val="28"/>
+        </w:rPr>
+        <w:t>generated_at</w:t>
+      </w:r>
+      <w:proofErr w:type="spellEnd"/>
+      <w:r>
+        <w:rPr>
+          <w:sz w:val="28"/>
+          <w:szCs w:val="28"/>
+        </w:rPr>
+        <w:t>}</w:t>
+      </w:r>
+    </w:p>
+    <w:p>
+      <w:pPr>
+        <w:jc w:val="center"/>
+        <w:rPr>
+          <w:sz w:val="28"/>
+          <w:szCs w:val="28"/>
+        </w:rPr>
+      </w:pPr>
+    </w:p>
+    <w:p>
+      <w:pPr>
+        <w:jc w:val="center"/>
+        <w:rPr>
+          <w:sz w:val="28"/>
+          <w:szCs w:val="28"/>
+        </w:rPr>
+      </w:pPr>
+    </w:p>
+    <w:p>
+      <w:pPr>
+        <w:jc w:val="center"/>
+        <w:rPr>
+          <w:sz w:val="28"/>
+          <w:szCs w:val="28"/>
+        </w:rPr>
+      </w:pPr>
+    </w:p>
+    <w:p>
+      <w:pPr>
+        <w:jc w:val="center"/>
+        <w:rPr>
+          <w:sz w:val="52"/>
+          <w:szCs w:val="52"/>
+        </w:rPr>
+      </w:pPr>
+      <w:r>
+        <w:rPr>
+          <w:sz w:val="52"/>
+          <w:szCs w:val="52"/>
+        </w:rPr>
+        <w:t>TEST ONLY</w:t>
+      </w:r>
+    </w:p>
+    <w:p>
+      <w:pPr>
+        <w:jc w:val="center"/>
+        <w:rPr>
+          <w:sz w:val="52"/>
+          <w:szCs w:val="52"/>
+        </w:rPr>
+      </w:pPr>
+      <w:r>
+        <w:rPr>
+          <w:sz w:val="52"/>
+          <w:szCs w:val="52"/>
+        </w:rPr>
+        <w:t>FOR INTERNAL USE</w:t>
+      </w:r>
+    </w:p>
+    <w:p>
+      <w:pPr>
+        <w:rPr>
+          <w:sz w:val="28"/>
+          <w:szCs w:val="28"/>
+        </w:rPr>
+      </w:pPr>
+    </w:p>
+    <w:p/>
+    <w:tbl>
+      <w:tblPr>
+        <w:tblStyle w:val="TableGrid"/>
+        <w:tblW w:w="0" w:type="auto"/>
+        <w:tblLook w:val="04A0" w:firstRow="1" w:lastRow="0" w:firstColumn="1" w:lastColumn="0" w:noHBand="0" w:noVBand="1"/>
+      </w:tblPr>
+      <w:tblGrid>
+        <w:gridCol w:w="2463"/>
+        <w:gridCol w:w="2463"/>
+        <w:gridCol w:w="2464"/>
+        <w:gridCol w:w="2464"/>
+      </w:tblGrid>
+      <w:tr>
+        <w:tc>
+          <w:tcPr>
+            <w:tcW w:w="2463" w:type="dxa"/>
+          </w:tcPr>
+          <w:p>
+            <w:pPr>
+              <w:jc w:val="center"/>
+            </w:pPr>
+          </w:p>
+        </w:tc>
+        <w:tc>
+          <w:tcPr>
+            <w:tcW w:w="2463" w:type="dxa"/>
+          </w:tcPr>
+          <w:p>
+            <w:pPr>
+              <w:jc w:val="center"/>
+            </w:pPr>
+          </w:p>
+        </w:tc>
+        <w:tc>
+          <w:tcPr>
+            <w:tcW w:w="2464" w:type="dxa"/>
+          </w:tcPr>
+          <w:p>
+            <w:pPr>
+              <w:jc w:val="center"/>
+            </w:pPr>
+          </w:p>
+        </w:tc>
+        <w:tc>
+          <w:tcPr>
+            <w:tcW w:w="2464" w:type="dxa"/>
+          </w:tcPr>
+          <w:p>
+            <w:pPr>
+              <w:jc w:val="center"/>
+            </w:pPr>
+          </w:p>
+        </w:tc>
+      </w:tr>
+      <w:tr>
+        <w:tc>
+          <w:tcPr>
+            <w:tcW w:w="2463" w:type="dxa"/>
+          </w:tcPr>
+          <w:p>
+            <w:pPr>
+              <w:jc w:val="center"/>
+            </w:pPr>
+          </w:p>
+        </w:tc>
+        <w:tc>
+          <w:tcPr>
+            <w:tcW w:w="2463" w:type="dxa"/>
+          </w:tcPr>
+          <w:p>
+            <w:pPr>
+              <w:jc w:val="center"/>
+            </w:pPr>
+          </w:p>
+        </w:tc>
+        <w:tc>
+          <w:tcPr>
+            <w:tcW w:w="2464" w:type="dxa"/>
+          </w:tcPr>
+          <w:p>
+            <w:pPr>
+              <w:jc w:val="center"/>
+            </w:pPr>
+          </w:p>
+        </w:tc>
+        <w:tc>
+          <w:tcPr>
+            <w:tcW w:w="2464" w:type="dxa"/>
+          </w:tcPr>
+          <w:p>
+            <w:pPr>
+              <w:jc w:val="center"/>
+            </w:pPr>
+          </w:p>
+        </w:tc>
+      </w:tr>
+      <w:tr>
+        <w:tc>
+          <w:tcPr>
+            <w:tcW w:w="2463" w:type="dxa"/>
+          </w:tcPr>
+          <w:p>
+            <w:pPr>
+              <w:jc w:val="center"/>
+            </w:pPr>
+          </w:p>
+        </w:tc>
+        <w:tc>
+          <w:tcPr>
+            <w:tcW w:w="2463" w:type="dxa"/>
+          </w:tcPr>
+          <w:p>
+            <w:pPr>
+              <w:jc w:val="center"/>
+            </w:pPr>
+          </w:p>
+        </w:tc>
+        <w:tc>
+          <w:tcPr>
+            <w:tcW w:w="2464" w:type="dxa"/>
+          </w:tcPr>
+          <w:p>
+            <w:pPr>
+              <w:jc w:val="center"/>
+            </w:pPr>
+          </w:p>
+        </w:tc>
+        <w:tc>
+          <w:tcPr>
+            <w:tcW w:w="2464" w:type="dxa"/>
+          </w:tcPr>
+          <w:p>
+            <w:pPr>
+              <w:jc w:val="center"/>
+            </w:pPr>
+          </w:p>
+        </w:tc>
+      </w:tr>
+      <w:tr>
+        <w:tc>
+          <w:tcPr>
+            <w:tcW w:w="2463" w:type="dxa"/>
+          </w:tcPr>
+          <w:p>
+            <w:pPr>
+              <w:jc w:val="center"/>
+            </w:pPr>
+            <w:r>
+              <w:t>A</w:t>
+            </w:r>
+          </w:p>
+        </w:tc>
+        <w:tc>
+          <w:tcPr>
+            <w:tcW w:w="2463" w:type="dxa"/>
+          </w:tcPr>
+          <w:p>
+            <w:pPr>
+              <w:jc w:val="center"/>
+            </w:pPr>
+            <w:r>
+              <w:t>12/10/2026</w:t>
+            </w:r>
+          </w:p>
+        </w:tc>
+        <w:tc>
+          <w:tcPr>
+            <w:tcW w:w="2464" w:type="dxa"/>
+          </w:tcPr>
+          <w:p>
+            <w:pPr>
+              <w:jc w:val="center"/>
+            </w:pPr>
+            <w:r>
+              <w:t>Test Only</w:t>
+            </w:r>
+          </w:p>
+          <w:p>
+            <w:pPr>
+              <w:jc w:val="center"/>
+            </w:pPr>
+          </w:p>
+        </w:tc>
+        <w:tc>
+          <w:tcPr>
+            <w:tcW w:w="2464" w:type="dxa"/>
+          </w:tcPr>
+          <w:p>
+            <w:pPr>
+              <w:jc w:val="center"/>
+            </w:pPr>
+          </w:p>
+        </w:tc>
+      </w:tr>
+      <w:tr>
+        <w:tc>
+          <w:tcPr>
+            <w:tcW w:w="2463" w:type="dxa"/>
+          </w:tcPr>
+          <w:p>
+            <w:pPr>
+              <w:jc w:val="center"/>
+            </w:pPr>
+            <w:r>
+              <w:t>B</w:t>
+            </w:r>
+          </w:p>
+        </w:tc>
+        <w:tc>
+          <w:tcPr>
+            <w:tcW w:w="2463" w:type="dxa"/>
+          </w:tcPr>
+          <w:p>
+            <w:pPr>
+              <w:jc w:val="center"/>
+            </w:pPr>
+            <w:r>
+              <w:t>12/10/2026</w:t>
+            </w:r>
+          </w:p>
+        </w:tc>
+        <w:tc>
+          <w:tcPr>
+            <w:tcW w:w="2464" w:type="dxa"/>
+          </w:tcPr>
+          <w:p>
+            <w:pPr>
+              <w:jc w:val="center"/>
+            </w:pPr>
+            <w:r>
+              <w:t>Test Only</w:t>
+            </w:r>
+          </w:p>
+          <w:p>
+            <w:pPr>
+              <w:jc w:val="center"/>
+            </w:pPr>
+          </w:p>
+        </w:tc>
+        <w:tc>
+          <w:tcPr>
+            <w:tcW w:w="2464" w:type="dxa"/>
+          </w:tcPr>
+          <w:p>
+            <w:pPr>
+              <w:jc w:val="center"/>
+            </w:pPr>
+          </w:p>
+        </w:tc>
+      </w:tr>
+      <w:tr>
+        <w:tc>
+          <w:tcPr>
+            <w:tcW w:w="2463" w:type="dxa"/>
+          </w:tcPr>
+          <w:p>
+            <w:pPr>
+              <w:jc w:val="center"/>
+            </w:pPr>
+            <w:r>
+              <w:t>C</w:t>
+            </w:r>
+          </w:p>
+        </w:tc>
+        <w:tc>
+          <w:tcPr>
+            <w:tcW w:w="2463" w:type="dxa"/>
+          </w:tcPr>
+          <w:p>
+            <w:pPr>
+              <w:jc w:val="center"/>
+            </w:pPr>
+            <w:r>
+              <w:t>12/10/2026</w:t>
+            </w:r>
+          </w:p>
+        </w:tc>
+        <w:tc>
+          <w:tcPr>
+            <w:tcW w:w="2464" w:type="dxa"/>
+          </w:tcPr>
+          <w:p>
+            <w:pPr>
+              <w:jc w:val="center"/>
+            </w:pPr>
+            <w:r>
+              <w:t>Test Only</w:t>
+            </w:r>
+          </w:p>
+          <w:p>
+            <w:pPr>
+              <w:jc w:val="center"/>
+            </w:pPr>
+          </w:p>
+        </w:tc>
+        <w:tc>
+          <w:tcPr>
+            <w:tcW w:w="2464" w:type="dxa"/>
+          </w:tcPr>
+          <w:p>
+            <w:pPr>
+              <w:jc w:val="center"/>
+            </w:pPr>
+          </w:p>
+        </w:tc>
+      </w:tr>
+    </w:tbl>
+    <w:p>
+      <w:pPr>
+        <w:jc w:val="center"/>
+      </w:pPr>
     </w:p>
     <w:p>
       <w:pPr>
         <w:jc w:val="center"/>
       </w:pPr>
-      <w:r>
-        <w:rPr>
-          <w:b/>
-          <w:sz w:val="26"/>
-          <w:szCs w:val="26"/>
-        </w:rPr>
-        <w:t xml:space="preserve">{project_title}</w:t>
-      </w:r>
     </w:p>
     <w:p>
       <w:pPr>
         <w:jc w:val="center"/>
       </w:pPr>
-      <w:r>
-        <w:t xml:space="preserve">Document ID: {document_id}</w:t>
-      </w:r>
     </w:p>
     <w:p>
-      <w:pPr>
-        <w:jc w:val="center"/>
-      </w:pPr>
-      <w:r>
-        <w:t xml:space="preserve">Project ID: {project_id}</w:t>
+      <w:r>
+        <w:br w:type="page"/>
       </w:r>
     </w:p>
     <w:p>
-      <w:pPr>
-        <w:jc w:val="center"/>
-      </w:pPr>
-      <w:r>
-        <w:t xml:space="preserve">Generated: {generated_at}</w:t>
-      </w:r>
-    </w:p>
-    <w:p>
-      <w:r>
-        <w:t xml:space="preserve">{#items}</w:t>
+      <w:r>
+        <w:lastRenderedPageBreak/>
+        <w:t>{#items}</w:t>
       </w:r>
     </w:p>
     <w:tbl>
       <w:tblPr>
         <w:tblW w:w="9638" w:type="dxa"/>
+        <w:tblInd w:w="10" w:type="dxa"/>
         <w:tblBorders>
           <w:top w:val="single" w:sz="4" w:space="0" w:color="808080"/>
           <w:left w:val="single" w:sz="4" w:space="0" w:color="808080"/>
@@ -69,15 +902,26 @@
           <w:insideV w:val="single" w:sz="4" w:space="0" w:color="808080"/>
         </w:tblBorders>
         <w:tblLayout w:type="fixed"/>
+        <w:tblCellMar>
+          <w:left w:w="10" w:type="dxa"/>
+          <w:right w:w="10" w:type="dxa"/>
+        </w:tblCellMar>
+        <w:tblLook w:val="04A0" w:firstRow="1" w:lastRow="0" w:firstColumn="1" w:lastColumn="0" w:noHBand="0" w:noVBand="1"/>
       </w:tblPr>
       <w:tblGrid>
         <w:gridCol w:w="1927"/>
         <w:gridCol w:w="1927"/>
-        <w:gridCol w:w="1927"/>
-        <w:gridCol w:w="1927"/>
-        <w:gridCol w:w="1927"/>
+        <w:gridCol w:w="1928"/>
+        <w:gridCol w:w="1928"/>
+        <w:gridCol w:w="1928"/>
       </w:tblGrid>
       <w:tr>
+        <w:tblPrEx>
+          <w:tblCellMar>
+            <w:top w:w="0" w:type="dxa"/>
+            <w:bottom w:w="0" w:type="dxa"/>
+          </w:tblCellMar>
+        </w:tblPrEx>
         <w:trPr>
           <w:tblHeader/>
         </w:trPr>
@@ -90,7 +934,7 @@
               <w:rPr>
                 <w:b/>
               </w:rPr>
-              <w:t xml:space="preserve">Task Group</w:t>
+              <w:t>Task Group</w:t>
             </w:r>
           </w:p>
         </w:tc>
@@ -103,7 +947,7 @@
               <w:rPr>
                 <w:b/>
               </w:rPr>
-              <w:t xml:space="preserve">Task Code</w:t>
+              <w:t>Task Code</w:t>
             </w:r>
           </w:p>
         </w:tc>
@@ -116,7 +960,7 @@
               <w:rPr>
                 <w:b/>
               </w:rPr>
-              <w:t xml:space="preserve">Description</w:t>
+              <w:t>Description</w:t>
             </w:r>
           </w:p>
         </w:tc>
@@ -129,7 +973,7 @@
               <w:rPr>
                 <w:b/>
               </w:rPr>
-              <w:t xml:space="preserve">Type Code</w:t>
+              <w:t>Type Code</w:t>
             </w:r>
           </w:p>
         </w:tc>
@@ -142,19 +986,33 @@
               <w:rPr>
                 <w:b/>
               </w:rPr>
-              <w:t xml:space="preserve">Part Code</w:t>
+              <w:t>Part Code</w:t>
             </w:r>
           </w:p>
         </w:tc>
       </w:tr>
       <w:tr>
+        <w:tblPrEx>
+          <w:tblCellMar>
+            <w:top w:w="0" w:type="dxa"/>
+            <w:bottom w:w="0" w:type="dxa"/>
+          </w:tblCellMar>
+        </w:tblPrEx>
         <w:tc>
           <w:tcPr>
             <w:tcW w:w="1927" w:type="dxa"/>
           </w:tcPr>
           <w:p>
             <w:r>
-              <w:t xml:space="preserve">{task_group}</w:t>
+              <w:t>{</w:t>
+            </w:r>
+            <w:proofErr w:type="spellStart"/>
+            <w:r>
+              <w:t>task_group</w:t>
+            </w:r>
+            <w:proofErr w:type="spellEnd"/>
+            <w:r>
+              <w:t>}</w:t>
             </w:r>
           </w:p>
         </w:tc>
@@ -164,7 +1022,15 @@
           </w:tcPr>
           <w:p>
             <w:r>
-              <w:t xml:space="preserve">{task_code}</w:t>
+              <w:t>{</w:t>
+            </w:r>
+            <w:proofErr w:type="spellStart"/>
+            <w:r>
+              <w:t>task_code</w:t>
+            </w:r>
+            <w:proofErr w:type="spellEnd"/>
+            <w:r>
+              <w:t>}</w:t>
             </w:r>
           </w:p>
         </w:tc>
@@ -174,7 +1040,7 @@
           </w:tcPr>
           <w:p>
             <w:r>
-              <w:t xml:space="preserve">{description}</w:t>
+              <w:t>{description}</w:t>
             </w:r>
           </w:p>
         </w:tc>
@@ -184,7 +1050,15 @@
           </w:tcPr>
           <w:p>
             <w:r>
-              <w:t xml:space="preserve">{type_code}</w:t>
+              <w:t>{</w:t>
+            </w:r>
+            <w:proofErr w:type="spellStart"/>
+            <w:r>
+              <w:t>type_code</w:t>
+            </w:r>
+            <w:proofErr w:type="spellEnd"/>
+            <w:r>
+              <w:t>}</w:t>
             </w:r>
           </w:p>
         </w:tc>
@@ -194,7 +1068,15 @@
           </w:tcPr>
           <w:p>
             <w:r>
-              <w:t xml:space="preserve">{part_code}</w:t>
+              <w:t>{</w:t>
+            </w:r>
+            <w:proofErr w:type="spellStart"/>
+            <w:r>
+              <w:t>part_code</w:t>
+            </w:r>
+            <w:proofErr w:type="spellEnd"/>
+            <w:r>
+              <w:t>}</w:t>
             </w:r>
           </w:p>
         </w:tc>
@@ -202,17 +1084,19 @@
     </w:tbl>
     <w:p>
       <w:r>
-        <w:t xml:space="preserve">{#sections}</w:t>
+        <w:t>{#sections}</w:t>
       </w:r>
     </w:p>
     <w:sdt>
       <w:sdtPr>
         <w:tag w:val="region"/>
+        <w:id w:val="1159650895"/>
       </w:sdtPr>
+      <w:sdtEndPr/>
       <w:sdtContent>
         <w:p>
           <w:r>
-            <w:t xml:space="preserve">{#has_image}</w:t>
+            <w:t>{#has_image}</w:t>
           </w:r>
         </w:p>
         <w:p>
@@ -220,12 +1104,20 @@
             <w:jc w:val="center"/>
           </w:pPr>
           <w:r>
-            <w:t xml:space="preserve">{%image}</w:t>
+            <w:t>{%image}</w:t>
           </w:r>
         </w:p>
         <w:p>
           <w:r>
-            <w:t xml:space="preserve">{/has_image}</w:t>
+            <w:t>{/</w:t>
+          </w:r>
+          <w:proofErr w:type="spellStart"/>
+          <w:r>
+            <w:t>has_image</w:t>
+          </w:r>
+          <w:proofErr w:type="spellEnd"/>
+          <w:r>
+            <w:t>}</w:t>
           </w:r>
         </w:p>
         <w:p/>
@@ -233,13 +1125,15 @@
     </w:sdt>
     <w:p>
       <w:r>
-        <w:t xml:space="preserve">{#isGVI}</w:t>
+        <w:t>{#isGVI}</w:t>
       </w:r>
     </w:p>
     <w:sdt>
       <w:sdtPr>
         <w:tag w:val="region"/>
+        <w:id w:val="-405456048"/>
       </w:sdtPr>
+      <w:sdtEndPr/>
       <w:sdtContent>
         <w:p>
           <w:r>
@@ -248,12 +1142,13 @@
               <w:sz w:val="26"/>
               <w:szCs w:val="26"/>
             </w:rPr>
-            <w:t xml:space="preserve">GVI Results</w:t>
+            <w:t>GVI Results</w:t>
           </w:r>
         </w:p>
         <w:tbl>
           <w:tblPr>
             <w:tblW w:w="9638" w:type="dxa"/>
+            <w:tblInd w:w="10" w:type="dxa"/>
             <w:tblBorders>
               <w:top w:val="single" w:sz="4" w:space="0" w:color="808080"/>
               <w:left w:val="single" w:sz="4" w:space="0" w:color="808080"/>
@@ -263,17 +1158,28 @@
               <w:insideV w:val="single" w:sz="4" w:space="0" w:color="808080"/>
             </w:tblBorders>
             <w:tblLayout w:type="fixed"/>
+            <w:tblCellMar>
+              <w:left w:w="10" w:type="dxa"/>
+              <w:right w:w="10" w:type="dxa"/>
+            </w:tblCellMar>
+            <w:tblLook w:val="04A0" w:firstRow="1" w:lastRow="0" w:firstColumn="1" w:lastColumn="0" w:noHBand="0" w:noVBand="1"/>
           </w:tblPr>
           <w:tblGrid>
             <w:gridCol w:w="1376"/>
-            <w:gridCol w:w="1376"/>
-            <w:gridCol w:w="1376"/>
-            <w:gridCol w:w="1376"/>
-            <w:gridCol w:w="1376"/>
-            <w:gridCol w:w="1376"/>
-            <w:gridCol w:w="1376"/>
+            <w:gridCol w:w="1377"/>
+            <w:gridCol w:w="1377"/>
+            <w:gridCol w:w="1377"/>
+            <w:gridCol w:w="1377"/>
+            <w:gridCol w:w="1377"/>
+            <w:gridCol w:w="1377"/>
           </w:tblGrid>
           <w:tr>
+            <w:tblPrEx>
+              <w:tblCellMar>
+                <w:top w:w="0" w:type="dxa"/>
+                <w:bottom w:w="0" w:type="dxa"/>
+              </w:tblCellMar>
+            </w:tblPrEx>
             <w:trPr>
               <w:tblHeader/>
             </w:trPr>
@@ -286,157 +1192,195 @@
                   <w:rPr>
                     <w:b/>
                   </w:rPr>
-                  <w:t xml:space="preserve">KP Range</w:t>
-                </w:r>
-              </w:p>
-            </w:tc>
-            <w:tc>
-              <w:tcPr>
-                <w:tcW w:w="1376" w:type="dxa"/>
-              </w:tcPr>
-              <w:p>
-                <w:r>
-                  <w:rPr>
-                    <w:b/>
-                  </w:rPr>
-                  <w:t xml:space="preserve">Depth/El</w:t>
-                </w:r>
-              </w:p>
-            </w:tc>
-            <w:tc>
-              <w:tcPr>
-                <w:tcW w:w="1376" w:type="dxa"/>
-              </w:tcPr>
-              <w:p>
-                <w:r>
-                  <w:rPr>
-                    <w:b/>
-                  </w:rPr>
-                  <w:t xml:space="preserve">GVI CP</w:t>
-                </w:r>
-              </w:p>
-            </w:tc>
-            <w:tc>
-              <w:tcPr>
-                <w:tcW w:w="1376" w:type="dxa"/>
-              </w:tcPr>
-              <w:p>
-                <w:r>
-                  <w:rPr>
-                    <w:b/>
-                  </w:rPr>
-                  <w:t xml:space="preserve">GVI UT</w:t>
-                </w:r>
-              </w:p>
-            </w:tc>
-            <w:tc>
-              <w:tcPr>
-                <w:tcW w:w="1376" w:type="dxa"/>
-              </w:tcPr>
-              <w:p>
-                <w:r>
-                  <w:rPr>
-                    <w:b/>
-                  </w:rPr>
-                  <w:t xml:space="preserve">Condition</w:t>
-                </w:r>
-              </w:p>
-            </w:tc>
-            <w:tc>
-              <w:tcPr>
-                <w:tcW w:w="1376" w:type="dxa"/>
-              </w:tcPr>
-              <w:p>
-                <w:r>
-                  <w:rPr>
-                    <w:b/>
-                  </w:rPr>
-                  <w:t xml:space="preserve">Remarks</w:t>
-                </w:r>
-              </w:p>
-            </w:tc>
-            <w:tc>
-              <w:tcPr>
-                <w:tcW w:w="1376" w:type="dxa"/>
-              </w:tcPr>
-              <w:p>
-                <w:r>
-                  <w:rPr>
-                    <w:b/>
-                  </w:rPr>
-                  <w:t xml:space="preserve">Recorded</w:t>
+                  <w:t>KP Range</w:t>
+                </w:r>
+              </w:p>
+            </w:tc>
+            <w:tc>
+              <w:tcPr>
+                <w:tcW w:w="1376" w:type="dxa"/>
+              </w:tcPr>
+              <w:p>
+                <w:r>
+                  <w:rPr>
+                    <w:b/>
+                  </w:rPr>
+                  <w:t>Depth/El</w:t>
+                </w:r>
+              </w:p>
+            </w:tc>
+            <w:tc>
+              <w:tcPr>
+                <w:tcW w:w="1376" w:type="dxa"/>
+              </w:tcPr>
+              <w:p>
+                <w:r>
+                  <w:rPr>
+                    <w:b/>
+                  </w:rPr>
+                  <w:t>GVI CP</w:t>
+                </w:r>
+              </w:p>
+            </w:tc>
+            <w:tc>
+              <w:tcPr>
+                <w:tcW w:w="1376" w:type="dxa"/>
+              </w:tcPr>
+              <w:p>
+                <w:r>
+                  <w:rPr>
+                    <w:b/>
+                  </w:rPr>
+                  <w:t>GVI UT</w:t>
+                </w:r>
+              </w:p>
+            </w:tc>
+            <w:tc>
+              <w:tcPr>
+                <w:tcW w:w="1376" w:type="dxa"/>
+              </w:tcPr>
+              <w:p>
+                <w:r>
+                  <w:rPr>
+                    <w:b/>
+                  </w:rPr>
+                  <w:t>Condition</w:t>
+                </w:r>
+              </w:p>
+            </w:tc>
+            <w:tc>
+              <w:tcPr>
+                <w:tcW w:w="1376" w:type="dxa"/>
+              </w:tcPr>
+              <w:p>
+                <w:r>
+                  <w:rPr>
+                    <w:b/>
+                  </w:rPr>
+                  <w:t>Remarks</w:t>
+                </w:r>
+              </w:p>
+            </w:tc>
+            <w:tc>
+              <w:tcPr>
+                <w:tcW w:w="1376" w:type="dxa"/>
+              </w:tcPr>
+              <w:p>
+                <w:r>
+                  <w:rPr>
+                    <w:b/>
+                  </w:rPr>
+                  <w:t>Recorded</w:t>
                 </w:r>
               </w:p>
             </w:tc>
           </w:tr>
           <w:tr>
-            <w:tc>
-              <w:tcPr>
-                <w:tcW w:w="1376" w:type="dxa"/>
-              </w:tcPr>
-              <w:p>
-                <w:r>
-                  <w:t xml:space="preserve">{#rows}{kp_range}</w:t>
-                </w:r>
-              </w:p>
-            </w:tc>
-            <w:tc>
-              <w:tcPr>
-                <w:tcW w:w="1376" w:type="dxa"/>
-              </w:tcPr>
-              <w:p>
-                <w:r>
-                  <w:t xml:space="preserve">{depth_el}</w:t>
-                </w:r>
-              </w:p>
-            </w:tc>
-            <w:tc>
-              <w:tcPr>
-                <w:tcW w:w="1376" w:type="dxa"/>
-              </w:tcPr>
-              <w:p>
-                <w:r>
-                  <w:t xml:space="preserve">{gvi_cp}</w:t>
-                </w:r>
-              </w:p>
-            </w:tc>
-            <w:tc>
-              <w:tcPr>
-                <w:tcW w:w="1376" w:type="dxa"/>
-              </w:tcPr>
-              <w:p>
-                <w:r>
-                  <w:t xml:space="preserve">{gvi_ut}</w:t>
-                </w:r>
-              </w:p>
-            </w:tc>
-            <w:tc>
-              <w:tcPr>
-                <w:tcW w:w="1376" w:type="dxa"/>
-              </w:tcPr>
-              <w:p>
-                <w:r>
-                  <w:t xml:space="preserve">{condition}</w:t>
-                </w:r>
-              </w:p>
-            </w:tc>
-            <w:tc>
-              <w:tcPr>
-                <w:tcW w:w="1376" w:type="dxa"/>
-              </w:tcPr>
-              <w:p>
-                <w:r>
-                  <w:t xml:space="preserve">{remarks}</w:t>
-                </w:r>
-              </w:p>
-            </w:tc>
-            <w:tc>
-              <w:tcPr>
-                <w:tcW w:w="1376" w:type="dxa"/>
-              </w:tcPr>
-              <w:p>
-                <w:r>
-                  <w:t xml:space="preserve">{recorded}{/rows}</w:t>
+            <w:tblPrEx>
+              <w:tblCellMar>
+                <w:top w:w="0" w:type="dxa"/>
+                <w:bottom w:w="0" w:type="dxa"/>
+              </w:tblCellMar>
+            </w:tblPrEx>
+            <w:tc>
+              <w:tcPr>
+                <w:tcW w:w="1376" w:type="dxa"/>
+              </w:tcPr>
+              <w:p>
+                <w:r>
+                  <w:t>{#</w:t>
+                </w:r>
+                <w:proofErr w:type="gramStart"/>
+                <w:r>
+                  <w:t>rows}{</w:t>
+                </w:r>
+                <w:proofErr w:type="gramEnd"/>
+                <w:r>
+                  <w:t>kp_range}</w:t>
+                </w:r>
+              </w:p>
+            </w:tc>
+            <w:tc>
+              <w:tcPr>
+                <w:tcW w:w="1376" w:type="dxa"/>
+              </w:tcPr>
+              <w:p>
+                <w:r>
+                  <w:t>{</w:t>
+                </w:r>
+                <w:proofErr w:type="spellStart"/>
+                <w:r>
+                  <w:t>depth_el</w:t>
+                </w:r>
+                <w:proofErr w:type="spellEnd"/>
+                <w:r>
+                  <w:t>}</w:t>
+                </w:r>
+              </w:p>
+            </w:tc>
+            <w:tc>
+              <w:tcPr>
+                <w:tcW w:w="1376" w:type="dxa"/>
+              </w:tcPr>
+              <w:p>
+                <w:r>
+                  <w:t>{</w:t>
+                </w:r>
+                <w:proofErr w:type="spellStart"/>
+                <w:r>
+                  <w:t>gvi_cp</w:t>
+                </w:r>
+                <w:proofErr w:type="spellEnd"/>
+                <w:r>
+                  <w:t>}</w:t>
+                </w:r>
+              </w:p>
+            </w:tc>
+            <w:tc>
+              <w:tcPr>
+                <w:tcW w:w="1376" w:type="dxa"/>
+              </w:tcPr>
+              <w:p>
+                <w:r>
+                  <w:t>{</w:t>
+                </w:r>
+                <w:proofErr w:type="spellStart"/>
+                <w:r>
+                  <w:t>gvi_ut</w:t>
+                </w:r>
+                <w:proofErr w:type="spellEnd"/>
+                <w:r>
+                  <w:t>}</w:t>
+                </w:r>
+              </w:p>
+            </w:tc>
+            <w:tc>
+              <w:tcPr>
+                <w:tcW w:w="1376" w:type="dxa"/>
+              </w:tcPr>
+              <w:p>
+                <w:r>
+                  <w:t>{condition}</w:t>
+                </w:r>
+              </w:p>
+            </w:tc>
+            <w:tc>
+              <w:tcPr>
+                <w:tcW w:w="1376" w:type="dxa"/>
+              </w:tcPr>
+              <w:p>
+                <w:r>
+                  <w:t>{remarks}</w:t>
+                </w:r>
+              </w:p>
+            </w:tc>
+            <w:tc>
+              <w:tcPr>
+                <w:tcW w:w="1376" w:type="dxa"/>
+              </w:tcPr>
+              <w:p>
+                <w:r>
+                  <w:t>{recorded}{/rows}</w:t>
                 </w:r>
               </w:p>
             </w:tc>
@@ -447,18 +1391,28 @@
     <w:p/>
     <w:p>
       <w:r>
-        <w:t xml:space="preserve">{/isGVI}</w:t>
+        <w:t>{/</w:t>
+      </w:r>
+      <w:proofErr w:type="spellStart"/>
+      <w:r>
+        <w:t>isGVI</w:t>
+      </w:r>
+      <w:proofErr w:type="spellEnd"/>
+      <w:r>
+        <w:t>}</w:t>
       </w:r>
     </w:p>
     <w:p>
       <w:r>
-        <w:t xml:space="preserve">{#isCVI}</w:t>
+        <w:t>{#isCVI}</w:t>
       </w:r>
     </w:p>
     <w:sdt>
       <w:sdtPr>
         <w:tag w:val="region"/>
+        <w:id w:val="-1248111695"/>
       </w:sdtPr>
+      <w:sdtEndPr/>
       <w:sdtContent>
         <w:p>
           <w:r>
@@ -467,12 +1421,13 @@
               <w:sz w:val="26"/>
               <w:szCs w:val="26"/>
             </w:rPr>
-            <w:t xml:space="preserve">CVI Results</w:t>
+            <w:t>CVI Results</w:t>
           </w:r>
         </w:p>
         <w:tbl>
           <w:tblPr>
             <w:tblW w:w="9638" w:type="dxa"/>
+            <w:tblInd w:w="10" w:type="dxa"/>
             <w:tblBorders>
               <w:top w:val="single" w:sz="4" w:space="0" w:color="808080"/>
               <w:left w:val="single" w:sz="4" w:space="0" w:color="808080"/>
@@ -482,16 +1437,27 @@
               <w:insideV w:val="single" w:sz="4" w:space="0" w:color="808080"/>
             </w:tblBorders>
             <w:tblLayout w:type="fixed"/>
+            <w:tblCellMar>
+              <w:left w:w="10" w:type="dxa"/>
+              <w:right w:w="10" w:type="dxa"/>
+            </w:tblCellMar>
+            <w:tblLook w:val="04A0" w:firstRow="1" w:lastRow="0" w:firstColumn="1" w:lastColumn="0" w:noHBand="0" w:noVBand="1"/>
           </w:tblPr>
           <w:tblGrid>
-            <w:gridCol w:w="1606"/>
-            <w:gridCol w:w="1606"/>
+            <w:gridCol w:w="1607"/>
+            <w:gridCol w:w="1607"/>
             <w:gridCol w:w="1606"/>
             <w:gridCol w:w="1606"/>
             <w:gridCol w:w="1606"/>
             <w:gridCol w:w="1606"/>
           </w:tblGrid>
           <w:tr>
+            <w:tblPrEx>
+              <w:tblCellMar>
+                <w:top w:w="0" w:type="dxa"/>
+                <w:bottom w:w="0" w:type="dxa"/>
+              </w:tblCellMar>
+            </w:tblPrEx>
             <w:trPr>
               <w:tblHeader/>
             </w:trPr>
@@ -504,7 +1470,7 @@
                   <w:rPr>
                     <w:b/>
                   </w:rPr>
-                  <w:t xml:space="preserve">Datum Reference</w:t>
+                  <w:t>Datum Reference</w:t>
                 </w:r>
               </w:p>
             </w:tc>
@@ -517,7 +1483,7 @@
                   <w:rPr>
                     <w:b/>
                   </w:rPr>
-                  <w:t xml:space="preserve">Member Type</w:t>
+                  <w:t>Member Type</w:t>
                 </w:r>
               </w:p>
             </w:tc>
@@ -530,7 +1496,7 @@
                   <w:rPr>
                     <w:b/>
                   </w:rPr>
-                  <w:t xml:space="preserve">CP (mV)</w:t>
+                  <w:t>CP (mV)</w:t>
                 </w:r>
               </w:p>
             </w:tc>
@@ -543,7 +1509,7 @@
                   <w:rPr>
                     <w:b/>
                   </w:rPr>
-                  <w:t xml:space="preserve">Clock Position</w:t>
+                  <w:t>Clock Position</w:t>
                 </w:r>
               </w:p>
             </w:tc>
@@ -556,7 +1522,7 @@
                   <w:rPr>
                     <w:b/>
                   </w:rPr>
-                  <w:t xml:space="preserve">UT (mm)</w:t>
+                  <w:t>UT (mm)</w:t>
                 </w:r>
               </w:p>
             </w:tc>
@@ -569,19 +1535,33 @@
                   <w:rPr>
                     <w:b/>
                   </w:rPr>
-                  <w:t xml:space="preserve">Findings</w:t>
+                  <w:t>Findings</w:t>
                 </w:r>
               </w:p>
             </w:tc>
           </w:tr>
           <w:tr>
+            <w:tblPrEx>
+              <w:tblCellMar>
+                <w:top w:w="0" w:type="dxa"/>
+                <w:bottom w:w="0" w:type="dxa"/>
+              </w:tblCellMar>
+            </w:tblPrEx>
             <w:tc>
               <w:tcPr>
                 <w:tcW w:w="1606" w:type="dxa"/>
               </w:tcPr>
               <w:p>
                 <w:r>
-                  <w:t xml:space="preserve">{#rows}{datum_reference}</w:t>
+                  <w:t>{#</w:t>
+                </w:r>
+                <w:proofErr w:type="gramStart"/>
+                <w:r>
+                  <w:t>rows}{</w:t>
+                </w:r>
+                <w:proofErr w:type="gramEnd"/>
+                <w:r>
+                  <w:t>datum_reference}</w:t>
                 </w:r>
               </w:p>
             </w:tc>
@@ -591,7 +1571,15 @@
               </w:tcPr>
               <w:p>
                 <w:r>
-                  <w:t xml:space="preserve">{member_type}</w:t>
+                  <w:t>{</w:t>
+                </w:r>
+                <w:proofErr w:type="spellStart"/>
+                <w:r>
+                  <w:t>member_type</w:t>
+                </w:r>
+                <w:proofErr w:type="spellEnd"/>
+                <w:r>
+                  <w:t>}</w:t>
                 </w:r>
               </w:p>
             </w:tc>
@@ -601,7 +1589,15 @@
               </w:tcPr>
               <w:p>
                 <w:r>
-                  <w:t xml:space="preserve">{cp_potential_mv}</w:t>
+                  <w:t>{</w:t>
+                </w:r>
+                <w:proofErr w:type="spellStart"/>
+                <w:r>
+                  <w:t>cp_potential_mv</w:t>
+                </w:r>
+                <w:proofErr w:type="spellEnd"/>
+                <w:r>
+                  <w:t>}</w:t>
                 </w:r>
               </w:p>
             </w:tc>
@@ -611,7 +1607,15 @@
               </w:tcPr>
               <w:p>
                 <w:r>
-                  <w:t xml:space="preserve">{clock_position}</w:t>
+                  <w:t>{</w:t>
+                </w:r>
+                <w:proofErr w:type="spellStart"/>
+                <w:r>
+                  <w:t>clock_position</w:t>
+                </w:r>
+                <w:proofErr w:type="spellEnd"/>
+                <w:r>
+                  <w:t>}</w:t>
                 </w:r>
               </w:p>
             </w:tc>
@@ -621,7 +1625,15 @@
               </w:tcPr>
               <w:p>
                 <w:r>
-                  <w:t xml:space="preserve">{ut_mm}</w:t>
+                  <w:t>{</w:t>
+                </w:r>
+                <w:proofErr w:type="spellStart"/>
+                <w:r>
+                  <w:t>ut_mm</w:t>
+                </w:r>
+                <w:proofErr w:type="spellEnd"/>
+                <w:r>
+                  <w:t>}</w:t>
                 </w:r>
               </w:p>
             </w:tc>
@@ -631,7 +1643,7 @@
               </w:tcPr>
               <w:p>
                 <w:r>
-                  <w:t xml:space="preserve">{findings}{/rows}</w:t>
+                  <w:t>{findings}{/rows}</w:t>
                 </w:r>
               </w:p>
             </w:tc>
@@ -642,18 +1654,28 @@
     <w:p/>
     <w:p>
       <w:r>
-        <w:t xml:space="preserve">{/isCVI}</w:t>
+        <w:t>{/</w:t>
+      </w:r>
+      <w:proofErr w:type="spellStart"/>
+      <w:r>
+        <w:t>isCVI</w:t>
+      </w:r>
+      <w:proofErr w:type="spellEnd"/>
+      <w:r>
+        <w:t>}</w:t>
       </w:r>
     </w:p>
     <w:p>
       <w:r>
-        <w:t xml:space="preserve">{#isDVI}</w:t>
+        <w:t>{#isDVI}</w:t>
       </w:r>
     </w:p>
     <w:sdt>
       <w:sdtPr>
         <w:tag w:val="region"/>
+        <w:id w:val="102462197"/>
       </w:sdtPr>
+      <w:sdtEndPr/>
       <w:sdtContent>
         <w:p>
           <w:r>
@@ -662,12 +1684,13 @@
               <w:sz w:val="26"/>
               <w:szCs w:val="26"/>
             </w:rPr>
-            <w:t xml:space="preserve">DVI Results</w:t>
+            <w:t>DVI Results</w:t>
           </w:r>
         </w:p>
         <w:tbl>
           <w:tblPr>
             <w:tblW w:w="9638" w:type="dxa"/>
+            <w:tblInd w:w="10" w:type="dxa"/>
             <w:tblBorders>
               <w:top w:val="single" w:sz="4" w:space="0" w:color="808080"/>
               <w:left w:val="single" w:sz="4" w:space="0" w:color="808080"/>
@@ -677,16 +1700,27 @@
               <w:insideV w:val="single" w:sz="4" w:space="0" w:color="808080"/>
             </w:tblBorders>
             <w:tblLayout w:type="fixed"/>
+            <w:tblCellMar>
+              <w:left w:w="10" w:type="dxa"/>
+              <w:right w:w="10" w:type="dxa"/>
+            </w:tblCellMar>
+            <w:tblLook w:val="04A0" w:firstRow="1" w:lastRow="0" w:firstColumn="1" w:lastColumn="0" w:noHBand="0" w:noVBand="1"/>
           </w:tblPr>
           <w:tblGrid>
-            <w:gridCol w:w="1606"/>
-            <w:gridCol w:w="1606"/>
+            <w:gridCol w:w="1607"/>
+            <w:gridCol w:w="1607"/>
             <w:gridCol w:w="1606"/>
             <w:gridCol w:w="1606"/>
             <w:gridCol w:w="1606"/>
             <w:gridCol w:w="1606"/>
           </w:tblGrid>
           <w:tr>
+            <w:tblPrEx>
+              <w:tblCellMar>
+                <w:top w:w="0" w:type="dxa"/>
+                <w:bottom w:w="0" w:type="dxa"/>
+              </w:tblCellMar>
+            </w:tblPrEx>
             <w:trPr>
               <w:tblHeader/>
             </w:trPr>
@@ -699,7 +1733,7 @@
                   <w:rPr>
                     <w:b/>
                   </w:rPr>
-                  <w:t xml:space="preserve">Datum Reference</w:t>
+                  <w:t>Datum Reference</w:t>
                 </w:r>
               </w:p>
             </w:tc>
@@ -712,7 +1746,7 @@
                   <w:rPr>
                     <w:b/>
                   </w:rPr>
-                  <w:t xml:space="preserve">Member Type</w:t>
+                  <w:t>Member Type</w:t>
                 </w:r>
               </w:p>
             </w:tc>
@@ -725,7 +1759,7 @@
                   <w:rPr>
                     <w:b/>
                   </w:rPr>
-                  <w:t xml:space="preserve">CP (mV)</w:t>
+                  <w:t>CP (mV)</w:t>
                 </w:r>
               </w:p>
             </w:tc>
@@ -738,7 +1772,7 @@
                   <w:rPr>
                     <w:b/>
                   </w:rPr>
-                  <w:t xml:space="preserve">Clock Position</w:t>
+                  <w:t>Clock Position</w:t>
                 </w:r>
               </w:p>
             </w:tc>
@@ -751,7 +1785,7 @@
                   <w:rPr>
                     <w:b/>
                   </w:rPr>
-                  <w:t xml:space="preserve">UT (mm)</w:t>
+                  <w:t>UT (mm)</w:t>
                 </w:r>
               </w:p>
             </w:tc>
@@ -764,19 +1798,33 @@
                   <w:rPr>
                     <w:b/>
                   </w:rPr>
-                  <w:t xml:space="preserve">Findings</w:t>
+                  <w:t>Findings</w:t>
                 </w:r>
               </w:p>
             </w:tc>
           </w:tr>
           <w:tr>
+            <w:tblPrEx>
+              <w:tblCellMar>
+                <w:top w:w="0" w:type="dxa"/>
+                <w:bottom w:w="0" w:type="dxa"/>
+              </w:tblCellMar>
+            </w:tblPrEx>
             <w:tc>
               <w:tcPr>
                 <w:tcW w:w="1606" w:type="dxa"/>
               </w:tcPr>
               <w:p>
                 <w:r>
-                  <w:t xml:space="preserve">{#rows}{datum_reference}</w:t>
+                  <w:t>{#</w:t>
+                </w:r>
+                <w:proofErr w:type="gramStart"/>
+                <w:r>
+                  <w:t>rows}{</w:t>
+                </w:r>
+                <w:proofErr w:type="gramEnd"/>
+                <w:r>
+                  <w:t>datum_reference}</w:t>
                 </w:r>
               </w:p>
             </w:tc>
@@ -786,7 +1834,15 @@
               </w:tcPr>
               <w:p>
                 <w:r>
-                  <w:t xml:space="preserve">{member_type}</w:t>
+                  <w:t>{</w:t>
+                </w:r>
+                <w:proofErr w:type="spellStart"/>
+                <w:r>
+                  <w:t>member_type</w:t>
+                </w:r>
+                <w:proofErr w:type="spellEnd"/>
+                <w:r>
+                  <w:t>}</w:t>
                 </w:r>
               </w:p>
             </w:tc>
@@ -796,7 +1852,15 @@
               </w:tcPr>
               <w:p>
                 <w:r>
-                  <w:t xml:space="preserve">{cp_potential_mv}</w:t>
+                  <w:t>{</w:t>
+                </w:r>
+                <w:proofErr w:type="spellStart"/>
+                <w:r>
+                  <w:t>cp_potential_mv</w:t>
+                </w:r>
+                <w:proofErr w:type="spellEnd"/>
+                <w:r>
+                  <w:t>}</w:t>
                 </w:r>
               </w:p>
             </w:tc>
@@ -806,7 +1870,15 @@
               </w:tcPr>
               <w:p>
                 <w:r>
-                  <w:t xml:space="preserve">{clock_position}</w:t>
+                  <w:t>{</w:t>
+                </w:r>
+                <w:proofErr w:type="spellStart"/>
+                <w:r>
+                  <w:t>clock_position</w:t>
+                </w:r>
+                <w:proofErr w:type="spellEnd"/>
+                <w:r>
+                  <w:t>}</w:t>
                 </w:r>
               </w:p>
             </w:tc>
@@ -816,7 +1888,15 @@
               </w:tcPr>
               <w:p>
                 <w:r>
-                  <w:t xml:space="preserve">{ut_mm}</w:t>
+                  <w:t>{</w:t>
+                </w:r>
+                <w:proofErr w:type="spellStart"/>
+                <w:r>
+                  <w:t>ut_mm</w:t>
+                </w:r>
+                <w:proofErr w:type="spellEnd"/>
+                <w:r>
+                  <w:t>}</w:t>
                 </w:r>
               </w:p>
             </w:tc>
@@ -826,7 +1906,7 @@
               </w:tcPr>
               <w:p>
                 <w:r>
-                  <w:t xml:space="preserve">{findings}{/rows}</w:t>
+                  <w:t>{findings}{/rows}</w:t>
                 </w:r>
               </w:p>
             </w:tc>
@@ -837,18 +1917,28 @@
     <w:p/>
     <w:p>
       <w:r>
-        <w:t xml:space="preserve">{/isDVI}</w:t>
+        <w:t>{/</w:t>
+      </w:r>
+      <w:proofErr w:type="spellStart"/>
+      <w:r>
+        <w:t>isDVI</w:t>
+      </w:r>
+      <w:proofErr w:type="spellEnd"/>
+      <w:r>
+        <w:t>}</w:t>
       </w:r>
     </w:p>
     <w:p>
       <w:r>
-        <w:t xml:space="preserve">{#isMGI}</w:t>
+        <w:t>{#isMGI}</w:t>
       </w:r>
     </w:p>
     <w:sdt>
       <w:sdtPr>
         <w:tag w:val="region"/>
+        <w:id w:val="-1967197509"/>
       </w:sdtPr>
+      <w:sdtEndPr/>
       <w:sdtContent>
         <w:p>
           <w:r>
@@ -857,12 +1947,13 @@
               <w:sz w:val="26"/>
               <w:szCs w:val="26"/>
             </w:rPr>
-            <w:t xml:space="preserve">MGI Results</w:t>
+            <w:t>MGI Results</w:t>
           </w:r>
         </w:p>
         <w:tbl>
           <w:tblPr>
             <w:tblW w:w="9638" w:type="dxa"/>
+            <w:tblInd w:w="10" w:type="dxa"/>
             <w:tblBorders>
               <w:top w:val="single" w:sz="4" w:space="0" w:color="808080"/>
               <w:left w:val="single" w:sz="4" w:space="0" w:color="808080"/>
@@ -872,17 +1963,28 @@
               <w:insideV w:val="single" w:sz="4" w:space="0" w:color="808080"/>
             </w:tblBorders>
             <w:tblLayout w:type="fixed"/>
+            <w:tblCellMar>
+              <w:left w:w="10" w:type="dxa"/>
+              <w:right w:w="10" w:type="dxa"/>
+            </w:tblCellMar>
+            <w:tblLook w:val="04A0" w:firstRow="1" w:lastRow="0" w:firstColumn="1" w:lastColumn="0" w:noHBand="0" w:noVBand="1"/>
           </w:tblPr>
           <w:tblGrid>
             <w:gridCol w:w="1376"/>
-            <w:gridCol w:w="1376"/>
-            <w:gridCol w:w="1376"/>
-            <w:gridCol w:w="1376"/>
-            <w:gridCol w:w="1376"/>
-            <w:gridCol w:w="1376"/>
-            <w:gridCol w:w="1376"/>
+            <w:gridCol w:w="1377"/>
+            <w:gridCol w:w="1377"/>
+            <w:gridCol w:w="1377"/>
+            <w:gridCol w:w="1377"/>
+            <w:gridCol w:w="1377"/>
+            <w:gridCol w:w="1377"/>
           </w:tblGrid>
           <w:tr>
+            <w:tblPrEx>
+              <w:tblCellMar>
+                <w:top w:w="0" w:type="dxa"/>
+                <w:bottom w:w="0" w:type="dxa"/>
+              </w:tblCellMar>
+            </w:tblPrEx>
             <w:trPr>
               <w:tblHeader/>
             </w:trPr>
@@ -895,157 +1997,203 @@
                   <w:rPr>
                     <w:b/>
                   </w:rPr>
-                  <w:t xml:space="preserve">No MG Observed</w:t>
-                </w:r>
-              </w:p>
-            </w:tc>
-            <w:tc>
-              <w:tcPr>
-                <w:tcW w:w="1376" w:type="dxa"/>
-              </w:tcPr>
-              <w:p>
-                <w:r>
-                  <w:rPr>
-                    <w:b/>
-                  </w:rPr>
-                  <w:t xml:space="preserve">Criteria</w:t>
-                </w:r>
-              </w:p>
-            </w:tc>
-            <w:tc>
-              <w:tcPr>
-                <w:tcW w:w="1376" w:type="dxa"/>
-              </w:tcPr>
-              <w:p>
-                <w:r>
-                  <w:rPr>
-                    <w:b/>
-                  </w:rPr>
-                  <w:t xml:space="preserve">Growth Type</w:t>
-                </w:r>
-              </w:p>
-            </w:tc>
-            <w:tc>
-              <w:tcPr>
-                <w:tcW w:w="1376" w:type="dxa"/>
-              </w:tcPr>
-              <w:p>
-                <w:r>
-                  <w:rPr>
-                    <w:b/>
-                  </w:rPr>
-                  <w:t xml:space="preserve">Species</w:t>
-                </w:r>
-              </w:p>
-            </w:tc>
-            <w:tc>
-              <w:tcPr>
-                <w:tcW w:w="1376" w:type="dxa"/>
-              </w:tcPr>
-              <w:p>
-                <w:r>
-                  <w:rPr>
-                    <w:b/>
-                  </w:rPr>
-                  <w:t xml:space="preserve">Coverage %</w:t>
-                </w:r>
-              </w:p>
-            </w:tc>
-            <w:tc>
-              <w:tcPr>
-                <w:tcW w:w="1376" w:type="dxa"/>
-              </w:tcPr>
-              <w:p>
-                <w:r>
-                  <w:rPr>
-                    <w:b/>
-                  </w:rPr>
-                  <w:t xml:space="preserve">Thickness (mm)</w:t>
-                </w:r>
-              </w:p>
-            </w:tc>
-            <w:tc>
-              <w:tcPr>
-                <w:tcW w:w="1376" w:type="dxa"/>
-              </w:tcPr>
-              <w:p>
-                <w:r>
-                  <w:rPr>
-                    <w:b/>
-                  </w:rPr>
-                  <w:t xml:space="preserve">Remarks</w:t>
+                  <w:t>No MG Observed</w:t>
+                </w:r>
+              </w:p>
+            </w:tc>
+            <w:tc>
+              <w:tcPr>
+                <w:tcW w:w="1376" w:type="dxa"/>
+              </w:tcPr>
+              <w:p>
+                <w:r>
+                  <w:rPr>
+                    <w:b/>
+                  </w:rPr>
+                  <w:t>Criteria</w:t>
+                </w:r>
+              </w:p>
+            </w:tc>
+            <w:tc>
+              <w:tcPr>
+                <w:tcW w:w="1376" w:type="dxa"/>
+              </w:tcPr>
+              <w:p>
+                <w:r>
+                  <w:rPr>
+                    <w:b/>
+                  </w:rPr>
+                  <w:t>Growth Type</w:t>
+                </w:r>
+              </w:p>
+            </w:tc>
+            <w:tc>
+              <w:tcPr>
+                <w:tcW w:w="1376" w:type="dxa"/>
+              </w:tcPr>
+              <w:p>
+                <w:r>
+                  <w:rPr>
+                    <w:b/>
+                  </w:rPr>
+                  <w:t>Species</w:t>
+                </w:r>
+              </w:p>
+            </w:tc>
+            <w:tc>
+              <w:tcPr>
+                <w:tcW w:w="1376" w:type="dxa"/>
+              </w:tcPr>
+              <w:p>
+                <w:r>
+                  <w:rPr>
+                    <w:b/>
+                  </w:rPr>
+                  <w:t>Coverage %</w:t>
+                </w:r>
+              </w:p>
+            </w:tc>
+            <w:tc>
+              <w:tcPr>
+                <w:tcW w:w="1376" w:type="dxa"/>
+              </w:tcPr>
+              <w:p>
+                <w:r>
+                  <w:rPr>
+                    <w:b/>
+                  </w:rPr>
+                  <w:t>Thickness (mm)</w:t>
+                </w:r>
+              </w:p>
+            </w:tc>
+            <w:tc>
+              <w:tcPr>
+                <w:tcW w:w="1376" w:type="dxa"/>
+              </w:tcPr>
+              <w:p>
+                <w:r>
+                  <w:rPr>
+                    <w:b/>
+                  </w:rPr>
+                  <w:t>Remarks</w:t>
                 </w:r>
               </w:p>
             </w:tc>
           </w:tr>
           <w:tr>
-            <w:tc>
-              <w:tcPr>
-                <w:tcW w:w="1376" w:type="dxa"/>
-              </w:tcPr>
-              <w:p>
-                <w:r>
-                  <w:t xml:space="preserve">{#rows}{no_mg_observed}</w:t>
-                </w:r>
-              </w:p>
-            </w:tc>
-            <w:tc>
-              <w:tcPr>
-                <w:tcW w:w="1376" w:type="dxa"/>
-              </w:tcPr>
-              <w:p>
-                <w:r>
-                  <w:t xml:space="preserve">{criteria_preset}</w:t>
-                </w:r>
-              </w:p>
-            </w:tc>
-            <w:tc>
-              <w:tcPr>
-                <w:tcW w:w="1376" w:type="dxa"/>
-              </w:tcPr>
-              <w:p>
-                <w:r>
-                  <w:t xml:space="preserve">{growth_type}</w:t>
-                </w:r>
-              </w:p>
-            </w:tc>
-            <w:tc>
-              <w:tcPr>
-                <w:tcW w:w="1376" w:type="dxa"/>
-              </w:tcPr>
-              <w:p>
-                <w:r>
-                  <w:t xml:space="preserve">{species}</w:t>
-                </w:r>
-              </w:p>
-            </w:tc>
-            <w:tc>
-              <w:tcPr>
-                <w:tcW w:w="1376" w:type="dxa"/>
-              </w:tcPr>
-              <w:p>
-                <w:r>
-                  <w:t xml:space="preserve">{coverage_percent}</w:t>
-                </w:r>
-              </w:p>
-            </w:tc>
-            <w:tc>
-              <w:tcPr>
-                <w:tcW w:w="1376" w:type="dxa"/>
-              </w:tcPr>
-              <w:p>
-                <w:r>
-                  <w:t xml:space="preserve">{thickness_mm}</w:t>
-                </w:r>
-              </w:p>
-            </w:tc>
-            <w:tc>
-              <w:tcPr>
-                <w:tcW w:w="1376" w:type="dxa"/>
-              </w:tcPr>
-              <w:p>
-                <w:r>
-                  <w:t xml:space="preserve">{remarks}{/rows}</w:t>
+            <w:tblPrEx>
+              <w:tblCellMar>
+                <w:top w:w="0" w:type="dxa"/>
+                <w:bottom w:w="0" w:type="dxa"/>
+              </w:tblCellMar>
+            </w:tblPrEx>
+            <w:tc>
+              <w:tcPr>
+                <w:tcW w:w="1376" w:type="dxa"/>
+              </w:tcPr>
+              <w:p>
+                <w:r>
+                  <w:t>{#</w:t>
+                </w:r>
+                <w:proofErr w:type="gramStart"/>
+                <w:r>
+                  <w:t>rows}{</w:t>
+                </w:r>
+                <w:proofErr w:type="gramEnd"/>
+                <w:r>
+                  <w:t>no_mg_observed}</w:t>
+                </w:r>
+              </w:p>
+            </w:tc>
+            <w:tc>
+              <w:tcPr>
+                <w:tcW w:w="1376" w:type="dxa"/>
+              </w:tcPr>
+              <w:p>
+                <w:r>
+                  <w:t>{</w:t>
+                </w:r>
+                <w:proofErr w:type="spellStart"/>
+                <w:r>
+                  <w:t>criteria_preset</w:t>
+                </w:r>
+                <w:proofErr w:type="spellEnd"/>
+                <w:r>
+                  <w:t>}</w:t>
+                </w:r>
+              </w:p>
+            </w:tc>
+            <w:tc>
+              <w:tcPr>
+                <w:tcW w:w="1376" w:type="dxa"/>
+              </w:tcPr>
+              <w:p>
+                <w:r>
+                  <w:t>{</w:t>
+                </w:r>
+                <w:proofErr w:type="spellStart"/>
+                <w:r>
+                  <w:t>growth_type</w:t>
+                </w:r>
+                <w:proofErr w:type="spellEnd"/>
+                <w:r>
+                  <w:t>}</w:t>
+                </w:r>
+              </w:p>
+            </w:tc>
+            <w:tc>
+              <w:tcPr>
+                <w:tcW w:w="1376" w:type="dxa"/>
+              </w:tcPr>
+              <w:p>
+                <w:r>
+                  <w:t>{species}</w:t>
+                </w:r>
+              </w:p>
+            </w:tc>
+            <w:tc>
+              <w:tcPr>
+                <w:tcW w:w="1376" w:type="dxa"/>
+              </w:tcPr>
+              <w:p>
+                <w:r>
+                  <w:t>{</w:t>
+                </w:r>
+                <w:proofErr w:type="spellStart"/>
+                <w:r>
+                  <w:t>coverage_percent</w:t>
+                </w:r>
+                <w:proofErr w:type="spellEnd"/>
+                <w:r>
+                  <w:t>}</w:t>
+                </w:r>
+              </w:p>
+            </w:tc>
+            <w:tc>
+              <w:tcPr>
+                <w:tcW w:w="1376" w:type="dxa"/>
+              </w:tcPr>
+              <w:p>
+                <w:r>
+                  <w:t>{</w:t>
+                </w:r>
+                <w:proofErr w:type="spellStart"/>
+                <w:r>
+                  <w:t>thickness_mm</w:t>
+                </w:r>
+                <w:proofErr w:type="spellEnd"/>
+                <w:r>
+                  <w:t>}</w:t>
+                </w:r>
+              </w:p>
+            </w:tc>
+            <w:tc>
+              <w:tcPr>
+                <w:tcW w:w="1376" w:type="dxa"/>
+              </w:tcPr>
+              <w:p>
+                <w:r>
+                  <w:t>{remarks}{/rows}</w:t>
                 </w:r>
               </w:p>
             </w:tc>
@@ -1056,18 +2204,28 @@
     <w:p/>
     <w:p>
       <w:r>
-        <w:t xml:space="preserve">{/isMGI}</w:t>
+        <w:t>{/</w:t>
+      </w:r>
+      <w:proofErr w:type="spellStart"/>
+      <w:r>
+        <w:t>isMGI</w:t>
+      </w:r>
+      <w:proofErr w:type="spellEnd"/>
+      <w:r>
+        <w:t>}</w:t>
       </w:r>
     </w:p>
     <w:p>
       <w:r>
-        <w:t xml:space="preserve">{#isCP}</w:t>
+        <w:t>{#isCP}</w:t>
       </w:r>
     </w:p>
     <w:sdt>
       <w:sdtPr>
         <w:tag w:val="region"/>
+        <w:id w:val="1578627970"/>
       </w:sdtPr>
+      <w:sdtEndPr/>
       <w:sdtContent>
         <w:p>
           <w:r>
@@ -1076,12 +2234,13 @@
               <w:sz w:val="26"/>
               <w:szCs w:val="26"/>
             </w:rPr>
-            <w:t xml:space="preserve">CP Results</w:t>
+            <w:t>CP Results</w:t>
           </w:r>
         </w:p>
         <w:tbl>
           <w:tblPr>
             <w:tblW w:w="9638" w:type="dxa"/>
+            <w:tblInd w:w="10" w:type="dxa"/>
             <w:tblBorders>
               <w:top w:val="single" w:sz="4" w:space="0" w:color="808080"/>
               <w:left w:val="single" w:sz="4" w:space="0" w:color="808080"/>
@@ -1091,20 +2250,31 @@
               <w:insideV w:val="single" w:sz="4" w:space="0" w:color="808080"/>
             </w:tblBorders>
             <w:tblLayout w:type="fixed"/>
+            <w:tblCellMar>
+              <w:left w:w="10" w:type="dxa"/>
+              <w:right w:w="10" w:type="dxa"/>
+            </w:tblCellMar>
+            <w:tblLook w:val="04A0" w:firstRow="1" w:lastRow="0" w:firstColumn="1" w:lastColumn="0" w:noHBand="0" w:noVBand="1"/>
           </w:tblPr>
           <w:tblGrid>
             <w:gridCol w:w="963"/>
             <w:gridCol w:w="963"/>
-            <w:gridCol w:w="963"/>
-            <w:gridCol w:w="963"/>
-            <w:gridCol w:w="963"/>
-            <w:gridCol w:w="963"/>
-            <w:gridCol w:w="963"/>
-            <w:gridCol w:w="963"/>
-            <w:gridCol w:w="963"/>
-            <w:gridCol w:w="963"/>
+            <w:gridCol w:w="964"/>
+            <w:gridCol w:w="964"/>
+            <w:gridCol w:w="964"/>
+            <w:gridCol w:w="964"/>
+            <w:gridCol w:w="964"/>
+            <w:gridCol w:w="964"/>
+            <w:gridCol w:w="964"/>
+            <w:gridCol w:w="964"/>
           </w:tblGrid>
           <w:tr>
+            <w:tblPrEx>
+              <w:tblCellMar>
+                <w:top w:w="0" w:type="dxa"/>
+                <w:bottom w:w="0" w:type="dxa"/>
+              </w:tblCellMar>
+            </w:tblPrEx>
             <w:trPr>
               <w:tblHeader/>
             </w:trPr>
@@ -1117,7 +2287,7 @@
                   <w:rPr>
                     <w:b/>
                   </w:rPr>
-                  <w:t xml:space="preserve">Anode Type</w:t>
+                  <w:t>Anode Type</w:t>
                 </w:r>
               </w:p>
             </w:tc>
@@ -1130,7 +2300,7 @@
                   <w:rPr>
                     <w:b/>
                   </w:rPr>
-                  <w:t xml:space="preserve">Voltage (mV)</w:t>
+                  <w:t>Voltage (mV)</w:t>
                 </w:r>
               </w:p>
             </w:tc>
@@ -1143,7 +2313,7 @@
                   <w:rPr>
                     <w:b/>
                   </w:rPr>
-                  <w:t xml:space="preserve">Depletion</w:t>
+                  <w:t>Depletion</w:t>
                 </w:r>
               </w:p>
             </w:tc>
@@ -1156,7 +2326,7 @@
                   <w:rPr>
                     <w:b/>
                   </w:rPr>
-                  <w:t xml:space="preserve">Width</w:t>
+                  <w:t>Width</w:t>
                 </w:r>
               </w:p>
             </w:tc>
@@ -1169,7 +2339,7 @@
                   <w:rPr>
                     <w:b/>
                   </w:rPr>
-                  <w:t xml:space="preserve">Height</w:t>
+                  <w:t>Height</w:t>
                 </w:r>
               </w:p>
             </w:tc>
@@ -1182,7 +2352,7 @@
                   <w:rPr>
                     <w:b/>
                   </w:rPr>
-                  <w:t xml:space="preserve">Length</w:t>
+                  <w:t>Length</w:t>
                 </w:r>
               </w:p>
             </w:tc>
@@ -1195,7 +2365,7 @@
                   <w:rPr>
                     <w:b/>
                   </w:rPr>
-                  <w:t xml:space="preserve">Widest Pit</w:t>
+                  <w:t>Widest Pit</w:t>
                 </w:r>
               </w:p>
             </w:tc>
@@ -1208,7 +2378,7 @@
                   <w:rPr>
                     <w:b/>
                   </w:rPr>
-                  <w:t xml:space="preserve">Deepest Pit</w:t>
+                  <w:t>Deepest Pit</w:t>
                 </w:r>
               </w:p>
             </w:tc>
@@ -1221,7 +2391,7 @@
                   <w:rPr>
                     <w:b/>
                   </w:rPr>
-                  <w:t xml:space="preserve">Remarks</w:t>
+                  <w:t>Remarks</w:t>
                 </w:r>
               </w:p>
             </w:tc>
@@ -1234,19 +2404,33 @@
                   <w:rPr>
                     <w:b/>
                   </w:rPr>
-                  <w:t xml:space="preserve">Recorded</w:t>
+                  <w:t>Recorded</w:t>
                 </w:r>
               </w:p>
             </w:tc>
           </w:tr>
           <w:tr>
+            <w:tblPrEx>
+              <w:tblCellMar>
+                <w:top w:w="0" w:type="dxa"/>
+                <w:bottom w:w="0" w:type="dxa"/>
+              </w:tblCellMar>
+            </w:tblPrEx>
             <w:tc>
               <w:tcPr>
                 <w:tcW w:w="963" w:type="dxa"/>
               </w:tcPr>
               <w:p>
                 <w:r>
-                  <w:t xml:space="preserve">{#rows}{anode_type}</w:t>
+                  <w:t>{#</w:t>
+                </w:r>
+                <w:proofErr w:type="gramStart"/>
+                <w:r>
+                  <w:t>rows}{</w:t>
+                </w:r>
+                <w:proofErr w:type="gramEnd"/>
+                <w:r>
+                  <w:t>anode_type}</w:t>
                 </w:r>
               </w:p>
             </w:tc>
@@ -1256,7 +2440,15 @@
               </w:tcPr>
               <w:p>
                 <w:r>
-                  <w:t xml:space="preserve">{voltage_mv}</w:t>
+                  <w:t>{</w:t>
+                </w:r>
+                <w:proofErr w:type="spellStart"/>
+                <w:r>
+                  <w:t>voltage_mv</w:t>
+                </w:r>
+                <w:proofErr w:type="spellEnd"/>
+                <w:r>
+                  <w:t>}</w:t>
                 </w:r>
               </w:p>
             </w:tc>
@@ -1266,7 +2458,7 @@
               </w:tcPr>
               <w:p>
                 <w:r>
-                  <w:t xml:space="preserve">{depletion}</w:t>
+                  <w:t>{depletion}</w:t>
                 </w:r>
               </w:p>
             </w:tc>
@@ -1276,7 +2468,15 @@
               </w:tcPr>
               <w:p>
                 <w:r>
-                  <w:t xml:space="preserve">{anode_width}</w:t>
+                  <w:t>{</w:t>
+                </w:r>
+                <w:proofErr w:type="spellStart"/>
+                <w:r>
+                  <w:t>anode_width</w:t>
+                </w:r>
+                <w:proofErr w:type="spellEnd"/>
+                <w:r>
+                  <w:t>}</w:t>
                 </w:r>
               </w:p>
             </w:tc>
@@ -1286,7 +2486,15 @@
               </w:tcPr>
               <w:p>
                 <w:r>
-                  <w:t xml:space="preserve">{anode_height}</w:t>
+                  <w:t>{</w:t>
+                </w:r>
+                <w:proofErr w:type="spellStart"/>
+                <w:r>
+                  <w:t>anode_height</w:t>
+                </w:r>
+                <w:proofErr w:type="spellEnd"/>
+                <w:r>
+                  <w:t>}</w:t>
                 </w:r>
               </w:p>
             </w:tc>
@@ -1296,7 +2504,15 @@
               </w:tcPr>
               <w:p>
                 <w:r>
-                  <w:t xml:space="preserve">{anode_length}</w:t>
+                  <w:t>{</w:t>
+                </w:r>
+                <w:proofErr w:type="spellStart"/>
+                <w:r>
+                  <w:t>anode_length</w:t>
+                </w:r>
+                <w:proofErr w:type="spellEnd"/>
+                <w:r>
+                  <w:t>}</w:t>
                 </w:r>
               </w:p>
             </w:tc>
@@ -1306,7 +2522,15 @@
               </w:tcPr>
               <w:p>
                 <w:r>
-                  <w:t xml:space="preserve">{widest_pit}</w:t>
+                  <w:t>{</w:t>
+                </w:r>
+                <w:proofErr w:type="spellStart"/>
+                <w:r>
+                  <w:t>widest_pit</w:t>
+                </w:r>
+                <w:proofErr w:type="spellEnd"/>
+                <w:r>
+                  <w:t>}</w:t>
                 </w:r>
               </w:p>
             </w:tc>
@@ -1316,7 +2540,15 @@
               </w:tcPr>
               <w:p>
                 <w:r>
-                  <w:t xml:space="preserve">{deepest_pit}</w:t>
+                  <w:t>{</w:t>
+                </w:r>
+                <w:proofErr w:type="spellStart"/>
+                <w:r>
+                  <w:t>deepest_pit</w:t>
+                </w:r>
+                <w:proofErr w:type="spellEnd"/>
+                <w:r>
+                  <w:t>}</w:t>
                 </w:r>
               </w:p>
             </w:tc>
@@ -1326,7 +2558,7 @@
               </w:tcPr>
               <w:p>
                 <w:r>
-                  <w:t xml:space="preserve">{remarks}</w:t>
+                  <w:t>{remarks}</w:t>
                 </w:r>
               </w:p>
             </w:tc>
@@ -1336,7 +2568,7 @@
               </w:tcPr>
               <w:p>
                 <w:r>
-                  <w:t xml:space="preserve">{recorded}{/rows}</w:t>
+                  <w:t>{recorded}{/rows}</w:t>
                 </w:r>
               </w:p>
             </w:tc>
@@ -1347,18 +2579,29 @@
     <w:p/>
     <w:p>
       <w:r>
-        <w:t xml:space="preserve">{/isCP}</w:t>
+        <w:t>{/</w:t>
+      </w:r>
+      <w:proofErr w:type="spellStart"/>
+      <w:r>
+        <w:t>isCP</w:t>
+      </w:r>
+      <w:proofErr w:type="spellEnd"/>
+      <w:r>
+        <w:t>}</w:t>
       </w:r>
     </w:p>
     <w:p>
       <w:r>
-        <w:t xml:space="preserve">{#isFMD}</w:t>
+        <w:lastRenderedPageBreak/>
+        <w:t>{#isFMD}</w:t>
       </w:r>
     </w:p>
     <w:sdt>
       <w:sdtPr>
         <w:tag w:val="region"/>
+        <w:id w:val="1014894032"/>
       </w:sdtPr>
+      <w:sdtEndPr/>
       <w:sdtContent>
         <w:p>
           <w:r>
@@ -1367,12 +2610,13 @@
               <w:sz w:val="26"/>
               <w:szCs w:val="26"/>
             </w:rPr>
-            <w:t xml:space="preserve">FMD Results</w:t>
+            <w:t>FMD Results</w:t>
           </w:r>
         </w:p>
         <w:tbl>
           <w:tblPr>
             <w:tblW w:w="9638" w:type="dxa"/>
+            <w:tblInd w:w="10" w:type="dxa"/>
             <w:tblBorders>
               <w:top w:val="single" w:sz="4" w:space="0" w:color="808080"/>
               <w:left w:val="single" w:sz="4" w:space="0" w:color="808080"/>
@@ -1382,17 +2626,28 @@
               <w:insideV w:val="single" w:sz="4" w:space="0" w:color="808080"/>
             </w:tblBorders>
             <w:tblLayout w:type="fixed"/>
+            <w:tblCellMar>
+              <w:left w:w="10" w:type="dxa"/>
+              <w:right w:w="10" w:type="dxa"/>
+            </w:tblCellMar>
+            <w:tblLook w:val="04A0" w:firstRow="1" w:lastRow="0" w:firstColumn="1" w:lastColumn="0" w:noHBand="0" w:noVBand="1"/>
           </w:tblPr>
           <w:tblGrid>
             <w:gridCol w:w="1376"/>
-            <w:gridCol w:w="1376"/>
-            <w:gridCol w:w="1376"/>
-            <w:gridCol w:w="1376"/>
-            <w:gridCol w:w="1376"/>
-            <w:gridCol w:w="1376"/>
-            <w:gridCol w:w="1376"/>
+            <w:gridCol w:w="1377"/>
+            <w:gridCol w:w="1377"/>
+            <w:gridCol w:w="1377"/>
+            <w:gridCol w:w="1377"/>
+            <w:gridCol w:w="1377"/>
+            <w:gridCol w:w="1377"/>
           </w:tblGrid>
           <w:tr>
+            <w:tblPrEx>
+              <w:tblCellMar>
+                <w:top w:w="0" w:type="dxa"/>
+                <w:bottom w:w="0" w:type="dxa"/>
+              </w:tblCellMar>
+            </w:tblPrEx>
             <w:trPr>
               <w:tblHeader/>
             </w:trPr>
@@ -1405,157 +2660,179 @@
                   <w:rPr>
                     <w:b/>
                   </w:rPr>
-                  <w:t xml:space="preserve">Depth/El</w:t>
-                </w:r>
-              </w:p>
-            </w:tc>
-            <w:tc>
-              <w:tcPr>
-                <w:tcW w:w="1376" w:type="dxa"/>
-              </w:tcPr>
-              <w:p>
-                <w:r>
-                  <w:rPr>
-                    <w:b/>
-                  </w:rPr>
-                  <w:t xml:space="preserve">Initial</w:t>
-                </w:r>
-              </w:p>
-            </w:tc>
-            <w:tc>
-              <w:tcPr>
-                <w:tcW w:w="1376" w:type="dxa"/>
-              </w:tcPr>
-              <w:p>
-                <w:r>
-                  <w:rPr>
-                    <w:b/>
-                  </w:rPr>
-                  <w:t xml:space="preserve">Add. 1</w:t>
-                </w:r>
-              </w:p>
-            </w:tc>
-            <w:tc>
-              <w:tcPr>
-                <w:tcW w:w="1376" w:type="dxa"/>
-              </w:tcPr>
-              <w:p>
-                <w:r>
-                  <w:rPr>
-                    <w:b/>
-                  </w:rPr>
-                  <w:t xml:space="preserve">Add. 2</w:t>
-                </w:r>
-              </w:p>
-            </w:tc>
-            <w:tc>
-              <w:tcPr>
-                <w:tcW w:w="1376" w:type="dxa"/>
-              </w:tcPr>
-              <w:p>
-                <w:r>
-                  <w:rPr>
-                    <w:b/>
-                  </w:rPr>
-                  <w:t xml:space="preserve">Add. 3</w:t>
-                </w:r>
-              </w:p>
-            </w:tc>
-            <w:tc>
-              <w:tcPr>
-                <w:tcW w:w="1376" w:type="dxa"/>
-              </w:tcPr>
-              <w:p>
-                <w:r>
-                  <w:rPr>
-                    <w:b/>
-                  </w:rPr>
-                  <w:t xml:space="preserve">Remarks</w:t>
-                </w:r>
-              </w:p>
-            </w:tc>
-            <w:tc>
-              <w:tcPr>
-                <w:tcW w:w="1376" w:type="dxa"/>
-              </w:tcPr>
-              <w:p>
-                <w:r>
-                  <w:rPr>
-                    <w:b/>
-                  </w:rPr>
-                  <w:t xml:space="preserve">Recorded</w:t>
+                  <w:t>Depth/El</w:t>
+                </w:r>
+              </w:p>
+            </w:tc>
+            <w:tc>
+              <w:tcPr>
+                <w:tcW w:w="1376" w:type="dxa"/>
+              </w:tcPr>
+              <w:p>
+                <w:r>
+                  <w:rPr>
+                    <w:b/>
+                  </w:rPr>
+                  <w:t>Initial</w:t>
+                </w:r>
+              </w:p>
+            </w:tc>
+            <w:tc>
+              <w:tcPr>
+                <w:tcW w:w="1376" w:type="dxa"/>
+              </w:tcPr>
+              <w:p>
+                <w:r>
+                  <w:rPr>
+                    <w:b/>
+                  </w:rPr>
+                  <w:t>Add. 1</w:t>
+                </w:r>
+              </w:p>
+            </w:tc>
+            <w:tc>
+              <w:tcPr>
+                <w:tcW w:w="1376" w:type="dxa"/>
+              </w:tcPr>
+              <w:p>
+                <w:r>
+                  <w:rPr>
+                    <w:b/>
+                  </w:rPr>
+                  <w:t>Add. 2</w:t>
+                </w:r>
+              </w:p>
+            </w:tc>
+            <w:tc>
+              <w:tcPr>
+                <w:tcW w:w="1376" w:type="dxa"/>
+              </w:tcPr>
+              <w:p>
+                <w:r>
+                  <w:rPr>
+                    <w:b/>
+                  </w:rPr>
+                  <w:t>Add. 3</w:t>
+                </w:r>
+              </w:p>
+            </w:tc>
+            <w:tc>
+              <w:tcPr>
+                <w:tcW w:w="1376" w:type="dxa"/>
+              </w:tcPr>
+              <w:p>
+                <w:r>
+                  <w:rPr>
+                    <w:b/>
+                  </w:rPr>
+                  <w:t>Remarks</w:t>
+                </w:r>
+              </w:p>
+            </w:tc>
+            <w:tc>
+              <w:tcPr>
+                <w:tcW w:w="1376" w:type="dxa"/>
+              </w:tcPr>
+              <w:p>
+                <w:r>
+                  <w:rPr>
+                    <w:b/>
+                  </w:rPr>
+                  <w:t>Recorded</w:t>
                 </w:r>
               </w:p>
             </w:tc>
           </w:tr>
           <w:tr>
-            <w:tc>
-              <w:tcPr>
-                <w:tcW w:w="1376" w:type="dxa"/>
-              </w:tcPr>
-              <w:p>
-                <w:r>
-                  <w:t xml:space="preserve">{#rows}{depth_el}</w:t>
-                </w:r>
-              </w:p>
-            </w:tc>
-            <w:tc>
-              <w:tcPr>
-                <w:tcW w:w="1376" w:type="dxa"/>
-              </w:tcPr>
-              <w:p>
-                <w:r>
-                  <w:t xml:space="preserve">{initial_attempt}</w:t>
-                </w:r>
-              </w:p>
-            </w:tc>
-            <w:tc>
-              <w:tcPr>
-                <w:tcW w:w="1376" w:type="dxa"/>
-              </w:tcPr>
-              <w:p>
-                <w:r>
-                  <w:t xml:space="preserve">{additional_attempt_1}</w:t>
-                </w:r>
-              </w:p>
-            </w:tc>
-            <w:tc>
-              <w:tcPr>
-                <w:tcW w:w="1376" w:type="dxa"/>
-              </w:tcPr>
-              <w:p>
-                <w:r>
-                  <w:t xml:space="preserve">{additional_attempt_2}</w:t>
-                </w:r>
-              </w:p>
-            </w:tc>
-            <w:tc>
-              <w:tcPr>
-                <w:tcW w:w="1376" w:type="dxa"/>
-              </w:tcPr>
-              <w:p>
-                <w:r>
-                  <w:t xml:space="preserve">{additional_attempt_3}</w:t>
-                </w:r>
-              </w:p>
-            </w:tc>
-            <w:tc>
-              <w:tcPr>
-                <w:tcW w:w="1376" w:type="dxa"/>
-              </w:tcPr>
-              <w:p>
-                <w:r>
-                  <w:t xml:space="preserve">{remarks}</w:t>
-                </w:r>
-              </w:p>
-            </w:tc>
-            <w:tc>
-              <w:tcPr>
-                <w:tcW w:w="1376" w:type="dxa"/>
-              </w:tcPr>
-              <w:p>
-                <w:r>
-                  <w:t xml:space="preserve">{recorded}{/rows}</w:t>
+            <w:tblPrEx>
+              <w:tblCellMar>
+                <w:top w:w="0" w:type="dxa"/>
+                <w:bottom w:w="0" w:type="dxa"/>
+              </w:tblCellMar>
+            </w:tblPrEx>
+            <w:tc>
+              <w:tcPr>
+                <w:tcW w:w="1376" w:type="dxa"/>
+              </w:tcPr>
+              <w:p>
+                <w:r>
+                  <w:t>{#</w:t>
+                </w:r>
+                <w:proofErr w:type="gramStart"/>
+                <w:r>
+                  <w:t>rows}{</w:t>
+                </w:r>
+                <w:proofErr w:type="gramEnd"/>
+                <w:r>
+                  <w:t>depth_el}</w:t>
+                </w:r>
+              </w:p>
+            </w:tc>
+            <w:tc>
+              <w:tcPr>
+                <w:tcW w:w="1376" w:type="dxa"/>
+              </w:tcPr>
+              <w:p>
+                <w:r>
+                  <w:t>{</w:t>
+                </w:r>
+                <w:proofErr w:type="spellStart"/>
+                <w:r>
+                  <w:t>initial_attempt</w:t>
+                </w:r>
+                <w:proofErr w:type="spellEnd"/>
+                <w:r>
+                  <w:t>}</w:t>
+                </w:r>
+              </w:p>
+            </w:tc>
+            <w:tc>
+              <w:tcPr>
+                <w:tcW w:w="1376" w:type="dxa"/>
+              </w:tcPr>
+              <w:p>
+                <w:r>
+                  <w:t>{additional_attempt_1}</w:t>
+                </w:r>
+              </w:p>
+            </w:tc>
+            <w:tc>
+              <w:tcPr>
+                <w:tcW w:w="1376" w:type="dxa"/>
+              </w:tcPr>
+              <w:p>
+                <w:r>
+                  <w:t>{additional_attempt_2}</w:t>
+                </w:r>
+              </w:p>
+            </w:tc>
+            <w:tc>
+              <w:tcPr>
+                <w:tcW w:w="1376" w:type="dxa"/>
+              </w:tcPr>
+              <w:p>
+                <w:r>
+                  <w:t>{additional_attempt_3}</w:t>
+                </w:r>
+              </w:p>
+            </w:tc>
+            <w:tc>
+              <w:tcPr>
+                <w:tcW w:w="1376" w:type="dxa"/>
+              </w:tcPr>
+              <w:p>
+                <w:r>
+                  <w:t>{remarks}</w:t>
+                </w:r>
+              </w:p>
+            </w:tc>
+            <w:tc>
+              <w:tcPr>
+                <w:tcW w:w="1376" w:type="dxa"/>
+              </w:tcPr>
+              <w:p>
+                <w:r>
+                  <w:t>{recorded}{/rows}</w:t>
                 </w:r>
               </w:p>
             </w:tc>
@@ -1566,18 +2843,28 @@
     <w:p/>
     <w:p>
       <w:r>
-        <w:t xml:space="preserve">{/isFMD}</w:t>
+        <w:t>{/</w:t>
+      </w:r>
+      <w:proofErr w:type="spellStart"/>
+      <w:r>
+        <w:t>isFMD</w:t>
+      </w:r>
+      <w:proofErr w:type="spellEnd"/>
+      <w:r>
+        <w:t>}</w:t>
       </w:r>
     </w:p>
     <w:p>
       <w:r>
-        <w:t xml:space="preserve">{#isSCOUR}</w:t>
+        <w:t>{#isSCOUR}</w:t>
       </w:r>
     </w:p>
     <w:sdt>
       <w:sdtPr>
         <w:tag w:val="region"/>
+        <w:id w:val="1072775356"/>
       </w:sdtPr>
+      <w:sdtEndPr/>
       <w:sdtContent>
         <w:p>
           <w:r>
@@ -1586,12 +2873,13 @@
               <w:sz w:val="26"/>
               <w:szCs w:val="26"/>
             </w:rPr>
-            <w:t xml:space="preserve">SCOUR Results</w:t>
+            <w:t>SCOUR Results</w:t>
           </w:r>
         </w:p>
         <w:tbl>
           <w:tblPr>
             <w:tblW w:w="9638" w:type="dxa"/>
+            <w:tblInd w:w="10" w:type="dxa"/>
             <w:tblBorders>
               <w:top w:val="single" w:sz="4" w:space="0" w:color="808080"/>
               <w:left w:val="single" w:sz="4" w:space="0" w:color="808080"/>
@@ -1601,17 +2889,28 @@
               <w:insideV w:val="single" w:sz="4" w:space="0" w:color="808080"/>
             </w:tblBorders>
             <w:tblLayout w:type="fixed"/>
+            <w:tblCellMar>
+              <w:left w:w="10" w:type="dxa"/>
+              <w:right w:w="10" w:type="dxa"/>
+            </w:tblCellMar>
+            <w:tblLook w:val="04A0" w:firstRow="1" w:lastRow="0" w:firstColumn="1" w:lastColumn="0" w:noHBand="0" w:noVBand="1"/>
           </w:tblPr>
           <w:tblGrid>
             <w:gridCol w:w="1376"/>
-            <w:gridCol w:w="1376"/>
-            <w:gridCol w:w="1376"/>
-            <w:gridCol w:w="1376"/>
-            <w:gridCol w:w="1376"/>
-            <w:gridCol w:w="1376"/>
-            <w:gridCol w:w="1376"/>
+            <w:gridCol w:w="1377"/>
+            <w:gridCol w:w="1377"/>
+            <w:gridCol w:w="1377"/>
+            <w:gridCol w:w="1377"/>
+            <w:gridCol w:w="1377"/>
+            <w:gridCol w:w="1377"/>
           </w:tblGrid>
           <w:tr>
+            <w:tblPrEx>
+              <w:tblCellMar>
+                <w:top w:w="0" w:type="dxa"/>
+                <w:bottom w:w="0" w:type="dxa"/>
+              </w:tblCellMar>
+            </w:tblPrEx>
             <w:trPr>
               <w:tblHeader/>
             </w:trPr>
@@ -1624,157 +2923,187 @@
                   <w:rPr>
                     <w:b/>
                   </w:rPr>
-                  <w:t xml:space="preserve">Exposed Pile</w:t>
-                </w:r>
-              </w:p>
-            </w:tc>
-            <w:tc>
-              <w:tcPr>
-                <w:tcW w:w="1376" w:type="dxa"/>
-              </w:tcPr>
-              <w:p>
-                <w:r>
-                  <w:rPr>
-                    <w:b/>
-                  </w:rPr>
-                  <w:t xml:space="preserve">Exposed Height</w:t>
-                </w:r>
-              </w:p>
-            </w:tc>
-            <w:tc>
-              <w:tcPr>
-                <w:tcW w:w="1376" w:type="dxa"/>
-              </w:tcPr>
-              <w:p>
-                <w:r>
-                  <w:rPr>
-                    <w:b/>
-                  </w:rPr>
-                  <w:t xml:space="preserve">Height Leg 1</w:t>
-                </w:r>
-              </w:p>
-            </w:tc>
-            <w:tc>
-              <w:tcPr>
-                <w:tcW w:w="1376" w:type="dxa"/>
-              </w:tcPr>
-              <w:p>
-                <w:r>
-                  <w:rPr>
-                    <w:b/>
-                  </w:rPr>
-                  <w:t xml:space="preserve">Height Midpoint</w:t>
-                </w:r>
-              </w:p>
-            </w:tc>
-            <w:tc>
-              <w:tcPr>
-                <w:tcW w:w="1376" w:type="dxa"/>
-              </w:tcPr>
-              <w:p>
-                <w:r>
-                  <w:rPr>
-                    <w:b/>
-                  </w:rPr>
-                  <w:t xml:space="preserve">Height Leg 2</w:t>
-                </w:r>
-              </w:p>
-            </w:tc>
-            <w:tc>
-              <w:tcPr>
-                <w:tcW w:w="1376" w:type="dxa"/>
-              </w:tcPr>
-              <w:p>
-                <w:r>
-                  <w:rPr>
-                    <w:b/>
-                  </w:rPr>
-                  <w:t xml:space="preserve">Remarks</w:t>
-                </w:r>
-              </w:p>
-            </w:tc>
-            <w:tc>
-              <w:tcPr>
-                <w:tcW w:w="1376" w:type="dxa"/>
-              </w:tcPr>
-              <w:p>
-                <w:r>
-                  <w:rPr>
-                    <w:b/>
-                  </w:rPr>
-                  <w:t xml:space="preserve">Recorded</w:t>
+                  <w:t>Exposed Pile</w:t>
+                </w:r>
+              </w:p>
+            </w:tc>
+            <w:tc>
+              <w:tcPr>
+                <w:tcW w:w="1376" w:type="dxa"/>
+              </w:tcPr>
+              <w:p>
+                <w:r>
+                  <w:rPr>
+                    <w:b/>
+                  </w:rPr>
+                  <w:t>Exposed Height</w:t>
+                </w:r>
+              </w:p>
+            </w:tc>
+            <w:tc>
+              <w:tcPr>
+                <w:tcW w:w="1376" w:type="dxa"/>
+              </w:tcPr>
+              <w:p>
+                <w:r>
+                  <w:rPr>
+                    <w:b/>
+                  </w:rPr>
+                  <w:t>Height Leg 1</w:t>
+                </w:r>
+              </w:p>
+            </w:tc>
+            <w:tc>
+              <w:tcPr>
+                <w:tcW w:w="1376" w:type="dxa"/>
+              </w:tcPr>
+              <w:p>
+                <w:r>
+                  <w:rPr>
+                    <w:b/>
+                  </w:rPr>
+                  <w:t>Height Midpoint</w:t>
+                </w:r>
+              </w:p>
+            </w:tc>
+            <w:tc>
+              <w:tcPr>
+                <w:tcW w:w="1376" w:type="dxa"/>
+              </w:tcPr>
+              <w:p>
+                <w:r>
+                  <w:rPr>
+                    <w:b/>
+                  </w:rPr>
+                  <w:t>Height Leg 2</w:t>
+                </w:r>
+              </w:p>
+            </w:tc>
+            <w:tc>
+              <w:tcPr>
+                <w:tcW w:w="1376" w:type="dxa"/>
+              </w:tcPr>
+              <w:p>
+                <w:r>
+                  <w:rPr>
+                    <w:b/>
+                  </w:rPr>
+                  <w:t>Remarks</w:t>
+                </w:r>
+              </w:p>
+            </w:tc>
+            <w:tc>
+              <w:tcPr>
+                <w:tcW w:w="1376" w:type="dxa"/>
+              </w:tcPr>
+              <w:p>
+                <w:r>
+                  <w:rPr>
+                    <w:b/>
+                  </w:rPr>
+                  <w:t>Recorded</w:t>
                 </w:r>
               </w:p>
             </w:tc>
           </w:tr>
           <w:tr>
-            <w:tc>
-              <w:tcPr>
-                <w:tcW w:w="1376" w:type="dxa"/>
-              </w:tcPr>
-              <w:p>
-                <w:r>
-                  <w:t xml:space="preserve">{#rows}{exposed_pile}</w:t>
-                </w:r>
-              </w:p>
-            </w:tc>
-            <w:tc>
-              <w:tcPr>
-                <w:tcW w:w="1376" w:type="dxa"/>
-              </w:tcPr>
-              <w:p>
-                <w:r>
-                  <w:t xml:space="preserve">{exposed_pile_height}</w:t>
-                </w:r>
-              </w:p>
-            </w:tc>
-            <w:tc>
-              <w:tcPr>
-                <w:tcW w:w="1376" w:type="dxa"/>
-              </w:tcPr>
-              <w:p>
-                <w:r>
-                  <w:t xml:space="preserve">{height_leg1}</w:t>
-                </w:r>
-              </w:p>
-            </w:tc>
-            <w:tc>
-              <w:tcPr>
-                <w:tcW w:w="1376" w:type="dxa"/>
-              </w:tcPr>
-              <w:p>
-                <w:r>
-                  <w:t xml:space="preserve">{height_midpoint}</w:t>
-                </w:r>
-              </w:p>
-            </w:tc>
-            <w:tc>
-              <w:tcPr>
-                <w:tcW w:w="1376" w:type="dxa"/>
-              </w:tcPr>
-              <w:p>
-                <w:r>
-                  <w:t xml:space="preserve">{height_leg2}</w:t>
-                </w:r>
-              </w:p>
-            </w:tc>
-            <w:tc>
-              <w:tcPr>
-                <w:tcW w:w="1376" w:type="dxa"/>
-              </w:tcPr>
-              <w:p>
-                <w:r>
-                  <w:t xml:space="preserve">{remarks}</w:t>
-                </w:r>
-              </w:p>
-            </w:tc>
-            <w:tc>
-              <w:tcPr>
-                <w:tcW w:w="1376" w:type="dxa"/>
-              </w:tcPr>
-              <w:p>
-                <w:r>
-                  <w:t xml:space="preserve">{recorded}{/rows}</w:t>
+            <w:tblPrEx>
+              <w:tblCellMar>
+                <w:top w:w="0" w:type="dxa"/>
+                <w:bottom w:w="0" w:type="dxa"/>
+              </w:tblCellMar>
+            </w:tblPrEx>
+            <w:tc>
+              <w:tcPr>
+                <w:tcW w:w="1376" w:type="dxa"/>
+              </w:tcPr>
+              <w:p>
+                <w:r>
+                  <w:t>{#</w:t>
+                </w:r>
+                <w:proofErr w:type="gramStart"/>
+                <w:r>
+                  <w:t>rows}{</w:t>
+                </w:r>
+                <w:proofErr w:type="gramEnd"/>
+                <w:r>
+                  <w:t>exposed_pile}</w:t>
+                </w:r>
+              </w:p>
+            </w:tc>
+            <w:tc>
+              <w:tcPr>
+                <w:tcW w:w="1376" w:type="dxa"/>
+              </w:tcPr>
+              <w:p>
+                <w:r>
+                  <w:t>{</w:t>
+                </w:r>
+                <w:proofErr w:type="spellStart"/>
+                <w:r>
+                  <w:t>exposed_pile_height</w:t>
+                </w:r>
+                <w:proofErr w:type="spellEnd"/>
+                <w:r>
+                  <w:t>}</w:t>
+                </w:r>
+              </w:p>
+            </w:tc>
+            <w:tc>
+              <w:tcPr>
+                <w:tcW w:w="1376" w:type="dxa"/>
+              </w:tcPr>
+              <w:p>
+                <w:r>
+                  <w:t>{height_leg1}</w:t>
+                </w:r>
+              </w:p>
+            </w:tc>
+            <w:tc>
+              <w:tcPr>
+                <w:tcW w:w="1376" w:type="dxa"/>
+              </w:tcPr>
+              <w:p>
+                <w:r>
+                  <w:t>{</w:t>
+                </w:r>
+                <w:proofErr w:type="spellStart"/>
+                <w:r>
+                  <w:t>height_midpoint</w:t>
+                </w:r>
+                <w:proofErr w:type="spellEnd"/>
+                <w:r>
+                  <w:t>}</w:t>
+                </w:r>
+              </w:p>
+            </w:tc>
+            <w:tc>
+              <w:tcPr>
+                <w:tcW w:w="1376" w:type="dxa"/>
+              </w:tcPr>
+              <w:p>
+                <w:r>
+                  <w:t>{height_leg2}</w:t>
+                </w:r>
+              </w:p>
+            </w:tc>
+            <w:tc>
+              <w:tcPr>
+                <w:tcW w:w="1376" w:type="dxa"/>
+              </w:tcPr>
+              <w:p>
+                <w:r>
+                  <w:t>{remarks}</w:t>
+                </w:r>
+              </w:p>
+            </w:tc>
+            <w:tc>
+              <w:tcPr>
+                <w:tcW w:w="1376" w:type="dxa"/>
+              </w:tcPr>
+              <w:p>
+                <w:r>
+                  <w:t>{recorded}{/rows}</w:t>
                 </w:r>
               </w:p>
             </w:tc>
@@ -1785,18 +3114,28 @@
     <w:p/>
     <w:p>
       <w:r>
-        <w:t xml:space="preserve">{/isSCOUR}</w:t>
+        <w:t>{/</w:t>
+      </w:r>
+      <w:proofErr w:type="spellStart"/>
+      <w:r>
+        <w:t>isSCOUR</w:t>
+      </w:r>
+      <w:proofErr w:type="spellEnd"/>
+      <w:r>
+        <w:t>}</w:t>
       </w:r>
     </w:p>
     <w:p>
       <w:r>
-        <w:t xml:space="preserve">{#isBSI}</w:t>
+        <w:t>{#isBSI}</w:t>
       </w:r>
     </w:p>
     <w:sdt>
       <w:sdtPr>
         <w:tag w:val="region"/>
+        <w:id w:val="-1024165628"/>
       </w:sdtPr>
+      <w:sdtEndPr/>
       <w:sdtContent>
         <w:p>
           <w:r>
@@ -1805,12 +3144,13 @@
               <w:sz w:val="26"/>
               <w:szCs w:val="26"/>
             </w:rPr>
-            <w:t xml:space="preserve">BSI Results</w:t>
+            <w:t>BSI Results</w:t>
           </w:r>
         </w:p>
         <w:tbl>
           <w:tblPr>
             <w:tblW w:w="9638" w:type="dxa"/>
+            <w:tblInd w:w="10" w:type="dxa"/>
             <w:tblBorders>
               <w:top w:val="single" w:sz="4" w:space="0" w:color="808080"/>
               <w:left w:val="single" w:sz="4" w:space="0" w:color="808080"/>
@@ -1820,18 +3160,29 @@
               <w:insideV w:val="single" w:sz="4" w:space="0" w:color="808080"/>
             </w:tblBorders>
             <w:tblLayout w:type="fixed"/>
+            <w:tblCellMar>
+              <w:left w:w="10" w:type="dxa"/>
+              <w:right w:w="10" w:type="dxa"/>
+            </w:tblCellMar>
+            <w:tblLook w:val="04A0" w:firstRow="1" w:lastRow="0" w:firstColumn="1" w:lastColumn="0" w:noHBand="0" w:noVBand="1"/>
           </w:tblPr>
           <w:tblGrid>
             <w:gridCol w:w="1204"/>
             <w:gridCol w:w="1204"/>
-            <w:gridCol w:w="1204"/>
-            <w:gridCol w:w="1204"/>
-            <w:gridCol w:w="1204"/>
-            <w:gridCol w:w="1204"/>
-            <w:gridCol w:w="1204"/>
-            <w:gridCol w:w="1204"/>
+            <w:gridCol w:w="1205"/>
+            <w:gridCol w:w="1205"/>
+            <w:gridCol w:w="1205"/>
+            <w:gridCol w:w="1205"/>
+            <w:gridCol w:w="1205"/>
+            <w:gridCol w:w="1205"/>
           </w:tblGrid>
           <w:tr>
+            <w:tblPrEx>
+              <w:tblCellMar>
+                <w:top w:w="0" w:type="dxa"/>
+                <w:bottom w:w="0" w:type="dxa"/>
+              </w:tblCellMar>
+            </w:tblPrEx>
             <w:trPr>
               <w:tblHeader/>
             </w:trPr>
@@ -1844,7 +3195,7 @@
                   <w:rPr>
                     <w:b/>
                   </w:rPr>
-                  <w:t xml:space="preserve">Clamp Type</w:t>
+                  <w:t>Clamp Type</w:t>
                 </w:r>
               </w:p>
             </w:tc>
@@ -1857,7 +3208,7 @@
                   <w:rPr>
                     <w:b/>
                   </w:rPr>
-                  <w:t xml:space="preserve">Depth/El</w:t>
+                  <w:t>Depth/El</w:t>
                 </w:r>
               </w:p>
             </w:tc>
@@ -1870,7 +3221,7 @@
                   <w:rPr>
                     <w:b/>
                   </w:rPr>
-                  <w:t xml:space="preserve">Bolt/Nut Qty</w:t>
+                  <w:t>Bolt/Nut Qty</w:t>
                 </w:r>
               </w:p>
             </w:tc>
@@ -1883,7 +3234,7 @@
                   <w:rPr>
                     <w:b/>
                   </w:rPr>
-                  <w:t xml:space="preserve">Outboard CP</w:t>
+                  <w:t>Outboard CP</w:t>
                 </w:r>
               </w:p>
             </w:tc>
@@ -1896,7 +3247,7 @@
                   <w:rPr>
                     <w:b/>
                   </w:rPr>
-                  <w:t xml:space="preserve">CP Anomaly Rec.</w:t>
+                  <w:t>CP Anomaly Rec.</w:t>
                 </w:r>
               </w:p>
             </w:tc>
@@ -1909,7 +3260,7 @@
                   <w:rPr>
                     <w:b/>
                   </w:rPr>
-                  <w:t xml:space="preserve">Hinge Pin</w:t>
+                  <w:t>Hinge Pin</w:t>
                 </w:r>
               </w:p>
             </w:tc>
@@ -1922,7 +3273,7 @@
                   <w:rPr>
                     <w:b/>
                   </w:rPr>
-                  <w:t xml:space="preserve">Hinge Bolt/Nut Qty</w:t>
+                  <w:t>Hinge Bolt/Nut Qty</w:t>
                 </w:r>
               </w:p>
             </w:tc>
@@ -1935,19 +3286,33 @@
                   <w:rPr>
                     <w:b/>
                   </w:rPr>
-                  <w:t xml:space="preserve">Liners</w:t>
+                  <w:t>Liners</w:t>
                 </w:r>
               </w:p>
             </w:tc>
           </w:tr>
           <w:tr>
+            <w:tblPrEx>
+              <w:tblCellMar>
+                <w:top w:w="0" w:type="dxa"/>
+                <w:bottom w:w="0" w:type="dxa"/>
+              </w:tblCellMar>
+            </w:tblPrEx>
             <w:tc>
               <w:tcPr>
                 <w:tcW w:w="1204" w:type="dxa"/>
               </w:tcPr>
               <w:p>
                 <w:r>
-                  <w:t xml:space="preserve">{#rows}{clamp_type}</w:t>
+                  <w:t>{#</w:t>
+                </w:r>
+                <w:proofErr w:type="gramStart"/>
+                <w:r>
+                  <w:t>rows}{</w:t>
+                </w:r>
+                <w:proofErr w:type="gramEnd"/>
+                <w:r>
+                  <w:t>clamp_type}</w:t>
                 </w:r>
               </w:p>
             </w:tc>
@@ -1957,7 +3322,15 @@
               </w:tcPr>
               <w:p>
                 <w:r>
-                  <w:t xml:space="preserve">{depth_el}</w:t>
+                  <w:t>{</w:t>
+                </w:r>
+                <w:proofErr w:type="spellStart"/>
+                <w:r>
+                  <w:t>depth_el</w:t>
+                </w:r>
+                <w:proofErr w:type="spellEnd"/>
+                <w:r>
+                  <w:t>}</w:t>
                 </w:r>
               </w:p>
             </w:tc>
@@ -1967,7 +3340,15 @@
               </w:tcPr>
               <w:p>
                 <w:r>
-                  <w:t xml:space="preserve">{clamp_bolt_nut_quantity}</w:t>
+                  <w:t>{</w:t>
+                </w:r>
+                <w:proofErr w:type="spellStart"/>
+                <w:r>
+                  <w:t>clamp_bolt_nut_quantity</w:t>
+                </w:r>
+                <w:proofErr w:type="spellEnd"/>
+                <w:r>
+                  <w:t>}</w:t>
                 </w:r>
               </w:p>
             </w:tc>
@@ -1977,7 +3358,15 @@
               </w:tcPr>
               <w:p>
                 <w:r>
-                  <w:t xml:space="preserve">{outboard_clamp_cp}</w:t>
+                  <w:t>{</w:t>
+                </w:r>
+                <w:proofErr w:type="spellStart"/>
+                <w:r>
+                  <w:t>outboard_clamp_cp</w:t>
+                </w:r>
+                <w:proofErr w:type="spellEnd"/>
+                <w:r>
+                  <w:t>}</w:t>
                 </w:r>
               </w:p>
             </w:tc>
@@ -1987,7 +3376,15 @@
               </w:tcPr>
               <w:p>
                 <w:r>
-                  <w:t xml:space="preserve">{cp_anomaly_recommendation}</w:t>
+                  <w:t>{</w:t>
+                </w:r>
+                <w:proofErr w:type="spellStart"/>
+                <w:r>
+                  <w:t>cp_anomaly_recommendation</w:t>
+                </w:r>
+                <w:proofErr w:type="spellEnd"/>
+                <w:r>
+                  <w:t>}</w:t>
                 </w:r>
               </w:p>
             </w:tc>
@@ -1997,7 +3394,15 @@
               </w:tcPr>
               <w:p>
                 <w:r>
-                  <w:t xml:space="preserve">{hinge_pin}</w:t>
+                  <w:t>{</w:t>
+                </w:r>
+                <w:proofErr w:type="spellStart"/>
+                <w:r>
+                  <w:t>hinge_pin</w:t>
+                </w:r>
+                <w:proofErr w:type="spellEnd"/>
+                <w:r>
+                  <w:t>}</w:t>
                 </w:r>
               </w:p>
             </w:tc>
@@ -2007,7 +3412,15 @@
               </w:tcPr>
               <w:p>
                 <w:r>
-                  <w:t xml:space="preserve">{hinge_bolt_nut_quantity}</w:t>
+                  <w:t>{</w:t>
+                </w:r>
+                <w:proofErr w:type="spellStart"/>
+                <w:r>
+                  <w:t>hinge_bolt_nut_quantity</w:t>
+                </w:r>
+                <w:proofErr w:type="spellEnd"/>
+                <w:r>
+                  <w:t>}</w:t>
                 </w:r>
               </w:p>
             </w:tc>
@@ -2017,7 +3430,7 @@
               </w:tcPr>
               <w:p>
                 <w:r>
-                  <w:t xml:space="preserve">{liners}{/rows}</w:t>
+                  <w:t>{liners}{/rows}</w:t>
                 </w:r>
               </w:p>
             </w:tc>
@@ -2029,11 +3442,14 @@
     <w:sdt>
       <w:sdtPr>
         <w:tag w:val="region"/>
+        <w:id w:val="-354500017"/>
       </w:sdtPr>
+      <w:sdtEndPr/>
       <w:sdtContent>
         <w:tbl>
           <w:tblPr>
             <w:tblW w:w="9638" w:type="dxa"/>
+            <w:tblInd w:w="10" w:type="dxa"/>
             <w:tblBorders>
               <w:top w:val="single" w:sz="4" w:space="0" w:color="808080"/>
               <w:left w:val="single" w:sz="4" w:space="0" w:color="808080"/>
@@ -2043,15 +3459,26 @@
               <w:insideV w:val="single" w:sz="4" w:space="0" w:color="808080"/>
             </w:tblBorders>
             <w:tblLayout w:type="fixed"/>
+            <w:tblCellMar>
+              <w:left w:w="10" w:type="dxa"/>
+              <w:right w:w="10" w:type="dxa"/>
+            </w:tblCellMar>
+            <w:tblLook w:val="04A0" w:firstRow="1" w:lastRow="0" w:firstColumn="1" w:lastColumn="0" w:noHBand="0" w:noVBand="1"/>
           </w:tblPr>
           <w:tblGrid>
             <w:gridCol w:w="1927"/>
             <w:gridCol w:w="1927"/>
-            <w:gridCol w:w="1927"/>
-            <w:gridCol w:w="1927"/>
-            <w:gridCol w:w="1927"/>
+            <w:gridCol w:w="1928"/>
+            <w:gridCol w:w="1928"/>
+            <w:gridCol w:w="1928"/>
           </w:tblGrid>
           <w:tr>
+            <w:tblPrEx>
+              <w:tblCellMar>
+                <w:top w:w="0" w:type="dxa"/>
+                <w:bottom w:w="0" w:type="dxa"/>
+              </w:tblCellMar>
+            </w:tblPrEx>
             <w:trPr>
               <w:tblHeader/>
             </w:trPr>
@@ -2064,7 +3491,7 @@
                   <w:rPr>
                     <w:b/>
                   </w:rPr>
-                  <w:t xml:space="preserve">Inboard Gap</w:t>
+                  <w:t>Inboard Gap</w:t>
                 </w:r>
               </w:p>
             </w:tc>
@@ -2077,7 +3504,7 @@
                   <w:rPr>
                     <w:b/>
                   </w:rPr>
-                  <w:t xml:space="preserve">Est. Gap</w:t>
+                  <w:t>Est. Gap</w:t>
                 </w:r>
               </w:p>
             </w:tc>
@@ -2090,7 +3517,7 @@
                   <w:rPr>
                     <w:b/>
                   </w:rPr>
-                  <w:t xml:space="preserve">Inboard Alignment</w:t>
+                  <w:t>Inboard Alignment</w:t>
                 </w:r>
               </w:p>
             </w:tc>
@@ -2103,7 +3530,7 @@
                   <w:rPr>
                     <w:b/>
                   </w:rPr>
-                  <w:t xml:space="preserve">Misaligned Position</w:t>
+                  <w:t>Misaligned Position</w:t>
                 </w:r>
               </w:p>
             </w:tc>
@@ -2116,19 +3543,33 @@
                   <w:rPr>
                     <w:b/>
                   </w:rPr>
-                  <w:t xml:space="preserve">Inboard Anomaly Rec.</w:t>
+                  <w:t>Inboard Anomaly Rec.</w:t>
                 </w:r>
               </w:p>
             </w:tc>
           </w:tr>
           <w:tr>
+            <w:tblPrEx>
+              <w:tblCellMar>
+                <w:top w:w="0" w:type="dxa"/>
+                <w:bottom w:w="0" w:type="dxa"/>
+              </w:tblCellMar>
+            </w:tblPrEx>
             <w:tc>
               <w:tcPr>
                 <w:tcW w:w="1927" w:type="dxa"/>
               </w:tcPr>
               <w:p>
                 <w:r>
-                  <w:t xml:space="preserve">{#rows}{inboard_gap_condition}</w:t>
+                  <w:t>{#</w:t>
+                </w:r>
+                <w:proofErr w:type="gramStart"/>
+                <w:r>
+                  <w:t>rows}{</w:t>
+                </w:r>
+                <w:proofErr w:type="gramEnd"/>
+                <w:r>
+                  <w:t>inboard_gap_condition}</w:t>
                 </w:r>
               </w:p>
             </w:tc>
@@ -2138,7 +3579,15 @@
               </w:tcPr>
               <w:p>
                 <w:r>
-                  <w:t xml:space="preserve">{inboard_estimate_gap}</w:t>
+                  <w:t>{</w:t>
+                </w:r>
+                <w:proofErr w:type="spellStart"/>
+                <w:r>
+                  <w:t>inboard_estimate_gap</w:t>
+                </w:r>
+                <w:proofErr w:type="spellEnd"/>
+                <w:r>
+                  <w:t>}</w:t>
                 </w:r>
               </w:p>
             </w:tc>
@@ -2148,7 +3597,15 @@
               </w:tcPr>
               <w:p>
                 <w:r>
-                  <w:t xml:space="preserve">{inboard_alignment_condition}</w:t>
+                  <w:t>{</w:t>
+                </w:r>
+                <w:proofErr w:type="spellStart"/>
+                <w:r>
+                  <w:t>inboard_alignment_condition</w:t>
+                </w:r>
+                <w:proofErr w:type="spellEnd"/>
+                <w:r>
+                  <w:t>}</w:t>
                 </w:r>
               </w:p>
             </w:tc>
@@ -2158,7 +3615,15 @@
               </w:tcPr>
               <w:p>
                 <w:r>
-                  <w:t xml:space="preserve">{inboard_misaligned_position}</w:t>
+                  <w:t>{</w:t>
+                </w:r>
+                <w:proofErr w:type="spellStart"/>
+                <w:r>
+                  <w:t>inboard_misaligned_position</w:t>
+                </w:r>
+                <w:proofErr w:type="spellEnd"/>
+                <w:r>
+                  <w:t>}</w:t>
                 </w:r>
               </w:p>
             </w:tc>
@@ -2168,7 +3633,23 @@
               </w:tcPr>
               <w:p>
                 <w:r>
-                  <w:t xml:space="preserve">{inboard_anomaly_recommendation}{/rows}</w:t>
+                  <w:t>{</w:t>
+                </w:r>
+                <w:proofErr w:type="spellStart"/>
+                <w:r>
+                  <w:t>inboard_anomaly_</w:t>
+                </w:r>
+                <w:proofErr w:type="gramStart"/>
+                <w:r>
+                  <w:t>recommendation</w:t>
+                </w:r>
+                <w:proofErr w:type="spellEnd"/>
+                <w:r>
+                  <w:t>}{</w:t>
+                </w:r>
+                <w:proofErr w:type="gramEnd"/>
+                <w:r>
+                  <w:t>/rows}</w:t>
                 </w:r>
               </w:p>
             </w:tc>
@@ -2180,11 +3661,14 @@
     <w:sdt>
       <w:sdtPr>
         <w:tag w:val="region"/>
+        <w:id w:val="-1528784929"/>
       </w:sdtPr>
+      <w:sdtEndPr/>
       <w:sdtContent>
         <w:tbl>
           <w:tblPr>
             <w:tblW w:w="9638" w:type="dxa"/>
+            <w:tblInd w:w="10" w:type="dxa"/>
             <w:tblBorders>
               <w:top w:val="single" w:sz="4" w:space="0" w:color="808080"/>
               <w:left w:val="single" w:sz="4" w:space="0" w:color="808080"/>
@@ -2194,15 +3678,26 @@
               <w:insideV w:val="single" w:sz="4" w:space="0" w:color="808080"/>
             </w:tblBorders>
             <w:tblLayout w:type="fixed"/>
+            <w:tblCellMar>
+              <w:left w:w="10" w:type="dxa"/>
+              <w:right w:w="10" w:type="dxa"/>
+            </w:tblCellMar>
+            <w:tblLook w:val="04A0" w:firstRow="1" w:lastRow="0" w:firstColumn="1" w:lastColumn="0" w:noHBand="0" w:noVBand="1"/>
           </w:tblPr>
           <w:tblGrid>
             <w:gridCol w:w="1927"/>
             <w:gridCol w:w="1927"/>
-            <w:gridCol w:w="1927"/>
-            <w:gridCol w:w="1927"/>
-            <w:gridCol w:w="1927"/>
+            <w:gridCol w:w="1928"/>
+            <w:gridCol w:w="1928"/>
+            <w:gridCol w:w="1928"/>
           </w:tblGrid>
           <w:tr>
+            <w:tblPrEx>
+              <w:tblCellMar>
+                <w:top w:w="0" w:type="dxa"/>
+                <w:bottom w:w="0" w:type="dxa"/>
+              </w:tblCellMar>
+            </w:tblPrEx>
             <w:trPr>
               <w:tblHeader/>
             </w:trPr>
@@ -2215,7 +3710,7 @@
                   <w:rPr>
                     <w:b/>
                   </w:rPr>
-                  <w:t xml:space="preserve">Outboard Gap</w:t>
+                  <w:t>Outboard Gap</w:t>
                 </w:r>
               </w:p>
             </w:tc>
@@ -2228,7 +3723,7 @@
                   <w:rPr>
                     <w:b/>
                   </w:rPr>
-                  <w:t xml:space="preserve">Est. Gap</w:t>
+                  <w:t>Est. Gap</w:t>
                 </w:r>
               </w:p>
             </w:tc>
@@ -2241,7 +3736,7 @@
                   <w:rPr>
                     <w:b/>
                   </w:rPr>
-                  <w:t xml:space="preserve">Outboard Alignment</w:t>
+                  <w:t>Outboard Alignment</w:t>
                 </w:r>
               </w:p>
             </w:tc>
@@ -2254,7 +3749,7 @@
                   <w:rPr>
                     <w:b/>
                   </w:rPr>
-                  <w:t xml:space="preserve">Misaligned Position</w:t>
+                  <w:t>Misaligned Position</w:t>
                 </w:r>
               </w:p>
             </w:tc>
@@ -2267,19 +3762,33 @@
                   <w:rPr>
                     <w:b/>
                   </w:rPr>
-                  <w:t xml:space="preserve">Outboard Anomaly Rec.</w:t>
+                  <w:t>Outboard Anomaly Rec.</w:t>
                 </w:r>
               </w:p>
             </w:tc>
           </w:tr>
           <w:tr>
+            <w:tblPrEx>
+              <w:tblCellMar>
+                <w:top w:w="0" w:type="dxa"/>
+                <w:bottom w:w="0" w:type="dxa"/>
+              </w:tblCellMar>
+            </w:tblPrEx>
             <w:tc>
               <w:tcPr>
                 <w:tcW w:w="1927" w:type="dxa"/>
               </w:tcPr>
               <w:p>
                 <w:r>
-                  <w:t xml:space="preserve">{#rows}{outboard_gap_condition}</w:t>
+                  <w:t>{#</w:t>
+                </w:r>
+                <w:proofErr w:type="gramStart"/>
+                <w:r>
+                  <w:t>rows}{</w:t>
+                </w:r>
+                <w:proofErr w:type="gramEnd"/>
+                <w:r>
+                  <w:t>outboard_gap_condition}</w:t>
                 </w:r>
               </w:p>
             </w:tc>
@@ -2289,7 +3798,15 @@
               </w:tcPr>
               <w:p>
                 <w:r>
-                  <w:t xml:space="preserve">{outboard_estimate_gap}</w:t>
+                  <w:t>{</w:t>
+                </w:r>
+                <w:proofErr w:type="spellStart"/>
+                <w:r>
+                  <w:t>outboard_estimate_gap</w:t>
+                </w:r>
+                <w:proofErr w:type="spellEnd"/>
+                <w:r>
+                  <w:t>}</w:t>
                 </w:r>
               </w:p>
             </w:tc>
@@ -2299,7 +3816,15 @@
               </w:tcPr>
               <w:p>
                 <w:r>
-                  <w:t xml:space="preserve">{outboard_alignment_condition}</w:t>
+                  <w:t>{</w:t>
+                </w:r>
+                <w:proofErr w:type="spellStart"/>
+                <w:r>
+                  <w:t>outboard_alignment_condition</w:t>
+                </w:r>
+                <w:proofErr w:type="spellEnd"/>
+                <w:r>
+                  <w:t>}</w:t>
                 </w:r>
               </w:p>
             </w:tc>
@@ -2309,7 +3834,15 @@
               </w:tcPr>
               <w:p>
                 <w:r>
-                  <w:t xml:space="preserve">{outboard_misaligned_position}</w:t>
+                  <w:t>{</w:t>
+                </w:r>
+                <w:proofErr w:type="spellStart"/>
+                <w:r>
+                  <w:t>outboard_misaligned_position</w:t>
+                </w:r>
+                <w:proofErr w:type="spellEnd"/>
+                <w:r>
+                  <w:t>}</w:t>
                 </w:r>
               </w:p>
             </w:tc>
@@ -2319,7 +3852,23 @@
               </w:tcPr>
               <w:p>
                 <w:r>
-                  <w:t xml:space="preserve">{outboard_anomaly_recommendation}{/rows}</w:t>
+                  <w:t>{</w:t>
+                </w:r>
+                <w:proofErr w:type="spellStart"/>
+                <w:r>
+                  <w:t>outboard_anomaly_</w:t>
+                </w:r>
+                <w:proofErr w:type="gramStart"/>
+                <w:r>
+                  <w:t>recommendation</w:t>
+                </w:r>
+                <w:proofErr w:type="spellEnd"/>
+                <w:r>
+                  <w:t>}{</w:t>
+                </w:r>
+                <w:proofErr w:type="gramEnd"/>
+                <w:r>
+                  <w:t>/rows}</w:t>
                 </w:r>
               </w:p>
             </w:tc>
@@ -2331,11 +3880,14 @@
     <w:sdt>
       <w:sdtPr>
         <w:tag w:val="region"/>
+        <w:id w:val="-1202009559"/>
       </w:sdtPr>
+      <w:sdtEndPr/>
       <w:sdtContent>
         <w:tbl>
           <w:tblPr>
             <w:tblW w:w="9638" w:type="dxa"/>
+            <w:tblInd w:w="10" w:type="dxa"/>
             <w:tblBorders>
               <w:top w:val="single" w:sz="4" w:space="0" w:color="808080"/>
               <w:left w:val="single" w:sz="4" w:space="0" w:color="808080"/>
@@ -2345,16 +3897,27 @@
               <w:insideV w:val="single" w:sz="4" w:space="0" w:color="808080"/>
             </w:tblBorders>
             <w:tblLayout w:type="fixed"/>
+            <w:tblCellMar>
+              <w:left w:w="10" w:type="dxa"/>
+              <w:right w:w="10" w:type="dxa"/>
+            </w:tblCellMar>
+            <w:tblLook w:val="04A0" w:firstRow="1" w:lastRow="0" w:firstColumn="1" w:lastColumn="0" w:noHBand="0" w:noVBand="1"/>
           </w:tblPr>
           <w:tblGrid>
-            <w:gridCol w:w="1606"/>
-            <w:gridCol w:w="1606"/>
+            <w:gridCol w:w="1607"/>
+            <w:gridCol w:w="1607"/>
             <w:gridCol w:w="1606"/>
             <w:gridCol w:w="1606"/>
             <w:gridCol w:w="1606"/>
             <w:gridCol w:w="1606"/>
           </w:tblGrid>
           <w:tr>
+            <w:tblPrEx>
+              <w:tblCellMar>
+                <w:top w:w="0" w:type="dxa"/>
+                <w:bottom w:w="0" w:type="dxa"/>
+              </w:tblCellMar>
+            </w:tblPrEx>
             <w:trPr>
               <w:tblHeader/>
             </w:trPr>
@@ -2367,7 +3930,7 @@
                   <w:rPr>
                     <w:b/>
                   </w:rPr>
-                  <w:t xml:space="preserve">Clamp Missing Bolts</w:t>
+                  <w:t>Clamp Missing Bolts</w:t>
                 </w:r>
               </w:p>
             </w:tc>
@@ -2380,7 +3943,7 @@
                   <w:rPr>
                     <w:b/>
                   </w:rPr>
-                  <w:t xml:space="preserve">Clamp Missing Washers</w:t>
+                  <w:t>Clamp Missing Washers</w:t>
                 </w:r>
               </w:p>
             </w:tc>
@@ -2393,7 +3956,7 @@
                   <w:rPr>
                     <w:b/>
                   </w:rPr>
-                  <w:t xml:space="preserve">Hinge Missing Bolts</w:t>
+                  <w:t>Hinge Missing Bolts</w:t>
                 </w:r>
               </w:p>
             </w:tc>
@@ -2406,7 +3969,7 @@
                   <w:rPr>
                     <w:b/>
                   </w:rPr>
-                  <w:t xml:space="preserve">Hinge Missing Washers</w:t>
+                  <w:t>Hinge Missing Washers</w:t>
                 </w:r>
               </w:p>
             </w:tc>
@@ -2419,7 +3982,7 @@
                   <w:rPr>
                     <w:b/>
                   </w:rPr>
-                  <w:t xml:space="preserve">Remarks</w:t>
+                  <w:t>Remarks</w:t>
                 </w:r>
               </w:p>
             </w:tc>
@@ -2432,19 +3995,33 @@
                   <w:rPr>
                     <w:b/>
                   </w:rPr>
-                  <w:t xml:space="preserve">Recorded</w:t>
+                  <w:t>Recorded</w:t>
                 </w:r>
               </w:p>
             </w:tc>
           </w:tr>
           <w:tr>
+            <w:tblPrEx>
+              <w:tblCellMar>
+                <w:top w:w="0" w:type="dxa"/>
+                <w:bottom w:w="0" w:type="dxa"/>
+              </w:tblCellMar>
+            </w:tblPrEx>
             <w:tc>
               <w:tcPr>
                 <w:tcW w:w="1606" w:type="dxa"/>
               </w:tcPr>
               <w:p>
                 <w:r>
-                  <w:t xml:space="preserve">{#rows}{clamp_missing_bolts}</w:t>
+                  <w:t>{#</w:t>
+                </w:r>
+                <w:proofErr w:type="gramStart"/>
+                <w:r>
+                  <w:t>rows}{</w:t>
+                </w:r>
+                <w:proofErr w:type="gramEnd"/>
+                <w:r>
+                  <w:t>clamp_missing_bolts}</w:t>
                 </w:r>
               </w:p>
             </w:tc>
@@ -2454,7 +4031,15 @@
               </w:tcPr>
               <w:p>
                 <w:r>
-                  <w:t xml:space="preserve">{clamp_missing_washers}</w:t>
+                  <w:t>{</w:t>
+                </w:r>
+                <w:proofErr w:type="spellStart"/>
+                <w:r>
+                  <w:t>clamp_missing_washers</w:t>
+                </w:r>
+                <w:proofErr w:type="spellEnd"/>
+                <w:r>
+                  <w:t>}</w:t>
                 </w:r>
               </w:p>
             </w:tc>
@@ -2464,7 +4049,15 @@
               </w:tcPr>
               <w:p>
                 <w:r>
-                  <w:t xml:space="preserve">{hinge_missing_bolts}</w:t>
+                  <w:t>{</w:t>
+                </w:r>
+                <w:proofErr w:type="spellStart"/>
+                <w:r>
+                  <w:t>hinge_missing_bolts</w:t>
+                </w:r>
+                <w:proofErr w:type="spellEnd"/>
+                <w:r>
+                  <w:t>}</w:t>
                 </w:r>
               </w:p>
             </w:tc>
@@ -2474,7 +4067,15 @@
               </w:tcPr>
               <w:p>
                 <w:r>
-                  <w:t xml:space="preserve">{hinge_missing_washers}</w:t>
+                  <w:t>{</w:t>
+                </w:r>
+                <w:proofErr w:type="spellStart"/>
+                <w:r>
+                  <w:t>hinge_missing_washers</w:t>
+                </w:r>
+                <w:proofErr w:type="spellEnd"/>
+                <w:r>
+                  <w:t>}</w:t>
                 </w:r>
               </w:p>
             </w:tc>
@@ -2484,7 +4085,7 @@
               </w:tcPr>
               <w:p>
                 <w:r>
-                  <w:t xml:space="preserve">{remarks}</w:t>
+                  <w:t>{remarks}</w:t>
                 </w:r>
               </w:p>
             </w:tc>
@@ -2494,7 +4095,7 @@
               </w:tcPr>
               <w:p>
                 <w:r>
-                  <w:t xml:space="preserve">{recorded}{/rows}</w:t>
+                  <w:t>{recorded}{/rows}</w:t>
                 </w:r>
               </w:p>
             </w:tc>
@@ -2505,18 +4106,28 @@
     <w:p/>
     <w:p>
       <w:r>
-        <w:t xml:space="preserve">{/isBSI}</w:t>
+        <w:t>{/</w:t>
+      </w:r>
+      <w:proofErr w:type="spellStart"/>
+      <w:r>
+        <w:t>isBSI</w:t>
+      </w:r>
+      <w:proofErr w:type="spellEnd"/>
+      <w:r>
+        <w:t>}</w:t>
       </w:r>
     </w:p>
     <w:p>
       <w:r>
-        <w:t xml:space="preserve">{#isCGB}</w:t>
+        <w:t>{#isCGB}</w:t>
       </w:r>
     </w:p>
     <w:sdt>
       <w:sdtPr>
         <w:tag w:val="region"/>
+        <w:id w:val="-608583576"/>
       </w:sdtPr>
+      <w:sdtEndPr/>
       <w:sdtContent>
         <w:p>
           <w:r>
@@ -2525,12 +4136,13 @@
               <w:sz w:val="26"/>
               <w:szCs w:val="26"/>
             </w:rPr>
-            <w:t xml:space="preserve">CGB Results</w:t>
+            <w:t>CGB Results</w:t>
           </w:r>
         </w:p>
         <w:tbl>
           <w:tblPr>
             <w:tblW w:w="9638" w:type="dxa"/>
+            <w:tblInd w:w="10" w:type="dxa"/>
             <w:tblBorders>
               <w:top w:val="single" w:sz="4" w:space="0" w:color="808080"/>
               <w:left w:val="single" w:sz="4" w:space="0" w:color="808080"/>
@@ -2540,16 +4152,27 @@
               <w:insideV w:val="single" w:sz="4" w:space="0" w:color="808080"/>
             </w:tblBorders>
             <w:tblLayout w:type="fixed"/>
+            <w:tblCellMar>
+              <w:left w:w="10" w:type="dxa"/>
+              <w:right w:w="10" w:type="dxa"/>
+            </w:tblCellMar>
+            <w:tblLook w:val="04A0" w:firstRow="1" w:lastRow="0" w:firstColumn="1" w:lastColumn="0" w:noHBand="0" w:noVBand="1"/>
           </w:tblPr>
           <w:tblGrid>
-            <w:gridCol w:w="1606"/>
-            <w:gridCol w:w="1606"/>
+            <w:gridCol w:w="1607"/>
+            <w:gridCol w:w="1607"/>
             <w:gridCol w:w="1606"/>
             <w:gridCol w:w="1606"/>
             <w:gridCol w:w="1606"/>
             <w:gridCol w:w="1606"/>
           </w:tblGrid>
           <w:tr>
+            <w:tblPrEx>
+              <w:tblCellMar>
+                <w:top w:w="0" w:type="dxa"/>
+                <w:bottom w:w="0" w:type="dxa"/>
+              </w:tblCellMar>
+            </w:tblPrEx>
             <w:trPr>
               <w:tblHeader/>
             </w:trPr>
@@ -2562,7 +4185,7 @@
                   <w:rPr>
                     <w:b/>
                   </w:rPr>
-                  <w:t xml:space="preserve">Movement</w:t>
+                  <w:t>Movement</w:t>
                 </w:r>
               </w:p>
             </w:tc>
@@ -2575,7 +4198,7 @@
                   <w:rPr>
                     <w:b/>
                   </w:rPr>
-                  <w:t xml:space="preserve">Movement Remark</w:t>
+                  <w:t>Movement Remark</w:t>
                 </w:r>
               </w:p>
             </w:tc>
@@ -2588,7 +4211,7 @@
                   <w:rPr>
                     <w:b/>
                   </w:rPr>
-                  <w:t xml:space="preserve">Debris</w:t>
+                  <w:t>Debris</w:t>
                 </w:r>
               </w:p>
             </w:tc>
@@ -2601,7 +4224,7 @@
                   <w:rPr>
                     <w:b/>
                   </w:rPr>
-                  <w:t xml:space="preserve">Debris Type</w:t>
+                  <w:t>Debris Type</w:t>
                 </w:r>
               </w:p>
             </w:tc>
@@ -2614,7 +4237,7 @@
                   <w:rPr>
                     <w:b/>
                   </w:rPr>
-                  <w:t xml:space="preserve">Remarks</w:t>
+                  <w:t>Remarks</w:t>
                 </w:r>
               </w:p>
             </w:tc>
@@ -2627,19 +4250,33 @@
                   <w:rPr>
                     <w:b/>
                   </w:rPr>
-                  <w:t xml:space="preserve">Recorded</w:t>
+                  <w:t>Recorded</w:t>
                 </w:r>
               </w:p>
             </w:tc>
           </w:tr>
           <w:tr>
+            <w:tblPrEx>
+              <w:tblCellMar>
+                <w:top w:w="0" w:type="dxa"/>
+                <w:bottom w:w="0" w:type="dxa"/>
+              </w:tblCellMar>
+            </w:tblPrEx>
             <w:tc>
               <w:tcPr>
                 <w:tcW w:w="1606" w:type="dxa"/>
               </w:tcPr>
               <w:p>
                 <w:r>
-                  <w:t xml:space="preserve">{#rows}{movement}</w:t>
+                  <w:t>{#</w:t>
+                </w:r>
+                <w:proofErr w:type="gramStart"/>
+                <w:r>
+                  <w:t>rows}{</w:t>
+                </w:r>
+                <w:proofErr w:type="gramEnd"/>
+                <w:r>
+                  <w:t>movement}</w:t>
                 </w:r>
               </w:p>
             </w:tc>
@@ -2649,7 +4286,15 @@
               </w:tcPr>
               <w:p>
                 <w:r>
-                  <w:t xml:space="preserve">{movement_remark}</w:t>
+                  <w:t>{</w:t>
+                </w:r>
+                <w:proofErr w:type="spellStart"/>
+                <w:r>
+                  <w:t>movement_remark</w:t>
+                </w:r>
+                <w:proofErr w:type="spellEnd"/>
+                <w:r>
+                  <w:t>}</w:t>
                 </w:r>
               </w:p>
             </w:tc>
@@ -2659,7 +4304,7 @@
               </w:tcPr>
               <w:p>
                 <w:r>
-                  <w:t xml:space="preserve">{debris}</w:t>
+                  <w:t>{debris}</w:t>
                 </w:r>
               </w:p>
             </w:tc>
@@ -2669,7 +4314,15 @@
               </w:tcPr>
               <w:p>
                 <w:r>
-                  <w:t xml:space="preserve">{debris_type}</w:t>
+                  <w:t>{</w:t>
+                </w:r>
+                <w:proofErr w:type="spellStart"/>
+                <w:r>
+                  <w:t>debris_type</w:t>
+                </w:r>
+                <w:proofErr w:type="spellEnd"/>
+                <w:r>
+                  <w:t>}</w:t>
                 </w:r>
               </w:p>
             </w:tc>
@@ -2679,7 +4332,7 @@
               </w:tcPr>
               <w:p>
                 <w:r>
-                  <w:t xml:space="preserve">{remarks}</w:t>
+                  <w:t>{remarks}</w:t>
                 </w:r>
               </w:p>
             </w:tc>
@@ -2689,7 +4342,7 @@
               </w:tcPr>
               <w:p>
                 <w:r>
-                  <w:t xml:space="preserve">{recorded}{/rows}</w:t>
+                  <w:t>{recorded}{/rows}</w:t>
                 </w:r>
               </w:p>
             </w:tc>
@@ -2700,18 +4353,29 @@
     <w:p/>
     <w:p>
       <w:r>
-        <w:t xml:space="preserve">{/isCGB}</w:t>
+        <w:t>{/</w:t>
+      </w:r>
+      <w:proofErr w:type="spellStart"/>
+      <w:r>
+        <w:t>isCGB</w:t>
+      </w:r>
+      <w:proofErr w:type="spellEnd"/>
+      <w:r>
+        <w:t>}</w:t>
       </w:r>
     </w:p>
     <w:p>
       <w:r>
-        <w:t xml:space="preserve">{#isRISER}</w:t>
+        <w:lastRenderedPageBreak/>
+        <w:t>{#isRISER}</w:t>
       </w:r>
     </w:p>
     <w:sdt>
       <w:sdtPr>
         <w:tag w:val="region"/>
+        <w:id w:val="-1257816218"/>
       </w:sdtPr>
+      <w:sdtEndPr/>
       <w:sdtContent>
         <w:p>
           <w:r>
@@ -2720,12 +4384,13 @@
               <w:sz w:val="26"/>
               <w:szCs w:val="26"/>
             </w:rPr>
-            <w:t xml:space="preserve">RISER Results</w:t>
+            <w:t>RISER Results</w:t>
           </w:r>
         </w:p>
         <w:tbl>
           <w:tblPr>
             <w:tblW w:w="9638" w:type="dxa"/>
+            <w:tblInd w:w="10" w:type="dxa"/>
             <w:tblBorders>
               <w:top w:val="single" w:sz="4" w:space="0" w:color="808080"/>
               <w:left w:val="single" w:sz="4" w:space="0" w:color="808080"/>
@@ -2735,15 +4400,26 @@
               <w:insideV w:val="single" w:sz="4" w:space="0" w:color="808080"/>
             </w:tblBorders>
             <w:tblLayout w:type="fixed"/>
+            <w:tblCellMar>
+              <w:left w:w="10" w:type="dxa"/>
+              <w:right w:w="10" w:type="dxa"/>
+            </w:tblCellMar>
+            <w:tblLook w:val="04A0" w:firstRow="1" w:lastRow="0" w:firstColumn="1" w:lastColumn="0" w:noHBand="0" w:noVBand="1"/>
           </w:tblPr>
           <w:tblGrid>
             <w:gridCol w:w="1927"/>
             <w:gridCol w:w="1927"/>
-            <w:gridCol w:w="1927"/>
-            <w:gridCol w:w="1927"/>
-            <w:gridCol w:w="1927"/>
+            <w:gridCol w:w="1928"/>
+            <w:gridCol w:w="1928"/>
+            <w:gridCol w:w="1928"/>
           </w:tblGrid>
           <w:tr>
+            <w:tblPrEx>
+              <w:tblCellMar>
+                <w:top w:w="0" w:type="dxa"/>
+                <w:bottom w:w="0" w:type="dxa"/>
+              </w:tblCellMar>
+            </w:tblPrEx>
             <w:trPr>
               <w:tblHeader/>
             </w:trPr>
@@ -2756,7 +4432,7 @@
                   <w:rPr>
                     <w:b/>
                   </w:rPr>
-                  <w:t xml:space="preserve">Touchdown Distance</w:t>
+                  <w:t>Touchdown Distance</w:t>
                 </w:r>
               </w:p>
             </w:tc>
@@ -2769,8 +4445,16 @@
                   <w:rPr>
                     <w:b/>
                   </w:rPr>
-                  <w:t xml:space="preserve">Bend to Mudbrace</w:t>
-                </w:r>
+                  <w:t xml:space="preserve">Bend to </w:t>
+                </w:r>
+                <w:proofErr w:type="spellStart"/>
+                <w:r>
+                  <w:rPr>
+                    <w:b/>
+                  </w:rPr>
+                  <w:t>Mudbrace</w:t>
+                </w:r>
+                <w:proofErr w:type="spellEnd"/>
               </w:p>
             </w:tc>
             <w:tc>
@@ -2782,7 +4466,7 @@
                   <w:rPr>
                     <w:b/>
                   </w:rPr>
-                  <w:t xml:space="preserve">Bend Height</w:t>
+                  <w:t>Bend Height</w:t>
                 </w:r>
               </w:p>
             </w:tc>
@@ -2795,7 +4479,7 @@
                   <w:rPr>
                     <w:b/>
                   </w:rPr>
-                  <w:t xml:space="preserve">Coating Status</w:t>
+                  <w:t>Coating Status</w:t>
                 </w:r>
               </w:p>
             </w:tc>
@@ -2808,19 +4492,33 @@
                   <w:rPr>
                     <w:b/>
                   </w:rPr>
-                  <w:t xml:space="preserve">Coating Condition</w:t>
+                  <w:t>Coating Condition</w:t>
                 </w:r>
               </w:p>
             </w:tc>
           </w:tr>
           <w:tr>
+            <w:tblPrEx>
+              <w:tblCellMar>
+                <w:top w:w="0" w:type="dxa"/>
+                <w:bottom w:w="0" w:type="dxa"/>
+              </w:tblCellMar>
+            </w:tblPrEx>
             <w:tc>
               <w:tcPr>
                 <w:tcW w:w="1927" w:type="dxa"/>
               </w:tcPr>
               <w:p>
                 <w:r>
-                  <w:t xml:space="preserve">{#rows}{touchdown_distance}</w:t>
+                  <w:t>{#</w:t>
+                </w:r>
+                <w:proofErr w:type="gramStart"/>
+                <w:r>
+                  <w:t>rows}{</w:t>
+                </w:r>
+                <w:proofErr w:type="gramEnd"/>
+                <w:r>
+                  <w:t>touchdown_distance}</w:t>
                 </w:r>
               </w:p>
             </w:tc>
@@ -2830,7 +4528,15 @@
               </w:tcPr>
               <w:p>
                 <w:r>
-                  <w:t xml:space="preserve">{mudbrace_distance}</w:t>
+                  <w:t>{</w:t>
+                </w:r>
+                <w:proofErr w:type="spellStart"/>
+                <w:r>
+                  <w:t>mudbrace_distance</w:t>
+                </w:r>
+                <w:proofErr w:type="spellEnd"/>
+                <w:r>
+                  <w:t>}</w:t>
                 </w:r>
               </w:p>
             </w:tc>
@@ -2840,7 +4546,15 @@
               </w:tcPr>
               <w:p>
                 <w:r>
-                  <w:t xml:space="preserve">{bend_height}</w:t>
+                  <w:t>{</w:t>
+                </w:r>
+                <w:proofErr w:type="spellStart"/>
+                <w:r>
+                  <w:t>bend_height</w:t>
+                </w:r>
+                <w:proofErr w:type="spellEnd"/>
+                <w:r>
+                  <w:t>}</w:t>
                 </w:r>
               </w:p>
             </w:tc>
@@ -2850,7 +4564,15 @@
               </w:tcPr>
               <w:p>
                 <w:r>
-                  <w:t xml:space="preserve">{coating_status}</w:t>
+                  <w:t>{</w:t>
+                </w:r>
+                <w:proofErr w:type="spellStart"/>
+                <w:r>
+                  <w:t>coating_status</w:t>
+                </w:r>
+                <w:proofErr w:type="spellEnd"/>
+                <w:r>
+                  <w:t>}</w:t>
                 </w:r>
               </w:p>
             </w:tc>
@@ -2860,7 +4582,23 @@
               </w:tcPr>
               <w:p>
                 <w:r>
-                  <w:t xml:space="preserve">{coating_condition}{/rows}</w:t>
+                  <w:t>{</w:t>
+                </w:r>
+                <w:proofErr w:type="spellStart"/>
+                <w:r>
+                  <w:t>coating_</w:t>
+                </w:r>
+                <w:proofErr w:type="gramStart"/>
+                <w:r>
+                  <w:t>condition</w:t>
+                </w:r>
+                <w:proofErr w:type="spellEnd"/>
+                <w:r>
+                  <w:t>}{</w:t>
+                </w:r>
+                <w:proofErr w:type="gramEnd"/>
+                <w:r>
+                  <w:t>/rows}</w:t>
                 </w:r>
               </w:p>
             </w:tc>
@@ -2872,11 +4610,14 @@
     <w:sdt>
       <w:sdtPr>
         <w:tag w:val="region"/>
+        <w:id w:val="2051407719"/>
       </w:sdtPr>
+      <w:sdtEndPr/>
       <w:sdtContent>
         <w:tbl>
           <w:tblPr>
             <w:tblW w:w="9638" w:type="dxa"/>
+            <w:tblInd w:w="10" w:type="dxa"/>
             <w:tblBorders>
               <w:top w:val="single" w:sz="4" w:space="0" w:color="808080"/>
               <w:left w:val="single" w:sz="4" w:space="0" w:color="808080"/>
@@ -2886,18 +4627,29 @@
               <w:insideV w:val="single" w:sz="4" w:space="0" w:color="808080"/>
             </w:tblBorders>
             <w:tblLayout w:type="fixed"/>
+            <w:tblCellMar>
+              <w:left w:w="10" w:type="dxa"/>
+              <w:right w:w="10" w:type="dxa"/>
+            </w:tblCellMar>
+            <w:tblLook w:val="04A0" w:firstRow="1" w:lastRow="0" w:firstColumn="1" w:lastColumn="0" w:noHBand="0" w:noVBand="1"/>
           </w:tblPr>
           <w:tblGrid>
             <w:gridCol w:w="1204"/>
             <w:gridCol w:w="1204"/>
-            <w:gridCol w:w="1204"/>
-            <w:gridCol w:w="1204"/>
-            <w:gridCol w:w="1204"/>
-            <w:gridCol w:w="1204"/>
-            <w:gridCol w:w="1204"/>
-            <w:gridCol w:w="1204"/>
+            <w:gridCol w:w="1205"/>
+            <w:gridCol w:w="1205"/>
+            <w:gridCol w:w="1205"/>
+            <w:gridCol w:w="1205"/>
+            <w:gridCol w:w="1205"/>
+            <w:gridCol w:w="1205"/>
           </w:tblGrid>
           <w:tr>
+            <w:tblPrEx>
+              <w:tblCellMar>
+                <w:top w:w="0" w:type="dxa"/>
+                <w:bottom w:w="0" w:type="dxa"/>
+              </w:tblCellMar>
+            </w:tblPrEx>
             <w:trPr>
               <w:tblHeader/>
             </w:trPr>
@@ -2910,7 +4662,7 @@
                   <w:rPr>
                     <w:b/>
                   </w:rPr>
-                  <w:t xml:space="preserve">Knee Brace</w:t>
+                  <w:t>Knee Brace</w:t>
                 </w:r>
               </w:p>
             </w:tc>
@@ -2923,7 +4675,7 @@
                   <w:rPr>
                     <w:b/>
                   </w:rPr>
-                  <w:t xml:space="preserve">Debris</w:t>
+                  <w:t>Debris</w:t>
                 </w:r>
               </w:p>
             </w:tc>
@@ -2936,7 +4688,7 @@
                   <w:rPr>
                     <w:b/>
                   </w:rPr>
-                  <w:t xml:space="preserve">Debris Type</w:t>
+                  <w:t>Debris Type</w:t>
                 </w:r>
               </w:p>
             </w:tc>
@@ -2949,7 +4701,7 @@
                   <w:rPr>
                     <w:b/>
                   </w:rPr>
-                  <w:t xml:space="preserve">Anomaly</w:t>
+                  <w:t>Anomaly</w:t>
                 </w:r>
               </w:p>
             </w:tc>
@@ -2962,7 +4714,7 @@
                   <w:rPr>
                     <w:b/>
                   </w:rPr>
-                  <w:t xml:space="preserve">Recommendation</w:t>
+                  <w:t>Recommendation</w:t>
                 </w:r>
               </w:p>
             </w:tc>
@@ -2975,7 +4727,7 @@
                   <w:rPr>
                     <w:b/>
                   </w:rPr>
-                  <w:t xml:space="preserve">Restricted Access</w:t>
+                  <w:t>Restricted Access</w:t>
                 </w:r>
               </w:p>
             </w:tc>
@@ -2988,7 +4740,7 @@
                   <w:rPr>
                     <w:b/>
                   </w:rPr>
-                  <w:t xml:space="preserve">Remarks</w:t>
+                  <w:t>Remarks</w:t>
                 </w:r>
               </w:p>
             </w:tc>
@@ -3001,19 +4753,33 @@
                   <w:rPr>
                     <w:b/>
                   </w:rPr>
-                  <w:t xml:space="preserve">Recorded</w:t>
+                  <w:t>Recorded</w:t>
                 </w:r>
               </w:p>
             </w:tc>
           </w:tr>
           <w:tr>
+            <w:tblPrEx>
+              <w:tblCellMar>
+                <w:top w:w="0" w:type="dxa"/>
+                <w:bottom w:w="0" w:type="dxa"/>
+              </w:tblCellMar>
+            </w:tblPrEx>
             <w:tc>
               <w:tcPr>
                 <w:tcW w:w="1204" w:type="dxa"/>
               </w:tcPr>
               <w:p>
                 <w:r>
-                  <w:t xml:space="preserve">{#rows}{knee_brace}</w:t>
+                  <w:t>{#</w:t>
+                </w:r>
+                <w:proofErr w:type="gramStart"/>
+                <w:r>
+                  <w:t>rows}{</w:t>
+                </w:r>
+                <w:proofErr w:type="gramEnd"/>
+                <w:r>
+                  <w:t>knee_brace}</w:t>
                 </w:r>
               </w:p>
             </w:tc>
@@ -3023,7 +4789,7 @@
               </w:tcPr>
               <w:p>
                 <w:r>
-                  <w:t xml:space="preserve">{debris}</w:t>
+                  <w:t>{debris}</w:t>
                 </w:r>
               </w:p>
             </w:tc>
@@ -3033,7 +4799,15 @@
               </w:tcPr>
               <w:p>
                 <w:r>
-                  <w:t xml:space="preserve">{debris_type}</w:t>
+                  <w:t>{</w:t>
+                </w:r>
+                <w:proofErr w:type="spellStart"/>
+                <w:r>
+                  <w:t>debris_type</w:t>
+                </w:r>
+                <w:proofErr w:type="spellEnd"/>
+                <w:r>
+                  <w:t>}</w:t>
                 </w:r>
               </w:p>
             </w:tc>
@@ -3043,7 +4817,7 @@
               </w:tcPr>
               <w:p>
                 <w:r>
-                  <w:t xml:space="preserve">{anomaly}</w:t>
+                  <w:t>{anomaly}</w:t>
                 </w:r>
               </w:p>
             </w:tc>
@@ -3053,7 +4827,7 @@
               </w:tcPr>
               <w:p>
                 <w:r>
-                  <w:t xml:space="preserve">{recommendation}</w:t>
+                  <w:t>{recommendation}</w:t>
                 </w:r>
               </w:p>
             </w:tc>
@@ -3063,7 +4837,15 @@
               </w:tcPr>
               <w:p>
                 <w:r>
-                  <w:t xml:space="preserve">{restricted_access}</w:t>
+                  <w:t>{</w:t>
+                </w:r>
+                <w:proofErr w:type="spellStart"/>
+                <w:r>
+                  <w:t>restricted_access</w:t>
+                </w:r>
+                <w:proofErr w:type="spellEnd"/>
+                <w:r>
+                  <w:t>}</w:t>
                 </w:r>
               </w:p>
             </w:tc>
@@ -3073,7 +4855,7 @@
               </w:tcPr>
               <w:p>
                 <w:r>
-                  <w:t xml:space="preserve">{remarks}</w:t>
+                  <w:t>{remarks}</w:t>
                 </w:r>
               </w:p>
             </w:tc>
@@ -3083,7 +4865,7 @@
               </w:tcPr>
               <w:p>
                 <w:r>
-                  <w:t xml:space="preserve">{recorded}{/rows}</w:t>
+                  <w:t>{recorded}{/rows}</w:t>
                 </w:r>
               </w:p>
             </w:tc>
@@ -3094,18 +4876,28 @@
     <w:p/>
     <w:p>
       <w:r>
-        <w:t xml:space="preserve">{/isRISER}</w:t>
+        <w:t>{/</w:t>
+      </w:r>
+      <w:proofErr w:type="spellStart"/>
+      <w:r>
+        <w:t>isRISER</w:t>
+      </w:r>
+      <w:proofErr w:type="spellEnd"/>
+      <w:r>
+        <w:t>}</w:t>
       </w:r>
     </w:p>
     <w:p>
       <w:r>
-        <w:t xml:space="preserve">{#isCAISSON}</w:t>
+        <w:t>{#isCAISSON}</w:t>
       </w:r>
     </w:p>
     <w:sdt>
       <w:sdtPr>
         <w:tag w:val="region"/>
+        <w:id w:val="-1980215279"/>
       </w:sdtPr>
+      <w:sdtEndPr/>
       <w:sdtContent>
         <w:p>
           <w:r>
@@ -3114,12 +4906,13 @@
               <w:sz w:val="26"/>
               <w:szCs w:val="26"/>
             </w:rPr>
-            <w:t xml:space="preserve">CAISSON Results</w:t>
+            <w:t>CAISSON Results</w:t>
           </w:r>
         </w:p>
         <w:tbl>
           <w:tblPr>
             <w:tblW w:w="9638" w:type="dxa"/>
+            <w:tblInd w:w="10" w:type="dxa"/>
             <w:tblBorders>
               <w:top w:val="single" w:sz="4" w:space="0" w:color="808080"/>
               <w:left w:val="single" w:sz="4" w:space="0" w:color="808080"/>
@@ -3129,17 +4922,28 @@
               <w:insideV w:val="single" w:sz="4" w:space="0" w:color="808080"/>
             </w:tblBorders>
             <w:tblLayout w:type="fixed"/>
+            <w:tblCellMar>
+              <w:left w:w="10" w:type="dxa"/>
+              <w:right w:w="10" w:type="dxa"/>
+            </w:tblCellMar>
+            <w:tblLook w:val="04A0" w:firstRow="1" w:lastRow="0" w:firstColumn="1" w:lastColumn="0" w:noHBand="0" w:noVBand="1"/>
           </w:tblPr>
           <w:tblGrid>
             <w:gridCol w:w="1376"/>
-            <w:gridCol w:w="1376"/>
-            <w:gridCol w:w="1376"/>
-            <w:gridCol w:w="1376"/>
-            <w:gridCol w:w="1376"/>
-            <w:gridCol w:w="1376"/>
-            <w:gridCol w:w="1376"/>
+            <w:gridCol w:w="1377"/>
+            <w:gridCol w:w="1377"/>
+            <w:gridCol w:w="1377"/>
+            <w:gridCol w:w="1377"/>
+            <w:gridCol w:w="1377"/>
+            <w:gridCol w:w="1377"/>
           </w:tblGrid>
           <w:tr>
+            <w:tblPrEx>
+              <w:tblCellMar>
+                <w:top w:w="0" w:type="dxa"/>
+                <w:bottom w:w="0" w:type="dxa"/>
+              </w:tblCellMar>
+            </w:tblPrEx>
             <w:trPr>
               <w:tblHeader/>
             </w:trPr>
@@ -3152,157 +4956,227 @@
                   <w:rPr>
                     <w:b/>
                   </w:rPr>
-                  <w:t xml:space="preserve">Visual Damage</w:t>
-                </w:r>
-              </w:p>
-            </w:tc>
-            <w:tc>
-              <w:tcPr>
-                <w:tcW w:w="1376" w:type="dxa"/>
-              </w:tcPr>
-              <w:p>
-                <w:r>
-                  <w:rPr>
-                    <w:b/>
-                  </w:rPr>
-                  <w:t xml:space="preserve">Visual Note</w:t>
-                </w:r>
-              </w:p>
-            </w:tc>
-            <w:tc>
-              <w:tcPr>
-                <w:tcW w:w="1376" w:type="dxa"/>
-              </w:tcPr>
-              <w:p>
-                <w:r>
-                  <w:rPr>
-                    <w:b/>
-                  </w:rPr>
-                  <w:t xml:space="preserve">Debris Present</w:t>
-                </w:r>
-              </w:p>
-            </w:tc>
-            <w:tc>
-              <w:tcPr>
-                <w:tcW w:w="1376" w:type="dxa"/>
-              </w:tcPr>
-              <w:p>
-                <w:r>
-                  <w:rPr>
-                    <w:b/>
-                  </w:rPr>
-                  <w:t xml:space="preserve">Debris Note</w:t>
-                </w:r>
-              </w:p>
-            </w:tc>
-            <w:tc>
-              <w:tcPr>
-                <w:tcW w:w="1376" w:type="dxa"/>
-              </w:tcPr>
-              <w:p>
-                <w:r>
-                  <w:rPr>
-                    <w:b/>
-                  </w:rPr>
-                  <w:t xml:space="preserve">Grating Present</w:t>
-                </w:r>
-              </w:p>
-            </w:tc>
-            <w:tc>
-              <w:tcPr>
-                <w:tcW w:w="1376" w:type="dxa"/>
-              </w:tcPr>
-              <w:p>
-                <w:r>
-                  <w:rPr>
-                    <w:b/>
-                  </w:rPr>
-                  <w:t xml:space="preserve">Blockage</w:t>
-                </w:r>
-              </w:p>
-            </w:tc>
-            <w:tc>
-              <w:tcPr>
-                <w:tcW w:w="1376" w:type="dxa"/>
-              </w:tcPr>
-              <w:p>
-                <w:r>
-                  <w:rPr>
-                    <w:b/>
-                  </w:rPr>
-                  <w:t xml:space="preserve">Grating Note</w:t>
+                  <w:t>Visual Damage</w:t>
+                </w:r>
+              </w:p>
+            </w:tc>
+            <w:tc>
+              <w:tcPr>
+                <w:tcW w:w="1376" w:type="dxa"/>
+              </w:tcPr>
+              <w:p>
+                <w:r>
+                  <w:rPr>
+                    <w:b/>
+                  </w:rPr>
+                  <w:t>Visual Note</w:t>
+                </w:r>
+              </w:p>
+            </w:tc>
+            <w:tc>
+              <w:tcPr>
+                <w:tcW w:w="1376" w:type="dxa"/>
+              </w:tcPr>
+              <w:p>
+                <w:r>
+                  <w:rPr>
+                    <w:b/>
+                  </w:rPr>
+                  <w:t>Debris Present</w:t>
+                </w:r>
+              </w:p>
+            </w:tc>
+            <w:tc>
+              <w:tcPr>
+                <w:tcW w:w="1376" w:type="dxa"/>
+              </w:tcPr>
+              <w:p>
+                <w:r>
+                  <w:rPr>
+                    <w:b/>
+                  </w:rPr>
+                  <w:t>Debris Note</w:t>
+                </w:r>
+              </w:p>
+            </w:tc>
+            <w:tc>
+              <w:tcPr>
+                <w:tcW w:w="1376" w:type="dxa"/>
+              </w:tcPr>
+              <w:p>
+                <w:r>
+                  <w:rPr>
+                    <w:b/>
+                  </w:rPr>
+                  <w:t>Grating Present</w:t>
+                </w:r>
+              </w:p>
+            </w:tc>
+            <w:tc>
+              <w:tcPr>
+                <w:tcW w:w="1376" w:type="dxa"/>
+              </w:tcPr>
+              <w:p>
+                <w:r>
+                  <w:rPr>
+                    <w:b/>
+                  </w:rPr>
+                  <w:t>Blockage</w:t>
+                </w:r>
+              </w:p>
+            </w:tc>
+            <w:tc>
+              <w:tcPr>
+                <w:tcW w:w="1376" w:type="dxa"/>
+              </w:tcPr>
+              <w:p>
+                <w:r>
+                  <w:rPr>
+                    <w:b/>
+                  </w:rPr>
+                  <w:t>Grating Note</w:t>
                 </w:r>
               </w:p>
             </w:tc>
           </w:tr>
           <w:tr>
-            <w:tc>
-              <w:tcPr>
-                <w:tcW w:w="1376" w:type="dxa"/>
-              </w:tcPr>
-              <w:p>
-                <w:r>
-                  <w:t xml:space="preserve">{#rows}{visual_damage}</w:t>
-                </w:r>
-              </w:p>
-            </w:tc>
-            <w:tc>
-              <w:tcPr>
-                <w:tcW w:w="1376" w:type="dxa"/>
-              </w:tcPr>
-              <w:p>
-                <w:r>
-                  <w:t xml:space="preserve">{visual_damage_note}</w:t>
-                </w:r>
-              </w:p>
-            </w:tc>
-            <w:tc>
-              <w:tcPr>
-                <w:tcW w:w="1376" w:type="dxa"/>
-              </w:tcPr>
-              <w:p>
-                <w:r>
-                  <w:t xml:space="preserve">{debris_present}</w:t>
-                </w:r>
-              </w:p>
-            </w:tc>
-            <w:tc>
-              <w:tcPr>
-                <w:tcW w:w="1376" w:type="dxa"/>
-              </w:tcPr>
-              <w:p>
-                <w:r>
-                  <w:t xml:space="preserve">{debris_note}</w:t>
-                </w:r>
-              </w:p>
-            </w:tc>
-            <w:tc>
-              <w:tcPr>
-                <w:tcW w:w="1376" w:type="dxa"/>
-              </w:tcPr>
-              <w:p>
-                <w:r>
-                  <w:t xml:space="preserve">{grating_present}</w:t>
-                </w:r>
-              </w:p>
-            </w:tc>
-            <w:tc>
-              <w:tcPr>
-                <w:tcW w:w="1376" w:type="dxa"/>
-              </w:tcPr>
-              <w:p>
-                <w:r>
-                  <w:t xml:space="preserve">{grating_blockage}</w:t>
-                </w:r>
-              </w:p>
-            </w:tc>
-            <w:tc>
-              <w:tcPr>
-                <w:tcW w:w="1376" w:type="dxa"/>
-              </w:tcPr>
-              <w:p>
-                <w:r>
-                  <w:t xml:space="preserve">{grating_note}{/rows}</w:t>
+            <w:tblPrEx>
+              <w:tblCellMar>
+                <w:top w:w="0" w:type="dxa"/>
+                <w:bottom w:w="0" w:type="dxa"/>
+              </w:tblCellMar>
+            </w:tblPrEx>
+            <w:tc>
+              <w:tcPr>
+                <w:tcW w:w="1376" w:type="dxa"/>
+              </w:tcPr>
+              <w:p>
+                <w:r>
+                  <w:t>{#</w:t>
+                </w:r>
+                <w:proofErr w:type="gramStart"/>
+                <w:r>
+                  <w:t>rows}{</w:t>
+                </w:r>
+                <w:proofErr w:type="gramEnd"/>
+                <w:r>
+                  <w:t>visual_damage}</w:t>
+                </w:r>
+              </w:p>
+            </w:tc>
+            <w:tc>
+              <w:tcPr>
+                <w:tcW w:w="1376" w:type="dxa"/>
+              </w:tcPr>
+              <w:p>
+                <w:r>
+                  <w:t>{</w:t>
+                </w:r>
+                <w:proofErr w:type="spellStart"/>
+                <w:r>
+                  <w:t>visual_damage_note</w:t>
+                </w:r>
+                <w:proofErr w:type="spellEnd"/>
+                <w:r>
+                  <w:t>}</w:t>
+                </w:r>
+              </w:p>
+            </w:tc>
+            <w:tc>
+              <w:tcPr>
+                <w:tcW w:w="1376" w:type="dxa"/>
+              </w:tcPr>
+              <w:p>
+                <w:r>
+                  <w:t>{</w:t>
+                </w:r>
+                <w:proofErr w:type="spellStart"/>
+                <w:r>
+                  <w:t>debris_present</w:t>
+                </w:r>
+                <w:proofErr w:type="spellEnd"/>
+                <w:r>
+                  <w:t>}</w:t>
+                </w:r>
+              </w:p>
+            </w:tc>
+            <w:tc>
+              <w:tcPr>
+                <w:tcW w:w="1376" w:type="dxa"/>
+              </w:tcPr>
+              <w:p>
+                <w:r>
+                  <w:t>{</w:t>
+                </w:r>
+                <w:proofErr w:type="spellStart"/>
+                <w:r>
+                  <w:t>debris_note</w:t>
+                </w:r>
+                <w:proofErr w:type="spellEnd"/>
+                <w:r>
+                  <w:t>}</w:t>
+                </w:r>
+              </w:p>
+            </w:tc>
+            <w:tc>
+              <w:tcPr>
+                <w:tcW w:w="1376" w:type="dxa"/>
+              </w:tcPr>
+              <w:p>
+                <w:r>
+                  <w:t>{</w:t>
+                </w:r>
+                <w:proofErr w:type="spellStart"/>
+                <w:r>
+                  <w:t>grating_present</w:t>
+                </w:r>
+                <w:proofErr w:type="spellEnd"/>
+                <w:r>
+                  <w:t>}</w:t>
+                </w:r>
+              </w:p>
+            </w:tc>
+            <w:tc>
+              <w:tcPr>
+                <w:tcW w:w="1376" w:type="dxa"/>
+              </w:tcPr>
+              <w:p>
+                <w:r>
+                  <w:t>{</w:t>
+                </w:r>
+                <w:proofErr w:type="spellStart"/>
+                <w:r>
+                  <w:t>grating_blockage</w:t>
+                </w:r>
+                <w:proofErr w:type="spellEnd"/>
+                <w:r>
+                  <w:t>}</w:t>
+                </w:r>
+              </w:p>
+            </w:tc>
+            <w:tc>
+              <w:tcPr>
+                <w:tcW w:w="1376" w:type="dxa"/>
+              </w:tcPr>
+              <w:p>
+                <w:r>
+                  <w:t>{</w:t>
+                </w:r>
+                <w:proofErr w:type="spellStart"/>
+                <w:r>
+                  <w:t>grating_</w:t>
+                </w:r>
+                <w:proofErr w:type="gramStart"/>
+                <w:r>
+                  <w:t>note</w:t>
+                </w:r>
+                <w:proofErr w:type="spellEnd"/>
+                <w:r>
+                  <w:t>}{</w:t>
+                </w:r>
+                <w:proofErr w:type="gramEnd"/>
+                <w:r>
+                  <w:t>/rows}</w:t>
                 </w:r>
               </w:p>
             </w:tc>
@@ -3314,11 +5188,14 @@
     <w:sdt>
       <w:sdtPr>
         <w:tag w:val="region"/>
+        <w:id w:val="34778434"/>
       </w:sdtPr>
+      <w:sdtEndPr/>
       <w:sdtContent>
         <w:tbl>
           <w:tblPr>
             <w:tblW w:w="9638" w:type="dxa"/>
+            <w:tblInd w:w="10" w:type="dxa"/>
             <w:tblBorders>
               <w:top w:val="single" w:sz="4" w:space="0" w:color="808080"/>
               <w:left w:val="single" w:sz="4" w:space="0" w:color="808080"/>
@@ -3328,15 +5205,26 @@
               <w:insideV w:val="single" w:sz="4" w:space="0" w:color="808080"/>
             </w:tblBorders>
             <w:tblLayout w:type="fixed"/>
+            <w:tblCellMar>
+              <w:left w:w="10" w:type="dxa"/>
+              <w:right w:w="10" w:type="dxa"/>
+            </w:tblCellMar>
+            <w:tblLook w:val="04A0" w:firstRow="1" w:lastRow="0" w:firstColumn="1" w:lastColumn="0" w:noHBand="0" w:noVBand="1"/>
           </w:tblPr>
           <w:tblGrid>
             <w:gridCol w:w="1927"/>
             <w:gridCol w:w="1927"/>
-            <w:gridCol w:w="1927"/>
-            <w:gridCol w:w="1927"/>
-            <w:gridCol w:w="1927"/>
+            <w:gridCol w:w="1928"/>
+            <w:gridCol w:w="1928"/>
+            <w:gridCol w:w="1928"/>
           </w:tblGrid>
           <w:tr>
+            <w:tblPrEx>
+              <w:tblCellMar>
+                <w:top w:w="0" w:type="dxa"/>
+                <w:bottom w:w="0" w:type="dxa"/>
+              </w:tblCellMar>
+            </w:tblPrEx>
             <w:trPr>
               <w:tblHeader/>
             </w:trPr>
@@ -3349,7 +5237,7 @@
                   <w:rPr>
                     <w:b/>
                   </w:rPr>
-                  <w:t xml:space="preserve">Associated Pipes</w:t>
+                  <w:t>Associated Pipes</w:t>
                 </w:r>
               </w:p>
             </w:tc>
@@ -3362,7 +5250,7 @@
                   <w:rPr>
                     <w:b/>
                   </w:rPr>
-                  <w:t xml:space="preserve">Pipes Note</w:t>
+                  <w:t>Pipes Note</w:t>
                 </w:r>
               </w:p>
             </w:tc>
@@ -3375,7 +5263,7 @@
                   <w:rPr>
                     <w:b/>
                   </w:rPr>
-                  <w:t xml:space="preserve">CP Readings</w:t>
+                  <w:t>CP Readings</w:t>
                 </w:r>
               </w:p>
             </w:tc>
@@ -3388,7 +5276,7 @@
                   <w:rPr>
                     <w:b/>
                   </w:rPr>
-                  <w:t xml:space="preserve">Remarks</w:t>
+                  <w:t>Remarks</w:t>
                 </w:r>
               </w:p>
             </w:tc>
@@ -3401,19 +5289,33 @@
                   <w:rPr>
                     <w:b/>
                   </w:rPr>
-                  <w:t xml:space="preserve">Recorded</w:t>
+                  <w:t>Recorded</w:t>
                 </w:r>
               </w:p>
             </w:tc>
           </w:tr>
           <w:tr>
+            <w:tblPrEx>
+              <w:tblCellMar>
+                <w:top w:w="0" w:type="dxa"/>
+                <w:bottom w:w="0" w:type="dxa"/>
+              </w:tblCellMar>
+            </w:tblPrEx>
             <w:tc>
               <w:tcPr>
                 <w:tcW w:w="1927" w:type="dxa"/>
               </w:tcPr>
               <w:p>
                 <w:r>
-                  <w:t xml:space="preserve">{#rows}{associated_pipes}</w:t>
+                  <w:t>{#</w:t>
+                </w:r>
+                <w:proofErr w:type="gramStart"/>
+                <w:r>
+                  <w:t>rows}{</w:t>
+                </w:r>
+                <w:proofErr w:type="gramEnd"/>
+                <w:r>
+                  <w:t>associated_pipes}</w:t>
                 </w:r>
               </w:p>
             </w:tc>
@@ -3423,7 +5325,15 @@
               </w:tcPr>
               <w:p>
                 <w:r>
-                  <w:t xml:space="preserve">{associated_pipes_note}</w:t>
+                  <w:t>{</w:t>
+                </w:r>
+                <w:proofErr w:type="spellStart"/>
+                <w:r>
+                  <w:t>associated_pipes_note</w:t>
+                </w:r>
+                <w:proofErr w:type="spellEnd"/>
+                <w:r>
+                  <w:t>}</w:t>
                 </w:r>
               </w:p>
             </w:tc>
@@ -3433,7 +5343,15 @@
               </w:tcPr>
               <w:p>
                 <w:r>
-                  <w:t xml:space="preserve">{cp_readings}</w:t>
+                  <w:t>{</w:t>
+                </w:r>
+                <w:proofErr w:type="spellStart"/>
+                <w:r>
+                  <w:t>cp_readings</w:t>
+                </w:r>
+                <w:proofErr w:type="spellEnd"/>
+                <w:r>
+                  <w:t>}</w:t>
                 </w:r>
               </w:p>
             </w:tc>
@@ -3443,7 +5361,7 @@
               </w:tcPr>
               <w:p>
                 <w:r>
-                  <w:t xml:space="preserve">{remarks}</w:t>
+                  <w:t>{remarks}</w:t>
                 </w:r>
               </w:p>
             </w:tc>
@@ -3453,7 +5371,7 @@
               </w:tcPr>
               <w:p>
                 <w:r>
-                  <w:t xml:space="preserve">{recorded}{/rows}</w:t>
+                  <w:t>{recorded}{/rows}</w:t>
                 </w:r>
               </w:p>
             </w:tc>
@@ -3464,18 +5382,28 @@
     <w:p/>
     <w:p>
       <w:r>
-        <w:t xml:space="preserve">{/isCAISSON}</w:t>
+        <w:t>{/</w:t>
+      </w:r>
+      <w:proofErr w:type="spellStart"/>
+      <w:r>
+        <w:t>isCAISSON</w:t>
+      </w:r>
+      <w:proofErr w:type="spellEnd"/>
+      <w:r>
+        <w:t>}</w:t>
       </w:r>
     </w:p>
     <w:p>
       <w:r>
-        <w:t xml:space="preserve">{#isSEABED}</w:t>
+        <w:t>{#isSEABED}</w:t>
       </w:r>
     </w:p>
     <w:sdt>
       <w:sdtPr>
         <w:tag w:val="region"/>
+        <w:id w:val="713319808"/>
       </w:sdtPr>
+      <w:sdtEndPr/>
       <w:sdtContent>
         <w:p>
           <w:r>
@@ -3484,12 +5412,13 @@
               <w:sz w:val="26"/>
               <w:szCs w:val="26"/>
             </w:rPr>
-            <w:t xml:space="preserve">SEABED Results</w:t>
+            <w:t>SEABED Results</w:t>
           </w:r>
         </w:p>
         <w:tbl>
           <w:tblPr>
             <w:tblW w:w="9638" w:type="dxa"/>
+            <w:tblInd w:w="10" w:type="dxa"/>
             <w:tblBorders>
               <w:top w:val="single" w:sz="4" w:space="0" w:color="808080"/>
               <w:left w:val="single" w:sz="4" w:space="0" w:color="808080"/>
@@ -3499,16 +5428,27 @@
               <w:insideV w:val="single" w:sz="4" w:space="0" w:color="808080"/>
             </w:tblBorders>
             <w:tblLayout w:type="fixed"/>
+            <w:tblCellMar>
+              <w:left w:w="10" w:type="dxa"/>
+              <w:right w:w="10" w:type="dxa"/>
+            </w:tblCellMar>
+            <w:tblLook w:val="04A0" w:firstRow="1" w:lastRow="0" w:firstColumn="1" w:lastColumn="0" w:noHBand="0" w:noVBand="1"/>
           </w:tblPr>
           <w:tblGrid>
-            <w:gridCol w:w="1606"/>
-            <w:gridCol w:w="1606"/>
+            <w:gridCol w:w="1607"/>
+            <w:gridCol w:w="1607"/>
             <w:gridCol w:w="1606"/>
             <w:gridCol w:w="1606"/>
             <w:gridCol w:w="1606"/>
             <w:gridCol w:w="1606"/>
           </w:tblGrid>
           <w:tr>
+            <w:tblPrEx>
+              <w:tblCellMar>
+                <w:top w:w="0" w:type="dxa"/>
+                <w:bottom w:w="0" w:type="dxa"/>
+              </w:tblCellMar>
+            </w:tblPrEx>
             <w:trPr>
               <w:tblHeader/>
             </w:trPr>
@@ -3521,7 +5461,7 @@
                   <w:rPr>
                     <w:b/>
                   </w:rPr>
-                  <w:t xml:space="preserve">Range (m)</w:t>
+                  <w:t>Range (m)</w:t>
                 </w:r>
               </w:p>
             </w:tc>
@@ -3534,7 +5474,7 @@
                   <w:rPr>
                     <w:b/>
                   </w:rPr>
-                  <w:t xml:space="preserve">Fixes</w:t>
+                  <w:t>Fixes</w:t>
                 </w:r>
               </w:p>
             </w:tc>
@@ -3547,7 +5487,7 @@
                   <w:rPr>
                     <w:b/>
                   </w:rPr>
-                  <w:t xml:space="preserve">Debris</w:t>
+                  <w:t>Debris</w:t>
                 </w:r>
               </w:p>
             </w:tc>
@@ -3560,7 +5500,7 @@
                   <w:rPr>
                     <w:b/>
                   </w:rPr>
-                  <w:t xml:space="preserve">Debris Type</w:t>
+                  <w:t>Debris Type</w:t>
                 </w:r>
               </w:p>
             </w:tc>
@@ -3573,7 +5513,7 @@
                   <w:rPr>
                     <w:b/>
                   </w:rPr>
-                  <w:t xml:space="preserve">Remarks</w:t>
+                  <w:t>Remarks</w:t>
                 </w:r>
               </w:p>
             </w:tc>
@@ -3586,19 +5526,33 @@
                   <w:rPr>
                     <w:b/>
                   </w:rPr>
-                  <w:t xml:space="preserve">Recorded</w:t>
+                  <w:t>Recorded</w:t>
                 </w:r>
               </w:p>
             </w:tc>
           </w:tr>
           <w:tr>
+            <w:tblPrEx>
+              <w:tblCellMar>
+                <w:top w:w="0" w:type="dxa"/>
+                <w:bottom w:w="0" w:type="dxa"/>
+              </w:tblCellMar>
+            </w:tblPrEx>
             <w:tc>
               <w:tcPr>
                 <w:tcW w:w="1606" w:type="dxa"/>
               </w:tcPr>
               <w:p>
                 <w:r>
-                  <w:t xml:space="preserve">{#rows}{range_meters}</w:t>
+                  <w:t>{#</w:t>
+                </w:r>
+                <w:proofErr w:type="gramStart"/>
+                <w:r>
+                  <w:t>rows}{</w:t>
+                </w:r>
+                <w:proofErr w:type="gramEnd"/>
+                <w:r>
+                  <w:t>range_meters}</w:t>
                 </w:r>
               </w:p>
             </w:tc>
@@ -3608,7 +5562,7 @@
               </w:tcPr>
               <w:p>
                 <w:r>
-                  <w:t xml:space="preserve">{fixes}</w:t>
+                  <w:t>{fixes}</w:t>
                 </w:r>
               </w:p>
             </w:tc>
@@ -3618,7 +5572,7 @@
               </w:tcPr>
               <w:p>
                 <w:r>
-                  <w:t xml:space="preserve">{debris}</w:t>
+                  <w:t>{debris}</w:t>
                 </w:r>
               </w:p>
             </w:tc>
@@ -3628,7 +5582,15 @@
               </w:tcPr>
               <w:p>
                 <w:r>
-                  <w:t xml:space="preserve">{debris_type}</w:t>
+                  <w:t>{</w:t>
+                </w:r>
+                <w:proofErr w:type="spellStart"/>
+                <w:r>
+                  <w:t>debris_type</w:t>
+                </w:r>
+                <w:proofErr w:type="spellEnd"/>
+                <w:r>
+                  <w:t>}</w:t>
                 </w:r>
               </w:p>
             </w:tc>
@@ -3638,7 +5600,7 @@
               </w:tcPr>
               <w:p>
                 <w:r>
-                  <w:t xml:space="preserve">{remarks}</w:t>
+                  <w:t>{remarks}</w:t>
                 </w:r>
               </w:p>
             </w:tc>
@@ -3648,7 +5610,7 @@
               </w:tcPr>
               <w:p>
                 <w:r>
-                  <w:t xml:space="preserve">{recorded}{/rows}</w:t>
+                  <w:t>{recorded}{/rows}</w:t>
                 </w:r>
               </w:p>
             </w:tc>
@@ -3659,18 +5621,28 @@
     <w:p/>
     <w:p>
       <w:r>
-        <w:t xml:space="preserve">{/isSEABED}</w:t>
+        <w:t>{/</w:t>
+      </w:r>
+      <w:proofErr w:type="spellStart"/>
+      <w:r>
+        <w:t>isSEABED</w:t>
+      </w:r>
+      <w:proofErr w:type="spellEnd"/>
+      <w:r>
+        <w:t>}</w:t>
       </w:r>
     </w:p>
     <w:p>
       <w:r>
-        <w:t xml:space="preserve">{#isPIPELINE}</w:t>
+        <w:t>{#isPIPELINE}</w:t>
       </w:r>
     </w:p>
     <w:sdt>
       <w:sdtPr>
         <w:tag w:val="region"/>
+        <w:id w:val="1041402865"/>
       </w:sdtPr>
+      <w:sdtEndPr/>
       <w:sdtContent>
         <w:p>
           <w:r>
@@ -3679,12 +5651,13 @@
               <w:sz w:val="26"/>
               <w:szCs w:val="26"/>
             </w:rPr>
-            <w:t xml:space="preserve">PIPELINE Results</w:t>
+            <w:t>PIPELINE Results</w:t>
           </w:r>
         </w:p>
         <w:tbl>
           <w:tblPr>
             <w:tblW w:w="9638" w:type="dxa"/>
+            <w:tblInd w:w="10" w:type="dxa"/>
             <w:tblBorders>
               <w:top w:val="single" w:sz="4" w:space="0" w:color="808080"/>
               <w:left w:val="single" w:sz="4" w:space="0" w:color="808080"/>
@@ -3694,18 +5667,29 @@
               <w:insideV w:val="single" w:sz="4" w:space="0" w:color="808080"/>
             </w:tblBorders>
             <w:tblLayout w:type="fixed"/>
+            <w:tblCellMar>
+              <w:left w:w="10" w:type="dxa"/>
+              <w:right w:w="10" w:type="dxa"/>
+            </w:tblCellMar>
+            <w:tblLook w:val="04A0" w:firstRow="1" w:lastRow="0" w:firstColumn="1" w:lastColumn="0" w:noHBand="0" w:noVBand="1"/>
           </w:tblPr>
           <w:tblGrid>
             <w:gridCol w:w="1204"/>
             <w:gridCol w:w="1204"/>
-            <w:gridCol w:w="1204"/>
-            <w:gridCol w:w="1204"/>
-            <w:gridCol w:w="1204"/>
-            <w:gridCol w:w="1204"/>
-            <w:gridCol w:w="1204"/>
-            <w:gridCol w:w="1204"/>
+            <w:gridCol w:w="1205"/>
+            <w:gridCol w:w="1205"/>
+            <w:gridCol w:w="1205"/>
+            <w:gridCol w:w="1205"/>
+            <w:gridCol w:w="1205"/>
+            <w:gridCol w:w="1205"/>
           </w:tblGrid>
           <w:tr>
+            <w:tblPrEx>
+              <w:tblCellMar>
+                <w:top w:w="0" w:type="dxa"/>
+                <w:bottom w:w="0" w:type="dxa"/>
+              </w:tblCellMar>
+            </w:tblPrEx>
             <w:trPr>
               <w:tblHeader/>
             </w:trPr>
@@ -3718,7 +5702,7 @@
                   <w:rPr>
                     <w:b/>
                   </w:rPr>
-                  <w:t xml:space="preserve">Location</w:t>
+                  <w:t>Location</w:t>
                 </w:r>
               </w:p>
             </w:tc>
@@ -3731,7 +5715,7 @@
                   <w:rPr>
                     <w:b/>
                   </w:rPr>
-                  <w:t xml:space="preserve">Depth/El</w:t>
+                  <w:t>Depth/El</w:t>
                 </w:r>
               </w:p>
             </w:tc>
@@ -3744,7 +5728,7 @@
                   <w:rPr>
                     <w:b/>
                   </w:rPr>
-                  <w:t xml:space="preserve">Orientation</w:t>
+                  <w:t>Orientation</w:t>
                 </w:r>
               </w:p>
             </w:tc>
@@ -3757,7 +5741,7 @@
                   <w:rPr>
                     <w:b/>
                   </w:rPr>
-                  <w:t xml:space="preserve">Category</w:t>
+                  <w:t>Category</w:t>
                 </w:r>
               </w:p>
             </w:tc>
@@ -3770,7 +5754,7 @@
                   <w:rPr>
                     <w:b/>
                   </w:rPr>
-                  <w:t xml:space="preserve">Damage Type</w:t>
+                  <w:t>Damage Type</w:t>
                 </w:r>
               </w:p>
             </w:tc>
@@ -3783,7 +5767,7 @@
                   <w:rPr>
                     <w:b/>
                   </w:rPr>
-                  <w:t xml:space="preserve">Debris Type</w:t>
+                  <w:t>Debris Type</w:t>
                 </w:r>
               </w:p>
             </w:tc>
@@ -3796,7 +5780,7 @@
                   <w:rPr>
                     <w:b/>
                   </w:rPr>
-                  <w:t xml:space="preserve">Remarks</w:t>
+                  <w:t>Remarks</w:t>
                 </w:r>
               </w:p>
             </w:tc>
@@ -3809,19 +5793,33 @@
                   <w:rPr>
                     <w:b/>
                   </w:rPr>
-                  <w:t xml:space="preserve">Recorded</w:t>
+                  <w:t>Recorded</w:t>
                 </w:r>
               </w:p>
             </w:tc>
           </w:tr>
           <w:tr>
+            <w:tblPrEx>
+              <w:tblCellMar>
+                <w:top w:w="0" w:type="dxa"/>
+                <w:bottom w:w="0" w:type="dxa"/>
+              </w:tblCellMar>
+            </w:tblPrEx>
             <w:tc>
               <w:tcPr>
                 <w:tcW w:w="1204" w:type="dxa"/>
               </w:tcPr>
               <w:p>
                 <w:r>
-                  <w:t xml:space="preserve">{#rows}{location}</w:t>
+                  <w:t>{#</w:t>
+                </w:r>
+                <w:proofErr w:type="gramStart"/>
+                <w:r>
+                  <w:t>rows}{</w:t>
+                </w:r>
+                <w:proofErr w:type="gramEnd"/>
+                <w:r>
+                  <w:t>location}</w:t>
                 </w:r>
               </w:p>
             </w:tc>
@@ -3831,7 +5829,15 @@
               </w:tcPr>
               <w:p>
                 <w:r>
-                  <w:t xml:space="preserve">{depth_el}</w:t>
+                  <w:t>{</w:t>
+                </w:r>
+                <w:proofErr w:type="spellStart"/>
+                <w:r>
+                  <w:t>depth_el</w:t>
+                </w:r>
+                <w:proofErr w:type="spellEnd"/>
+                <w:r>
+                  <w:t>}</w:t>
                 </w:r>
               </w:p>
             </w:tc>
@@ -3841,7 +5847,7 @@
               </w:tcPr>
               <w:p>
                 <w:r>
-                  <w:t xml:space="preserve">{orientation}</w:t>
+                  <w:t>{orientation}</w:t>
                 </w:r>
               </w:p>
             </w:tc>
@@ -3851,7 +5857,15 @@
               </w:tcPr>
               <w:p>
                 <w:r>
-                  <w:t xml:space="preserve">{pipeline_category}</w:t>
+                  <w:t>{</w:t>
+                </w:r>
+                <w:proofErr w:type="spellStart"/>
+                <w:r>
+                  <w:t>pipeline_category</w:t>
+                </w:r>
+                <w:proofErr w:type="spellEnd"/>
+                <w:r>
+                  <w:t>}</w:t>
                 </w:r>
               </w:p>
             </w:tc>
@@ -3861,7 +5875,15 @@
               </w:tcPr>
               <w:p>
                 <w:r>
-                  <w:t xml:space="preserve">{pipeline_damage}</w:t>
+                  <w:t>{</w:t>
+                </w:r>
+                <w:proofErr w:type="spellStart"/>
+                <w:r>
+                  <w:t>pipeline_damage</w:t>
+                </w:r>
+                <w:proofErr w:type="spellEnd"/>
+                <w:r>
+                  <w:t>}</w:t>
                 </w:r>
               </w:p>
             </w:tc>
@@ -3871,7 +5893,15 @@
               </w:tcPr>
               <w:p>
                 <w:r>
-                  <w:t xml:space="preserve">{pipeline_debris}</w:t>
+                  <w:t>{</w:t>
+                </w:r>
+                <w:proofErr w:type="spellStart"/>
+                <w:r>
+                  <w:t>pipeline_debris</w:t>
+                </w:r>
+                <w:proofErr w:type="spellEnd"/>
+                <w:r>
+                  <w:t>}</w:t>
                 </w:r>
               </w:p>
             </w:tc>
@@ -3881,7 +5911,7 @@
               </w:tcPr>
               <w:p>
                 <w:r>
-                  <w:t xml:space="preserve">{remarks}</w:t>
+                  <w:t>{remarks}</w:t>
                 </w:r>
               </w:p>
             </w:tc>
@@ -3891,7 +5921,7 @@
               </w:tcPr>
               <w:p>
                 <w:r>
-                  <w:t xml:space="preserve">{recorded}{/rows}</w:t>
+                  <w:t>{recorded}{/rows}</w:t>
                 </w:r>
               </w:p>
             </w:tc>
@@ -3902,46 +5932,840 @@
     <w:p/>
     <w:p>
       <w:r>
-        <w:t xml:space="preserve">{/isPIPELINE}</w:t>
+        <w:t>{/</w:t>
+      </w:r>
+      <w:proofErr w:type="spellStart"/>
+      <w:r>
+        <w:t>isPIPELINE</w:t>
+      </w:r>
+      <w:proofErr w:type="spellEnd"/>
+      <w:r>
+        <w:t>}</w:t>
       </w:r>
     </w:p>
     <w:p>
       <w:r>
-        <w:t xml:space="preserve">{/sections}</w:t>
+        <w:t>{/sections}</w:t>
       </w:r>
     </w:p>
     <w:p>
       <w:r>
-        <w:t xml:space="preserve">{/items}</w:t>
+        <w:t>{/items}</w:t>
       </w:r>
     </w:p>
     <w:sectPr>
       <w:pgSz w:w="11906" w:h="16838"/>
-      <w:pgMar w:top="1134" w:right="1134" w:bottom="1134" w:left="1134"/>
+      <w:pgMar w:top="1134" w:right="1134" w:bottom="1134" w:left="1134" w:header="720" w:footer="720" w:gutter="0"/>
+      <w:pgBorders w:display="firstPage" w:offsetFrom="page">
+        <w:top w:val="single" w:sz="24" w:space="24" w:color="auto"/>
+        <w:left w:val="single" w:sz="24" w:space="24" w:color="auto"/>
+        <w:bottom w:val="single" w:sz="24" w:space="24" w:color="auto"/>
+        <w:right w:val="single" w:sz="24" w:space="24" w:color="auto"/>
+      </w:pgBorders>
+      <w:cols w:space="720"/>
     </w:sectPr>
   </w:body>
 </w:document>
 </file>
 
 <file path=word/styles.xml><?xml version="1.0" encoding="utf-8"?>
-<w:styles xmlns:w="http://schemas.openxmlformats.org/wordprocessingml/2006/main">
+<w:styles xmlns:mc="http://schemas.openxmlformats.org/markup-compatibility/2006" xmlns:r="http://schemas.openxmlformats.org/officeDocument/2006/relationships" xmlns:w="http://schemas.openxmlformats.org/wordprocessingml/2006/main" xmlns:w14="http://schemas.microsoft.com/office/word/2010/wordml" xmlns:w15="http://schemas.microsoft.com/office/word/2012/wordml" xmlns:w16cex="http://schemas.microsoft.com/office/word/2018/wordml/cex" xmlns:w16cid="http://schemas.microsoft.com/office/word/2016/wordml/cid" xmlns:w16="http://schemas.microsoft.com/office/word/2018/wordml" xmlns:w16du="http://schemas.microsoft.com/office/word/2023/wordml/word16du" xmlns:w16sdtdh="http://schemas.microsoft.com/office/word/2020/wordml/sdtdatahash" xmlns:w16sdtfl="http://schemas.microsoft.com/office/word/2024/wordml/sdtformatlock" xmlns:w16se="http://schemas.microsoft.com/office/word/2015/wordml/symex" mc:Ignorable="w14 w15 w16se w16cid w16 w16cex w16sdtdh w16sdtfl w16du">
   <w:docDefaults>
     <w:rPrDefault>
       <w:rPr>
-        <w:rFonts w:ascii="Calibri" w:hAnsi="Calibri" w:cs="Calibri"/>
-        <w:sz w:val="20"/>
-        <w:szCs w:val="20"/>
+        <w:rFonts w:ascii="Calibri" w:eastAsia="Times New Roman" w:hAnsi="Calibri" w:cs="Calibri"/>
+        <w:lang w:val="en-MY" w:eastAsia="en-MY" w:bidi="ar-SA"/>
       </w:rPr>
     </w:rPrDefault>
     <w:pPrDefault>
       <w:pPr>
-        <w:spacing w:after="80" w:line="240" w:lineRule="auto"/>
+        <w:spacing w:after="80"/>
       </w:pPr>
     </w:pPrDefault>
   </w:docDefaults>
+  <w:latentStyles w:defLockedState="0" w:defUIPriority="99" w:defSemiHidden="0" w:defUnhideWhenUsed="0" w:defQFormat="0" w:count="376">
+    <w:lsdException w:name="Normal" w:uiPriority="0" w:qFormat="1"/>
+    <w:lsdException w:name="heading 1" w:uiPriority="9" w:qFormat="1"/>
+    <w:lsdException w:name="heading 2" w:semiHidden="1" w:uiPriority="9" w:unhideWhenUsed="1" w:qFormat="1"/>
+    <w:lsdException w:name="heading 3" w:semiHidden="1" w:uiPriority="9" w:unhideWhenUsed="1" w:qFormat="1"/>
+    <w:lsdException w:name="heading 4" w:semiHidden="1" w:uiPriority="9" w:unhideWhenUsed="1" w:qFormat="1"/>
+    <w:lsdException w:name="heading 5" w:semiHidden="1" w:uiPriority="9" w:unhideWhenUsed="1" w:qFormat="1"/>
+    <w:lsdException w:name="heading 6" w:semiHidden="1" w:uiPriority="9" w:unhideWhenUsed="1" w:qFormat="1"/>
+    <w:lsdException w:name="heading 7" w:semiHidden="1" w:uiPriority="9" w:unhideWhenUsed="1" w:qFormat="1"/>
+    <w:lsdException w:name="heading 8" w:semiHidden="1" w:uiPriority="9" w:unhideWhenUsed="1" w:qFormat="1"/>
+    <w:lsdException w:name="heading 9" w:semiHidden="1" w:uiPriority="9" w:unhideWhenUsed="1" w:qFormat="1"/>
+    <w:lsdException w:name="index 1" w:semiHidden="1" w:unhideWhenUsed="1"/>
+    <w:lsdException w:name="index 2" w:semiHidden="1" w:unhideWhenUsed="1"/>
+    <w:lsdException w:name="index 3" w:semiHidden="1" w:unhideWhenUsed="1"/>
+    <w:lsdException w:name="index 4" w:semiHidden="1" w:unhideWhenUsed="1"/>
+    <w:lsdException w:name="index 5" w:semiHidden="1" w:unhideWhenUsed="1"/>
+    <w:lsdException w:name="index 6" w:semiHidden="1" w:unhideWhenUsed="1"/>
+    <w:lsdException w:name="index 7" w:semiHidden="1" w:unhideWhenUsed="1"/>
+    <w:lsdException w:name="index 8" w:semiHidden="1" w:unhideWhenUsed="1"/>
+    <w:lsdException w:name="index 9" w:semiHidden="1" w:unhideWhenUsed="1"/>
+    <w:lsdException w:name="toc 1" w:semiHidden="1" w:uiPriority="39" w:unhideWhenUsed="1"/>
+    <w:lsdException w:name="toc 2" w:semiHidden="1" w:uiPriority="39" w:unhideWhenUsed="1"/>
+    <w:lsdException w:name="toc 3" w:semiHidden="1" w:uiPriority="39" w:unhideWhenUsed="1"/>
+    <w:lsdException w:name="toc 4" w:semiHidden="1" w:uiPriority="39" w:unhideWhenUsed="1"/>
+    <w:lsdException w:name="toc 5" w:semiHidden="1" w:uiPriority="39" w:unhideWhenUsed="1"/>
+    <w:lsdException w:name="toc 6" w:semiHidden="1" w:uiPriority="39" w:unhideWhenUsed="1"/>
+    <w:lsdException w:name="toc 7" w:semiHidden="1" w:uiPriority="39" w:unhideWhenUsed="1"/>
+    <w:lsdException w:name="toc 8" w:semiHidden="1" w:uiPriority="39" w:unhideWhenUsed="1"/>
+    <w:lsdException w:name="toc 9" w:semiHidden="1" w:uiPriority="39" w:unhideWhenUsed="1"/>
+    <w:lsdException w:name="Normal Indent" w:semiHidden="1" w:unhideWhenUsed="1"/>
+    <w:lsdException w:name="footnote text" w:semiHidden="1" w:unhideWhenUsed="1"/>
+    <w:lsdException w:name="annotation text" w:semiHidden="1" w:unhideWhenUsed="1"/>
+    <w:lsdException w:name="header" w:semiHidden="1" w:unhideWhenUsed="1"/>
+    <w:lsdException w:name="footer" w:semiHidden="1" w:unhideWhenUsed="1"/>
+    <w:lsdException w:name="index heading" w:semiHidden="1" w:unhideWhenUsed="1"/>
+    <w:lsdException w:name="caption" w:semiHidden="1" w:uiPriority="35" w:unhideWhenUsed="1" w:qFormat="1"/>
+    <w:lsdException w:name="table of figures" w:semiHidden="1" w:unhideWhenUsed="1"/>
+    <w:lsdException w:name="envelope address" w:semiHidden="1" w:unhideWhenUsed="1"/>
+    <w:lsdException w:name="envelope return" w:semiHidden="1" w:unhideWhenUsed="1"/>
+    <w:lsdException w:name="footnote reference" w:semiHidden="1" w:unhideWhenUsed="1"/>
+    <w:lsdException w:name="annotation reference" w:semiHidden="1" w:unhideWhenUsed="1"/>
+    <w:lsdException w:name="line number" w:semiHidden="1" w:unhideWhenUsed="1"/>
+    <w:lsdException w:name="page number" w:semiHidden="1" w:unhideWhenUsed="1"/>
+    <w:lsdException w:name="endnote reference" w:semiHidden="1" w:unhideWhenUsed="1"/>
+    <w:lsdException w:name="endnote text" w:semiHidden="1" w:unhideWhenUsed="1"/>
+    <w:lsdException w:name="table of authorities" w:semiHidden="1" w:unhideWhenUsed="1"/>
+    <w:lsdException w:name="macro" w:semiHidden="1" w:unhideWhenUsed="1"/>
+    <w:lsdException w:name="toa heading" w:semiHidden="1" w:unhideWhenUsed="1"/>
+    <w:lsdException w:name="List" w:semiHidden="1" w:unhideWhenUsed="1"/>
+    <w:lsdException w:name="List Bullet" w:semiHidden="1" w:unhideWhenUsed="1"/>
+    <w:lsdException w:name="List Number" w:semiHidden="1" w:unhideWhenUsed="1"/>
+    <w:lsdException w:name="List 2" w:semiHidden="1" w:unhideWhenUsed="1"/>
+    <w:lsdException w:name="List 3" w:semiHidden="1" w:unhideWhenUsed="1"/>
+    <w:lsdException w:name="List 4" w:semiHidden="1" w:unhideWhenUsed="1"/>
+    <w:lsdException w:name="List 5" w:semiHidden="1" w:unhideWhenUsed="1"/>
+    <w:lsdException w:name="List Bullet 2" w:semiHidden="1" w:unhideWhenUsed="1"/>
+    <w:lsdException w:name="List Bullet 3" w:semiHidden="1" w:unhideWhenUsed="1"/>
+    <w:lsdException w:name="List Bullet 4" w:semiHidden="1" w:unhideWhenUsed="1"/>
+    <w:lsdException w:name="List Bullet 5" w:semiHidden="1" w:unhideWhenUsed="1"/>
+    <w:lsdException w:name="List Number 2" w:semiHidden="1" w:unhideWhenUsed="1"/>
+    <w:lsdException w:name="List Number 3" w:semiHidden="1" w:unhideWhenUsed="1"/>
+    <w:lsdException w:name="List Number 4" w:semiHidden="1" w:unhideWhenUsed="1"/>
+    <w:lsdException w:name="List Number 5" w:semiHidden="1" w:unhideWhenUsed="1"/>
+    <w:lsdException w:name="Title" w:uiPriority="10" w:qFormat="1"/>
+    <w:lsdException w:name="Closing" w:semiHidden="1" w:unhideWhenUsed="1"/>
+    <w:lsdException w:name="Signature" w:semiHidden="1" w:unhideWhenUsed="1"/>
+    <w:lsdException w:name="Default Paragraph Font" w:semiHidden="1" w:uiPriority="1" w:unhideWhenUsed="1"/>
+    <w:lsdException w:name="Body Text" w:semiHidden="1" w:unhideWhenUsed="1"/>
+    <w:lsdException w:name="Body Text Indent" w:semiHidden="1" w:unhideWhenUsed="1"/>
+    <w:lsdException w:name="List Continue" w:semiHidden="1" w:unhideWhenUsed="1"/>
+    <w:lsdException w:name="List Continue 2" w:semiHidden="1" w:unhideWhenUsed="1"/>
+    <w:lsdException w:name="List Continue 3" w:semiHidden="1" w:unhideWhenUsed="1"/>
+    <w:lsdException w:name="List Continue 4" w:semiHidden="1" w:unhideWhenUsed="1"/>
+    <w:lsdException w:name="List Continue 5" w:semiHidden="1" w:unhideWhenUsed="1"/>
+    <w:lsdException w:name="Message Header" w:semiHidden="1" w:unhideWhenUsed="1"/>
+    <w:lsdException w:name="Subtitle" w:uiPriority="11" w:qFormat="1"/>
+    <w:lsdException w:name="Salutation" w:semiHidden="1" w:unhideWhenUsed="1"/>
+    <w:lsdException w:name="Date" w:semiHidden="1" w:unhideWhenUsed="1"/>
+    <w:lsdException w:name="Body Text First Indent" w:semiHidden="1" w:unhideWhenUsed="1"/>
+    <w:lsdException w:name="Body Text First Indent 2" w:semiHidden="1" w:unhideWhenUsed="1"/>
+    <w:lsdException w:name="Note Heading" w:semiHidden="1" w:unhideWhenUsed="1"/>
+    <w:lsdException w:name="Body Text 2" w:semiHidden="1" w:unhideWhenUsed="1"/>
+    <w:lsdException w:name="Body Text 3" w:semiHidden="1" w:unhideWhenUsed="1"/>
+    <w:lsdException w:name="Body Text Indent 2" w:semiHidden="1" w:unhideWhenUsed="1"/>
+    <w:lsdException w:name="Body Text Indent 3" w:semiHidden="1" w:unhideWhenUsed="1"/>
+    <w:lsdException w:name="Block Text" w:semiHidden="1" w:unhideWhenUsed="1"/>
+    <w:lsdException w:name="Hyperlink" w:semiHidden="1" w:unhideWhenUsed="1"/>
+    <w:lsdException w:name="FollowedHyperlink" w:semiHidden="1" w:unhideWhenUsed="1"/>
+    <w:lsdException w:name="Strong" w:uiPriority="22" w:qFormat="1"/>
+    <w:lsdException w:name="Emphasis" w:uiPriority="20" w:qFormat="1"/>
+    <w:lsdException w:name="Document Map" w:semiHidden="1" w:unhideWhenUsed="1"/>
+    <w:lsdException w:name="Plain Text" w:semiHidden="1" w:unhideWhenUsed="1"/>
+    <w:lsdException w:name="E-mail Signature" w:semiHidden="1" w:unhideWhenUsed="1"/>
+    <w:lsdException w:name="HTML Top of Form" w:semiHidden="1" w:unhideWhenUsed="1"/>
+    <w:lsdException w:name="HTML Bottom of Form" w:semiHidden="1" w:unhideWhenUsed="1"/>
+    <w:lsdException w:name="Normal (Web)" w:semiHidden="1" w:unhideWhenUsed="1"/>
+    <w:lsdException w:name="HTML Acronym" w:semiHidden="1" w:unhideWhenUsed="1"/>
+    <w:lsdException w:name="HTML Address" w:semiHidden="1" w:unhideWhenUsed="1"/>
+    <w:lsdException w:name="HTML Cite" w:semiHidden="1" w:unhideWhenUsed="1"/>
+    <w:lsdException w:name="HTML Code" w:semiHidden="1" w:unhideWhenUsed="1"/>
+    <w:lsdException w:name="HTML Definition" w:semiHidden="1" w:unhideWhenUsed="1"/>
+    <w:lsdException w:name="HTML Keyboard" w:semiHidden="1" w:unhideWhenUsed="1"/>
+    <w:lsdException w:name="HTML Preformatted" w:semiHidden="1" w:unhideWhenUsed="1"/>
+    <w:lsdException w:name="HTML Sample" w:semiHidden="1" w:unhideWhenUsed="1"/>
+    <w:lsdException w:name="HTML Typewriter" w:semiHidden="1" w:unhideWhenUsed="1"/>
+    <w:lsdException w:name="HTML Variable" w:semiHidden="1" w:unhideWhenUsed="1"/>
+    <w:lsdException w:name="Normal Table" w:semiHidden="1" w:unhideWhenUsed="1"/>
+    <w:lsdException w:name="annotation subject" w:semiHidden="1" w:unhideWhenUsed="1"/>
+    <w:lsdException w:name="No List" w:semiHidden="1" w:unhideWhenUsed="1"/>
+    <w:lsdException w:name="Outline List 1" w:semiHidden="1" w:unhideWhenUsed="1"/>
+    <w:lsdException w:name="Outline List 2" w:semiHidden="1" w:unhideWhenUsed="1"/>
+    <w:lsdException w:name="Outline List 3" w:semiHidden="1" w:unhideWhenUsed="1"/>
+    <w:lsdException w:name="Table Simple 1" w:semiHidden="1" w:unhideWhenUsed="1"/>
+    <w:lsdException w:name="Table Simple 2" w:semiHidden="1" w:unhideWhenUsed="1"/>
+    <w:lsdException w:name="Table Simple 3" w:semiHidden="1" w:unhideWhenUsed="1"/>
+    <w:lsdException w:name="Table Classic 1" w:semiHidden="1" w:unhideWhenUsed="1"/>
+    <w:lsdException w:name="Table Classic 2" w:semiHidden="1" w:unhideWhenUsed="1"/>
+    <w:lsdException w:name="Table Classic 3" w:semiHidden="1" w:unhideWhenUsed="1"/>
+    <w:lsdException w:name="Table Classic 4" w:semiHidden="1" w:unhideWhenUsed="1"/>
+    <w:lsdException w:name="Table Colorful 1" w:semiHidden="1" w:unhideWhenUsed="1"/>
+    <w:lsdException w:name="Table Colorful 2" w:semiHidden="1" w:unhideWhenUsed="1"/>
+    <w:lsdException w:name="Table Colorful 3" w:semiHidden="1" w:unhideWhenUsed="1"/>
+    <w:lsdException w:name="Table Columns 1" w:semiHidden="1" w:unhideWhenUsed="1"/>
+    <w:lsdException w:name="Table Columns 2" w:semiHidden="1" w:unhideWhenUsed="1"/>
+    <w:lsdException w:name="Table Columns 3" w:semiHidden="1" w:unhideWhenUsed="1"/>
+    <w:lsdException w:name="Table Columns 4" w:semiHidden="1" w:unhideWhenUsed="1"/>
+    <w:lsdException w:name="Table Columns 5" w:semiHidden="1" w:unhideWhenUsed="1"/>
+    <w:lsdException w:name="Table Grid 1" w:semiHidden="1" w:unhideWhenUsed="1"/>
+    <w:lsdException w:name="Table Grid 2" w:semiHidden="1" w:unhideWhenUsed="1"/>
+    <w:lsdException w:name="Table Grid 3" w:semiHidden="1" w:unhideWhenUsed="1"/>
+    <w:lsdException w:name="Table Grid 4" w:semiHidden="1" w:unhideWhenUsed="1"/>
+    <w:lsdException w:name="Table Grid 5" w:semiHidden="1" w:unhideWhenUsed="1"/>
+    <w:lsdException w:name="Table Grid 6" w:semiHidden="1" w:unhideWhenUsed="1"/>
+    <w:lsdException w:name="Table Grid 7" w:semiHidden="1" w:unhideWhenUsed="1"/>
+    <w:lsdException w:name="Table Grid 8" w:semiHidden="1" w:unhideWhenUsed="1"/>
+    <w:lsdException w:name="Table List 1" w:semiHidden="1" w:unhideWhenUsed="1"/>
+    <w:lsdException w:name="Table List 2" w:semiHidden="1" w:unhideWhenUsed="1"/>
+    <w:lsdException w:name="Table List 3" w:semiHidden="1" w:unhideWhenUsed="1"/>
+    <w:lsdException w:name="Table List 4" w:semiHidden="1" w:unhideWhenUsed="1"/>
+    <w:lsdException w:name="Table List 5" w:semiHidden="1" w:unhideWhenUsed="1"/>
+    <w:lsdException w:name="Table List 6" w:semiHidden="1" w:unhideWhenUsed="1"/>
+    <w:lsdException w:name="Table List 7" w:semiHidden="1" w:unhideWhenUsed="1"/>
+    <w:lsdException w:name="Table List 8" w:semiHidden="1" w:unhideWhenUsed="1"/>
+    <w:lsdException w:name="Table 3D effects 1" w:semiHidden="1" w:unhideWhenUsed="1"/>
+    <w:lsdException w:name="Table 3D effects 2" w:semiHidden="1" w:unhideWhenUsed="1"/>
+    <w:lsdException w:name="Table 3D effects 3" w:semiHidden="1" w:unhideWhenUsed="1"/>
+    <w:lsdException w:name="Table Contemporary" w:semiHidden="1" w:unhideWhenUsed="1"/>
+    <w:lsdException w:name="Table Elegant" w:semiHidden="1" w:unhideWhenUsed="1"/>
+    <w:lsdException w:name="Table Professional" w:semiHidden="1" w:unhideWhenUsed="1"/>
+    <w:lsdException w:name="Table Subtle 1" w:semiHidden="1" w:unhideWhenUsed="1"/>
+    <w:lsdException w:name="Table Subtle 2" w:semiHidden="1" w:unhideWhenUsed="1"/>
+    <w:lsdException w:name="Table Web 1" w:semiHidden="1" w:unhideWhenUsed="1"/>
+    <w:lsdException w:name="Table Web 2" w:semiHidden="1" w:unhideWhenUsed="1"/>
+    <w:lsdException w:name="Table Web 3" w:semiHidden="1" w:unhideWhenUsed="1"/>
+    <w:lsdException w:name="Balloon Text" w:semiHidden="1" w:unhideWhenUsed="1"/>
+    <w:lsdException w:name="Table Grid" w:uiPriority="39"/>
+    <w:lsdException w:name="Table Theme" w:semiHidden="1" w:unhideWhenUsed="1"/>
+    <w:lsdException w:name="Placeholder Text" w:semiHidden="1"/>
+    <w:lsdException w:name="No Spacing" w:uiPriority="1" w:qFormat="1"/>
+    <w:lsdException w:name="Light Shading" w:uiPriority="60"/>
+    <w:lsdException w:name="Light List" w:uiPriority="61"/>
+    <w:lsdException w:name="Light Grid" w:uiPriority="62"/>
+    <w:lsdException w:name="Medium Shading 1" w:uiPriority="63"/>
+    <w:lsdException w:name="Medium Shading 2" w:uiPriority="64"/>
+    <w:lsdException w:name="Medium List 1" w:uiPriority="65"/>
+    <w:lsdException w:name="Medium List 2" w:uiPriority="66"/>
+    <w:lsdException w:name="Medium Grid 1" w:uiPriority="67"/>
+    <w:lsdException w:name="Medium Grid 2" w:uiPriority="68"/>
+    <w:lsdException w:name="Medium Grid 3" w:uiPriority="69"/>
+    <w:lsdException w:name="Dark List" w:uiPriority="70"/>
+    <w:lsdException w:name="Colorful Shading" w:uiPriority="71"/>
+    <w:lsdException w:name="Colorful List" w:uiPriority="72"/>
+    <w:lsdException w:name="Colorful Grid" w:uiPriority="73"/>
+    <w:lsdException w:name="Light Shading Accent 1" w:uiPriority="60"/>
+    <w:lsdException w:name="Light List Accent 1" w:uiPriority="61"/>
+    <w:lsdException w:name="Light Grid Accent 1" w:uiPriority="62"/>
+    <w:lsdException w:name="Medium Shading 1 Accent 1" w:uiPriority="63"/>
+    <w:lsdException w:name="Medium Shading 2 Accent 1" w:uiPriority="64"/>
+    <w:lsdException w:name="Medium List 1 Accent 1" w:uiPriority="65"/>
+    <w:lsdException w:name="Revision" w:semiHidden="1"/>
+    <w:lsdException w:name="List Paragraph" w:uiPriority="34" w:qFormat="1"/>
+    <w:lsdException w:name="Quote" w:uiPriority="29" w:qFormat="1"/>
+    <w:lsdException w:name="Intense Quote" w:uiPriority="30" w:qFormat="1"/>
+    <w:lsdException w:name="Medium List 2 Accent 1" w:uiPriority="66"/>
+    <w:lsdException w:name="Medium Grid 1 Accent 1" w:uiPriority="67"/>
+    <w:lsdException w:name="Medium Grid 2 Accent 1" w:uiPriority="68"/>
+    <w:lsdException w:name="Medium Grid 3 Accent 1" w:uiPriority="69"/>
+    <w:lsdException w:name="Dark List Accent 1" w:uiPriority="70"/>
+    <w:lsdException w:name="Colorful Shading Accent 1" w:uiPriority="71"/>
+    <w:lsdException w:name="Colorful List Accent 1" w:uiPriority="72"/>
+    <w:lsdException w:name="Colorful Grid Accent 1" w:uiPriority="73"/>
+    <w:lsdException w:name="Light Shading Accent 2" w:uiPriority="60"/>
+    <w:lsdException w:name="Light List Accent 2" w:uiPriority="61"/>
+    <w:lsdException w:name="Light Grid Accent 2" w:uiPriority="62"/>
+    <w:lsdException w:name="Medium Shading 1 Accent 2" w:uiPriority="63"/>
+    <w:lsdException w:name="Medium Shading 2 Accent 2" w:uiPriority="64"/>
+    <w:lsdException w:name="Medium List 1 Accent 2" w:uiPriority="65"/>
+    <w:lsdException w:name="Medium List 2 Accent 2" w:uiPriority="66"/>
+    <w:lsdException w:name="Medium Grid 1 Accent 2" w:uiPriority="67"/>
+    <w:lsdException w:name="Medium Grid 2 Accent 2" w:uiPriority="68"/>
+    <w:lsdException w:name="Medium Grid 3 Accent 2" w:uiPriority="69"/>
+    <w:lsdException w:name="Dark List Accent 2" w:uiPriority="70"/>
+    <w:lsdException w:name="Colorful Shading Accent 2" w:uiPriority="71"/>
+    <w:lsdException w:name="Colorful List Accent 2" w:uiPriority="72"/>
+    <w:lsdException w:name="Colorful Grid Accent 2" w:uiPriority="73"/>
+    <w:lsdException w:name="Light Shading Accent 3" w:uiPriority="60"/>
+    <w:lsdException w:name="Light List Accent 3" w:uiPriority="61"/>
+    <w:lsdException w:name="Light Grid Accent 3" w:uiPriority="62"/>
+    <w:lsdException w:name="Medium Shading 1 Accent 3" w:uiPriority="63"/>
+    <w:lsdException w:name="Medium Shading 2 Accent 3" w:uiPriority="64"/>
+    <w:lsdException w:name="Medium List 1 Accent 3" w:uiPriority="65"/>
+    <w:lsdException w:name="Medium List 2 Accent 3" w:uiPriority="66"/>
+    <w:lsdException w:name="Medium Grid 1 Accent 3" w:uiPriority="67"/>
+    <w:lsdException w:name="Medium Grid 2 Accent 3" w:uiPriority="68"/>
+    <w:lsdException w:name="Medium Grid 3 Accent 3" w:uiPriority="69"/>
+    <w:lsdException w:name="Dark List Accent 3" w:uiPriority="70"/>
+    <w:lsdException w:name="Colorful Shading Accent 3" w:uiPriority="71"/>
+    <w:lsdException w:name="Colorful List Accent 3" w:uiPriority="72"/>
+    <w:lsdException w:name="Colorful Grid Accent 3" w:uiPriority="73"/>
+    <w:lsdException w:name="Light Shading Accent 4" w:uiPriority="60"/>
+    <w:lsdException w:name="Light List Accent 4" w:uiPriority="61"/>
+    <w:lsdException w:name="Light Grid Accent 4" w:uiPriority="62"/>
+    <w:lsdException w:name="Medium Shading 1 Accent 4" w:uiPriority="63"/>
+    <w:lsdException w:name="Medium Shading 2 Accent 4" w:uiPriority="64"/>
+    <w:lsdException w:name="Medium List 1 Accent 4" w:uiPriority="65"/>
+    <w:lsdException w:name="Medium List 2 Accent 4" w:uiPriority="66"/>
+    <w:lsdException w:name="Medium Grid 1 Accent 4" w:uiPriority="67"/>
+    <w:lsdException w:name="Medium Grid 2 Accent 4" w:uiPriority="68"/>
+    <w:lsdException w:name="Medium Grid 3 Accent 4" w:uiPriority="69"/>
+    <w:lsdException w:name="Dark List Accent 4" w:uiPriority="70"/>
+    <w:lsdException w:name="Colorful Shading Accent 4" w:uiPriority="71"/>
+    <w:lsdException w:name="Colorful List Accent 4" w:uiPriority="72"/>
+    <w:lsdException w:name="Colorful Grid Accent 4" w:uiPriority="73"/>
+    <w:lsdException w:name="Light Shading Accent 5" w:uiPriority="60"/>
+    <w:lsdException w:name="Light List Accent 5" w:uiPriority="61"/>
+    <w:lsdException w:name="Light Grid Accent 5" w:uiPriority="62"/>
+    <w:lsdException w:name="Medium Shading 1 Accent 5" w:uiPriority="63"/>
+    <w:lsdException w:name="Medium Shading 2 Accent 5" w:uiPriority="64"/>
+    <w:lsdException w:name="Medium List 1 Accent 5" w:uiPriority="65"/>
+    <w:lsdException w:name="Medium List 2 Accent 5" w:uiPriority="66"/>
+    <w:lsdException w:name="Medium Grid 1 Accent 5" w:uiPriority="67"/>
+    <w:lsdException w:name="Medium Grid 2 Accent 5" w:uiPriority="68"/>
+    <w:lsdException w:name="Medium Grid 3 Accent 5" w:uiPriority="69"/>
+    <w:lsdException w:name="Dark List Accent 5" w:uiPriority="70"/>
+    <w:lsdException w:name="Colorful Shading Accent 5" w:uiPriority="71"/>
+    <w:lsdException w:name="Colorful List Accent 5" w:uiPriority="72"/>
+    <w:lsdException w:name="Colorful Grid Accent 5" w:uiPriority="73"/>
+    <w:lsdException w:name="Light Shading Accent 6" w:uiPriority="60"/>
+    <w:lsdException w:name="Light List Accent 6" w:uiPriority="61"/>
+    <w:lsdException w:name="Light Grid Accent 6" w:uiPriority="62"/>
+    <w:lsdException w:name="Medium Shading 1 Accent 6" w:uiPriority="63"/>
+    <w:lsdException w:name="Medium Shading 2 Accent 6" w:uiPriority="64"/>
+    <w:lsdException w:name="Medium List 1 Accent 6" w:uiPriority="65"/>
+    <w:lsdException w:name="Medium List 2 Accent 6" w:uiPriority="66"/>
+    <w:lsdException w:name="Medium Grid 1 Accent 6" w:uiPriority="67"/>
+    <w:lsdException w:name="Medium Grid 2 Accent 6" w:uiPriority="68"/>
+    <w:lsdException w:name="Medium Grid 3 Accent 6" w:uiPriority="69"/>
+    <w:lsdException w:name="Dark List Accent 6" w:uiPriority="70"/>
+    <w:lsdException w:name="Colorful Shading Accent 6" w:uiPriority="71"/>
+    <w:lsdException w:name="Colorful List Accent 6" w:uiPriority="72"/>
+    <w:lsdException w:name="Colorful Grid Accent 6" w:uiPriority="73"/>
+    <w:lsdException w:name="Subtle Emphasis" w:uiPriority="19" w:qFormat="1"/>
+    <w:lsdException w:name="Intense Emphasis" w:uiPriority="21" w:qFormat="1"/>
+    <w:lsdException w:name="Subtle Reference" w:uiPriority="31" w:qFormat="1"/>
+    <w:lsdException w:name="Intense Reference" w:uiPriority="32" w:qFormat="1"/>
+    <w:lsdException w:name="Book Title" w:uiPriority="33" w:qFormat="1"/>
+    <w:lsdException w:name="Bibliography" w:semiHidden="1" w:uiPriority="37" w:unhideWhenUsed="1"/>
+    <w:lsdException w:name="TOC Heading" w:semiHidden="1" w:uiPriority="39" w:unhideWhenUsed="1" w:qFormat="1"/>
+    <w:lsdException w:name="Plain Table 1" w:uiPriority="41"/>
+    <w:lsdException w:name="Plain Table 2" w:uiPriority="42"/>
+    <w:lsdException w:name="Plain Table 3" w:uiPriority="43"/>
+    <w:lsdException w:name="Plain Table 4" w:uiPriority="44"/>
+    <w:lsdException w:name="Plain Table 5" w:uiPriority="45"/>
+    <w:lsdException w:name="Grid Table Light" w:uiPriority="40"/>
+    <w:lsdException w:name="Grid Table 1 Light" w:uiPriority="46"/>
+    <w:lsdException w:name="Grid Table 2" w:uiPriority="47"/>
+    <w:lsdException w:name="Grid Table 3" w:uiPriority="48"/>
+    <w:lsdException w:name="Grid Table 4" w:uiPriority="49"/>
+    <w:lsdException w:name="Grid Table 5 Dark" w:uiPriority="50"/>
+    <w:lsdException w:name="Grid Table 6 Colorful" w:uiPriority="51"/>
+    <w:lsdException w:name="Grid Table 7 Colorful" w:uiPriority="52"/>
+    <w:lsdException w:name="Grid Table 1 Light Accent 1" w:uiPriority="46"/>
+    <w:lsdException w:name="Grid Table 2 Accent 1" w:uiPriority="47"/>
+    <w:lsdException w:name="Grid Table 3 Accent 1" w:uiPriority="48"/>
+    <w:lsdException w:name="Grid Table 4 Accent 1" w:uiPriority="49"/>
+    <w:lsdException w:name="Grid Table 5 Dark Accent 1" w:uiPriority="50"/>
+    <w:lsdException w:name="Grid Table 6 Colorful Accent 1" w:uiPriority="51"/>
+    <w:lsdException w:name="Grid Table 7 Colorful Accent 1" w:uiPriority="52"/>
+    <w:lsdException w:name="Grid Table 1 Light Accent 2" w:uiPriority="46"/>
+    <w:lsdException w:name="Grid Table 2 Accent 2" w:uiPriority="47"/>
+    <w:lsdException w:name="Grid Table 3 Accent 2" w:uiPriority="48"/>
+    <w:lsdException w:name="Grid Table 4 Accent 2" w:uiPriority="49"/>
+    <w:lsdException w:name="Grid Table 5 Dark Accent 2" w:uiPriority="50"/>
+    <w:lsdException w:name="Grid Table 6 Colorful Accent 2" w:uiPriority="51"/>
+    <w:lsdException w:name="Grid Table 7 Colorful Accent 2" w:uiPriority="52"/>
+    <w:lsdException w:name="Grid Table 1 Light Accent 3" w:uiPriority="46"/>
+    <w:lsdException w:name="Grid Table 2 Accent 3" w:uiPriority="47"/>
+    <w:lsdException w:name="Grid Table 3 Accent 3" w:uiPriority="48"/>
+    <w:lsdException w:name="Grid Table 4 Accent 3" w:uiPriority="49"/>
+    <w:lsdException w:name="Grid Table 5 Dark Accent 3" w:uiPriority="50"/>
+    <w:lsdException w:name="Grid Table 6 Colorful Accent 3" w:uiPriority="51"/>
+    <w:lsdException w:name="Grid Table 7 Colorful Accent 3" w:uiPriority="52"/>
+    <w:lsdException w:name="Grid Table 1 Light Accent 4" w:uiPriority="46"/>
+    <w:lsdException w:name="Grid Table 2 Accent 4" w:uiPriority="47"/>
+    <w:lsdException w:name="Grid Table 3 Accent 4" w:uiPriority="48"/>
+    <w:lsdException w:name="Grid Table 4 Accent 4" w:uiPriority="49"/>
+    <w:lsdException w:name="Grid Table 5 Dark Accent 4" w:uiPriority="50"/>
+    <w:lsdException w:name="Grid Table 6 Colorful Accent 4" w:uiPriority="51"/>
+    <w:lsdException w:name="Grid Table 7 Colorful Accent 4" w:uiPriority="52"/>
+    <w:lsdException w:name="Grid Table 1 Light Accent 5" w:uiPriority="46"/>
+    <w:lsdException w:name="Grid Table 2 Accent 5" w:uiPriority="47"/>
+    <w:lsdException w:name="Grid Table 3 Accent 5" w:uiPriority="48"/>
+    <w:lsdException w:name="Grid Table 4 Accent 5" w:uiPriority="49"/>
+    <w:lsdException w:name="Grid Table 5 Dark Accent 5" w:uiPriority="50"/>
+    <w:lsdException w:name="Grid Table 6 Colorful Accent 5" w:uiPriority="51"/>
+    <w:lsdException w:name="Grid Table 7 Colorful Accent 5" w:uiPriority="52"/>
+    <w:lsdException w:name="Grid Table 1 Light Accent 6" w:uiPriority="46"/>
+    <w:lsdException w:name="Grid Table 2 Accent 6" w:uiPriority="47"/>
+    <w:lsdException w:name="Grid Table 3 Accent 6" w:uiPriority="48"/>
+    <w:lsdException w:name="Grid Table 4 Accent 6" w:uiPriority="49"/>
+    <w:lsdException w:name="Grid Table 5 Dark Accent 6" w:uiPriority="50"/>
+    <w:lsdException w:name="Grid Table 6 Colorful Accent 6" w:uiPriority="51"/>
+    <w:lsdException w:name="Grid Table 7 Colorful Accent 6" w:uiPriority="52"/>
+    <w:lsdException w:name="List Table 1 Light" w:uiPriority="46"/>
+    <w:lsdException w:name="List Table 2" w:uiPriority="47"/>
+    <w:lsdException w:name="List Table 3" w:uiPriority="48"/>
+    <w:lsdException w:name="List Table 4" w:uiPriority="49"/>
+    <w:lsdException w:name="List Table 5 Dark" w:uiPriority="50"/>
+    <w:lsdException w:name="List Table 6 Colorful" w:uiPriority="51"/>
+    <w:lsdException w:name="List Table 7 Colorful" w:uiPriority="52"/>
+    <w:lsdException w:name="List Table 1 Light Accent 1" w:uiPriority="46"/>
+    <w:lsdException w:name="List Table 2 Accent 1" w:uiPriority="47"/>
+    <w:lsdException w:name="List Table 3 Accent 1" w:uiPriority="48"/>
+    <w:lsdException w:name="List Table 4 Accent 1" w:uiPriority="49"/>
+    <w:lsdException w:name="List Table 5 Dark Accent 1" w:uiPriority="50"/>
+    <w:lsdException w:name="List Table 6 Colorful Accent 1" w:uiPriority="51"/>
+    <w:lsdException w:name="List Table 7 Colorful Accent 1" w:uiPriority="52"/>
+    <w:lsdException w:name="List Table 1 Light Accent 2" w:uiPriority="46"/>
+    <w:lsdException w:name="List Table 2 Accent 2" w:uiPriority="47"/>
+    <w:lsdException w:name="List Table 3 Accent 2" w:uiPriority="48"/>
+    <w:lsdException w:name="List Table 4 Accent 2" w:uiPriority="49"/>
+    <w:lsdException w:name="List Table 5 Dark Accent 2" w:uiPriority="50"/>
+    <w:lsdException w:name="List Table 6 Colorful Accent 2" w:uiPriority="51"/>
+    <w:lsdException w:name="List Table 7 Colorful Accent 2" w:uiPriority="52"/>
+    <w:lsdException w:name="List Table 1 Light Accent 3" w:uiPriority="46"/>
+    <w:lsdException w:name="List Table 2 Accent 3" w:uiPriority="47"/>
+    <w:lsdException w:name="List Table 3 Accent 3" w:uiPriority="48"/>
+    <w:lsdException w:name="List Table 4 Accent 3" w:uiPriority="49"/>
+    <w:lsdException w:name="List Table 5 Dark Accent 3" w:uiPriority="50"/>
+    <w:lsdException w:name="List Table 6 Colorful Accent 3" w:uiPriority="51"/>
+    <w:lsdException w:name="List Table 7 Colorful Accent 3" w:uiPriority="52"/>
+    <w:lsdException w:name="List Table 1 Light Accent 4" w:uiPriority="46"/>
+    <w:lsdException w:name="List Table 2 Accent 4" w:uiPriority="47"/>
+    <w:lsdException w:name="List Table 3 Accent 4" w:uiPriority="48"/>
+    <w:lsdException w:name="List Table 4 Accent 4" w:uiPriority="49"/>
+    <w:lsdException w:name="List Table 5 Dark Accent 4" w:uiPriority="50"/>
+    <w:lsdException w:name="List Table 6 Colorful Accent 4" w:uiPriority="51"/>
+    <w:lsdException w:name="List Table 7 Colorful Accent 4" w:uiPriority="52"/>
+    <w:lsdException w:name="List Table 1 Light Accent 5" w:uiPriority="46"/>
+    <w:lsdException w:name="List Table 2 Accent 5" w:uiPriority="47"/>
+    <w:lsdException w:name="List Table 3 Accent 5" w:uiPriority="48"/>
+    <w:lsdException w:name="List Table 4 Accent 5" w:uiPriority="49"/>
+    <w:lsdException w:name="List Table 5 Dark Accent 5" w:uiPriority="50"/>
+    <w:lsdException w:name="List Table 6 Colorful Accent 5" w:uiPriority="51"/>
+    <w:lsdException w:name="List Table 7 Colorful Accent 5" w:uiPriority="52"/>
+    <w:lsdException w:name="List Table 1 Light Accent 6" w:uiPriority="46"/>
+    <w:lsdException w:name="List Table 2 Accent 6" w:uiPriority="47"/>
+    <w:lsdException w:name="List Table 3 Accent 6" w:uiPriority="48"/>
+    <w:lsdException w:name="List Table 4 Accent 6" w:uiPriority="49"/>
+    <w:lsdException w:name="List Table 5 Dark Accent 6" w:uiPriority="50"/>
+    <w:lsdException w:name="List Table 6 Colorful Accent 6" w:uiPriority="51"/>
+    <w:lsdException w:name="List Table 7 Colorful Accent 6" w:uiPriority="52"/>
+    <w:lsdException w:name="Mention" w:semiHidden="1" w:unhideWhenUsed="1"/>
+    <w:lsdException w:name="Smart Hyperlink" w:semiHidden="1" w:unhideWhenUsed="1"/>
+    <w:lsdException w:name="Hashtag" w:semiHidden="1" w:unhideWhenUsed="1"/>
+    <w:lsdException w:name="Unresolved Mention" w:semiHidden="1" w:unhideWhenUsed="1"/>
+    <w:lsdException w:name="Smart Link" w:semiHidden="1" w:unhideWhenUsed="1"/>
+  </w:latentStyles>
   <w:style w:type="paragraph" w:default="1" w:styleId="Normal">
     <w:name w:val="Normal"/>
     <w:qFormat/>
+    <w:rsid w:val="009A7238"/>
+  </w:style>
+  <w:style w:type="character" w:default="1" w:styleId="DefaultParagraphFont">
+    <w:name w:val="Default Paragraph Font"/>
+    <w:uiPriority w:val="1"/>
+    <w:unhideWhenUsed/>
+  </w:style>
+  <w:style w:type="table" w:default="1" w:styleId="TableNormal">
+    <w:name w:val="Normal Table"/>
+    <w:uiPriority w:val="99"/>
+    <w:semiHidden/>
+    <w:unhideWhenUsed/>
+    <w:tblPr>
+      <w:tblInd w:w="0" w:type="dxa"/>
+      <w:tblCellMar>
+        <w:top w:w="0" w:type="dxa"/>
+        <w:left w:w="108" w:type="dxa"/>
+        <w:bottom w:w="0" w:type="dxa"/>
+        <w:right w:w="108" w:type="dxa"/>
+      </w:tblCellMar>
+    </w:tblPr>
+  </w:style>
+  <w:style w:type="numbering" w:default="1" w:styleId="NoList">
+    <w:name w:val="No List"/>
+    <w:uiPriority w:val="99"/>
+    <w:semiHidden/>
+    <w:unhideWhenUsed/>
+  </w:style>
+  <w:style w:type="table" w:styleId="TableGrid">
+    <w:name w:val="Table Grid"/>
+    <w:basedOn w:val="TableNormal"/>
+    <w:uiPriority w:val="39"/>
+    <w:rsid w:val="004501FF"/>
+    <w:pPr>
+      <w:spacing w:after="0"/>
+    </w:pPr>
+    <w:tblPr>
+      <w:tblBorders>
+        <w:top w:val="single" w:sz="4" w:space="0" w:color="auto"/>
+        <w:left w:val="single" w:sz="4" w:space="0" w:color="auto"/>
+        <w:bottom w:val="single" w:sz="4" w:space="0" w:color="auto"/>
+        <w:right w:val="single" w:sz="4" w:space="0" w:color="auto"/>
+        <w:insideH w:val="single" w:sz="4" w:space="0" w:color="auto"/>
+        <w:insideV w:val="single" w:sz="4" w:space="0" w:color="auto"/>
+      </w:tblBorders>
+    </w:tblPr>
+  </w:style>
+  <w:style w:type="character" w:styleId="PlaceholderText">
+    <w:name w:val="Placeholder Text"/>
+    <w:basedOn w:val="DefaultParagraphFont"/>
+    <w:uiPriority w:val="99"/>
+    <w:semiHidden/>
+    <w:rsid w:val="004501FF"/>
+    <w:rPr>
+      <w:color w:val="666666"/>
+    </w:rPr>
   </w:style>
 </w:styles>
+</file>
+
+<file path=word/theme/theme1.xml><?xml version="1.0" encoding="utf-8"?>
+<a:theme xmlns:a="http://schemas.openxmlformats.org/drawingml/2006/main" name="Office Theme">
+  <a:themeElements>
+    <a:clrScheme name="Office">
+      <a:dk1>
+        <a:sysClr val="windowText" lastClr="000000"/>
+      </a:dk1>
+      <a:lt1>
+        <a:sysClr val="window" lastClr="FFFFFF"/>
+      </a:lt1>
+      <a:dk2>
+        <a:srgbClr val="0E2841"/>
+      </a:dk2>
+      <a:lt2>
+        <a:srgbClr val="E8E8E8"/>
+      </a:lt2>
+      <a:accent1>
+        <a:srgbClr val="156082"/>
+      </a:accent1>
+      <a:accent2>
+        <a:srgbClr val="E97132"/>
+      </a:accent2>
+      <a:accent3>
+        <a:srgbClr val="196B24"/>
+      </a:accent3>
+      <a:accent4>
+        <a:srgbClr val="0F9ED5"/>
+      </a:accent4>
+      <a:accent5>
+        <a:srgbClr val="A02B93"/>
+      </a:accent5>
+      <a:accent6>
+        <a:srgbClr val="4EA72E"/>
+      </a:accent6>
+      <a:hlink>
+        <a:srgbClr val="467886"/>
+      </a:hlink>
+      <a:folHlink>
+        <a:srgbClr val="96607D"/>
+      </a:folHlink>
+    </a:clrScheme>
+    <a:fontScheme name="Office">
+      <a:majorFont>
+        <a:latin typeface="Aptos Display" panose="02110004020202020204"/>
+        <a:ea typeface=""/>
+        <a:cs typeface=""/>
+        <a:font script="Jpan" typeface="游ゴシック Light"/>
+        <a:font script="Hang" typeface="맑은 고딕"/>
+        <a:font script="Hans" typeface="等线 Light"/>
+        <a:font script="Hant" typeface="新細明體"/>
+        <a:font script="Arab" typeface="Times New Roman"/>
+        <a:font script="Hebr" typeface="Times New Roman"/>
+        <a:font script="Thai" typeface="Angsana New"/>
+        <a:font script="Ethi" typeface="Nyala"/>
+        <a:font script="Beng" typeface="Vrinda"/>
+        <a:font script="Gujr" typeface="Shruti"/>
+        <a:font script="Khmr" typeface="MoolBoran"/>
+        <a:font script="Knda" typeface="Tunga"/>
+        <a:font script="Guru" typeface="Raavi"/>
+        <a:font script="Cans" typeface="Euphemia"/>
+        <a:font script="Cher" typeface="Plantagenet Cherokee"/>
+        <a:font script="Yiii" typeface="Microsoft Yi Baiti"/>
+        <a:font script="Tibt" typeface="Microsoft Himalaya"/>
+        <a:font script="Thaa" typeface="MV Boli"/>
+        <a:font script="Deva" typeface="Mangal"/>
+        <a:font script="Telu" typeface="Gautami"/>
+        <a:font script="Taml" typeface="Latha"/>
+        <a:font script="Syrc" typeface="Estrangelo Edessa"/>
+        <a:font script="Orya" typeface="Kalinga"/>
+        <a:font script="Mlym" typeface="Kartika"/>
+        <a:font script="Laoo" typeface="DokChampa"/>
+        <a:font script="Sinh" typeface="Iskoola Pota"/>
+        <a:font script="Mong" typeface="Mongolian Baiti"/>
+        <a:font script="Viet" typeface="Times New Roman"/>
+        <a:font script="Uigh" typeface="Microsoft Uighur"/>
+        <a:font script="Geor" typeface="Sylfaen"/>
+        <a:font script="Armn" typeface="Arial"/>
+        <a:font script="Bugi" typeface="Leelawadee UI"/>
+        <a:font script="Bopo" typeface="Microsoft JhengHei"/>
+        <a:font script="Java" typeface="Javanese Text"/>
+        <a:font script="Lisu" typeface="Segoe UI"/>
+        <a:font script="Mymr" typeface="Myanmar Text"/>
+        <a:font script="Nkoo" typeface="Ebrima"/>
+        <a:font script="Olck" typeface="Nirmala UI"/>
+        <a:font script="Osma" typeface="Ebrima"/>
+        <a:font script="Phag" typeface="Phagspa"/>
+        <a:font script="Syrn" typeface="Estrangelo Edessa"/>
+        <a:font script="Syrj" typeface="Estrangelo Edessa"/>
+        <a:font script="Syre" typeface="Estrangelo Edessa"/>
+        <a:font script="Sora" typeface="Nirmala UI"/>
+        <a:font script="Tale" typeface="Microsoft Tai Le"/>
+        <a:font script="Talu" typeface="Microsoft New Tai Lue"/>
+        <a:font script="Tfng" typeface="Ebrima"/>
+      </a:majorFont>
+      <a:minorFont>
+        <a:latin typeface="Aptos" panose="02110004020202020204"/>
+        <a:ea typeface=""/>
+        <a:cs typeface=""/>
+        <a:font script="Jpan" typeface="游明朝"/>
+        <a:font script="Hang" typeface="맑은 고딕"/>
+        <a:font script="Hans" typeface="等线"/>
+        <a:font script="Hant" typeface="新細明體"/>
+        <a:font script="Arab" typeface="Arial"/>
+        <a:font script="Hebr" typeface="Arial"/>
+        <a:font script="Thai" typeface="Cordia New"/>
+        <a:font script="Ethi" typeface="Nyala"/>
+        <a:font script="Beng" typeface="Vrinda"/>
+        <a:font script="Gujr" typeface="Shruti"/>
+        <a:font script="Khmr" typeface="DaunPenh"/>
+        <a:font script="Knda" typeface="Tunga"/>
+        <a:font script="Guru" typeface="Raavi"/>
+        <a:font script="Cans" typeface="Euphemia"/>
+        <a:font script="Cher" typeface="Plantagenet Cherokee"/>
+        <a:font script="Yiii" typeface="Microsoft Yi Baiti"/>
+        <a:font script="Tibt" typeface="Microsoft Himalaya"/>
+        <a:font script="Thaa" typeface="MV Boli"/>
+        <a:font script="Deva" typeface="Mangal"/>
+        <a:font script="Telu" typeface="Gautami"/>
+        <a:font script="Taml" typeface="Latha"/>
+        <a:font script="Syrc" typeface="Estrangelo Edessa"/>
+        <a:font script="Orya" typeface="Kalinga"/>
+        <a:font script="Mlym" typeface="Kartika"/>
+        <a:font script="Laoo" typeface="DokChampa"/>
+        <a:font script="Sinh" typeface="Iskoola Pota"/>
+        <a:font script="Mong" typeface="Mongolian Baiti"/>
+        <a:font script="Viet" typeface="Arial"/>
+        <a:font script="Uigh" typeface="Microsoft Uighur"/>
+        <a:font script="Geor" typeface="Sylfaen"/>
+        <a:font script="Armn" typeface="Arial"/>
+        <a:font script="Bugi" typeface="Leelawadee UI"/>
+        <a:font script="Bopo" typeface="Microsoft JhengHei"/>
+        <a:font script="Java" typeface="Javanese Text"/>
+        <a:font script="Lisu" typeface="Segoe UI"/>
+        <a:font script="Mymr" typeface="Myanmar Text"/>
+        <a:font script="Nkoo" typeface="Ebrima"/>
+        <a:font script="Olck" typeface="Nirmala UI"/>
+        <a:font script="Osma" typeface="Ebrima"/>
+        <a:font script="Phag" typeface="Phagspa"/>
+        <a:font script="Syrn" typeface="Estrangelo Edessa"/>
+        <a:font script="Syrj" typeface="Estrangelo Edessa"/>
+        <a:font script="Syre" typeface="Estrangelo Edessa"/>
+        <a:font script="Sora" typeface="Nirmala UI"/>
+        <a:font script="Tale" typeface="Microsoft Tai Le"/>
+        <a:font script="Talu" typeface="Microsoft New Tai Lue"/>
+        <a:font script="Tfng" typeface="Ebrima"/>
+      </a:minorFont>
+    </a:fontScheme>
+    <a:fmtScheme name="Office">
+      <a:fillStyleLst>
+        <a:solidFill>
+          <a:schemeClr val="phClr"/>
+        </a:solidFill>
+        <a:gradFill rotWithShape="1">
+          <a:gsLst>
+            <a:gs pos="0">
+              <a:schemeClr val="phClr">
+                <a:lumMod val="110000"/>
+                <a:satMod val="105000"/>
+                <a:tint val="67000"/>
+              </a:schemeClr>
+            </a:gs>
+            <a:gs pos="50000">
+              <a:schemeClr val="phClr">
+                <a:lumMod val="105000"/>
+                <a:satMod val="103000"/>
+                <a:tint val="73000"/>
+              </a:schemeClr>
+            </a:gs>
+            <a:gs pos="100000">
+              <a:schemeClr val="phClr">
+                <a:lumMod val="105000"/>
+                <a:satMod val="109000"/>
+                <a:tint val="81000"/>
+              </a:schemeClr>
+            </a:gs>
+          </a:gsLst>
+          <a:lin ang="5400000" scaled="0"/>
+        </a:gradFill>
+        <a:gradFill rotWithShape="1">
+          <a:gsLst>
+            <a:gs pos="0">
+              <a:schemeClr val="phClr">
+                <a:satMod val="103000"/>
+                <a:lumMod val="102000"/>
+                <a:tint val="94000"/>
+              </a:schemeClr>
+            </a:gs>
+            <a:gs pos="50000">
+              <a:schemeClr val="phClr">
+                <a:satMod val="110000"/>
+                <a:lumMod val="100000"/>
+                <a:shade val="100000"/>
+              </a:schemeClr>
+            </a:gs>
+            <a:gs pos="100000">
+              <a:schemeClr val="phClr">
+                <a:lumMod val="99000"/>
+                <a:satMod val="120000"/>
+                <a:shade val="78000"/>
+              </a:schemeClr>
+            </a:gs>
+          </a:gsLst>
+          <a:lin ang="5400000" scaled="0"/>
+        </a:gradFill>
+      </a:fillStyleLst>
+      <a:lnStyleLst>
+        <a:ln w="12700" cap="flat" cmpd="sng" algn="ctr">
+          <a:solidFill>
+            <a:schemeClr val="phClr"/>
+          </a:solidFill>
+          <a:prstDash val="solid"/>
+          <a:miter lim="800000"/>
+        </a:ln>
+        <a:ln w="19050" cap="flat" cmpd="sng" algn="ctr">
+          <a:solidFill>
+            <a:schemeClr val="phClr"/>
+          </a:solidFill>
+          <a:prstDash val="solid"/>
+          <a:miter lim="800000"/>
+        </a:ln>
+        <a:ln w="25400" cap="flat" cmpd="sng" algn="ctr">
+          <a:solidFill>
+            <a:schemeClr val="phClr"/>
+          </a:solidFill>
+          <a:prstDash val="solid"/>
+          <a:miter lim="800000"/>
+        </a:ln>
+      </a:lnStyleLst>
+      <a:effectStyleLst>
+        <a:effectStyle>
+          <a:effectLst/>
+        </a:effectStyle>
+        <a:effectStyle>
+          <a:effectLst/>
+        </a:effectStyle>
+        <a:effectStyle>
+          <a:effectLst>
+            <a:outerShdw blurRad="57150" dist="19050" dir="5400000" algn="ctr" rotWithShape="0">
+              <a:srgbClr val="000000">
+                <a:alpha val="63000"/>
+              </a:srgbClr>
+            </a:outerShdw>
+          </a:effectLst>
+        </a:effectStyle>
+      </a:effectStyleLst>
+      <a:bgFillStyleLst>
+        <a:solidFill>
+          <a:schemeClr val="phClr"/>
+        </a:solidFill>
+        <a:solidFill>
+          <a:schemeClr val="phClr">
+            <a:tint val="95000"/>
+            <a:satMod val="170000"/>
+          </a:schemeClr>
+        </a:solidFill>
+        <a:gradFill rotWithShape="1">
+          <a:gsLst>
+            <a:gs pos="0">
+              <a:schemeClr val="phClr">
+                <a:tint val="93000"/>
+                <a:satMod val="150000"/>
+                <a:shade val="98000"/>
+                <a:lumMod val="102000"/>
+              </a:schemeClr>
+            </a:gs>
+            <a:gs pos="50000">
+              <a:schemeClr val="phClr">
+                <a:tint val="98000"/>
+                <a:satMod val="130000"/>
+                <a:shade val="90000"/>
+                <a:lumMod val="103000"/>
+              </a:schemeClr>
+            </a:gs>
+            <a:gs pos="100000">
+              <a:schemeClr val="phClr">
+                <a:shade val="63000"/>
+                <a:satMod val="120000"/>
+              </a:schemeClr>
+            </a:gs>
+          </a:gsLst>
+          <a:lin ang="5400000" scaled="0"/>
+        </a:gradFill>
+      </a:bgFillStyleLst>
+    </a:fmtScheme>
+  </a:themeElements>
+  <a:objectDefaults>
+    <a:lnDef>
+      <a:spPr/>
+      <a:bodyPr/>
+      <a:lstStyle/>
+      <a:style>
+        <a:lnRef idx="2">
+          <a:schemeClr val="accent1"/>
+        </a:lnRef>
+        <a:fillRef idx="0">
+          <a:schemeClr val="accent1"/>
+        </a:fillRef>
+        <a:effectRef idx="1">
+          <a:schemeClr val="accent1"/>
+        </a:effectRef>
+        <a:fontRef idx="minor">
+          <a:schemeClr val="tx1"/>
+        </a:fontRef>
+      </a:style>
+    </a:lnDef>
+  </a:objectDefaults>
+  <a:extraClrSchemeLst/>
+  <a:extLst>
+    <a:ext uri="{05A4C25C-085E-4340-85A3-A5531E510DB2}">
+      <thm15:themeFamily xmlns:thm15="http://schemas.microsoft.com/office/thememl/2012/main" name="Office Theme" id="{2E142A2C-CD16-42D6-873A-C26D2A0506FA}" vid="{1BDDFF52-6CD6-40A5-AB3C-68EB2F1E4D0A}"/>
+    </a:ext>
+  </a:extLst>
+</a:theme>
+</file>
+
+<file path=customXml/item1.xml><?xml version="1.0" encoding="utf-8"?>
+<CoverPageProperties xmlns="http://schemas.microsoft.com/office/2006/coverPageProps">
+  <PublishDate/>
+  <Abstract/>
+  <CompanyAddress/>
+  <CompanyPhone/>
+  <CompanyFax/>
+  <CompanyEmail/>
+</CoverPageProperties>
+</file>
+
+<file path=customXml/item2.xml><?xml version="1.0" encoding="utf-8"?>
+<b:Sources xmlns:b="http://schemas.openxmlformats.org/officeDocument/2006/bibliography" xmlns="http://schemas.openxmlformats.org/officeDocument/2006/bibliography" SelectedStyle="\APASixthEditionOfficeOnline.xsl" StyleName="APA" Version="6"/>
+</file>
+
+<file path=customXml/itemProps1.xml><?xml version="1.0" encoding="utf-8"?>
+<ds:datastoreItem xmlns:ds="http://schemas.openxmlformats.org/officeDocument/2006/customXml" ds:itemID="{55AF091B-3C7A-41E3-B477-F2FDAA23CFDA}">
+  <ds:schemaRefs>
+    <ds:schemaRef ds:uri="http://schemas.microsoft.com/office/2006/coverPageProps"/>
+  </ds:schemaRefs>
+</ds:datastoreItem>
+</file>
+
+<file path=customXml/itemProps2.xml><?xml version="1.0" encoding="utf-8"?>
+<ds:datastoreItem xmlns:ds="http://schemas.openxmlformats.org/officeDocument/2006/customXml" ds:itemID="{02B51639-8573-4EB1-B3A4-7C6C4047B27A}">
+  <ds:schemaRefs>
+    <ds:schemaRef ds:uri="http://schemas.openxmlformats.org/officeDocument/2006/bibliography"/>
+  </ds:schemaRefs>
+</ds:datastoreItem>
 </file>
--- a/src/features/reports/default-template.docx
+++ b/src/features/reports/default-template.docx
@@ -1,6 +1,6 @@
 
 <file path=word/document.xml><?xml version="1.0" encoding="utf-8"?>
-<w:document xmlns:wpc="http://schemas.microsoft.com/office/word/2010/wordprocessingCanvas" xmlns:cx="http://schemas.microsoft.com/office/drawing/2014/chartex" xmlns:cx1="http://schemas.microsoft.com/office/drawing/2015/9/8/chartex" xmlns:cx2="http://schemas.microsoft.com/office/drawing/2015/10/21/chartex" xmlns:cx3="http://schemas.microsoft.com/office/drawing/2016/5/9/chartex" xmlns:cx4="http://schemas.microsoft.com/office/drawing/2016/5/10/chartex" xmlns:cx5="http://schemas.microsoft.com/office/drawing/2016/5/11/chartex" xmlns:cx6="http://schemas.microsoft.com/office/drawing/2016/5/12/chartex" xmlns:cx7="http://schemas.microsoft.com/office/drawing/2016/5/13/chartex" xmlns:cx8="http://schemas.microsoft.com/office/drawing/2016/5/14/chartex" xmlns:mc="http://schemas.openxmlformats.org/markup-compatibility/2006" xmlns:aink="http://schemas.microsoft.com/office/drawing/2016/ink" xmlns:am3d="http://schemas.microsoft.com/office/drawing/2017/model3d" xmlns:o="urn:schemas-microsoft-com:office:office" xmlns:oel="http://schemas.microsoft.com/office/2019/extlst" xmlns:r="http://schemas.openxmlformats.org/officeDocument/2006/relationships" xmlns:m="http://schemas.openxmlformats.org/officeDocument/2006/math" xmlns:v="urn:schemas-microsoft-com:vml" xmlns:wp14="http://schemas.microsoft.com/office/word/2010/wordprocessingDrawing" xmlns:wp="http://schemas.openxmlformats.org/drawingml/2006/wordprocessingDrawing" xmlns:w10="urn:schemas-microsoft-com:office:word" xmlns:w="http://schemas.openxmlformats.org/wordprocessingml/2006/main" xmlns:w14="http://schemas.microsoft.com/office/word/2010/wordml" xmlns:w15="http://schemas.microsoft.com/office/word/2012/wordml" xmlns:w16cex="http://schemas.microsoft.com/office/word/2018/wordml/cex" xmlns:w16cid="http://schemas.microsoft.com/office/word/2016/wordml/cid" xmlns:w16="http://schemas.microsoft.com/office/word/2018/wordml" xmlns:w16du="http://schemas.microsoft.com/office/word/2023/wordml/word16du" xmlns:w16sdtdh="http://schemas.microsoft.com/office/word/2020/wordml/sdtdatahash" xmlns:w16sdtfl="http://schemas.microsoft.com/office/word/2024/wordml/sdtformatlock" xmlns:w16se="http://schemas.microsoft.com/office/word/2015/wordml/symex" xmlns:wpg="http://schemas.microsoft.com/office/word/2010/wordprocessingGroup" xmlns:wpi="http://schemas.microsoft.com/office/word/2010/wordprocessingInk" xmlns:wne="http://schemas.microsoft.com/office/word/2006/wordml" xmlns:wps="http://schemas.microsoft.com/office/word/2010/wordprocessingShape" mc:Ignorable="w14 w15 w16se w16cid w16 w16cex w16sdtdh w16sdtfl w16du wp14">
+<w:document xmlns:a14="http://schemas.microsoft.com/office/drawing/2010/main" xmlns:pic="http://schemas.openxmlformats.org/drawingml/2006/picture" xmlns:a="http://schemas.openxmlformats.org/drawingml/2006/main" xmlns:wpc="http://schemas.microsoft.com/office/word/2010/wordprocessingCanvas" xmlns:cx="http://schemas.microsoft.com/office/drawing/2014/chartex" xmlns:cx1="http://schemas.microsoft.com/office/drawing/2015/9/8/chartex" xmlns:cx2="http://schemas.microsoft.com/office/drawing/2015/10/21/chartex" xmlns:cx3="http://schemas.microsoft.com/office/drawing/2016/5/9/chartex" xmlns:cx4="http://schemas.microsoft.com/office/drawing/2016/5/10/chartex" xmlns:cx5="http://schemas.microsoft.com/office/drawing/2016/5/11/chartex" xmlns:cx6="http://schemas.microsoft.com/office/drawing/2016/5/12/chartex" xmlns:cx7="http://schemas.microsoft.com/office/drawing/2016/5/13/chartex" xmlns:cx8="http://schemas.microsoft.com/office/drawing/2016/5/14/chartex" xmlns:mc="http://schemas.openxmlformats.org/markup-compatibility/2006" xmlns:aink="http://schemas.microsoft.com/office/drawing/2016/ink" xmlns:am3d="http://schemas.microsoft.com/office/drawing/2017/model3d" xmlns:o="urn:schemas-microsoft-com:office:office" xmlns:oel="http://schemas.microsoft.com/office/2019/extlst" xmlns:r="http://schemas.openxmlformats.org/officeDocument/2006/relationships" xmlns:m="http://schemas.openxmlformats.org/officeDocument/2006/math" xmlns:v="urn:schemas-microsoft-com:vml" xmlns:wp14="http://schemas.microsoft.com/office/word/2010/wordprocessingDrawing" xmlns:wp="http://schemas.openxmlformats.org/drawingml/2006/wordprocessingDrawing" xmlns:w10="urn:schemas-microsoft-com:office:word" xmlns:w="http://schemas.openxmlformats.org/wordprocessingml/2006/main" xmlns:w14="http://schemas.microsoft.com/office/word/2010/wordml" xmlns:w15="http://schemas.microsoft.com/office/word/2012/wordml" xmlns:w16cex="http://schemas.microsoft.com/office/word/2018/wordml/cex" xmlns:w16cid="http://schemas.microsoft.com/office/word/2016/wordml/cid" xmlns:w16="http://schemas.microsoft.com/office/word/2018/wordml" xmlns:w16du="http://schemas.microsoft.com/office/word/2023/wordml/word16du" xmlns:w16sdtdh="http://schemas.microsoft.com/office/word/2020/wordml/sdtdatahash" xmlns:w16sdtfl="http://schemas.microsoft.com/office/word/2024/wordml/sdtformatlock" xmlns:w16se="http://schemas.microsoft.com/office/word/2015/wordml/symex" xmlns:wpg="http://schemas.microsoft.com/office/word/2010/wordprocessingGroup" xmlns:wpi="http://schemas.microsoft.com/office/word/2010/wordprocessingInk" xmlns:wne="http://schemas.microsoft.com/office/word/2006/wordml" xmlns:wps="http://schemas.microsoft.com/office/word/2010/wordprocessingShape" mc:Ignorable="w14 w15 w16se w16cid w16 w16cex w16sdtdh w16sdtfl w16du wp14">
   <w:body>
     <w:tbl>
       <w:tblPr>
@@ -879,20 +879,133 @@
       </w:pPr>
     </w:p>
     <w:p>
-      <w:r>
-        <w:br w:type="page"/>
-      </w:r>
-    </w:p>
-    <w:p>
-      <w:r>
-        <w:lastRenderedPageBreak/>
-        <w:t>{#items}</w:t>
+      <w:pPr>
+        <w:jc w:val="center"/>
+      </w:pPr>
+      <w:r>
+        <w:rPr>
+          <w:sz w:val="28"/>
+          <w:szCs w:val="28"/>
+        </w:rPr>
+        <w:t xml:space="preserve">Targets inspected: {total_targets}</w:t>
+      </w:r>
+    </w:p>
+    <w:p>
+      <w:pPr>
+        <w:jc w:val="center"/>
+      </w:pPr>
+      <w:r>
+        <w:rPr>
+          <w:sz w:val="28"/>
+          <w:szCs w:val="28"/>
+        </w:rPr>
+        <w:t xml:space="preserve">Results recorded: {total_results}</w:t>
+      </w:r>
+    </w:p>
+    <w:p>
+      <w:r>
+        <w:t xml:space="preserve">{#has_index}</w:t>
+      </w:r>
+    </w:p>
+    <w:p>
+      <w:pPr>
+        <w:jc w:val="center"/>
+      </w:pPr>
+      <w:r>
+        <w:rPr>
+          <w:b/>
+          <w:sz w:val="28"/>
+          <w:szCs w:val="28"/>
+        </w:rPr>
+        <w:t xml:space="preserve">Report Contents</w:t>
       </w:r>
     </w:p>
     <w:tbl>
       <w:tblPr>
         <w:tblW w:w="9638" w:type="dxa"/>
-        <w:tblInd w:w="10" w:type="dxa"/>
+        <w:tblLayout w:type="fixed"/>
+      </w:tblPr>
+      <w:tblGrid>
+        <w:gridCol w:w="4819"/>
+        <w:gridCol w:w="4819"/>
+      </w:tblGrid>
+      <w:tr>
+        <w:trPr>
+          <w:tblHeader/>
+        </w:trPr>
+        <w:tc>
+          <w:tcPr>
+            <w:tcW w:w="4819" w:type="dxa"/>
+          </w:tcPr>
+          <w:p>
+            <w:r>
+              <w:rPr>
+                <w:b/>
+              </w:rPr>
+              <w:t xml:space="preserve">Target</w:t>
+            </w:r>
+          </w:p>
+        </w:tc>
+        <w:tc>
+          <w:tcPr>
+            <w:tcW w:w="4819" w:type="dxa"/>
+          </w:tcPr>
+          <w:p>
+            <w:r>
+              <w:rPr>
+                <w:b/>
+              </w:rPr>
+              <w:t xml:space="preserve">Inspection Types</w:t>
+            </w:r>
+          </w:p>
+        </w:tc>
+      </w:tr>
+      <w:tr>
+        <w:tc>
+          <w:tcPr>
+            <w:tcW w:w="4819" w:type="dxa"/>
+          </w:tcPr>
+          <w:p>
+            <w:r>
+              <w:t xml:space="preserve">{#index}{index_label}</w:t>
+            </w:r>
+          </w:p>
+        </w:tc>
+        <w:tc>
+          <w:tcPr>
+            <w:tcW w:w="4819" w:type="dxa"/>
+          </w:tcPr>
+          <w:p>
+            <w:r>
+              <w:t xml:space="preserve">{index_types}{/index}</w:t>
+            </w:r>
+          </w:p>
+        </w:tc>
+      </w:tr>
+    </w:tbl>
+    <w:p>
+      <w:r>
+        <w:t xml:space="preserve">{/has_index}</w:t>
+      </w:r>
+    </w:p>
+    <w:p>
+      <w:r>
+        <w:br w:type="page"/>
+      </w:r>
+    </w:p>
+    <w:p>
+      <w:r>
+        <w:t xml:space="preserve">{#content}</w:t>
+      </w:r>
+    </w:p>
+    <w:p>
+      <w:r>
+        <w:t xml:space="preserve">{#items}</w:t>
+      </w:r>
+    </w:p>
+    <w:tbl>
+      <w:tblPr>
+        <w:tblW w:w="9638" w:type="dxa"/>
         <w:tblBorders>
           <w:top w:val="single" w:sz="4" w:space="0" w:color="808080"/>
           <w:left w:val="single" w:sz="4" w:space="0" w:color="808080"/>
@@ -902,26 +1015,15 @@
           <w:insideV w:val="single" w:sz="4" w:space="0" w:color="808080"/>
         </w:tblBorders>
         <w:tblLayout w:type="fixed"/>
-        <w:tblCellMar>
-          <w:left w:w="10" w:type="dxa"/>
-          <w:right w:w="10" w:type="dxa"/>
-        </w:tblCellMar>
-        <w:tblLook w:val="04A0" w:firstRow="1" w:lastRow="0" w:firstColumn="1" w:lastColumn="0" w:noHBand="0" w:noVBand="1"/>
       </w:tblPr>
       <w:tblGrid>
         <w:gridCol w:w="1927"/>
         <w:gridCol w:w="1927"/>
-        <w:gridCol w:w="1928"/>
-        <w:gridCol w:w="1928"/>
-        <w:gridCol w:w="1928"/>
+        <w:gridCol w:w="1927"/>
+        <w:gridCol w:w="1927"/>
+        <w:gridCol w:w="1927"/>
       </w:tblGrid>
       <w:tr>
-        <w:tblPrEx>
-          <w:tblCellMar>
-            <w:top w:w="0" w:type="dxa"/>
-            <w:bottom w:w="0" w:type="dxa"/>
-          </w:tblCellMar>
-        </w:tblPrEx>
         <w:trPr>
           <w:tblHeader/>
         </w:trPr>
@@ -934,7 +1036,7 @@
               <w:rPr>
                 <w:b/>
               </w:rPr>
-              <w:t>Task Group</w:t>
+              <w:t xml:space="preserve">Task Group</w:t>
             </w:r>
           </w:p>
         </w:tc>
@@ -947,7 +1049,7 @@
               <w:rPr>
                 <w:b/>
               </w:rPr>
-              <w:t>Task Code</w:t>
+              <w:t xml:space="preserve">Task Code</w:t>
             </w:r>
           </w:p>
         </w:tc>
@@ -960,7 +1062,7 @@
               <w:rPr>
                 <w:b/>
               </w:rPr>
-              <w:t>Description</w:t>
+              <w:t xml:space="preserve">Description</w:t>
             </w:r>
           </w:p>
         </w:tc>
@@ -973,7 +1075,7 @@
               <w:rPr>
                 <w:b/>
               </w:rPr>
-              <w:t>Type Code</w:t>
+              <w:t xml:space="preserve">Type Code</w:t>
             </w:r>
           </w:p>
         </w:tc>
@@ -986,33 +1088,19 @@
               <w:rPr>
                 <w:b/>
               </w:rPr>
-              <w:t>Part Code</w:t>
+              <w:t xml:space="preserve">Part Code</w:t>
             </w:r>
           </w:p>
         </w:tc>
       </w:tr>
       <w:tr>
-        <w:tblPrEx>
-          <w:tblCellMar>
-            <w:top w:w="0" w:type="dxa"/>
-            <w:bottom w:w="0" w:type="dxa"/>
-          </w:tblCellMar>
-        </w:tblPrEx>
         <w:tc>
           <w:tcPr>
             <w:tcW w:w="1927" w:type="dxa"/>
           </w:tcPr>
           <w:p>
             <w:r>
-              <w:t>{</w:t>
-            </w:r>
-            <w:proofErr w:type="spellStart"/>
-            <w:r>
-              <w:t>task_group</w:t>
-            </w:r>
-            <w:proofErr w:type="spellEnd"/>
-            <w:r>
-              <w:t>}</w:t>
+              <w:t xml:space="preserve">{task_group}</w:t>
             </w:r>
           </w:p>
         </w:tc>
@@ -1022,15 +1110,7 @@
           </w:tcPr>
           <w:p>
             <w:r>
-              <w:t>{</w:t>
-            </w:r>
-            <w:proofErr w:type="spellStart"/>
-            <w:r>
-              <w:t>task_code</w:t>
-            </w:r>
-            <w:proofErr w:type="spellEnd"/>
-            <w:r>
-              <w:t>}</w:t>
+              <w:t xml:space="preserve">{task_code}</w:t>
             </w:r>
           </w:p>
         </w:tc>
@@ -1040,7 +1120,7 @@
           </w:tcPr>
           <w:p>
             <w:r>
-              <w:t>{description}</w:t>
+              <w:t xml:space="preserve">{description}</w:t>
             </w:r>
           </w:p>
         </w:tc>
@@ -1050,15 +1130,7 @@
           </w:tcPr>
           <w:p>
             <w:r>
-              <w:t>{</w:t>
-            </w:r>
-            <w:proofErr w:type="spellStart"/>
-            <w:r>
-              <w:t>type_code</w:t>
-            </w:r>
-            <w:proofErr w:type="spellEnd"/>
-            <w:r>
-              <w:t>}</w:t>
+              <w:t xml:space="preserve">{type_code}</w:t>
             </w:r>
           </w:p>
         </w:tc>
@@ -1068,15 +1140,7 @@
           </w:tcPr>
           <w:p>
             <w:r>
-              <w:t>{</w:t>
-            </w:r>
-            <w:proofErr w:type="spellStart"/>
-            <w:r>
-              <w:t>part_code</w:t>
-            </w:r>
-            <w:proofErr w:type="spellEnd"/>
-            <w:r>
-              <w:t>}</w:t>
+              <w:t xml:space="preserve">{part_code}</w:t>
             </w:r>
           </w:p>
         </w:tc>
@@ -1084,19 +1148,17 @@
     </w:tbl>
     <w:p>
       <w:r>
-        <w:t>{#sections}</w:t>
+        <w:t xml:space="preserve">{#sections}</w:t>
       </w:r>
     </w:p>
     <w:sdt>
       <w:sdtPr>
         <w:tag w:val="region"/>
-        <w:id w:val="1159650895"/>
       </w:sdtPr>
-      <w:sdtEndPr/>
       <w:sdtContent>
         <w:p>
           <w:r>
-            <w:t>{#has_image}</w:t>
+            <w:t xml:space="preserve">{#has_image}</w:t>
           </w:r>
         </w:p>
         <w:p>
@@ -1104,20 +1166,12 @@
             <w:jc w:val="center"/>
           </w:pPr>
           <w:r>
-            <w:t>{%image}</w:t>
+            <w:t xml:space="preserve">{%image}</w:t>
           </w:r>
         </w:p>
         <w:p>
           <w:r>
-            <w:t>{/</w:t>
-          </w:r>
-          <w:proofErr w:type="spellStart"/>
-          <w:r>
-            <w:t>has_image</w:t>
-          </w:r>
-          <w:proofErr w:type="spellEnd"/>
-          <w:r>
-            <w:t>}</w:t>
+            <w:t xml:space="preserve">{/has_image}</w:t>
           </w:r>
         </w:p>
         <w:p/>
@@ -1125,15 +1179,13 @@
     </w:sdt>
     <w:p>
       <w:r>
-        <w:t>{#isGVI}</w:t>
+        <w:t xml:space="preserve">{#isGVI}</w:t>
       </w:r>
     </w:p>
     <w:sdt>
       <w:sdtPr>
         <w:tag w:val="region"/>
-        <w:id w:val="-405456048"/>
       </w:sdtPr>
-      <w:sdtEndPr/>
       <w:sdtContent>
         <w:p>
           <w:r>
@@ -1142,13 +1194,12 @@
               <w:sz w:val="26"/>
               <w:szCs w:val="26"/>
             </w:rPr>
-            <w:t>GVI Results</w:t>
+            <w:t xml:space="preserve">GVI Results</w:t>
           </w:r>
         </w:p>
         <w:tbl>
           <w:tblPr>
             <w:tblW w:w="9638" w:type="dxa"/>
-            <w:tblInd w:w="10" w:type="dxa"/>
             <w:tblBorders>
               <w:top w:val="single" w:sz="4" w:space="0" w:color="808080"/>
               <w:left w:val="single" w:sz="4" w:space="0" w:color="808080"/>
@@ -1158,28 +1209,17 @@
               <w:insideV w:val="single" w:sz="4" w:space="0" w:color="808080"/>
             </w:tblBorders>
             <w:tblLayout w:type="fixed"/>
-            <w:tblCellMar>
-              <w:left w:w="10" w:type="dxa"/>
-              <w:right w:w="10" w:type="dxa"/>
-            </w:tblCellMar>
-            <w:tblLook w:val="04A0" w:firstRow="1" w:lastRow="0" w:firstColumn="1" w:lastColumn="0" w:noHBand="0" w:noVBand="1"/>
           </w:tblPr>
           <w:tblGrid>
             <w:gridCol w:w="1376"/>
-            <w:gridCol w:w="1377"/>
-            <w:gridCol w:w="1377"/>
-            <w:gridCol w:w="1377"/>
-            <w:gridCol w:w="1377"/>
-            <w:gridCol w:w="1377"/>
-            <w:gridCol w:w="1377"/>
+            <w:gridCol w:w="1376"/>
+            <w:gridCol w:w="1376"/>
+            <w:gridCol w:w="1376"/>
+            <w:gridCol w:w="1376"/>
+            <w:gridCol w:w="1376"/>
+            <w:gridCol w:w="1376"/>
           </w:tblGrid>
           <w:tr>
-            <w:tblPrEx>
-              <w:tblCellMar>
-                <w:top w:w="0" w:type="dxa"/>
-                <w:bottom w:w="0" w:type="dxa"/>
-              </w:tblCellMar>
-            </w:tblPrEx>
             <w:trPr>
               <w:tblHeader/>
             </w:trPr>
@@ -1192,195 +1232,157 @@
                   <w:rPr>
                     <w:b/>
                   </w:rPr>
-                  <w:t>KP Range</w:t>
-                </w:r>
-              </w:p>
-            </w:tc>
-            <w:tc>
-              <w:tcPr>
-                <w:tcW w:w="1376" w:type="dxa"/>
-              </w:tcPr>
-              <w:p>
-                <w:r>
-                  <w:rPr>
-                    <w:b/>
-                  </w:rPr>
-                  <w:t>Depth/El</w:t>
-                </w:r>
-              </w:p>
-            </w:tc>
-            <w:tc>
-              <w:tcPr>
-                <w:tcW w:w="1376" w:type="dxa"/>
-              </w:tcPr>
-              <w:p>
-                <w:r>
-                  <w:rPr>
-                    <w:b/>
-                  </w:rPr>
-                  <w:t>GVI CP</w:t>
-                </w:r>
-              </w:p>
-            </w:tc>
-            <w:tc>
-              <w:tcPr>
-                <w:tcW w:w="1376" w:type="dxa"/>
-              </w:tcPr>
-              <w:p>
-                <w:r>
-                  <w:rPr>
-                    <w:b/>
-                  </w:rPr>
-                  <w:t>GVI UT</w:t>
-                </w:r>
-              </w:p>
-            </w:tc>
-            <w:tc>
-              <w:tcPr>
-                <w:tcW w:w="1376" w:type="dxa"/>
-              </w:tcPr>
-              <w:p>
-                <w:r>
-                  <w:rPr>
-                    <w:b/>
-                  </w:rPr>
-                  <w:t>Condition</w:t>
-                </w:r>
-              </w:p>
-            </w:tc>
-            <w:tc>
-              <w:tcPr>
-                <w:tcW w:w="1376" w:type="dxa"/>
-              </w:tcPr>
-              <w:p>
-                <w:r>
-                  <w:rPr>
-                    <w:b/>
-                  </w:rPr>
-                  <w:t>Remarks</w:t>
-                </w:r>
-              </w:p>
-            </w:tc>
-            <w:tc>
-              <w:tcPr>
-                <w:tcW w:w="1376" w:type="dxa"/>
-              </w:tcPr>
-              <w:p>
-                <w:r>
-                  <w:rPr>
-                    <w:b/>
-                  </w:rPr>
-                  <w:t>Recorded</w:t>
+                  <w:t xml:space="preserve">KP Range</w:t>
+                </w:r>
+              </w:p>
+            </w:tc>
+            <w:tc>
+              <w:tcPr>
+                <w:tcW w:w="1376" w:type="dxa"/>
+              </w:tcPr>
+              <w:p>
+                <w:r>
+                  <w:rPr>
+                    <w:b/>
+                  </w:rPr>
+                  <w:t xml:space="preserve">Depth/El</w:t>
+                </w:r>
+              </w:p>
+            </w:tc>
+            <w:tc>
+              <w:tcPr>
+                <w:tcW w:w="1376" w:type="dxa"/>
+              </w:tcPr>
+              <w:p>
+                <w:r>
+                  <w:rPr>
+                    <w:b/>
+                  </w:rPr>
+                  <w:t xml:space="preserve">GVI CP</w:t>
+                </w:r>
+              </w:p>
+            </w:tc>
+            <w:tc>
+              <w:tcPr>
+                <w:tcW w:w="1376" w:type="dxa"/>
+              </w:tcPr>
+              <w:p>
+                <w:r>
+                  <w:rPr>
+                    <w:b/>
+                  </w:rPr>
+                  <w:t xml:space="preserve">GVI UT</w:t>
+                </w:r>
+              </w:p>
+            </w:tc>
+            <w:tc>
+              <w:tcPr>
+                <w:tcW w:w="1376" w:type="dxa"/>
+              </w:tcPr>
+              <w:p>
+                <w:r>
+                  <w:rPr>
+                    <w:b/>
+                  </w:rPr>
+                  <w:t xml:space="preserve">Condition</w:t>
+                </w:r>
+              </w:p>
+            </w:tc>
+            <w:tc>
+              <w:tcPr>
+                <w:tcW w:w="1376" w:type="dxa"/>
+              </w:tcPr>
+              <w:p>
+                <w:r>
+                  <w:rPr>
+                    <w:b/>
+                  </w:rPr>
+                  <w:t xml:space="preserve">Remarks</w:t>
+                </w:r>
+              </w:p>
+            </w:tc>
+            <w:tc>
+              <w:tcPr>
+                <w:tcW w:w="1376" w:type="dxa"/>
+              </w:tcPr>
+              <w:p>
+                <w:r>
+                  <w:rPr>
+                    <w:b/>
+                  </w:rPr>
+                  <w:t xml:space="preserve">Recorded</w:t>
                 </w:r>
               </w:p>
             </w:tc>
           </w:tr>
           <w:tr>
-            <w:tblPrEx>
-              <w:tblCellMar>
-                <w:top w:w="0" w:type="dxa"/>
-                <w:bottom w:w="0" w:type="dxa"/>
-              </w:tblCellMar>
-            </w:tblPrEx>
-            <w:tc>
-              <w:tcPr>
-                <w:tcW w:w="1376" w:type="dxa"/>
-              </w:tcPr>
-              <w:p>
-                <w:r>
-                  <w:t>{#</w:t>
-                </w:r>
-                <w:proofErr w:type="gramStart"/>
-                <w:r>
-                  <w:t>rows}{</w:t>
-                </w:r>
-                <w:proofErr w:type="gramEnd"/>
-                <w:r>
-                  <w:t>kp_range}</w:t>
-                </w:r>
-              </w:p>
-            </w:tc>
-            <w:tc>
-              <w:tcPr>
-                <w:tcW w:w="1376" w:type="dxa"/>
-              </w:tcPr>
-              <w:p>
-                <w:r>
-                  <w:t>{</w:t>
-                </w:r>
-                <w:proofErr w:type="spellStart"/>
-                <w:r>
-                  <w:t>depth_el</w:t>
-                </w:r>
-                <w:proofErr w:type="spellEnd"/>
-                <w:r>
-                  <w:t>}</w:t>
-                </w:r>
-              </w:p>
-            </w:tc>
-            <w:tc>
-              <w:tcPr>
-                <w:tcW w:w="1376" w:type="dxa"/>
-              </w:tcPr>
-              <w:p>
-                <w:r>
-                  <w:t>{</w:t>
-                </w:r>
-                <w:proofErr w:type="spellStart"/>
-                <w:r>
-                  <w:t>gvi_cp</w:t>
-                </w:r>
-                <w:proofErr w:type="spellEnd"/>
-                <w:r>
-                  <w:t>}</w:t>
-                </w:r>
-              </w:p>
-            </w:tc>
-            <w:tc>
-              <w:tcPr>
-                <w:tcW w:w="1376" w:type="dxa"/>
-              </w:tcPr>
-              <w:p>
-                <w:r>
-                  <w:t>{</w:t>
-                </w:r>
-                <w:proofErr w:type="spellStart"/>
-                <w:r>
-                  <w:t>gvi_ut</w:t>
-                </w:r>
-                <w:proofErr w:type="spellEnd"/>
-                <w:r>
-                  <w:t>}</w:t>
-                </w:r>
-              </w:p>
-            </w:tc>
-            <w:tc>
-              <w:tcPr>
-                <w:tcW w:w="1376" w:type="dxa"/>
-              </w:tcPr>
-              <w:p>
-                <w:r>
-                  <w:t>{condition}</w:t>
-                </w:r>
-              </w:p>
-            </w:tc>
-            <w:tc>
-              <w:tcPr>
-                <w:tcW w:w="1376" w:type="dxa"/>
-              </w:tcPr>
-              <w:p>
-                <w:r>
-                  <w:t>{remarks}</w:t>
-                </w:r>
-              </w:p>
-            </w:tc>
-            <w:tc>
-              <w:tcPr>
-                <w:tcW w:w="1376" w:type="dxa"/>
-              </w:tcPr>
-              <w:p>
-                <w:r>
-                  <w:t>{recorded}{/rows}</w:t>
+            <w:tc>
+              <w:tcPr>
+                <w:tcW w:w="1376" w:type="dxa"/>
+              </w:tcPr>
+              <w:p>
+                <w:r>
+                  <w:t xml:space="preserve">{#rows}{kp_range}</w:t>
+                </w:r>
+              </w:p>
+            </w:tc>
+            <w:tc>
+              <w:tcPr>
+                <w:tcW w:w="1376" w:type="dxa"/>
+              </w:tcPr>
+              <w:p>
+                <w:r>
+                  <w:t xml:space="preserve">{depth_el}</w:t>
+                </w:r>
+              </w:p>
+            </w:tc>
+            <w:tc>
+              <w:tcPr>
+                <w:tcW w:w="1376" w:type="dxa"/>
+              </w:tcPr>
+              <w:p>
+                <w:r>
+                  <w:t xml:space="preserve">{gvi_cp}</w:t>
+                </w:r>
+              </w:p>
+            </w:tc>
+            <w:tc>
+              <w:tcPr>
+                <w:tcW w:w="1376" w:type="dxa"/>
+              </w:tcPr>
+              <w:p>
+                <w:r>
+                  <w:t xml:space="preserve">{gvi_ut}</w:t>
+                </w:r>
+              </w:p>
+            </w:tc>
+            <w:tc>
+              <w:tcPr>
+                <w:tcW w:w="1376" w:type="dxa"/>
+              </w:tcPr>
+              <w:p>
+                <w:r>
+                  <w:t xml:space="preserve">{condition}</w:t>
+                </w:r>
+              </w:p>
+            </w:tc>
+            <w:tc>
+              <w:tcPr>
+                <w:tcW w:w="1376" w:type="dxa"/>
+              </w:tcPr>
+              <w:p>
+                <w:r>
+                  <w:t xml:space="preserve">{remarks}</w:t>
+                </w:r>
+              </w:p>
+            </w:tc>
+            <w:tc>
+              <w:tcPr>
+                <w:tcW w:w="1376" w:type="dxa"/>
+              </w:tcPr>
+              <w:p>
+                <w:r>
+                  <w:t xml:space="preserve">{recorded}{/rows}</w:t>
                 </w:r>
               </w:p>
             </w:tc>
@@ -1391,28 +1393,18 @@
     <w:p/>
     <w:p>
       <w:r>
-        <w:t>{/</w:t>
-      </w:r>
-      <w:proofErr w:type="spellStart"/>
-      <w:r>
-        <w:t>isGVI</w:t>
-      </w:r>
-      <w:proofErr w:type="spellEnd"/>
-      <w:r>
-        <w:t>}</w:t>
-      </w:r>
-    </w:p>
-    <w:p>
-      <w:r>
-        <w:t>{#isCVI}</w:t>
+        <w:t xml:space="preserve">{/isGVI}</w:t>
+      </w:r>
+    </w:p>
+    <w:p>
+      <w:r>
+        <w:t xml:space="preserve">{#isCVI}</w:t>
       </w:r>
     </w:p>
     <w:sdt>
       <w:sdtPr>
         <w:tag w:val="region"/>
-        <w:id w:val="-1248111695"/>
       </w:sdtPr>
-      <w:sdtEndPr/>
       <w:sdtContent>
         <w:p>
           <w:r>
@@ -1421,13 +1413,12 @@
               <w:sz w:val="26"/>
               <w:szCs w:val="26"/>
             </w:rPr>
-            <w:t>CVI Results</w:t>
+            <w:t xml:space="preserve">CVI Results</w:t>
           </w:r>
         </w:p>
         <w:tbl>
           <w:tblPr>
             <w:tblW w:w="9638" w:type="dxa"/>
-            <w:tblInd w:w="10" w:type="dxa"/>
             <w:tblBorders>
               <w:top w:val="single" w:sz="4" w:space="0" w:color="808080"/>
               <w:left w:val="single" w:sz="4" w:space="0" w:color="808080"/>
@@ -1437,27 +1428,16 @@
               <w:insideV w:val="single" w:sz="4" w:space="0" w:color="808080"/>
             </w:tblBorders>
             <w:tblLayout w:type="fixed"/>
-            <w:tblCellMar>
-              <w:left w:w="10" w:type="dxa"/>
-              <w:right w:w="10" w:type="dxa"/>
-            </w:tblCellMar>
-            <w:tblLook w:val="04A0" w:firstRow="1" w:lastRow="0" w:firstColumn="1" w:lastColumn="0" w:noHBand="0" w:noVBand="1"/>
           </w:tblPr>
           <w:tblGrid>
-            <w:gridCol w:w="1607"/>
-            <w:gridCol w:w="1607"/>
+            <w:gridCol w:w="1606"/>
+            <w:gridCol w:w="1606"/>
             <w:gridCol w:w="1606"/>
             <w:gridCol w:w="1606"/>
             <w:gridCol w:w="1606"/>
             <w:gridCol w:w="1606"/>
           </w:tblGrid>
           <w:tr>
-            <w:tblPrEx>
-              <w:tblCellMar>
-                <w:top w:w="0" w:type="dxa"/>
-                <w:bottom w:w="0" w:type="dxa"/>
-              </w:tblCellMar>
-            </w:tblPrEx>
             <w:trPr>
               <w:tblHeader/>
             </w:trPr>
@@ -1470,180 +1450,134 @@
                   <w:rPr>
                     <w:b/>
                   </w:rPr>
-                  <w:t>Datum Reference</w:t>
-                </w:r>
-              </w:p>
-            </w:tc>
-            <w:tc>
-              <w:tcPr>
-                <w:tcW w:w="1606" w:type="dxa"/>
-              </w:tcPr>
-              <w:p>
-                <w:r>
-                  <w:rPr>
-                    <w:b/>
-                  </w:rPr>
-                  <w:t>Member Type</w:t>
-                </w:r>
-              </w:p>
-            </w:tc>
-            <w:tc>
-              <w:tcPr>
-                <w:tcW w:w="1606" w:type="dxa"/>
-              </w:tcPr>
-              <w:p>
-                <w:r>
-                  <w:rPr>
-                    <w:b/>
-                  </w:rPr>
-                  <w:t>CP (mV)</w:t>
-                </w:r>
-              </w:p>
-            </w:tc>
-            <w:tc>
-              <w:tcPr>
-                <w:tcW w:w="1606" w:type="dxa"/>
-              </w:tcPr>
-              <w:p>
-                <w:r>
-                  <w:rPr>
-                    <w:b/>
-                  </w:rPr>
-                  <w:t>Clock Position</w:t>
-                </w:r>
-              </w:p>
-            </w:tc>
-            <w:tc>
-              <w:tcPr>
-                <w:tcW w:w="1606" w:type="dxa"/>
-              </w:tcPr>
-              <w:p>
-                <w:r>
-                  <w:rPr>
-                    <w:b/>
-                  </w:rPr>
-                  <w:t>UT (mm)</w:t>
-                </w:r>
-              </w:p>
-            </w:tc>
-            <w:tc>
-              <w:tcPr>
-                <w:tcW w:w="1606" w:type="dxa"/>
-              </w:tcPr>
-              <w:p>
-                <w:r>
-                  <w:rPr>
-                    <w:b/>
-                  </w:rPr>
-                  <w:t>Findings</w:t>
+                  <w:t xml:space="preserve">Datum Reference</w:t>
+                </w:r>
+              </w:p>
+            </w:tc>
+            <w:tc>
+              <w:tcPr>
+                <w:tcW w:w="1606" w:type="dxa"/>
+              </w:tcPr>
+              <w:p>
+                <w:r>
+                  <w:rPr>
+                    <w:b/>
+                  </w:rPr>
+                  <w:t xml:space="preserve">Member Type</w:t>
+                </w:r>
+              </w:p>
+            </w:tc>
+            <w:tc>
+              <w:tcPr>
+                <w:tcW w:w="1606" w:type="dxa"/>
+              </w:tcPr>
+              <w:p>
+                <w:r>
+                  <w:rPr>
+                    <w:b/>
+                  </w:rPr>
+                  <w:t xml:space="preserve">CP (mV)</w:t>
+                </w:r>
+              </w:p>
+            </w:tc>
+            <w:tc>
+              <w:tcPr>
+                <w:tcW w:w="1606" w:type="dxa"/>
+              </w:tcPr>
+              <w:p>
+                <w:r>
+                  <w:rPr>
+                    <w:b/>
+                  </w:rPr>
+                  <w:t xml:space="preserve">Clock Position</w:t>
+                </w:r>
+              </w:p>
+            </w:tc>
+            <w:tc>
+              <w:tcPr>
+                <w:tcW w:w="1606" w:type="dxa"/>
+              </w:tcPr>
+              <w:p>
+                <w:r>
+                  <w:rPr>
+                    <w:b/>
+                  </w:rPr>
+                  <w:t xml:space="preserve">UT (mm)</w:t>
+                </w:r>
+              </w:p>
+            </w:tc>
+            <w:tc>
+              <w:tcPr>
+                <w:tcW w:w="1606" w:type="dxa"/>
+              </w:tcPr>
+              <w:p>
+                <w:r>
+                  <w:rPr>
+                    <w:b/>
+                  </w:rPr>
+                  <w:t xml:space="preserve">Findings</w:t>
                 </w:r>
               </w:p>
             </w:tc>
           </w:tr>
           <w:tr>
-            <w:tblPrEx>
-              <w:tblCellMar>
-                <w:top w:w="0" w:type="dxa"/>
-                <w:bottom w:w="0" w:type="dxa"/>
-              </w:tblCellMar>
-            </w:tblPrEx>
-            <w:tc>
-              <w:tcPr>
-                <w:tcW w:w="1606" w:type="dxa"/>
-              </w:tcPr>
-              <w:p>
-                <w:r>
-                  <w:t>{#</w:t>
-                </w:r>
-                <w:proofErr w:type="gramStart"/>
-                <w:r>
-                  <w:t>rows}{</w:t>
-                </w:r>
-                <w:proofErr w:type="gramEnd"/>
-                <w:r>
-                  <w:t>datum_reference}</w:t>
-                </w:r>
-              </w:p>
-            </w:tc>
-            <w:tc>
-              <w:tcPr>
-                <w:tcW w:w="1606" w:type="dxa"/>
-              </w:tcPr>
-              <w:p>
-                <w:r>
-                  <w:t>{</w:t>
-                </w:r>
-                <w:proofErr w:type="spellStart"/>
-                <w:r>
-                  <w:t>member_type</w:t>
-                </w:r>
-                <w:proofErr w:type="spellEnd"/>
-                <w:r>
-                  <w:t>}</w:t>
-                </w:r>
-              </w:p>
-            </w:tc>
-            <w:tc>
-              <w:tcPr>
-                <w:tcW w:w="1606" w:type="dxa"/>
-              </w:tcPr>
-              <w:p>
-                <w:r>
-                  <w:t>{</w:t>
-                </w:r>
-                <w:proofErr w:type="spellStart"/>
-                <w:r>
-                  <w:t>cp_potential_mv</w:t>
-                </w:r>
-                <w:proofErr w:type="spellEnd"/>
-                <w:r>
-                  <w:t>}</w:t>
-                </w:r>
-              </w:p>
-            </w:tc>
-            <w:tc>
-              <w:tcPr>
-                <w:tcW w:w="1606" w:type="dxa"/>
-              </w:tcPr>
-              <w:p>
-                <w:r>
-                  <w:t>{</w:t>
-                </w:r>
-                <w:proofErr w:type="spellStart"/>
-                <w:r>
-                  <w:t>clock_position</w:t>
-                </w:r>
-                <w:proofErr w:type="spellEnd"/>
-                <w:r>
-                  <w:t>}</w:t>
-                </w:r>
-              </w:p>
-            </w:tc>
-            <w:tc>
-              <w:tcPr>
-                <w:tcW w:w="1606" w:type="dxa"/>
-              </w:tcPr>
-              <w:p>
-                <w:r>
-                  <w:t>{</w:t>
-                </w:r>
-                <w:proofErr w:type="spellStart"/>
-                <w:r>
-                  <w:t>ut_mm</w:t>
-                </w:r>
-                <w:proofErr w:type="spellEnd"/>
-                <w:r>
-                  <w:t>}</w:t>
-                </w:r>
-              </w:p>
-            </w:tc>
-            <w:tc>
-              <w:tcPr>
-                <w:tcW w:w="1606" w:type="dxa"/>
-              </w:tcPr>
-              <w:p>
-                <w:r>
-                  <w:t>{findings}{/rows}</w:t>
+            <w:tc>
+              <w:tcPr>
+                <w:tcW w:w="1606" w:type="dxa"/>
+              </w:tcPr>
+              <w:p>
+                <w:r>
+                  <w:t xml:space="preserve">{#rows}{datum_reference}</w:t>
+                </w:r>
+              </w:p>
+            </w:tc>
+            <w:tc>
+              <w:tcPr>
+                <w:tcW w:w="1606" w:type="dxa"/>
+              </w:tcPr>
+              <w:p>
+                <w:r>
+                  <w:t xml:space="preserve">{member_type}</w:t>
+                </w:r>
+              </w:p>
+            </w:tc>
+            <w:tc>
+              <w:tcPr>
+                <w:tcW w:w="1606" w:type="dxa"/>
+              </w:tcPr>
+              <w:p>
+                <w:r>
+                  <w:t xml:space="preserve">{cp_potential_mv}</w:t>
+                </w:r>
+              </w:p>
+            </w:tc>
+            <w:tc>
+              <w:tcPr>
+                <w:tcW w:w="1606" w:type="dxa"/>
+              </w:tcPr>
+              <w:p>
+                <w:r>
+                  <w:t xml:space="preserve">{clock_position}</w:t>
+                </w:r>
+              </w:p>
+            </w:tc>
+            <w:tc>
+              <w:tcPr>
+                <w:tcW w:w="1606" w:type="dxa"/>
+              </w:tcPr>
+              <w:p>
+                <w:r>
+                  <w:t xml:space="preserve">{ut_mm}</w:t>
+                </w:r>
+              </w:p>
+            </w:tc>
+            <w:tc>
+              <w:tcPr>
+                <w:tcW w:w="1606" w:type="dxa"/>
+              </w:tcPr>
+              <w:p>
+                <w:r>
+                  <w:t xml:space="preserve">{findings}{/rows}</w:t>
                 </w:r>
               </w:p>
             </w:tc>
@@ -1654,28 +1588,18 @@
     <w:p/>
     <w:p>
       <w:r>
-        <w:t>{/</w:t>
-      </w:r>
-      <w:proofErr w:type="spellStart"/>
-      <w:r>
-        <w:t>isCVI</w:t>
-      </w:r>
-      <w:proofErr w:type="spellEnd"/>
-      <w:r>
-        <w:t>}</w:t>
-      </w:r>
-    </w:p>
-    <w:p>
-      <w:r>
-        <w:t>{#isDVI}</w:t>
+        <w:t xml:space="preserve">{/isCVI}</w:t>
+      </w:r>
+    </w:p>
+    <w:p>
+      <w:r>
+        <w:t xml:space="preserve">{#isDVI}</w:t>
       </w:r>
     </w:p>
     <w:sdt>
       <w:sdtPr>
         <w:tag w:val="region"/>
-        <w:id w:val="102462197"/>
       </w:sdtPr>
-      <w:sdtEndPr/>
       <w:sdtContent>
         <w:p>
           <w:r>
@@ -1684,13 +1608,12 @@
               <w:sz w:val="26"/>
               <w:szCs w:val="26"/>
             </w:rPr>
-            <w:t>DVI Results</w:t>
+            <w:t xml:space="preserve">DVI Results</w:t>
           </w:r>
         </w:p>
         <w:tbl>
           <w:tblPr>
             <w:tblW w:w="9638" w:type="dxa"/>
-            <w:tblInd w:w="10" w:type="dxa"/>
             <w:tblBorders>
               <w:top w:val="single" w:sz="4" w:space="0" w:color="808080"/>
               <w:left w:val="single" w:sz="4" w:space="0" w:color="808080"/>
@@ -1700,27 +1623,16 @@
               <w:insideV w:val="single" w:sz="4" w:space="0" w:color="808080"/>
             </w:tblBorders>
             <w:tblLayout w:type="fixed"/>
-            <w:tblCellMar>
-              <w:left w:w="10" w:type="dxa"/>
-              <w:right w:w="10" w:type="dxa"/>
-            </w:tblCellMar>
-            <w:tblLook w:val="04A0" w:firstRow="1" w:lastRow="0" w:firstColumn="1" w:lastColumn="0" w:noHBand="0" w:noVBand="1"/>
           </w:tblPr>
           <w:tblGrid>
-            <w:gridCol w:w="1607"/>
-            <w:gridCol w:w="1607"/>
+            <w:gridCol w:w="1606"/>
+            <w:gridCol w:w="1606"/>
             <w:gridCol w:w="1606"/>
             <w:gridCol w:w="1606"/>
             <w:gridCol w:w="1606"/>
             <w:gridCol w:w="1606"/>
           </w:tblGrid>
           <w:tr>
-            <w:tblPrEx>
-              <w:tblCellMar>
-                <w:top w:w="0" w:type="dxa"/>
-                <w:bottom w:w="0" w:type="dxa"/>
-              </w:tblCellMar>
-            </w:tblPrEx>
             <w:trPr>
               <w:tblHeader/>
             </w:trPr>
@@ -1733,180 +1645,134 @@
                   <w:rPr>
                     <w:b/>
                   </w:rPr>
-                  <w:t>Datum Reference</w:t>
-                </w:r>
-              </w:p>
-            </w:tc>
-            <w:tc>
-              <w:tcPr>
-                <w:tcW w:w="1606" w:type="dxa"/>
-              </w:tcPr>
-              <w:p>
-                <w:r>
-                  <w:rPr>
-                    <w:b/>
-                  </w:rPr>
-                  <w:t>Member Type</w:t>
-                </w:r>
-              </w:p>
-            </w:tc>
-            <w:tc>
-              <w:tcPr>
-                <w:tcW w:w="1606" w:type="dxa"/>
-              </w:tcPr>
-              <w:p>
-                <w:r>
-                  <w:rPr>
-                    <w:b/>
-                  </w:rPr>
-                  <w:t>CP (mV)</w:t>
-                </w:r>
-              </w:p>
-            </w:tc>
-            <w:tc>
-              <w:tcPr>
-                <w:tcW w:w="1606" w:type="dxa"/>
-              </w:tcPr>
-              <w:p>
-                <w:r>
-                  <w:rPr>
-                    <w:b/>
-                  </w:rPr>
-                  <w:t>Clock Position</w:t>
-                </w:r>
-              </w:p>
-            </w:tc>
-            <w:tc>
-              <w:tcPr>
-                <w:tcW w:w="1606" w:type="dxa"/>
-              </w:tcPr>
-              <w:p>
-                <w:r>
-                  <w:rPr>
-                    <w:b/>
-                  </w:rPr>
-                  <w:t>UT (mm)</w:t>
-                </w:r>
-              </w:p>
-            </w:tc>
-            <w:tc>
-              <w:tcPr>
-                <w:tcW w:w="1606" w:type="dxa"/>
-              </w:tcPr>
-              <w:p>
-                <w:r>
-                  <w:rPr>
-                    <w:b/>
-                  </w:rPr>
-                  <w:t>Findings</w:t>
+                  <w:t xml:space="preserve">Datum Reference</w:t>
+                </w:r>
+              </w:p>
+            </w:tc>
+            <w:tc>
+              <w:tcPr>
+                <w:tcW w:w="1606" w:type="dxa"/>
+              </w:tcPr>
+              <w:p>
+                <w:r>
+                  <w:rPr>
+                    <w:b/>
+                  </w:rPr>
+                  <w:t xml:space="preserve">Member Type</w:t>
+                </w:r>
+              </w:p>
+            </w:tc>
+            <w:tc>
+              <w:tcPr>
+                <w:tcW w:w="1606" w:type="dxa"/>
+              </w:tcPr>
+              <w:p>
+                <w:r>
+                  <w:rPr>
+                    <w:b/>
+                  </w:rPr>
+                  <w:t xml:space="preserve">CP (mV)</w:t>
+                </w:r>
+              </w:p>
+            </w:tc>
+            <w:tc>
+              <w:tcPr>
+                <w:tcW w:w="1606" w:type="dxa"/>
+              </w:tcPr>
+              <w:p>
+                <w:r>
+                  <w:rPr>
+                    <w:b/>
+                  </w:rPr>
+                  <w:t xml:space="preserve">Clock Position</w:t>
+                </w:r>
+              </w:p>
+            </w:tc>
+            <w:tc>
+              <w:tcPr>
+                <w:tcW w:w="1606" w:type="dxa"/>
+              </w:tcPr>
+              <w:p>
+                <w:r>
+                  <w:rPr>
+                    <w:b/>
+                  </w:rPr>
+                  <w:t xml:space="preserve">UT (mm)</w:t>
+                </w:r>
+              </w:p>
+            </w:tc>
+            <w:tc>
+              <w:tcPr>
+                <w:tcW w:w="1606" w:type="dxa"/>
+              </w:tcPr>
+              <w:p>
+                <w:r>
+                  <w:rPr>
+                    <w:b/>
+                  </w:rPr>
+                  <w:t xml:space="preserve">Findings</w:t>
                 </w:r>
               </w:p>
             </w:tc>
           </w:tr>
           <w:tr>
-            <w:tblPrEx>
-              <w:tblCellMar>
-                <w:top w:w="0" w:type="dxa"/>
-                <w:bottom w:w="0" w:type="dxa"/>
-              </w:tblCellMar>
-            </w:tblPrEx>
-            <w:tc>
-              <w:tcPr>
-                <w:tcW w:w="1606" w:type="dxa"/>
-              </w:tcPr>
-              <w:p>
-                <w:r>
-                  <w:t>{#</w:t>
-                </w:r>
-                <w:proofErr w:type="gramStart"/>
-                <w:r>
-                  <w:t>rows}{</w:t>
-                </w:r>
-                <w:proofErr w:type="gramEnd"/>
-                <w:r>
-                  <w:t>datum_reference}</w:t>
-                </w:r>
-              </w:p>
-            </w:tc>
-            <w:tc>
-              <w:tcPr>
-                <w:tcW w:w="1606" w:type="dxa"/>
-              </w:tcPr>
-              <w:p>
-                <w:r>
-                  <w:t>{</w:t>
-                </w:r>
-                <w:proofErr w:type="spellStart"/>
-                <w:r>
-                  <w:t>member_type</w:t>
-                </w:r>
-                <w:proofErr w:type="spellEnd"/>
-                <w:r>
-                  <w:t>}</w:t>
-                </w:r>
-              </w:p>
-            </w:tc>
-            <w:tc>
-              <w:tcPr>
-                <w:tcW w:w="1606" w:type="dxa"/>
-              </w:tcPr>
-              <w:p>
-                <w:r>
-                  <w:t>{</w:t>
-                </w:r>
-                <w:proofErr w:type="spellStart"/>
-                <w:r>
-                  <w:t>cp_potential_mv</w:t>
-                </w:r>
-                <w:proofErr w:type="spellEnd"/>
-                <w:r>
-                  <w:t>}</w:t>
-                </w:r>
-              </w:p>
-            </w:tc>
-            <w:tc>
-              <w:tcPr>
-                <w:tcW w:w="1606" w:type="dxa"/>
-              </w:tcPr>
-              <w:p>
-                <w:r>
-                  <w:t>{</w:t>
-                </w:r>
-                <w:proofErr w:type="spellStart"/>
-                <w:r>
-                  <w:t>clock_position</w:t>
-                </w:r>
-                <w:proofErr w:type="spellEnd"/>
-                <w:r>
-                  <w:t>}</w:t>
-                </w:r>
-              </w:p>
-            </w:tc>
-            <w:tc>
-              <w:tcPr>
-                <w:tcW w:w="1606" w:type="dxa"/>
-              </w:tcPr>
-              <w:p>
-                <w:r>
-                  <w:t>{</w:t>
-                </w:r>
-                <w:proofErr w:type="spellStart"/>
-                <w:r>
-                  <w:t>ut_mm</w:t>
-                </w:r>
-                <w:proofErr w:type="spellEnd"/>
-                <w:r>
-                  <w:t>}</w:t>
-                </w:r>
-              </w:p>
-            </w:tc>
-            <w:tc>
-              <w:tcPr>
-                <w:tcW w:w="1606" w:type="dxa"/>
-              </w:tcPr>
-              <w:p>
-                <w:r>
-                  <w:t>{findings}{/rows}</w:t>
+            <w:tc>
+              <w:tcPr>
+                <w:tcW w:w="1606" w:type="dxa"/>
+              </w:tcPr>
+              <w:p>
+                <w:r>
+                  <w:t xml:space="preserve">{#rows}{datum_reference}</w:t>
+                </w:r>
+              </w:p>
+            </w:tc>
+            <w:tc>
+              <w:tcPr>
+                <w:tcW w:w="1606" w:type="dxa"/>
+              </w:tcPr>
+              <w:p>
+                <w:r>
+                  <w:t xml:space="preserve">{member_type}</w:t>
+                </w:r>
+              </w:p>
+            </w:tc>
+            <w:tc>
+              <w:tcPr>
+                <w:tcW w:w="1606" w:type="dxa"/>
+              </w:tcPr>
+              <w:p>
+                <w:r>
+                  <w:t xml:space="preserve">{cp_potential_mv}</w:t>
+                </w:r>
+              </w:p>
+            </w:tc>
+            <w:tc>
+              <w:tcPr>
+                <w:tcW w:w="1606" w:type="dxa"/>
+              </w:tcPr>
+              <w:p>
+                <w:r>
+                  <w:t xml:space="preserve">{clock_position}</w:t>
+                </w:r>
+              </w:p>
+            </w:tc>
+            <w:tc>
+              <w:tcPr>
+                <w:tcW w:w="1606" w:type="dxa"/>
+              </w:tcPr>
+              <w:p>
+                <w:r>
+                  <w:t xml:space="preserve">{ut_mm}</w:t>
+                </w:r>
+              </w:p>
+            </w:tc>
+            <w:tc>
+              <w:tcPr>
+                <w:tcW w:w="1606" w:type="dxa"/>
+              </w:tcPr>
+              <w:p>
+                <w:r>
+                  <w:t xml:space="preserve">{findings}{/rows}</w:t>
                 </w:r>
               </w:p>
             </w:tc>
@@ -1917,28 +1783,18 @@
     <w:p/>
     <w:p>
       <w:r>
-        <w:t>{/</w:t>
-      </w:r>
-      <w:proofErr w:type="spellStart"/>
-      <w:r>
-        <w:t>isDVI</w:t>
-      </w:r>
-      <w:proofErr w:type="spellEnd"/>
-      <w:r>
-        <w:t>}</w:t>
-      </w:r>
-    </w:p>
-    <w:p>
-      <w:r>
-        <w:t>{#isMGI}</w:t>
+        <w:t xml:space="preserve">{/isDVI}</w:t>
+      </w:r>
+    </w:p>
+    <w:p>
+      <w:r>
+        <w:t xml:space="preserve">{#isMGI}</w:t>
       </w:r>
     </w:p>
     <w:sdt>
       <w:sdtPr>
         <w:tag w:val="region"/>
-        <w:id w:val="-1967197509"/>
       </w:sdtPr>
-      <w:sdtEndPr/>
       <w:sdtContent>
         <w:p>
           <w:r>
@@ -1947,13 +1803,12 @@
               <w:sz w:val="26"/>
               <w:szCs w:val="26"/>
             </w:rPr>
-            <w:t>MGI Results</w:t>
+            <w:t xml:space="preserve">MGI Results</w:t>
           </w:r>
         </w:p>
         <w:tbl>
           <w:tblPr>
             <w:tblW w:w="9638" w:type="dxa"/>
-            <w:tblInd w:w="10" w:type="dxa"/>
             <w:tblBorders>
               <w:top w:val="single" w:sz="4" w:space="0" w:color="808080"/>
               <w:left w:val="single" w:sz="4" w:space="0" w:color="808080"/>
@@ -1963,28 +1818,17 @@
               <w:insideV w:val="single" w:sz="4" w:space="0" w:color="808080"/>
             </w:tblBorders>
             <w:tblLayout w:type="fixed"/>
-            <w:tblCellMar>
-              <w:left w:w="10" w:type="dxa"/>
-              <w:right w:w="10" w:type="dxa"/>
-            </w:tblCellMar>
-            <w:tblLook w:val="04A0" w:firstRow="1" w:lastRow="0" w:firstColumn="1" w:lastColumn="0" w:noHBand="0" w:noVBand="1"/>
           </w:tblPr>
           <w:tblGrid>
             <w:gridCol w:w="1376"/>
-            <w:gridCol w:w="1377"/>
-            <w:gridCol w:w="1377"/>
-            <w:gridCol w:w="1377"/>
-            <w:gridCol w:w="1377"/>
-            <w:gridCol w:w="1377"/>
-            <w:gridCol w:w="1377"/>
+            <w:gridCol w:w="1376"/>
+            <w:gridCol w:w="1376"/>
+            <w:gridCol w:w="1376"/>
+            <w:gridCol w:w="1376"/>
+            <w:gridCol w:w="1376"/>
+            <w:gridCol w:w="1376"/>
           </w:tblGrid>
           <w:tr>
-            <w:tblPrEx>
-              <w:tblCellMar>
-                <w:top w:w="0" w:type="dxa"/>
-                <w:bottom w:w="0" w:type="dxa"/>
-              </w:tblCellMar>
-            </w:tblPrEx>
             <w:trPr>
               <w:tblHeader/>
             </w:trPr>
@@ -1997,203 +1841,157 @@
                   <w:rPr>
                     <w:b/>
                   </w:rPr>
-                  <w:t>No MG Observed</w:t>
-                </w:r>
-              </w:p>
-            </w:tc>
-            <w:tc>
-              <w:tcPr>
-                <w:tcW w:w="1376" w:type="dxa"/>
-              </w:tcPr>
-              <w:p>
-                <w:r>
-                  <w:rPr>
-                    <w:b/>
-                  </w:rPr>
-                  <w:t>Criteria</w:t>
-                </w:r>
-              </w:p>
-            </w:tc>
-            <w:tc>
-              <w:tcPr>
-                <w:tcW w:w="1376" w:type="dxa"/>
-              </w:tcPr>
-              <w:p>
-                <w:r>
-                  <w:rPr>
-                    <w:b/>
-                  </w:rPr>
-                  <w:t>Growth Type</w:t>
-                </w:r>
-              </w:p>
-            </w:tc>
-            <w:tc>
-              <w:tcPr>
-                <w:tcW w:w="1376" w:type="dxa"/>
-              </w:tcPr>
-              <w:p>
-                <w:r>
-                  <w:rPr>
-                    <w:b/>
-                  </w:rPr>
-                  <w:t>Species</w:t>
-                </w:r>
-              </w:p>
-            </w:tc>
-            <w:tc>
-              <w:tcPr>
-                <w:tcW w:w="1376" w:type="dxa"/>
-              </w:tcPr>
-              <w:p>
-                <w:r>
-                  <w:rPr>
-                    <w:b/>
-                  </w:rPr>
-                  <w:t>Coverage %</w:t>
-                </w:r>
-              </w:p>
-            </w:tc>
-            <w:tc>
-              <w:tcPr>
-                <w:tcW w:w="1376" w:type="dxa"/>
-              </w:tcPr>
-              <w:p>
-                <w:r>
-                  <w:rPr>
-                    <w:b/>
-                  </w:rPr>
-                  <w:t>Thickness (mm)</w:t>
-                </w:r>
-              </w:p>
-            </w:tc>
-            <w:tc>
-              <w:tcPr>
-                <w:tcW w:w="1376" w:type="dxa"/>
-              </w:tcPr>
-              <w:p>
-                <w:r>
-                  <w:rPr>
-                    <w:b/>
-                  </w:rPr>
-                  <w:t>Remarks</w:t>
+                  <w:t xml:space="preserve">No MG Observed</w:t>
+                </w:r>
+              </w:p>
+            </w:tc>
+            <w:tc>
+              <w:tcPr>
+                <w:tcW w:w="1376" w:type="dxa"/>
+              </w:tcPr>
+              <w:p>
+                <w:r>
+                  <w:rPr>
+                    <w:b/>
+                  </w:rPr>
+                  <w:t xml:space="preserve">Criteria</w:t>
+                </w:r>
+              </w:p>
+            </w:tc>
+            <w:tc>
+              <w:tcPr>
+                <w:tcW w:w="1376" w:type="dxa"/>
+              </w:tcPr>
+              <w:p>
+                <w:r>
+                  <w:rPr>
+                    <w:b/>
+                  </w:rPr>
+                  <w:t xml:space="preserve">Growth Type</w:t>
+                </w:r>
+              </w:p>
+            </w:tc>
+            <w:tc>
+              <w:tcPr>
+                <w:tcW w:w="1376" w:type="dxa"/>
+              </w:tcPr>
+              <w:p>
+                <w:r>
+                  <w:rPr>
+                    <w:b/>
+                  </w:rPr>
+                  <w:t xml:space="preserve">Species</w:t>
+                </w:r>
+              </w:p>
+            </w:tc>
+            <w:tc>
+              <w:tcPr>
+                <w:tcW w:w="1376" w:type="dxa"/>
+              </w:tcPr>
+              <w:p>
+                <w:r>
+                  <w:rPr>
+                    <w:b/>
+                  </w:rPr>
+                  <w:t xml:space="preserve">Coverage %</w:t>
+                </w:r>
+              </w:p>
+            </w:tc>
+            <w:tc>
+              <w:tcPr>
+                <w:tcW w:w="1376" w:type="dxa"/>
+              </w:tcPr>
+              <w:p>
+                <w:r>
+                  <w:rPr>
+                    <w:b/>
+                  </w:rPr>
+                  <w:t xml:space="preserve">Thickness (mm)</w:t>
+                </w:r>
+              </w:p>
+            </w:tc>
+            <w:tc>
+              <w:tcPr>
+                <w:tcW w:w="1376" w:type="dxa"/>
+              </w:tcPr>
+              <w:p>
+                <w:r>
+                  <w:rPr>
+                    <w:b/>
+                  </w:rPr>
+                  <w:t xml:space="preserve">Remarks</w:t>
                 </w:r>
               </w:p>
             </w:tc>
           </w:tr>
           <w:tr>
-            <w:tblPrEx>
-              <w:tblCellMar>
-                <w:top w:w="0" w:type="dxa"/>
-                <w:bottom w:w="0" w:type="dxa"/>
-              </w:tblCellMar>
-            </w:tblPrEx>
-            <w:tc>
-              <w:tcPr>
-                <w:tcW w:w="1376" w:type="dxa"/>
-              </w:tcPr>
-              <w:p>
-                <w:r>
-                  <w:t>{#</w:t>
-                </w:r>
-                <w:proofErr w:type="gramStart"/>
-                <w:r>
-                  <w:t>rows}{</w:t>
-                </w:r>
-                <w:proofErr w:type="gramEnd"/>
-                <w:r>
-                  <w:t>no_mg_observed}</w:t>
-                </w:r>
-              </w:p>
-            </w:tc>
-            <w:tc>
-              <w:tcPr>
-                <w:tcW w:w="1376" w:type="dxa"/>
-              </w:tcPr>
-              <w:p>
-                <w:r>
-                  <w:t>{</w:t>
-                </w:r>
-                <w:proofErr w:type="spellStart"/>
-                <w:r>
-                  <w:t>criteria_preset</w:t>
-                </w:r>
-                <w:proofErr w:type="spellEnd"/>
-                <w:r>
-                  <w:t>}</w:t>
-                </w:r>
-              </w:p>
-            </w:tc>
-            <w:tc>
-              <w:tcPr>
-                <w:tcW w:w="1376" w:type="dxa"/>
-              </w:tcPr>
-              <w:p>
-                <w:r>
-                  <w:t>{</w:t>
-                </w:r>
-                <w:proofErr w:type="spellStart"/>
-                <w:r>
-                  <w:t>growth_type</w:t>
-                </w:r>
-                <w:proofErr w:type="spellEnd"/>
-                <w:r>
-                  <w:t>}</w:t>
-                </w:r>
-              </w:p>
-            </w:tc>
-            <w:tc>
-              <w:tcPr>
-                <w:tcW w:w="1376" w:type="dxa"/>
-              </w:tcPr>
-              <w:p>
-                <w:r>
-                  <w:t>{species}</w:t>
-                </w:r>
-              </w:p>
-            </w:tc>
-            <w:tc>
-              <w:tcPr>
-                <w:tcW w:w="1376" w:type="dxa"/>
-              </w:tcPr>
-              <w:p>
-                <w:r>
-                  <w:t>{</w:t>
-                </w:r>
-                <w:proofErr w:type="spellStart"/>
-                <w:r>
-                  <w:t>coverage_percent</w:t>
-                </w:r>
-                <w:proofErr w:type="spellEnd"/>
-                <w:r>
-                  <w:t>}</w:t>
-                </w:r>
-              </w:p>
-            </w:tc>
-            <w:tc>
-              <w:tcPr>
-                <w:tcW w:w="1376" w:type="dxa"/>
-              </w:tcPr>
-              <w:p>
-                <w:r>
-                  <w:t>{</w:t>
-                </w:r>
-                <w:proofErr w:type="spellStart"/>
-                <w:r>
-                  <w:t>thickness_mm</w:t>
-                </w:r>
-                <w:proofErr w:type="spellEnd"/>
-                <w:r>
-                  <w:t>}</w:t>
-                </w:r>
-              </w:p>
-            </w:tc>
-            <w:tc>
-              <w:tcPr>
-                <w:tcW w:w="1376" w:type="dxa"/>
-              </w:tcPr>
-              <w:p>
-                <w:r>
-                  <w:t>{remarks}{/rows}</w:t>
+            <w:tc>
+              <w:tcPr>
+                <w:tcW w:w="1376" w:type="dxa"/>
+              </w:tcPr>
+              <w:p>
+                <w:r>
+                  <w:t xml:space="preserve">{#rows}{no_mg_observed}</w:t>
+                </w:r>
+              </w:p>
+            </w:tc>
+            <w:tc>
+              <w:tcPr>
+                <w:tcW w:w="1376" w:type="dxa"/>
+              </w:tcPr>
+              <w:p>
+                <w:r>
+                  <w:t xml:space="preserve">{criteria_preset}</w:t>
+                </w:r>
+              </w:p>
+            </w:tc>
+            <w:tc>
+              <w:tcPr>
+                <w:tcW w:w="1376" w:type="dxa"/>
+              </w:tcPr>
+              <w:p>
+                <w:r>
+                  <w:t xml:space="preserve">{growth_type}</w:t>
+                </w:r>
+              </w:p>
+            </w:tc>
+            <w:tc>
+              <w:tcPr>
+                <w:tcW w:w="1376" w:type="dxa"/>
+              </w:tcPr>
+              <w:p>
+                <w:r>
+                  <w:t xml:space="preserve">{species}</w:t>
+                </w:r>
+              </w:p>
+            </w:tc>
+            <w:tc>
+              <w:tcPr>
+                <w:tcW w:w="1376" w:type="dxa"/>
+              </w:tcPr>
+              <w:p>
+                <w:r>
+                  <w:t xml:space="preserve">{coverage_percent}</w:t>
+                </w:r>
+              </w:p>
+            </w:tc>
+            <w:tc>
+              <w:tcPr>
+                <w:tcW w:w="1376" w:type="dxa"/>
+              </w:tcPr>
+              <w:p>
+                <w:r>
+                  <w:t xml:space="preserve">{thickness_mm}</w:t>
+                </w:r>
+              </w:p>
+            </w:tc>
+            <w:tc>
+              <w:tcPr>
+                <w:tcW w:w="1376" w:type="dxa"/>
+              </w:tcPr>
+              <w:p>
+                <w:r>
+                  <w:t xml:space="preserve">{remarks}{/rows}</w:t>
                 </w:r>
               </w:p>
             </w:tc>
@@ -2204,28 +2002,18 @@
     <w:p/>
     <w:p>
       <w:r>
-        <w:t>{/</w:t>
-      </w:r>
-      <w:proofErr w:type="spellStart"/>
-      <w:r>
-        <w:t>isMGI</w:t>
-      </w:r>
-      <w:proofErr w:type="spellEnd"/>
-      <w:r>
-        <w:t>}</w:t>
-      </w:r>
-    </w:p>
-    <w:p>
-      <w:r>
-        <w:t>{#isCP}</w:t>
+        <w:t xml:space="preserve">{/isMGI}</w:t>
+      </w:r>
+    </w:p>
+    <w:p>
+      <w:r>
+        <w:t xml:space="preserve">{#isCP}</w:t>
       </w:r>
     </w:p>
     <w:sdt>
       <w:sdtPr>
         <w:tag w:val="region"/>
-        <w:id w:val="1578627970"/>
       </w:sdtPr>
-      <w:sdtEndPr/>
       <w:sdtContent>
         <w:p>
           <w:r>
@@ -2234,13 +2022,12 @@
               <w:sz w:val="26"/>
               <w:szCs w:val="26"/>
             </w:rPr>
-            <w:t>CP Results</w:t>
+            <w:t xml:space="preserve">CP Results</w:t>
           </w:r>
         </w:p>
         <w:tbl>
           <w:tblPr>
             <w:tblW w:w="9638" w:type="dxa"/>
-            <w:tblInd w:w="10" w:type="dxa"/>
             <w:tblBorders>
               <w:top w:val="single" w:sz="4" w:space="0" w:color="808080"/>
               <w:left w:val="single" w:sz="4" w:space="0" w:color="808080"/>
@@ -2250,31 +2037,20 @@
               <w:insideV w:val="single" w:sz="4" w:space="0" w:color="808080"/>
             </w:tblBorders>
             <w:tblLayout w:type="fixed"/>
-            <w:tblCellMar>
-              <w:left w:w="10" w:type="dxa"/>
-              <w:right w:w="10" w:type="dxa"/>
-            </w:tblCellMar>
-            <w:tblLook w:val="04A0" w:firstRow="1" w:lastRow="0" w:firstColumn="1" w:lastColumn="0" w:noHBand="0" w:noVBand="1"/>
           </w:tblPr>
           <w:tblGrid>
             <w:gridCol w:w="963"/>
             <w:gridCol w:w="963"/>
-            <w:gridCol w:w="964"/>
-            <w:gridCol w:w="964"/>
-            <w:gridCol w:w="964"/>
-            <w:gridCol w:w="964"/>
-            <w:gridCol w:w="964"/>
-            <w:gridCol w:w="964"/>
-            <w:gridCol w:w="964"/>
-            <w:gridCol w:w="964"/>
+            <w:gridCol w:w="963"/>
+            <w:gridCol w:w="963"/>
+            <w:gridCol w:w="963"/>
+            <w:gridCol w:w="963"/>
+            <w:gridCol w:w="963"/>
+            <w:gridCol w:w="963"/>
+            <w:gridCol w:w="963"/>
+            <w:gridCol w:w="963"/>
           </w:tblGrid>
           <w:tr>
-            <w:tblPrEx>
-              <w:tblCellMar>
-                <w:top w:w="0" w:type="dxa"/>
-                <w:bottom w:w="0" w:type="dxa"/>
-              </w:tblCellMar>
-            </w:tblPrEx>
             <w:trPr>
               <w:tblHeader/>
             </w:trPr>
@@ -2287,7 +2063,7 @@
                   <w:rPr>
                     <w:b/>
                   </w:rPr>
-                  <w:t>Anode Type</w:t>
+                  <w:t xml:space="preserve">Anode Type</w:t>
                 </w:r>
               </w:p>
             </w:tc>
@@ -2300,7 +2076,7 @@
                   <w:rPr>
                     <w:b/>
                   </w:rPr>
-                  <w:t>Voltage (mV)</w:t>
+                  <w:t xml:space="preserve">Voltage (mV)</w:t>
                 </w:r>
               </w:p>
             </w:tc>
@@ -2313,7 +2089,7 @@
                   <w:rPr>
                     <w:b/>
                   </w:rPr>
-                  <w:t>Depletion</w:t>
+                  <w:t xml:space="preserve">Depletion</w:t>
                 </w:r>
               </w:p>
             </w:tc>
@@ -2326,7 +2102,7 @@
                   <w:rPr>
                     <w:b/>
                   </w:rPr>
-                  <w:t>Width</w:t>
+                  <w:t xml:space="preserve">Width</w:t>
                 </w:r>
               </w:p>
             </w:tc>
@@ -2339,7 +2115,7 @@
                   <w:rPr>
                     <w:b/>
                   </w:rPr>
-                  <w:t>Height</w:t>
+                  <w:t xml:space="preserve">Height</w:t>
                 </w:r>
               </w:p>
             </w:tc>
@@ -2352,7 +2128,7 @@
                   <w:rPr>
                     <w:b/>
                   </w:rPr>
-                  <w:t>Length</w:t>
+                  <w:t xml:space="preserve">Length</w:t>
                 </w:r>
               </w:p>
             </w:tc>
@@ -2365,7 +2141,7 @@
                   <w:rPr>
                     <w:b/>
                   </w:rPr>
-                  <w:t>Widest Pit</w:t>
+                  <w:t xml:space="preserve">Widest Pit</w:t>
                 </w:r>
               </w:p>
             </w:tc>
@@ -2378,7 +2154,7 @@
                   <w:rPr>
                     <w:b/>
                   </w:rPr>
-                  <w:t>Deepest Pit</w:t>
+                  <w:t xml:space="preserve">Deepest Pit</w:t>
                 </w:r>
               </w:p>
             </w:tc>
@@ -2391,7 +2167,7 @@
                   <w:rPr>
                     <w:b/>
                   </w:rPr>
-                  <w:t>Remarks</w:t>
+                  <w:t xml:space="preserve">Remarks</w:t>
                 </w:r>
               </w:p>
             </w:tc>
@@ -2404,33 +2180,19 @@
                   <w:rPr>
                     <w:b/>
                   </w:rPr>
-                  <w:t>Recorded</w:t>
+                  <w:t xml:space="preserve">Recorded</w:t>
                 </w:r>
               </w:p>
             </w:tc>
           </w:tr>
           <w:tr>
-            <w:tblPrEx>
-              <w:tblCellMar>
-                <w:top w:w="0" w:type="dxa"/>
-                <w:bottom w:w="0" w:type="dxa"/>
-              </w:tblCellMar>
-            </w:tblPrEx>
             <w:tc>
               <w:tcPr>
                 <w:tcW w:w="963" w:type="dxa"/>
               </w:tcPr>
               <w:p>
                 <w:r>
-                  <w:t>{#</w:t>
-                </w:r>
-                <w:proofErr w:type="gramStart"/>
-                <w:r>
-                  <w:t>rows}{</w:t>
-                </w:r>
-                <w:proofErr w:type="gramEnd"/>
-                <w:r>
-                  <w:t>anode_type}</w:t>
+                  <w:t xml:space="preserve">{#rows}{anode_type}</w:t>
                 </w:r>
               </w:p>
             </w:tc>
@@ -2440,15 +2202,7 @@
               </w:tcPr>
               <w:p>
                 <w:r>
-                  <w:t>{</w:t>
-                </w:r>
-                <w:proofErr w:type="spellStart"/>
-                <w:r>
-                  <w:t>voltage_mv</w:t>
-                </w:r>
-                <w:proofErr w:type="spellEnd"/>
-                <w:r>
-                  <w:t>}</w:t>
+                  <w:t xml:space="preserve">{voltage_mv}</w:t>
                 </w:r>
               </w:p>
             </w:tc>
@@ -2458,7 +2212,7 @@
               </w:tcPr>
               <w:p>
                 <w:r>
-                  <w:t>{depletion}</w:t>
+                  <w:t xml:space="preserve">{depletion}</w:t>
                 </w:r>
               </w:p>
             </w:tc>
@@ -2468,15 +2222,7 @@
               </w:tcPr>
               <w:p>
                 <w:r>
-                  <w:t>{</w:t>
-                </w:r>
-                <w:proofErr w:type="spellStart"/>
-                <w:r>
-                  <w:t>anode_width</w:t>
-                </w:r>
-                <w:proofErr w:type="spellEnd"/>
-                <w:r>
-                  <w:t>}</w:t>
+                  <w:t xml:space="preserve">{anode_width}</w:t>
                 </w:r>
               </w:p>
             </w:tc>
@@ -2486,15 +2232,7 @@
               </w:tcPr>
               <w:p>
                 <w:r>
-                  <w:t>{</w:t>
-                </w:r>
-                <w:proofErr w:type="spellStart"/>
-                <w:r>
-                  <w:t>anode_height</w:t>
-                </w:r>
-                <w:proofErr w:type="spellEnd"/>
-                <w:r>
-                  <w:t>}</w:t>
+                  <w:t xml:space="preserve">{anode_height}</w:t>
                 </w:r>
               </w:p>
             </w:tc>
@@ -2504,15 +2242,7 @@
               </w:tcPr>
               <w:p>
                 <w:r>
-                  <w:t>{</w:t>
-                </w:r>
-                <w:proofErr w:type="spellStart"/>
-                <w:r>
-                  <w:t>anode_length</w:t>
-                </w:r>
-                <w:proofErr w:type="spellEnd"/>
-                <w:r>
-                  <w:t>}</w:t>
+                  <w:t xml:space="preserve">{anode_length}</w:t>
                 </w:r>
               </w:p>
             </w:tc>
@@ -2522,15 +2252,7 @@
               </w:tcPr>
               <w:p>
                 <w:r>
-                  <w:t>{</w:t>
-                </w:r>
-                <w:proofErr w:type="spellStart"/>
-                <w:r>
-                  <w:t>widest_pit</w:t>
-                </w:r>
-                <w:proofErr w:type="spellEnd"/>
-                <w:r>
-                  <w:t>}</w:t>
+                  <w:t xml:space="preserve">{widest_pit}</w:t>
                 </w:r>
               </w:p>
             </w:tc>
@@ -2540,15 +2262,7 @@
               </w:tcPr>
               <w:p>
                 <w:r>
-                  <w:t>{</w:t>
-                </w:r>
-                <w:proofErr w:type="spellStart"/>
-                <w:r>
-                  <w:t>deepest_pit</w:t>
-                </w:r>
-                <w:proofErr w:type="spellEnd"/>
-                <w:r>
-                  <w:t>}</w:t>
+                  <w:t xml:space="preserve">{deepest_pit}</w:t>
                 </w:r>
               </w:p>
             </w:tc>
@@ -2558,7 +2272,7 @@
               </w:tcPr>
               <w:p>
                 <w:r>
-                  <w:t>{remarks}</w:t>
+                  <w:t xml:space="preserve">{remarks}</w:t>
                 </w:r>
               </w:p>
             </w:tc>
@@ -2568,7 +2282,7 @@
               </w:tcPr>
               <w:p>
                 <w:r>
-                  <w:t>{recorded}{/rows}</w:t>
+                  <w:t xml:space="preserve">{recorded}{/rows}</w:t>
                 </w:r>
               </w:p>
             </w:tc>
@@ -2579,29 +2293,18 @@
     <w:p/>
     <w:p>
       <w:r>
-        <w:t>{/</w:t>
-      </w:r>
-      <w:proofErr w:type="spellStart"/>
-      <w:r>
-        <w:t>isCP</w:t>
-      </w:r>
-      <w:proofErr w:type="spellEnd"/>
-      <w:r>
-        <w:t>}</w:t>
-      </w:r>
-    </w:p>
-    <w:p>
-      <w:r>
-        <w:lastRenderedPageBreak/>
-        <w:t>{#isFMD}</w:t>
+        <w:t xml:space="preserve">{/isCP}</w:t>
+      </w:r>
+    </w:p>
+    <w:p>
+      <w:r>
+        <w:t xml:space="preserve">{#isFMD}</w:t>
       </w:r>
     </w:p>
     <w:sdt>
       <w:sdtPr>
         <w:tag w:val="region"/>
-        <w:id w:val="1014894032"/>
       </w:sdtPr>
-      <w:sdtEndPr/>
       <w:sdtContent>
         <w:p>
           <w:r>
@@ -2610,13 +2313,12 @@
               <w:sz w:val="26"/>
               <w:szCs w:val="26"/>
             </w:rPr>
-            <w:t>FMD Results</w:t>
+            <w:t xml:space="preserve">FMD Results</w:t>
           </w:r>
         </w:p>
         <w:tbl>
           <w:tblPr>
             <w:tblW w:w="9638" w:type="dxa"/>
-            <w:tblInd w:w="10" w:type="dxa"/>
             <w:tblBorders>
               <w:top w:val="single" w:sz="4" w:space="0" w:color="808080"/>
               <w:left w:val="single" w:sz="4" w:space="0" w:color="808080"/>
@@ -2626,28 +2328,17 @@
               <w:insideV w:val="single" w:sz="4" w:space="0" w:color="808080"/>
             </w:tblBorders>
             <w:tblLayout w:type="fixed"/>
-            <w:tblCellMar>
-              <w:left w:w="10" w:type="dxa"/>
-              <w:right w:w="10" w:type="dxa"/>
-            </w:tblCellMar>
-            <w:tblLook w:val="04A0" w:firstRow="1" w:lastRow="0" w:firstColumn="1" w:lastColumn="0" w:noHBand="0" w:noVBand="1"/>
           </w:tblPr>
           <w:tblGrid>
             <w:gridCol w:w="1376"/>
-            <w:gridCol w:w="1377"/>
-            <w:gridCol w:w="1377"/>
-            <w:gridCol w:w="1377"/>
-            <w:gridCol w:w="1377"/>
-            <w:gridCol w:w="1377"/>
-            <w:gridCol w:w="1377"/>
+            <w:gridCol w:w="1376"/>
+            <w:gridCol w:w="1376"/>
+            <w:gridCol w:w="1376"/>
+            <w:gridCol w:w="1376"/>
+            <w:gridCol w:w="1376"/>
+            <w:gridCol w:w="1376"/>
           </w:tblGrid>
           <w:tr>
-            <w:tblPrEx>
-              <w:tblCellMar>
-                <w:top w:w="0" w:type="dxa"/>
-                <w:bottom w:w="0" w:type="dxa"/>
-              </w:tblCellMar>
-            </w:tblPrEx>
             <w:trPr>
               <w:tblHeader/>
             </w:trPr>
@@ -2660,179 +2351,157 @@
                   <w:rPr>
                     <w:b/>
                   </w:rPr>
-                  <w:t>Depth/El</w:t>
-                </w:r>
-              </w:p>
-            </w:tc>
-            <w:tc>
-              <w:tcPr>
-                <w:tcW w:w="1376" w:type="dxa"/>
-              </w:tcPr>
-              <w:p>
-                <w:r>
-                  <w:rPr>
-                    <w:b/>
-                  </w:rPr>
-                  <w:t>Initial</w:t>
-                </w:r>
-              </w:p>
-            </w:tc>
-            <w:tc>
-              <w:tcPr>
-                <w:tcW w:w="1376" w:type="dxa"/>
-              </w:tcPr>
-              <w:p>
-                <w:r>
-                  <w:rPr>
-                    <w:b/>
-                  </w:rPr>
-                  <w:t>Add. 1</w:t>
-                </w:r>
-              </w:p>
-            </w:tc>
-            <w:tc>
-              <w:tcPr>
-                <w:tcW w:w="1376" w:type="dxa"/>
-              </w:tcPr>
-              <w:p>
-                <w:r>
-                  <w:rPr>
-                    <w:b/>
-                  </w:rPr>
-                  <w:t>Add. 2</w:t>
-                </w:r>
-              </w:p>
-            </w:tc>
-            <w:tc>
-              <w:tcPr>
-                <w:tcW w:w="1376" w:type="dxa"/>
-              </w:tcPr>
-              <w:p>
-                <w:r>
-                  <w:rPr>
-                    <w:b/>
-                  </w:rPr>
-                  <w:t>Add. 3</w:t>
-                </w:r>
-              </w:p>
-            </w:tc>
-            <w:tc>
-              <w:tcPr>
-                <w:tcW w:w="1376" w:type="dxa"/>
-              </w:tcPr>
-              <w:p>
-                <w:r>
-                  <w:rPr>
-                    <w:b/>
-                  </w:rPr>
-                  <w:t>Remarks</w:t>
-                </w:r>
-              </w:p>
-            </w:tc>
-            <w:tc>
-              <w:tcPr>
-                <w:tcW w:w="1376" w:type="dxa"/>
-              </w:tcPr>
-              <w:p>
-                <w:r>
-                  <w:rPr>
-                    <w:b/>
-                  </w:rPr>
-                  <w:t>Recorded</w:t>
+                  <w:t xml:space="preserve">Depth/El</w:t>
+                </w:r>
+              </w:p>
+            </w:tc>
+            <w:tc>
+              <w:tcPr>
+                <w:tcW w:w="1376" w:type="dxa"/>
+              </w:tcPr>
+              <w:p>
+                <w:r>
+                  <w:rPr>
+                    <w:b/>
+                  </w:rPr>
+                  <w:t xml:space="preserve">Initial</w:t>
+                </w:r>
+              </w:p>
+            </w:tc>
+            <w:tc>
+              <w:tcPr>
+                <w:tcW w:w="1376" w:type="dxa"/>
+              </w:tcPr>
+              <w:p>
+                <w:r>
+                  <w:rPr>
+                    <w:b/>
+                  </w:rPr>
+                  <w:t xml:space="preserve">Add. 1</w:t>
+                </w:r>
+              </w:p>
+            </w:tc>
+            <w:tc>
+              <w:tcPr>
+                <w:tcW w:w="1376" w:type="dxa"/>
+              </w:tcPr>
+              <w:p>
+                <w:r>
+                  <w:rPr>
+                    <w:b/>
+                  </w:rPr>
+                  <w:t xml:space="preserve">Add. 2</w:t>
+                </w:r>
+              </w:p>
+            </w:tc>
+            <w:tc>
+              <w:tcPr>
+                <w:tcW w:w="1376" w:type="dxa"/>
+              </w:tcPr>
+              <w:p>
+                <w:r>
+                  <w:rPr>
+                    <w:b/>
+                  </w:rPr>
+                  <w:t xml:space="preserve">Add. 3</w:t>
+                </w:r>
+              </w:p>
+            </w:tc>
+            <w:tc>
+              <w:tcPr>
+                <w:tcW w:w="1376" w:type="dxa"/>
+              </w:tcPr>
+              <w:p>
+                <w:r>
+                  <w:rPr>
+                    <w:b/>
+                  </w:rPr>
+                  <w:t xml:space="preserve">Remarks</w:t>
+                </w:r>
+              </w:p>
+            </w:tc>
+            <w:tc>
+              <w:tcPr>
+                <w:tcW w:w="1376" w:type="dxa"/>
+              </w:tcPr>
+              <w:p>
+                <w:r>
+                  <w:rPr>
+                    <w:b/>
+                  </w:rPr>
+                  <w:t xml:space="preserve">Recorded</w:t>
                 </w:r>
               </w:p>
             </w:tc>
           </w:tr>
           <w:tr>
-            <w:tblPrEx>
-              <w:tblCellMar>
-                <w:top w:w="0" w:type="dxa"/>
-                <w:bottom w:w="0" w:type="dxa"/>
-              </w:tblCellMar>
-            </w:tblPrEx>
-            <w:tc>
-              <w:tcPr>
-                <w:tcW w:w="1376" w:type="dxa"/>
-              </w:tcPr>
-              <w:p>
-                <w:r>
-                  <w:t>{#</w:t>
-                </w:r>
-                <w:proofErr w:type="gramStart"/>
-                <w:r>
-                  <w:t>rows}{</w:t>
-                </w:r>
-                <w:proofErr w:type="gramEnd"/>
-                <w:r>
-                  <w:t>depth_el}</w:t>
-                </w:r>
-              </w:p>
-            </w:tc>
-            <w:tc>
-              <w:tcPr>
-                <w:tcW w:w="1376" w:type="dxa"/>
-              </w:tcPr>
-              <w:p>
-                <w:r>
-                  <w:t>{</w:t>
-                </w:r>
-                <w:proofErr w:type="spellStart"/>
-                <w:r>
-                  <w:t>initial_attempt</w:t>
-                </w:r>
-                <w:proofErr w:type="spellEnd"/>
-                <w:r>
-                  <w:t>}</w:t>
-                </w:r>
-              </w:p>
-            </w:tc>
-            <w:tc>
-              <w:tcPr>
-                <w:tcW w:w="1376" w:type="dxa"/>
-              </w:tcPr>
-              <w:p>
-                <w:r>
-                  <w:t>{additional_attempt_1}</w:t>
-                </w:r>
-              </w:p>
-            </w:tc>
-            <w:tc>
-              <w:tcPr>
-                <w:tcW w:w="1376" w:type="dxa"/>
-              </w:tcPr>
-              <w:p>
-                <w:r>
-                  <w:t>{additional_attempt_2}</w:t>
-                </w:r>
-              </w:p>
-            </w:tc>
-            <w:tc>
-              <w:tcPr>
-                <w:tcW w:w="1376" w:type="dxa"/>
-              </w:tcPr>
-              <w:p>
-                <w:r>
-                  <w:t>{additional_attempt_3}</w:t>
-                </w:r>
-              </w:p>
-            </w:tc>
-            <w:tc>
-              <w:tcPr>
-                <w:tcW w:w="1376" w:type="dxa"/>
-              </w:tcPr>
-              <w:p>
-                <w:r>
-                  <w:t>{remarks}</w:t>
-                </w:r>
-              </w:p>
-            </w:tc>
-            <w:tc>
-              <w:tcPr>
-                <w:tcW w:w="1376" w:type="dxa"/>
-              </w:tcPr>
-              <w:p>
-                <w:r>
-                  <w:t>{recorded}{/rows}</w:t>
+            <w:tc>
+              <w:tcPr>
+                <w:tcW w:w="1376" w:type="dxa"/>
+              </w:tcPr>
+              <w:p>
+                <w:r>
+                  <w:t xml:space="preserve">{#rows}{depth_el}</w:t>
+                </w:r>
+              </w:p>
+            </w:tc>
+            <w:tc>
+              <w:tcPr>
+                <w:tcW w:w="1376" w:type="dxa"/>
+              </w:tcPr>
+              <w:p>
+                <w:r>
+                  <w:t xml:space="preserve">{initial_attempt}</w:t>
+                </w:r>
+              </w:p>
+            </w:tc>
+            <w:tc>
+              <w:tcPr>
+                <w:tcW w:w="1376" w:type="dxa"/>
+              </w:tcPr>
+              <w:p>
+                <w:r>
+                  <w:t xml:space="preserve">{additional_attempt_1}</w:t>
+                </w:r>
+              </w:p>
+            </w:tc>
+            <w:tc>
+              <w:tcPr>
+                <w:tcW w:w="1376" w:type="dxa"/>
+              </w:tcPr>
+              <w:p>
+                <w:r>
+                  <w:t xml:space="preserve">{additional_attempt_2}</w:t>
+                </w:r>
+              </w:p>
+            </w:tc>
+            <w:tc>
+              <w:tcPr>
+                <w:tcW w:w="1376" w:type="dxa"/>
+              </w:tcPr>
+              <w:p>
+                <w:r>
+                  <w:t xml:space="preserve">{additional_attempt_3}</w:t>
+                </w:r>
+              </w:p>
+            </w:tc>
+            <w:tc>
+              <w:tcPr>
+                <w:tcW w:w="1376" w:type="dxa"/>
+              </w:tcPr>
+              <w:p>
+                <w:r>
+                  <w:t xml:space="preserve">{remarks}</w:t>
+                </w:r>
+              </w:p>
+            </w:tc>
+            <w:tc>
+              <w:tcPr>
+                <w:tcW w:w="1376" w:type="dxa"/>
+              </w:tcPr>
+              <w:p>
+                <w:r>
+                  <w:t xml:space="preserve">{recorded}{/rows}</w:t>
                 </w:r>
               </w:p>
             </w:tc>
@@ -2843,28 +2512,18 @@
     <w:p/>
     <w:p>
       <w:r>
-        <w:t>{/</w:t>
-      </w:r>
-      <w:proofErr w:type="spellStart"/>
-      <w:r>
-        <w:t>isFMD</w:t>
-      </w:r>
-      <w:proofErr w:type="spellEnd"/>
-      <w:r>
-        <w:t>}</w:t>
-      </w:r>
-    </w:p>
-    <w:p>
-      <w:r>
-        <w:t>{#isSCOUR}</w:t>
+        <w:t xml:space="preserve">{/isFMD}</w:t>
+      </w:r>
+    </w:p>
+    <w:p>
+      <w:r>
+        <w:t xml:space="preserve">{#isSCOUR}</w:t>
       </w:r>
     </w:p>
     <w:sdt>
       <w:sdtPr>
         <w:tag w:val="region"/>
-        <w:id w:val="1072775356"/>
       </w:sdtPr>
-      <w:sdtEndPr/>
       <w:sdtContent>
         <w:p>
           <w:r>
@@ -2873,13 +2532,12 @@
               <w:sz w:val="26"/>
               <w:szCs w:val="26"/>
             </w:rPr>
-            <w:t>SCOUR Results</w:t>
+            <w:t xml:space="preserve">SCOUR Results</w:t>
           </w:r>
         </w:p>
         <w:tbl>
           <w:tblPr>
             <w:tblW w:w="9638" w:type="dxa"/>
-            <w:tblInd w:w="10" w:type="dxa"/>
             <w:tblBorders>
               <w:top w:val="single" w:sz="4" w:space="0" w:color="808080"/>
               <w:left w:val="single" w:sz="4" w:space="0" w:color="808080"/>
@@ -2889,28 +2547,17 @@
               <w:insideV w:val="single" w:sz="4" w:space="0" w:color="808080"/>
             </w:tblBorders>
             <w:tblLayout w:type="fixed"/>
-            <w:tblCellMar>
-              <w:left w:w="10" w:type="dxa"/>
-              <w:right w:w="10" w:type="dxa"/>
-            </w:tblCellMar>
-            <w:tblLook w:val="04A0" w:firstRow="1" w:lastRow="0" w:firstColumn="1" w:lastColumn="0" w:noHBand="0" w:noVBand="1"/>
           </w:tblPr>
           <w:tblGrid>
             <w:gridCol w:w="1376"/>
-            <w:gridCol w:w="1377"/>
-            <w:gridCol w:w="1377"/>
-            <w:gridCol w:w="1377"/>
-            <w:gridCol w:w="1377"/>
-            <w:gridCol w:w="1377"/>
-            <w:gridCol w:w="1377"/>
+            <w:gridCol w:w="1376"/>
+            <w:gridCol w:w="1376"/>
+            <w:gridCol w:w="1376"/>
+            <w:gridCol w:w="1376"/>
+            <w:gridCol w:w="1376"/>
+            <w:gridCol w:w="1376"/>
           </w:tblGrid>
           <w:tr>
-            <w:tblPrEx>
-              <w:tblCellMar>
-                <w:top w:w="0" w:type="dxa"/>
-                <w:bottom w:w="0" w:type="dxa"/>
-              </w:tblCellMar>
-            </w:tblPrEx>
             <w:trPr>
               <w:tblHeader/>
             </w:trPr>
@@ -2923,187 +2570,157 @@
                   <w:rPr>
                     <w:b/>
                   </w:rPr>
-                  <w:t>Exposed Pile</w:t>
-                </w:r>
-              </w:p>
-            </w:tc>
-            <w:tc>
-              <w:tcPr>
-                <w:tcW w:w="1376" w:type="dxa"/>
-              </w:tcPr>
-              <w:p>
-                <w:r>
-                  <w:rPr>
-                    <w:b/>
-                  </w:rPr>
-                  <w:t>Exposed Height</w:t>
-                </w:r>
-              </w:p>
-            </w:tc>
-            <w:tc>
-              <w:tcPr>
-                <w:tcW w:w="1376" w:type="dxa"/>
-              </w:tcPr>
-              <w:p>
-                <w:r>
-                  <w:rPr>
-                    <w:b/>
-                  </w:rPr>
-                  <w:t>Height Leg 1</w:t>
-                </w:r>
-              </w:p>
-            </w:tc>
-            <w:tc>
-              <w:tcPr>
-                <w:tcW w:w="1376" w:type="dxa"/>
-              </w:tcPr>
-              <w:p>
-                <w:r>
-                  <w:rPr>
-                    <w:b/>
-                  </w:rPr>
-                  <w:t>Height Midpoint</w:t>
-                </w:r>
-              </w:p>
-            </w:tc>
-            <w:tc>
-              <w:tcPr>
-                <w:tcW w:w="1376" w:type="dxa"/>
-              </w:tcPr>
-              <w:p>
-                <w:r>
-                  <w:rPr>
-                    <w:b/>
-                  </w:rPr>
-                  <w:t>Height Leg 2</w:t>
-                </w:r>
-              </w:p>
-            </w:tc>
-            <w:tc>
-              <w:tcPr>
-                <w:tcW w:w="1376" w:type="dxa"/>
-              </w:tcPr>
-              <w:p>
-                <w:r>
-                  <w:rPr>
-                    <w:b/>
-                  </w:rPr>
-                  <w:t>Remarks</w:t>
-                </w:r>
-              </w:p>
-            </w:tc>
-            <w:tc>
-              <w:tcPr>
-                <w:tcW w:w="1376" w:type="dxa"/>
-              </w:tcPr>
-              <w:p>
-                <w:r>
-                  <w:rPr>
-                    <w:b/>
-                  </w:rPr>
-                  <w:t>Recorded</w:t>
+                  <w:t xml:space="preserve">Exposed Pile</w:t>
+                </w:r>
+              </w:p>
+            </w:tc>
+            <w:tc>
+              <w:tcPr>
+                <w:tcW w:w="1376" w:type="dxa"/>
+              </w:tcPr>
+              <w:p>
+                <w:r>
+                  <w:rPr>
+                    <w:b/>
+                  </w:rPr>
+                  <w:t xml:space="preserve">Exposed Height</w:t>
+                </w:r>
+              </w:p>
+            </w:tc>
+            <w:tc>
+              <w:tcPr>
+                <w:tcW w:w="1376" w:type="dxa"/>
+              </w:tcPr>
+              <w:p>
+                <w:r>
+                  <w:rPr>
+                    <w:b/>
+                  </w:rPr>
+                  <w:t xml:space="preserve">Height Leg 1</w:t>
+                </w:r>
+              </w:p>
+            </w:tc>
+            <w:tc>
+              <w:tcPr>
+                <w:tcW w:w="1376" w:type="dxa"/>
+              </w:tcPr>
+              <w:p>
+                <w:r>
+                  <w:rPr>
+                    <w:b/>
+                  </w:rPr>
+                  <w:t xml:space="preserve">Height Midpoint</w:t>
+                </w:r>
+              </w:p>
+            </w:tc>
+            <w:tc>
+              <w:tcPr>
+                <w:tcW w:w="1376" w:type="dxa"/>
+              </w:tcPr>
+              <w:p>
+                <w:r>
+                  <w:rPr>
+                    <w:b/>
+                  </w:rPr>
+                  <w:t xml:space="preserve">Height Leg 2</w:t>
+                </w:r>
+              </w:p>
+            </w:tc>
+            <w:tc>
+              <w:tcPr>
+                <w:tcW w:w="1376" w:type="dxa"/>
+              </w:tcPr>
+              <w:p>
+                <w:r>
+                  <w:rPr>
+                    <w:b/>
+                  </w:rPr>
+                  <w:t xml:space="preserve">Remarks</w:t>
+                </w:r>
+              </w:p>
+            </w:tc>
+            <w:tc>
+              <w:tcPr>
+                <w:tcW w:w="1376" w:type="dxa"/>
+              </w:tcPr>
+              <w:p>
+                <w:r>
+                  <w:rPr>
+                    <w:b/>
+                  </w:rPr>
+                  <w:t xml:space="preserve">Recorded</w:t>
                 </w:r>
               </w:p>
             </w:tc>
           </w:tr>
           <w:tr>
-            <w:tblPrEx>
-              <w:tblCellMar>
-                <w:top w:w="0" w:type="dxa"/>
-                <w:bottom w:w="0" w:type="dxa"/>
-              </w:tblCellMar>
-            </w:tblPrEx>
-            <w:tc>
-              <w:tcPr>
-                <w:tcW w:w="1376" w:type="dxa"/>
-              </w:tcPr>
-              <w:p>
-                <w:r>
-                  <w:t>{#</w:t>
-                </w:r>
-                <w:proofErr w:type="gramStart"/>
-                <w:r>
-                  <w:t>rows}{</w:t>
-                </w:r>
-                <w:proofErr w:type="gramEnd"/>
-                <w:r>
-                  <w:t>exposed_pile}</w:t>
-                </w:r>
-              </w:p>
-            </w:tc>
-            <w:tc>
-              <w:tcPr>
-                <w:tcW w:w="1376" w:type="dxa"/>
-              </w:tcPr>
-              <w:p>
-                <w:r>
-                  <w:t>{</w:t>
-                </w:r>
-                <w:proofErr w:type="spellStart"/>
-                <w:r>
-                  <w:t>exposed_pile_height</w:t>
-                </w:r>
-                <w:proofErr w:type="spellEnd"/>
-                <w:r>
-                  <w:t>}</w:t>
-                </w:r>
-              </w:p>
-            </w:tc>
-            <w:tc>
-              <w:tcPr>
-                <w:tcW w:w="1376" w:type="dxa"/>
-              </w:tcPr>
-              <w:p>
-                <w:r>
-                  <w:t>{height_leg1}</w:t>
-                </w:r>
-              </w:p>
-            </w:tc>
-            <w:tc>
-              <w:tcPr>
-                <w:tcW w:w="1376" w:type="dxa"/>
-              </w:tcPr>
-              <w:p>
-                <w:r>
-                  <w:t>{</w:t>
-                </w:r>
-                <w:proofErr w:type="spellStart"/>
-                <w:r>
-                  <w:t>height_midpoint</w:t>
-                </w:r>
-                <w:proofErr w:type="spellEnd"/>
-                <w:r>
-                  <w:t>}</w:t>
-                </w:r>
-              </w:p>
-            </w:tc>
-            <w:tc>
-              <w:tcPr>
-                <w:tcW w:w="1376" w:type="dxa"/>
-              </w:tcPr>
-              <w:p>
-                <w:r>
-                  <w:t>{height_leg2}</w:t>
-                </w:r>
-              </w:p>
-            </w:tc>
-            <w:tc>
-              <w:tcPr>
-                <w:tcW w:w="1376" w:type="dxa"/>
-              </w:tcPr>
-              <w:p>
-                <w:r>
-                  <w:t>{remarks}</w:t>
-                </w:r>
-              </w:p>
-            </w:tc>
-            <w:tc>
-              <w:tcPr>
-                <w:tcW w:w="1376" w:type="dxa"/>
-              </w:tcPr>
-              <w:p>
-                <w:r>
-                  <w:t>{recorded}{/rows}</w:t>
+            <w:tc>
+              <w:tcPr>
+                <w:tcW w:w="1376" w:type="dxa"/>
+              </w:tcPr>
+              <w:p>
+                <w:r>
+                  <w:t xml:space="preserve">{#rows}{exposed_pile}</w:t>
+                </w:r>
+              </w:p>
+            </w:tc>
+            <w:tc>
+              <w:tcPr>
+                <w:tcW w:w="1376" w:type="dxa"/>
+              </w:tcPr>
+              <w:p>
+                <w:r>
+                  <w:t xml:space="preserve">{exposed_pile_height}</w:t>
+                </w:r>
+              </w:p>
+            </w:tc>
+            <w:tc>
+              <w:tcPr>
+                <w:tcW w:w="1376" w:type="dxa"/>
+              </w:tcPr>
+              <w:p>
+                <w:r>
+                  <w:t xml:space="preserve">{height_leg1}</w:t>
+                </w:r>
+              </w:p>
+            </w:tc>
+            <w:tc>
+              <w:tcPr>
+                <w:tcW w:w="1376" w:type="dxa"/>
+              </w:tcPr>
+              <w:p>
+                <w:r>
+                  <w:t xml:space="preserve">{height_midpoint}</w:t>
+                </w:r>
+              </w:p>
+            </w:tc>
+            <w:tc>
+              <w:tcPr>
+                <w:tcW w:w="1376" w:type="dxa"/>
+              </w:tcPr>
+              <w:p>
+                <w:r>
+                  <w:t xml:space="preserve">{height_leg2}</w:t>
+                </w:r>
+              </w:p>
+            </w:tc>
+            <w:tc>
+              <w:tcPr>
+                <w:tcW w:w="1376" w:type="dxa"/>
+              </w:tcPr>
+              <w:p>
+                <w:r>
+                  <w:t xml:space="preserve">{remarks}</w:t>
+                </w:r>
+              </w:p>
+            </w:tc>
+            <w:tc>
+              <w:tcPr>
+                <w:tcW w:w="1376" w:type="dxa"/>
+              </w:tcPr>
+              <w:p>
+                <w:r>
+                  <w:t xml:space="preserve">{recorded}{/rows}</w:t>
                 </w:r>
               </w:p>
             </w:tc>
@@ -3114,28 +2731,18 @@
     <w:p/>
     <w:p>
       <w:r>
-        <w:t>{/</w:t>
-      </w:r>
-      <w:proofErr w:type="spellStart"/>
-      <w:r>
-        <w:t>isSCOUR</w:t>
-      </w:r>
-      <w:proofErr w:type="spellEnd"/>
-      <w:r>
-        <w:t>}</w:t>
-      </w:r>
-    </w:p>
-    <w:p>
-      <w:r>
-        <w:t>{#isBSI}</w:t>
+        <w:t xml:space="preserve">{/isSCOUR}</w:t>
+      </w:r>
+    </w:p>
+    <w:p>
+      <w:r>
+        <w:t xml:space="preserve">{#isBSI}</w:t>
       </w:r>
     </w:p>
     <w:sdt>
       <w:sdtPr>
         <w:tag w:val="region"/>
-        <w:id w:val="-1024165628"/>
       </w:sdtPr>
-      <w:sdtEndPr/>
       <w:sdtContent>
         <w:p>
           <w:r>
@@ -3144,13 +2751,12 @@
               <w:sz w:val="26"/>
               <w:szCs w:val="26"/>
             </w:rPr>
-            <w:t>BSI Results</w:t>
+            <w:t xml:space="preserve">BSI Results</w:t>
           </w:r>
         </w:p>
         <w:tbl>
           <w:tblPr>
             <w:tblW w:w="9638" w:type="dxa"/>
-            <w:tblInd w:w="10" w:type="dxa"/>
             <w:tblBorders>
               <w:top w:val="single" w:sz="4" w:space="0" w:color="808080"/>
               <w:left w:val="single" w:sz="4" w:space="0" w:color="808080"/>
@@ -3160,29 +2766,18 @@
               <w:insideV w:val="single" w:sz="4" w:space="0" w:color="808080"/>
             </w:tblBorders>
             <w:tblLayout w:type="fixed"/>
-            <w:tblCellMar>
-              <w:left w:w="10" w:type="dxa"/>
-              <w:right w:w="10" w:type="dxa"/>
-            </w:tblCellMar>
-            <w:tblLook w:val="04A0" w:firstRow="1" w:lastRow="0" w:firstColumn="1" w:lastColumn="0" w:noHBand="0" w:noVBand="1"/>
           </w:tblPr>
           <w:tblGrid>
             <w:gridCol w:w="1204"/>
             <w:gridCol w:w="1204"/>
-            <w:gridCol w:w="1205"/>
-            <w:gridCol w:w="1205"/>
-            <w:gridCol w:w="1205"/>
-            <w:gridCol w:w="1205"/>
-            <w:gridCol w:w="1205"/>
-            <w:gridCol w:w="1205"/>
+            <w:gridCol w:w="1204"/>
+            <w:gridCol w:w="1204"/>
+            <w:gridCol w:w="1204"/>
+            <w:gridCol w:w="1204"/>
+            <w:gridCol w:w="1204"/>
+            <w:gridCol w:w="1204"/>
           </w:tblGrid>
           <w:tr>
-            <w:tblPrEx>
-              <w:tblCellMar>
-                <w:top w:w="0" w:type="dxa"/>
-                <w:bottom w:w="0" w:type="dxa"/>
-              </w:tblCellMar>
-            </w:tblPrEx>
             <w:trPr>
               <w:tblHeader/>
             </w:trPr>
@@ -3195,7 +2790,7 @@
                   <w:rPr>
                     <w:b/>
                   </w:rPr>
-                  <w:t>Clamp Type</w:t>
+                  <w:t xml:space="preserve">Clamp Type</w:t>
                 </w:r>
               </w:p>
             </w:tc>
@@ -3208,7 +2803,7 @@
                   <w:rPr>
                     <w:b/>
                   </w:rPr>
-                  <w:t>Depth/El</w:t>
+                  <w:t xml:space="preserve">Depth/El</w:t>
                 </w:r>
               </w:p>
             </w:tc>
@@ -3221,7 +2816,7 @@
                   <w:rPr>
                     <w:b/>
                   </w:rPr>
-                  <w:t>Bolt/Nut Qty</w:t>
+                  <w:t xml:space="preserve">Bolt/Nut Qty</w:t>
                 </w:r>
               </w:p>
             </w:tc>
@@ -3234,7 +2829,7 @@
                   <w:rPr>
                     <w:b/>
                   </w:rPr>
-                  <w:t>Outboard CP</w:t>
+                  <w:t xml:space="preserve">Outboard CP</w:t>
                 </w:r>
               </w:p>
             </w:tc>
@@ -3247,7 +2842,7 @@
                   <w:rPr>
                     <w:b/>
                   </w:rPr>
-                  <w:t>CP Anomaly Rec.</w:t>
+                  <w:t xml:space="preserve">CP Anomaly Rec.</w:t>
                 </w:r>
               </w:p>
             </w:tc>
@@ -3260,7 +2855,7 @@
                   <w:rPr>
                     <w:b/>
                   </w:rPr>
-                  <w:t>Hinge Pin</w:t>
+                  <w:t xml:space="preserve">Hinge Pin</w:t>
                 </w:r>
               </w:p>
             </w:tc>
@@ -3273,7 +2868,7 @@
                   <w:rPr>
                     <w:b/>
                   </w:rPr>
-                  <w:t>Hinge Bolt/Nut Qty</w:t>
+                  <w:t xml:space="preserve">Hinge Bolt/Nut Qty</w:t>
                 </w:r>
               </w:p>
             </w:tc>
@@ -3286,33 +2881,19 @@
                   <w:rPr>
                     <w:b/>
                   </w:rPr>
-                  <w:t>Liners</w:t>
+                  <w:t xml:space="preserve">Liners</w:t>
                 </w:r>
               </w:p>
             </w:tc>
           </w:tr>
           <w:tr>
-            <w:tblPrEx>
-              <w:tblCellMar>
-                <w:top w:w="0" w:type="dxa"/>
-                <w:bottom w:w="0" w:type="dxa"/>
-              </w:tblCellMar>
-            </w:tblPrEx>
             <w:tc>
               <w:tcPr>
                 <w:tcW w:w="1204" w:type="dxa"/>
               </w:tcPr>
               <w:p>
                 <w:r>
-                  <w:t>{#</w:t>
-                </w:r>
-                <w:proofErr w:type="gramStart"/>
-                <w:r>
-                  <w:t>rows}{</w:t>
-                </w:r>
-                <w:proofErr w:type="gramEnd"/>
-                <w:r>
-                  <w:t>clamp_type}</w:t>
+                  <w:t xml:space="preserve">{#rows}{clamp_type}</w:t>
                 </w:r>
               </w:p>
             </w:tc>
@@ -3322,15 +2903,7 @@
               </w:tcPr>
               <w:p>
                 <w:r>
-                  <w:t>{</w:t>
-                </w:r>
-                <w:proofErr w:type="spellStart"/>
-                <w:r>
-                  <w:t>depth_el</w:t>
-                </w:r>
-                <w:proofErr w:type="spellEnd"/>
-                <w:r>
-                  <w:t>}</w:t>
+                  <w:t xml:space="preserve">{depth_el}</w:t>
                 </w:r>
               </w:p>
             </w:tc>
@@ -3340,15 +2913,7 @@
               </w:tcPr>
               <w:p>
                 <w:r>
-                  <w:t>{</w:t>
-                </w:r>
-                <w:proofErr w:type="spellStart"/>
-                <w:r>
-                  <w:t>clamp_bolt_nut_quantity</w:t>
-                </w:r>
-                <w:proofErr w:type="spellEnd"/>
-                <w:r>
-                  <w:t>}</w:t>
+                  <w:t xml:space="preserve">{clamp_bolt_nut_quantity}</w:t>
                 </w:r>
               </w:p>
             </w:tc>
@@ -3358,15 +2923,7 @@
               </w:tcPr>
               <w:p>
                 <w:r>
-                  <w:t>{</w:t>
-                </w:r>
-                <w:proofErr w:type="spellStart"/>
-                <w:r>
-                  <w:t>outboard_clamp_cp</w:t>
-                </w:r>
-                <w:proofErr w:type="spellEnd"/>
-                <w:r>
-                  <w:t>}</w:t>
+                  <w:t xml:space="preserve">{outboard_clamp_cp}</w:t>
                 </w:r>
               </w:p>
             </w:tc>
@@ -3376,15 +2933,7 @@
               </w:tcPr>
               <w:p>
                 <w:r>
-                  <w:t>{</w:t>
-                </w:r>
-                <w:proofErr w:type="spellStart"/>
-                <w:r>
-                  <w:t>cp_anomaly_recommendation</w:t>
-                </w:r>
-                <w:proofErr w:type="spellEnd"/>
-                <w:r>
-                  <w:t>}</w:t>
+                  <w:t xml:space="preserve">{cp_anomaly_recommendation}</w:t>
                 </w:r>
               </w:p>
             </w:tc>
@@ -3394,15 +2943,7 @@
               </w:tcPr>
               <w:p>
                 <w:r>
-                  <w:t>{</w:t>
-                </w:r>
-                <w:proofErr w:type="spellStart"/>
-                <w:r>
-                  <w:t>hinge_pin</w:t>
-                </w:r>
-                <w:proofErr w:type="spellEnd"/>
-                <w:r>
-                  <w:t>}</w:t>
+                  <w:t xml:space="preserve">{hinge_pin}</w:t>
                 </w:r>
               </w:p>
             </w:tc>
@@ -3412,15 +2953,7 @@
               </w:tcPr>
               <w:p>
                 <w:r>
-                  <w:t>{</w:t>
-                </w:r>
-                <w:proofErr w:type="spellStart"/>
-                <w:r>
-                  <w:t>hinge_bolt_nut_quantity</w:t>
-                </w:r>
-                <w:proofErr w:type="spellEnd"/>
-                <w:r>
-                  <w:t>}</w:t>
+                  <w:t xml:space="preserve">{hinge_bolt_nut_quantity}</w:t>
                 </w:r>
               </w:p>
             </w:tc>
@@ -3430,7 +2963,7 @@
               </w:tcPr>
               <w:p>
                 <w:r>
-                  <w:t>{liners}{/rows}</w:t>
+                  <w:t xml:space="preserve">{liners}{/rows}</w:t>
                 </w:r>
               </w:p>
             </w:tc>
@@ -3442,14 +2975,11 @@
     <w:sdt>
       <w:sdtPr>
         <w:tag w:val="region"/>
-        <w:id w:val="-354500017"/>
       </w:sdtPr>
-      <w:sdtEndPr/>
       <w:sdtContent>
         <w:tbl>
           <w:tblPr>
             <w:tblW w:w="9638" w:type="dxa"/>
-            <w:tblInd w:w="10" w:type="dxa"/>
             <w:tblBorders>
               <w:top w:val="single" w:sz="4" w:space="0" w:color="808080"/>
               <w:left w:val="single" w:sz="4" w:space="0" w:color="808080"/>
@@ -3459,26 +2989,15 @@
               <w:insideV w:val="single" w:sz="4" w:space="0" w:color="808080"/>
             </w:tblBorders>
             <w:tblLayout w:type="fixed"/>
-            <w:tblCellMar>
-              <w:left w:w="10" w:type="dxa"/>
-              <w:right w:w="10" w:type="dxa"/>
-            </w:tblCellMar>
-            <w:tblLook w:val="04A0" w:firstRow="1" w:lastRow="0" w:firstColumn="1" w:lastColumn="0" w:noHBand="0" w:noVBand="1"/>
           </w:tblPr>
           <w:tblGrid>
             <w:gridCol w:w="1927"/>
             <w:gridCol w:w="1927"/>
-            <w:gridCol w:w="1928"/>
-            <w:gridCol w:w="1928"/>
-            <w:gridCol w:w="1928"/>
+            <w:gridCol w:w="1927"/>
+            <w:gridCol w:w="1927"/>
+            <w:gridCol w:w="1927"/>
           </w:tblGrid>
           <w:tr>
-            <w:tblPrEx>
-              <w:tblCellMar>
-                <w:top w:w="0" w:type="dxa"/>
-                <w:bottom w:w="0" w:type="dxa"/>
-              </w:tblCellMar>
-            </w:tblPrEx>
             <w:trPr>
               <w:tblHeader/>
             </w:trPr>
@@ -3491,7 +3010,7 @@
                   <w:rPr>
                     <w:b/>
                   </w:rPr>
-                  <w:t>Inboard Gap</w:t>
+                  <w:t xml:space="preserve">Inboard Gap</w:t>
                 </w:r>
               </w:p>
             </w:tc>
@@ -3504,7 +3023,7 @@
                   <w:rPr>
                     <w:b/>
                   </w:rPr>
-                  <w:t>Est. Gap</w:t>
+                  <w:t xml:space="preserve">Est. Gap</w:t>
                 </w:r>
               </w:p>
             </w:tc>
@@ -3517,7 +3036,7 @@
                   <w:rPr>
                     <w:b/>
                   </w:rPr>
-                  <w:t>Inboard Alignment</w:t>
+                  <w:t xml:space="preserve">Inboard Alignment</w:t>
                 </w:r>
               </w:p>
             </w:tc>
@@ -3530,7 +3049,7 @@
                   <w:rPr>
                     <w:b/>
                   </w:rPr>
-                  <w:t>Misaligned Position</w:t>
+                  <w:t xml:space="preserve">Misaligned Position</w:t>
                 </w:r>
               </w:p>
             </w:tc>
@@ -3543,33 +3062,19 @@
                   <w:rPr>
                     <w:b/>
                   </w:rPr>
-                  <w:t>Inboard Anomaly Rec.</w:t>
+                  <w:t xml:space="preserve">Inboard Anomaly Rec.</w:t>
                 </w:r>
               </w:p>
             </w:tc>
           </w:tr>
           <w:tr>
-            <w:tblPrEx>
-              <w:tblCellMar>
-                <w:top w:w="0" w:type="dxa"/>
-                <w:bottom w:w="0" w:type="dxa"/>
-              </w:tblCellMar>
-            </w:tblPrEx>
             <w:tc>
               <w:tcPr>
                 <w:tcW w:w="1927" w:type="dxa"/>
               </w:tcPr>
               <w:p>
                 <w:r>
-                  <w:t>{#</w:t>
-                </w:r>
-                <w:proofErr w:type="gramStart"/>
-                <w:r>
-                  <w:t>rows}{</w:t>
-                </w:r>
-                <w:proofErr w:type="gramEnd"/>
-                <w:r>
-                  <w:t>inboard_gap_condition}</w:t>
+                  <w:t xml:space="preserve">{#rows}{inboard_gap_condition}</w:t>
                 </w:r>
               </w:p>
             </w:tc>
@@ -3579,15 +3084,7 @@
               </w:tcPr>
               <w:p>
                 <w:r>
-                  <w:t>{</w:t>
-                </w:r>
-                <w:proofErr w:type="spellStart"/>
-                <w:r>
-                  <w:t>inboard_estimate_gap</w:t>
-                </w:r>
-                <w:proofErr w:type="spellEnd"/>
-                <w:r>
-                  <w:t>}</w:t>
+                  <w:t xml:space="preserve">{inboard_estimate_gap}</w:t>
                 </w:r>
               </w:p>
             </w:tc>
@@ -3597,15 +3094,7 @@
               </w:tcPr>
               <w:p>
                 <w:r>
-                  <w:t>{</w:t>
-                </w:r>
-                <w:proofErr w:type="spellStart"/>
-                <w:r>
-                  <w:t>inboard_alignment_condition</w:t>
-                </w:r>
-                <w:proofErr w:type="spellEnd"/>
-                <w:r>
-                  <w:t>}</w:t>
+                  <w:t xml:space="preserve">{inboard_alignment_condition}</w:t>
                 </w:r>
               </w:p>
             </w:tc>
@@ -3615,15 +3104,7 @@
               </w:tcPr>
               <w:p>
                 <w:r>
-                  <w:t>{</w:t>
-                </w:r>
-                <w:proofErr w:type="spellStart"/>
-                <w:r>
-                  <w:t>inboard_misaligned_position</w:t>
-                </w:r>
-                <w:proofErr w:type="spellEnd"/>
-                <w:r>
-                  <w:t>}</w:t>
+                  <w:t xml:space="preserve">{inboard_misaligned_position}</w:t>
                 </w:r>
               </w:p>
             </w:tc>
@@ -3633,23 +3114,7 @@
               </w:tcPr>
               <w:p>
                 <w:r>
-                  <w:t>{</w:t>
-                </w:r>
-                <w:proofErr w:type="spellStart"/>
-                <w:r>
-                  <w:t>inboard_anomaly_</w:t>
-                </w:r>
-                <w:proofErr w:type="gramStart"/>
-                <w:r>
-                  <w:t>recommendation</w:t>
-                </w:r>
-                <w:proofErr w:type="spellEnd"/>
-                <w:r>
-                  <w:t>}{</w:t>
-                </w:r>
-                <w:proofErr w:type="gramEnd"/>
-                <w:r>
-                  <w:t>/rows}</w:t>
+                  <w:t xml:space="preserve">{inboard_anomaly_recommendation}{/rows}</w:t>
                 </w:r>
               </w:p>
             </w:tc>
@@ -3661,14 +3126,11 @@
     <w:sdt>
       <w:sdtPr>
         <w:tag w:val="region"/>
-        <w:id w:val="-1528784929"/>
       </w:sdtPr>
-      <w:sdtEndPr/>
       <w:sdtContent>
         <w:tbl>
           <w:tblPr>
             <w:tblW w:w="9638" w:type="dxa"/>
-            <w:tblInd w:w="10" w:type="dxa"/>
             <w:tblBorders>
               <w:top w:val="single" w:sz="4" w:space="0" w:color="808080"/>
               <w:left w:val="single" w:sz="4" w:space="0" w:color="808080"/>
@@ -3678,26 +3140,15 @@
               <w:insideV w:val="single" w:sz="4" w:space="0" w:color="808080"/>
             </w:tblBorders>
             <w:tblLayout w:type="fixed"/>
-            <w:tblCellMar>
-              <w:left w:w="10" w:type="dxa"/>
-              <w:right w:w="10" w:type="dxa"/>
-            </w:tblCellMar>
-            <w:tblLook w:val="04A0" w:firstRow="1" w:lastRow="0" w:firstColumn="1" w:lastColumn="0" w:noHBand="0" w:noVBand="1"/>
           </w:tblPr>
           <w:tblGrid>
             <w:gridCol w:w="1927"/>
             <w:gridCol w:w="1927"/>
-            <w:gridCol w:w="1928"/>
-            <w:gridCol w:w="1928"/>
-            <w:gridCol w:w="1928"/>
+            <w:gridCol w:w="1927"/>
+            <w:gridCol w:w="1927"/>
+            <w:gridCol w:w="1927"/>
           </w:tblGrid>
           <w:tr>
-            <w:tblPrEx>
-              <w:tblCellMar>
-                <w:top w:w="0" w:type="dxa"/>
-                <w:bottom w:w="0" w:type="dxa"/>
-              </w:tblCellMar>
-            </w:tblPrEx>
             <w:trPr>
               <w:tblHeader/>
             </w:trPr>
@@ -3710,7 +3161,7 @@
                   <w:rPr>
                     <w:b/>
                   </w:rPr>
-                  <w:t>Outboard Gap</w:t>
+                  <w:t xml:space="preserve">Outboard Gap</w:t>
                 </w:r>
               </w:p>
             </w:tc>
@@ -3723,7 +3174,7 @@
                   <w:rPr>
                     <w:b/>
                   </w:rPr>
-                  <w:t>Est. Gap</w:t>
+                  <w:t xml:space="preserve">Est. Gap</w:t>
                 </w:r>
               </w:p>
             </w:tc>
@@ -3736,7 +3187,7 @@
                   <w:rPr>
                     <w:b/>
                   </w:rPr>
-                  <w:t>Outboard Alignment</w:t>
+                  <w:t xml:space="preserve">Outboard Alignment</w:t>
                 </w:r>
               </w:p>
             </w:tc>
@@ -3749,7 +3200,7 @@
                   <w:rPr>
                     <w:b/>
                   </w:rPr>
-                  <w:t>Misaligned Position</w:t>
+                  <w:t xml:space="preserve">Misaligned Position</w:t>
                 </w:r>
               </w:p>
             </w:tc>
@@ -3762,33 +3213,19 @@
                   <w:rPr>
                     <w:b/>
                   </w:rPr>
-                  <w:t>Outboard Anomaly Rec.</w:t>
+                  <w:t xml:space="preserve">Outboard Anomaly Rec.</w:t>
                 </w:r>
               </w:p>
             </w:tc>
           </w:tr>
           <w:tr>
-            <w:tblPrEx>
-              <w:tblCellMar>
-                <w:top w:w="0" w:type="dxa"/>
-                <w:bottom w:w="0" w:type="dxa"/>
-              </w:tblCellMar>
-            </w:tblPrEx>
             <w:tc>
               <w:tcPr>
                 <w:tcW w:w="1927" w:type="dxa"/>
               </w:tcPr>
               <w:p>
                 <w:r>
-                  <w:t>{#</w:t>
-                </w:r>
-                <w:proofErr w:type="gramStart"/>
-                <w:r>
-                  <w:t>rows}{</w:t>
-                </w:r>
-                <w:proofErr w:type="gramEnd"/>
-                <w:r>
-                  <w:t>outboard_gap_condition}</w:t>
+                  <w:t xml:space="preserve">{#rows}{outboard_gap_condition}</w:t>
                 </w:r>
               </w:p>
             </w:tc>
@@ -3798,15 +3235,7 @@
               </w:tcPr>
               <w:p>
                 <w:r>
-                  <w:t>{</w:t>
-                </w:r>
-                <w:proofErr w:type="spellStart"/>
-                <w:r>
-                  <w:t>outboard_estimate_gap</w:t>
-                </w:r>
-                <w:proofErr w:type="spellEnd"/>
-                <w:r>
-                  <w:t>}</w:t>
+                  <w:t xml:space="preserve">{outboard_estimate_gap}</w:t>
                 </w:r>
               </w:p>
             </w:tc>
@@ -3816,15 +3245,7 @@
               </w:tcPr>
               <w:p>
                 <w:r>
-                  <w:t>{</w:t>
-                </w:r>
-                <w:proofErr w:type="spellStart"/>
-                <w:r>
-                  <w:t>outboard_alignment_condition</w:t>
-                </w:r>
-                <w:proofErr w:type="spellEnd"/>
-                <w:r>
-                  <w:t>}</w:t>
+                  <w:t xml:space="preserve">{outboard_alignment_condition}</w:t>
                 </w:r>
               </w:p>
             </w:tc>
@@ -3834,15 +3255,7 @@
               </w:tcPr>
               <w:p>
                 <w:r>
-                  <w:t>{</w:t>
-                </w:r>
-                <w:proofErr w:type="spellStart"/>
-                <w:r>
-                  <w:t>outboard_misaligned_position</w:t>
-                </w:r>
-                <w:proofErr w:type="spellEnd"/>
-                <w:r>
-                  <w:t>}</w:t>
+                  <w:t xml:space="preserve">{outboard_misaligned_position}</w:t>
                 </w:r>
               </w:p>
             </w:tc>
@@ -3852,23 +3265,7 @@
               </w:tcPr>
               <w:p>
                 <w:r>
-                  <w:t>{</w:t>
-                </w:r>
-                <w:proofErr w:type="spellStart"/>
-                <w:r>
-                  <w:t>outboard_anomaly_</w:t>
-                </w:r>
-                <w:proofErr w:type="gramStart"/>
-                <w:r>
-                  <w:t>recommendation</w:t>
-                </w:r>
-                <w:proofErr w:type="spellEnd"/>
-                <w:r>
-                  <w:t>}{</w:t>
-                </w:r>
-                <w:proofErr w:type="gramEnd"/>
-                <w:r>
-                  <w:t>/rows}</w:t>
+                  <w:t xml:space="preserve">{outboard_anomaly_recommendation}{/rows}</w:t>
                 </w:r>
               </w:p>
             </w:tc>
@@ -3880,14 +3277,11 @@
     <w:sdt>
       <w:sdtPr>
         <w:tag w:val="region"/>
-        <w:id w:val="-1202009559"/>
       </w:sdtPr>
-      <w:sdtEndPr/>
       <w:sdtContent>
         <w:tbl>
           <w:tblPr>
             <w:tblW w:w="9638" w:type="dxa"/>
-            <w:tblInd w:w="10" w:type="dxa"/>
             <w:tblBorders>
               <w:top w:val="single" w:sz="4" w:space="0" w:color="808080"/>
               <w:left w:val="single" w:sz="4" w:space="0" w:color="808080"/>
@@ -3897,27 +3291,16 @@
               <w:insideV w:val="single" w:sz="4" w:space="0" w:color="808080"/>
             </w:tblBorders>
             <w:tblLayout w:type="fixed"/>
-            <w:tblCellMar>
-              <w:left w:w="10" w:type="dxa"/>
-              <w:right w:w="10" w:type="dxa"/>
-            </w:tblCellMar>
-            <w:tblLook w:val="04A0" w:firstRow="1" w:lastRow="0" w:firstColumn="1" w:lastColumn="0" w:noHBand="0" w:noVBand="1"/>
           </w:tblPr>
           <w:tblGrid>
-            <w:gridCol w:w="1607"/>
-            <w:gridCol w:w="1607"/>
+            <w:gridCol w:w="1606"/>
+            <w:gridCol w:w="1606"/>
             <w:gridCol w:w="1606"/>
             <w:gridCol w:w="1606"/>
             <w:gridCol w:w="1606"/>
             <w:gridCol w:w="1606"/>
           </w:tblGrid>
           <w:tr>
-            <w:tblPrEx>
-              <w:tblCellMar>
-                <w:top w:w="0" w:type="dxa"/>
-                <w:bottom w:w="0" w:type="dxa"/>
-              </w:tblCellMar>
-            </w:tblPrEx>
             <w:trPr>
               <w:tblHeader/>
             </w:trPr>
@@ -3930,172 +3313,134 @@
                   <w:rPr>
                     <w:b/>
                   </w:rPr>
-                  <w:t>Clamp Missing Bolts</w:t>
-                </w:r>
-              </w:p>
-            </w:tc>
-            <w:tc>
-              <w:tcPr>
-                <w:tcW w:w="1606" w:type="dxa"/>
-              </w:tcPr>
-              <w:p>
-                <w:r>
-                  <w:rPr>
-                    <w:b/>
-                  </w:rPr>
-                  <w:t>Clamp Missing Washers</w:t>
-                </w:r>
-              </w:p>
-            </w:tc>
-            <w:tc>
-              <w:tcPr>
-                <w:tcW w:w="1606" w:type="dxa"/>
-              </w:tcPr>
-              <w:p>
-                <w:r>
-                  <w:rPr>
-                    <w:b/>
-                  </w:rPr>
-                  <w:t>Hinge Missing Bolts</w:t>
-                </w:r>
-              </w:p>
-            </w:tc>
-            <w:tc>
-              <w:tcPr>
-                <w:tcW w:w="1606" w:type="dxa"/>
-              </w:tcPr>
-              <w:p>
-                <w:r>
-                  <w:rPr>
-                    <w:b/>
-                  </w:rPr>
-                  <w:t>Hinge Missing Washers</w:t>
-                </w:r>
-              </w:p>
-            </w:tc>
-            <w:tc>
-              <w:tcPr>
-                <w:tcW w:w="1606" w:type="dxa"/>
-              </w:tcPr>
-              <w:p>
-                <w:r>
-                  <w:rPr>
-                    <w:b/>
-                  </w:rPr>
-                  <w:t>Remarks</w:t>
-                </w:r>
-              </w:p>
-            </w:tc>
-            <w:tc>
-              <w:tcPr>
-                <w:tcW w:w="1606" w:type="dxa"/>
-              </w:tcPr>
-              <w:p>
-                <w:r>
-                  <w:rPr>
-                    <w:b/>
-                  </w:rPr>
-                  <w:t>Recorded</w:t>
+                  <w:t xml:space="preserve">Clamp Missing Bolts</w:t>
+                </w:r>
+              </w:p>
+            </w:tc>
+            <w:tc>
+              <w:tcPr>
+                <w:tcW w:w="1606" w:type="dxa"/>
+              </w:tcPr>
+              <w:p>
+                <w:r>
+                  <w:rPr>
+                    <w:b/>
+                  </w:rPr>
+                  <w:t xml:space="preserve">Clamp Missing Washers</w:t>
+                </w:r>
+              </w:p>
+            </w:tc>
+            <w:tc>
+              <w:tcPr>
+                <w:tcW w:w="1606" w:type="dxa"/>
+              </w:tcPr>
+              <w:p>
+                <w:r>
+                  <w:rPr>
+                    <w:b/>
+                  </w:rPr>
+                  <w:t xml:space="preserve">Hinge Missing Bolts</w:t>
+                </w:r>
+              </w:p>
+            </w:tc>
+            <w:tc>
+              <w:tcPr>
+                <w:tcW w:w="1606" w:type="dxa"/>
+              </w:tcPr>
+              <w:p>
+                <w:r>
+                  <w:rPr>
+                    <w:b/>
+                  </w:rPr>
+                  <w:t xml:space="preserve">Hinge Missing Washers</w:t>
+                </w:r>
+              </w:p>
+            </w:tc>
+            <w:tc>
+              <w:tcPr>
+                <w:tcW w:w="1606" w:type="dxa"/>
+              </w:tcPr>
+              <w:p>
+                <w:r>
+                  <w:rPr>
+                    <w:b/>
+                  </w:rPr>
+                  <w:t xml:space="preserve">Remarks</w:t>
+                </w:r>
+              </w:p>
+            </w:tc>
+            <w:tc>
+              <w:tcPr>
+                <w:tcW w:w="1606" w:type="dxa"/>
+              </w:tcPr>
+              <w:p>
+                <w:r>
+                  <w:rPr>
+                    <w:b/>
+                  </w:rPr>
+                  <w:t xml:space="preserve">Recorded</w:t>
                 </w:r>
               </w:p>
             </w:tc>
           </w:tr>
           <w:tr>
-            <w:tblPrEx>
-              <w:tblCellMar>
-                <w:top w:w="0" w:type="dxa"/>
-                <w:bottom w:w="0" w:type="dxa"/>
-              </w:tblCellMar>
-            </w:tblPrEx>
-            <w:tc>
-              <w:tcPr>
-                <w:tcW w:w="1606" w:type="dxa"/>
-              </w:tcPr>
-              <w:p>
-                <w:r>
-                  <w:t>{#</w:t>
-                </w:r>
-                <w:proofErr w:type="gramStart"/>
-                <w:r>
-                  <w:t>rows}{</w:t>
-                </w:r>
-                <w:proofErr w:type="gramEnd"/>
-                <w:r>
-                  <w:t>clamp_missing_bolts}</w:t>
-                </w:r>
-              </w:p>
-            </w:tc>
-            <w:tc>
-              <w:tcPr>
-                <w:tcW w:w="1606" w:type="dxa"/>
-              </w:tcPr>
-              <w:p>
-                <w:r>
-                  <w:t>{</w:t>
-                </w:r>
-                <w:proofErr w:type="spellStart"/>
-                <w:r>
-                  <w:t>clamp_missing_washers</w:t>
-                </w:r>
-                <w:proofErr w:type="spellEnd"/>
-                <w:r>
-                  <w:t>}</w:t>
-                </w:r>
-              </w:p>
-            </w:tc>
-            <w:tc>
-              <w:tcPr>
-                <w:tcW w:w="1606" w:type="dxa"/>
-              </w:tcPr>
-              <w:p>
-                <w:r>
-                  <w:t>{</w:t>
-                </w:r>
-                <w:proofErr w:type="spellStart"/>
-                <w:r>
-                  <w:t>hinge_missing_bolts</w:t>
-                </w:r>
-                <w:proofErr w:type="spellEnd"/>
-                <w:r>
-                  <w:t>}</w:t>
-                </w:r>
-              </w:p>
-            </w:tc>
-            <w:tc>
-              <w:tcPr>
-                <w:tcW w:w="1606" w:type="dxa"/>
-              </w:tcPr>
-              <w:p>
-                <w:r>
-                  <w:t>{</w:t>
-                </w:r>
-                <w:proofErr w:type="spellStart"/>
-                <w:r>
-                  <w:t>hinge_missing_washers</w:t>
-                </w:r>
-                <w:proofErr w:type="spellEnd"/>
-                <w:r>
-                  <w:t>}</w:t>
-                </w:r>
-              </w:p>
-            </w:tc>
-            <w:tc>
-              <w:tcPr>
-                <w:tcW w:w="1606" w:type="dxa"/>
-              </w:tcPr>
-              <w:p>
-                <w:r>
-                  <w:t>{remarks}</w:t>
-                </w:r>
-              </w:p>
-            </w:tc>
-            <w:tc>
-              <w:tcPr>
-                <w:tcW w:w="1606" w:type="dxa"/>
-              </w:tcPr>
-              <w:p>
-                <w:r>
-                  <w:t>{recorded}{/rows}</w:t>
+            <w:tc>
+              <w:tcPr>
+                <w:tcW w:w="1606" w:type="dxa"/>
+              </w:tcPr>
+              <w:p>
+                <w:r>
+                  <w:t xml:space="preserve">{#rows}{clamp_missing_bolts}</w:t>
+                </w:r>
+              </w:p>
+            </w:tc>
+            <w:tc>
+              <w:tcPr>
+                <w:tcW w:w="1606" w:type="dxa"/>
+              </w:tcPr>
+              <w:p>
+                <w:r>
+                  <w:t xml:space="preserve">{clamp_missing_washers}</w:t>
+                </w:r>
+              </w:p>
+            </w:tc>
+            <w:tc>
+              <w:tcPr>
+                <w:tcW w:w="1606" w:type="dxa"/>
+              </w:tcPr>
+              <w:p>
+                <w:r>
+                  <w:t xml:space="preserve">{hinge_missing_bolts}</w:t>
+                </w:r>
+              </w:p>
+            </w:tc>
+            <w:tc>
+              <w:tcPr>
+                <w:tcW w:w="1606" w:type="dxa"/>
+              </w:tcPr>
+              <w:p>
+                <w:r>
+                  <w:t xml:space="preserve">{hinge_missing_washers}</w:t>
+                </w:r>
+              </w:p>
+            </w:tc>
+            <w:tc>
+              <w:tcPr>
+                <w:tcW w:w="1606" w:type="dxa"/>
+              </w:tcPr>
+              <w:p>
+                <w:r>
+                  <w:t xml:space="preserve">{remarks}</w:t>
+                </w:r>
+              </w:p>
+            </w:tc>
+            <w:tc>
+              <w:tcPr>
+                <w:tcW w:w="1606" w:type="dxa"/>
+              </w:tcPr>
+              <w:p>
+                <w:r>
+                  <w:t xml:space="preserve">{recorded}{/rows}</w:t>
                 </w:r>
               </w:p>
             </w:tc>
@@ -4106,28 +3451,18 @@
     <w:p/>
     <w:p>
       <w:r>
-        <w:t>{/</w:t>
-      </w:r>
-      <w:proofErr w:type="spellStart"/>
-      <w:r>
-        <w:t>isBSI</w:t>
-      </w:r>
-      <w:proofErr w:type="spellEnd"/>
-      <w:r>
-        <w:t>}</w:t>
-      </w:r>
-    </w:p>
-    <w:p>
-      <w:r>
-        <w:t>{#isCGB}</w:t>
+        <w:t xml:space="preserve">{/isBSI}</w:t>
+      </w:r>
+    </w:p>
+    <w:p>
+      <w:r>
+        <w:t xml:space="preserve">{#isCGB}</w:t>
       </w:r>
     </w:p>
     <w:sdt>
       <w:sdtPr>
         <w:tag w:val="region"/>
-        <w:id w:val="-608583576"/>
       </w:sdtPr>
-      <w:sdtEndPr/>
       <w:sdtContent>
         <w:p>
           <w:r>
@@ -4136,13 +3471,12 @@
               <w:sz w:val="26"/>
               <w:szCs w:val="26"/>
             </w:rPr>
-            <w:t>CGB Results</w:t>
+            <w:t xml:space="preserve">CGB Results</w:t>
           </w:r>
         </w:p>
         <w:tbl>
           <w:tblPr>
             <w:tblW w:w="9638" w:type="dxa"/>
-            <w:tblInd w:w="10" w:type="dxa"/>
             <w:tblBorders>
               <w:top w:val="single" w:sz="4" w:space="0" w:color="808080"/>
               <w:left w:val="single" w:sz="4" w:space="0" w:color="808080"/>
@@ -4152,27 +3486,16 @@
               <w:insideV w:val="single" w:sz="4" w:space="0" w:color="808080"/>
             </w:tblBorders>
             <w:tblLayout w:type="fixed"/>
-            <w:tblCellMar>
-              <w:left w:w="10" w:type="dxa"/>
-              <w:right w:w="10" w:type="dxa"/>
-            </w:tblCellMar>
-            <w:tblLook w:val="04A0" w:firstRow="1" w:lastRow="0" w:firstColumn="1" w:lastColumn="0" w:noHBand="0" w:noVBand="1"/>
           </w:tblPr>
           <w:tblGrid>
-            <w:gridCol w:w="1607"/>
-            <w:gridCol w:w="1607"/>
+            <w:gridCol w:w="1606"/>
+            <w:gridCol w:w="1606"/>
             <w:gridCol w:w="1606"/>
             <w:gridCol w:w="1606"/>
             <w:gridCol w:w="1606"/>
             <w:gridCol w:w="1606"/>
           </w:tblGrid>
           <w:tr>
-            <w:tblPrEx>
-              <w:tblCellMar>
-                <w:top w:w="0" w:type="dxa"/>
-                <w:bottom w:w="0" w:type="dxa"/>
-              </w:tblCellMar>
-            </w:tblPrEx>
             <w:trPr>
               <w:tblHeader/>
             </w:trPr>
@@ -4185,164 +3508,134 @@
                   <w:rPr>
                     <w:b/>
                   </w:rPr>
-                  <w:t>Movement</w:t>
-                </w:r>
-              </w:p>
-            </w:tc>
-            <w:tc>
-              <w:tcPr>
-                <w:tcW w:w="1606" w:type="dxa"/>
-              </w:tcPr>
-              <w:p>
-                <w:r>
-                  <w:rPr>
-                    <w:b/>
-                  </w:rPr>
-                  <w:t>Movement Remark</w:t>
-                </w:r>
-              </w:p>
-            </w:tc>
-            <w:tc>
-              <w:tcPr>
-                <w:tcW w:w="1606" w:type="dxa"/>
-              </w:tcPr>
-              <w:p>
-                <w:r>
-                  <w:rPr>
-                    <w:b/>
-                  </w:rPr>
-                  <w:t>Debris</w:t>
-                </w:r>
-              </w:p>
-            </w:tc>
-            <w:tc>
-              <w:tcPr>
-                <w:tcW w:w="1606" w:type="dxa"/>
-              </w:tcPr>
-              <w:p>
-                <w:r>
-                  <w:rPr>
-                    <w:b/>
-                  </w:rPr>
-                  <w:t>Debris Type</w:t>
-                </w:r>
-              </w:p>
-            </w:tc>
-            <w:tc>
-              <w:tcPr>
-                <w:tcW w:w="1606" w:type="dxa"/>
-              </w:tcPr>
-              <w:p>
-                <w:r>
-                  <w:rPr>
-                    <w:b/>
-                  </w:rPr>
-                  <w:t>Remarks</w:t>
-                </w:r>
-              </w:p>
-            </w:tc>
-            <w:tc>
-              <w:tcPr>
-                <w:tcW w:w="1606" w:type="dxa"/>
-              </w:tcPr>
-              <w:p>
-                <w:r>
-                  <w:rPr>
-                    <w:b/>
-                  </w:rPr>
-                  <w:t>Recorded</w:t>
+                  <w:t xml:space="preserve">Movement</w:t>
+                </w:r>
+              </w:p>
+            </w:tc>
+            <w:tc>
+              <w:tcPr>
+                <w:tcW w:w="1606" w:type="dxa"/>
+              </w:tcPr>
+              <w:p>
+                <w:r>
+                  <w:rPr>
+                    <w:b/>
+                  </w:rPr>
+                  <w:t xml:space="preserve">Movement Remark</w:t>
+                </w:r>
+              </w:p>
+            </w:tc>
+            <w:tc>
+              <w:tcPr>
+                <w:tcW w:w="1606" w:type="dxa"/>
+              </w:tcPr>
+              <w:p>
+                <w:r>
+                  <w:rPr>
+                    <w:b/>
+                  </w:rPr>
+                  <w:t xml:space="preserve">Debris</w:t>
+                </w:r>
+              </w:p>
+            </w:tc>
+            <w:tc>
+              <w:tcPr>
+                <w:tcW w:w="1606" w:type="dxa"/>
+              </w:tcPr>
+              <w:p>
+                <w:r>
+                  <w:rPr>
+                    <w:b/>
+                  </w:rPr>
+                  <w:t xml:space="preserve">Debris Type</w:t>
+                </w:r>
+              </w:p>
+            </w:tc>
+            <w:tc>
+              <w:tcPr>
+                <w:tcW w:w="1606" w:type="dxa"/>
+              </w:tcPr>
+              <w:p>
+                <w:r>
+                  <w:rPr>
+                    <w:b/>
+                  </w:rPr>
+                  <w:t xml:space="preserve">Remarks</w:t>
+                </w:r>
+              </w:p>
+            </w:tc>
+            <w:tc>
+              <w:tcPr>
+                <w:tcW w:w="1606" w:type="dxa"/>
+              </w:tcPr>
+              <w:p>
+                <w:r>
+                  <w:rPr>
+                    <w:b/>
+                  </w:rPr>
+                  <w:t xml:space="preserve">Recorded</w:t>
                 </w:r>
               </w:p>
             </w:tc>
           </w:tr>
           <w:tr>
-            <w:tblPrEx>
-              <w:tblCellMar>
-                <w:top w:w="0" w:type="dxa"/>
-                <w:bottom w:w="0" w:type="dxa"/>
-              </w:tblCellMar>
-            </w:tblPrEx>
-            <w:tc>
-              <w:tcPr>
-                <w:tcW w:w="1606" w:type="dxa"/>
-              </w:tcPr>
-              <w:p>
-                <w:r>
-                  <w:t>{#</w:t>
-                </w:r>
-                <w:proofErr w:type="gramStart"/>
-                <w:r>
-                  <w:t>rows}{</w:t>
-                </w:r>
-                <w:proofErr w:type="gramEnd"/>
-                <w:r>
-                  <w:t>movement}</w:t>
-                </w:r>
-              </w:p>
-            </w:tc>
-            <w:tc>
-              <w:tcPr>
-                <w:tcW w:w="1606" w:type="dxa"/>
-              </w:tcPr>
-              <w:p>
-                <w:r>
-                  <w:t>{</w:t>
-                </w:r>
-                <w:proofErr w:type="spellStart"/>
-                <w:r>
-                  <w:t>movement_remark</w:t>
-                </w:r>
-                <w:proofErr w:type="spellEnd"/>
-                <w:r>
-                  <w:t>}</w:t>
-                </w:r>
-              </w:p>
-            </w:tc>
-            <w:tc>
-              <w:tcPr>
-                <w:tcW w:w="1606" w:type="dxa"/>
-              </w:tcPr>
-              <w:p>
-                <w:r>
-                  <w:t>{debris}</w:t>
-                </w:r>
-              </w:p>
-            </w:tc>
-            <w:tc>
-              <w:tcPr>
-                <w:tcW w:w="1606" w:type="dxa"/>
-              </w:tcPr>
-              <w:p>
-                <w:r>
-                  <w:t>{</w:t>
-                </w:r>
-                <w:proofErr w:type="spellStart"/>
-                <w:r>
-                  <w:t>debris_type</w:t>
-                </w:r>
-                <w:proofErr w:type="spellEnd"/>
-                <w:r>
-                  <w:t>}</w:t>
-                </w:r>
-              </w:p>
-            </w:tc>
-            <w:tc>
-              <w:tcPr>
-                <w:tcW w:w="1606" w:type="dxa"/>
-              </w:tcPr>
-              <w:p>
-                <w:r>
-                  <w:t>{remarks}</w:t>
-                </w:r>
-              </w:p>
-            </w:tc>
-            <w:tc>
-              <w:tcPr>
-                <w:tcW w:w="1606" w:type="dxa"/>
-              </w:tcPr>
-              <w:p>
-                <w:r>
-                  <w:t>{recorded}{/rows}</w:t>
+            <w:tc>
+              <w:tcPr>
+                <w:tcW w:w="1606" w:type="dxa"/>
+              </w:tcPr>
+              <w:p>
+                <w:r>
+                  <w:t xml:space="preserve">{#rows}{movement}</w:t>
+                </w:r>
+              </w:p>
+            </w:tc>
+            <w:tc>
+              <w:tcPr>
+                <w:tcW w:w="1606" w:type="dxa"/>
+              </w:tcPr>
+              <w:p>
+                <w:r>
+                  <w:t xml:space="preserve">{movement_remark}</w:t>
+                </w:r>
+              </w:p>
+            </w:tc>
+            <w:tc>
+              <w:tcPr>
+                <w:tcW w:w="1606" w:type="dxa"/>
+              </w:tcPr>
+              <w:p>
+                <w:r>
+                  <w:t xml:space="preserve">{debris}</w:t>
+                </w:r>
+              </w:p>
+            </w:tc>
+            <w:tc>
+              <w:tcPr>
+                <w:tcW w:w="1606" w:type="dxa"/>
+              </w:tcPr>
+              <w:p>
+                <w:r>
+                  <w:t xml:space="preserve">{debris_type}</w:t>
+                </w:r>
+              </w:p>
+            </w:tc>
+            <w:tc>
+              <w:tcPr>
+                <w:tcW w:w="1606" w:type="dxa"/>
+              </w:tcPr>
+              <w:p>
+                <w:r>
+                  <w:t xml:space="preserve">{remarks}</w:t>
+                </w:r>
+              </w:p>
+            </w:tc>
+            <w:tc>
+              <w:tcPr>
+                <w:tcW w:w="1606" w:type="dxa"/>
+              </w:tcPr>
+              <w:p>
+                <w:r>
+                  <w:t xml:space="preserve">{recorded}{/rows}</w:t>
                 </w:r>
               </w:p>
             </w:tc>
@@ -4353,29 +3646,18 @@
     <w:p/>
     <w:p>
       <w:r>
-        <w:t>{/</w:t>
-      </w:r>
-      <w:proofErr w:type="spellStart"/>
-      <w:r>
-        <w:t>isCGB</w:t>
-      </w:r>
-      <w:proofErr w:type="spellEnd"/>
-      <w:r>
-        <w:t>}</w:t>
-      </w:r>
-    </w:p>
-    <w:p>
-      <w:r>
-        <w:lastRenderedPageBreak/>
-        <w:t>{#isRISER}</w:t>
+        <w:t xml:space="preserve">{/isCGB}</w:t>
+      </w:r>
+    </w:p>
+    <w:p>
+      <w:r>
+        <w:t xml:space="preserve">{#isRISER}</w:t>
       </w:r>
     </w:p>
     <w:sdt>
       <w:sdtPr>
         <w:tag w:val="region"/>
-        <w:id w:val="-1257816218"/>
       </w:sdtPr>
-      <w:sdtEndPr/>
       <w:sdtContent>
         <w:p>
           <w:r>
@@ -4384,13 +3666,12 @@
               <w:sz w:val="26"/>
               <w:szCs w:val="26"/>
             </w:rPr>
-            <w:t>RISER Results</w:t>
+            <w:t xml:space="preserve">RISER Results</w:t>
           </w:r>
         </w:p>
         <w:tbl>
           <w:tblPr>
             <w:tblW w:w="9638" w:type="dxa"/>
-            <w:tblInd w:w="10" w:type="dxa"/>
             <w:tblBorders>
               <w:top w:val="single" w:sz="4" w:space="0" w:color="808080"/>
               <w:left w:val="single" w:sz="4" w:space="0" w:color="808080"/>
@@ -4400,26 +3681,15 @@
               <w:insideV w:val="single" w:sz="4" w:space="0" w:color="808080"/>
             </w:tblBorders>
             <w:tblLayout w:type="fixed"/>
-            <w:tblCellMar>
-              <w:left w:w="10" w:type="dxa"/>
-              <w:right w:w="10" w:type="dxa"/>
-            </w:tblCellMar>
-            <w:tblLook w:val="04A0" w:firstRow="1" w:lastRow="0" w:firstColumn="1" w:lastColumn="0" w:noHBand="0" w:noVBand="1"/>
           </w:tblPr>
           <w:tblGrid>
             <w:gridCol w:w="1927"/>
             <w:gridCol w:w="1927"/>
-            <w:gridCol w:w="1928"/>
-            <w:gridCol w:w="1928"/>
-            <w:gridCol w:w="1928"/>
+            <w:gridCol w:w="1927"/>
+            <w:gridCol w:w="1927"/>
+            <w:gridCol w:w="1927"/>
           </w:tblGrid>
           <w:tr>
-            <w:tblPrEx>
-              <w:tblCellMar>
-                <w:top w:w="0" w:type="dxa"/>
-                <w:bottom w:w="0" w:type="dxa"/>
-              </w:tblCellMar>
-            </w:tblPrEx>
             <w:trPr>
               <w:tblHeader/>
             </w:trPr>
@@ -4432,7 +3702,7 @@
                   <w:rPr>
                     <w:b/>
                   </w:rPr>
-                  <w:t>Touchdown Distance</w:t>
+                  <w:t xml:space="preserve">Touchdown Distance</w:t>
                 </w:r>
               </w:p>
             </w:tc>
@@ -4445,16 +3715,8 @@
                   <w:rPr>
                     <w:b/>
                   </w:rPr>
-                  <w:t xml:space="preserve">Bend to </w:t>
-                </w:r>
-                <w:proofErr w:type="spellStart"/>
-                <w:r>
-                  <w:rPr>
-                    <w:b/>
-                  </w:rPr>
-                  <w:t>Mudbrace</w:t>
-                </w:r>
-                <w:proofErr w:type="spellEnd"/>
+                  <w:t xml:space="preserve">Bend to Mudbrace</w:t>
+                </w:r>
               </w:p>
             </w:tc>
             <w:tc>
@@ -4466,7 +3728,7 @@
                   <w:rPr>
                     <w:b/>
                   </w:rPr>
-                  <w:t>Bend Height</w:t>
+                  <w:t xml:space="preserve">Bend Height</w:t>
                 </w:r>
               </w:p>
             </w:tc>
@@ -4479,7 +3741,7 @@
                   <w:rPr>
                     <w:b/>
                   </w:rPr>
-                  <w:t>Coating Status</w:t>
+                  <w:t xml:space="preserve">Coating Status</w:t>
                 </w:r>
               </w:p>
             </w:tc>
@@ -4492,33 +3754,19 @@
                   <w:rPr>
                     <w:b/>
                   </w:rPr>
-                  <w:t>Coating Condition</w:t>
+                  <w:t xml:space="preserve">Coating Condition</w:t>
                 </w:r>
               </w:p>
             </w:tc>
           </w:tr>
           <w:tr>
-            <w:tblPrEx>
-              <w:tblCellMar>
-                <w:top w:w="0" w:type="dxa"/>
-                <w:bottom w:w="0" w:type="dxa"/>
-              </w:tblCellMar>
-            </w:tblPrEx>
             <w:tc>
               <w:tcPr>
                 <w:tcW w:w="1927" w:type="dxa"/>
               </w:tcPr>
               <w:p>
                 <w:r>
-                  <w:t>{#</w:t>
-                </w:r>
-                <w:proofErr w:type="gramStart"/>
-                <w:r>
-                  <w:t>rows}{</w:t>
-                </w:r>
-                <w:proofErr w:type="gramEnd"/>
-                <w:r>
-                  <w:t>touchdown_distance}</w:t>
+                  <w:t xml:space="preserve">{#rows}{touchdown_distance}</w:t>
                 </w:r>
               </w:p>
             </w:tc>
@@ -4528,15 +3776,7 @@
               </w:tcPr>
               <w:p>
                 <w:r>
-                  <w:t>{</w:t>
-                </w:r>
-                <w:proofErr w:type="spellStart"/>
-                <w:r>
-                  <w:t>mudbrace_distance</w:t>
-                </w:r>
-                <w:proofErr w:type="spellEnd"/>
-                <w:r>
-                  <w:t>}</w:t>
+                  <w:t xml:space="preserve">{mudbrace_distance}</w:t>
                 </w:r>
               </w:p>
             </w:tc>
@@ -4546,15 +3786,7 @@
               </w:tcPr>
               <w:p>
                 <w:r>
-                  <w:t>{</w:t>
-                </w:r>
-                <w:proofErr w:type="spellStart"/>
-                <w:r>
-                  <w:t>bend_height</w:t>
-                </w:r>
-                <w:proofErr w:type="spellEnd"/>
-                <w:r>
-                  <w:t>}</w:t>
+                  <w:t xml:space="preserve">{bend_height}</w:t>
                 </w:r>
               </w:p>
             </w:tc>
@@ -4564,15 +3796,7 @@
               </w:tcPr>
               <w:p>
                 <w:r>
-                  <w:t>{</w:t>
-                </w:r>
-                <w:proofErr w:type="spellStart"/>
-                <w:r>
-                  <w:t>coating_status</w:t>
-                </w:r>
-                <w:proofErr w:type="spellEnd"/>
-                <w:r>
-                  <w:t>}</w:t>
+                  <w:t xml:space="preserve">{coating_status}</w:t>
                 </w:r>
               </w:p>
             </w:tc>
@@ -4582,23 +3806,7 @@
               </w:tcPr>
               <w:p>
                 <w:r>
-                  <w:t>{</w:t>
-                </w:r>
-                <w:proofErr w:type="spellStart"/>
-                <w:r>
-                  <w:t>coating_</w:t>
-                </w:r>
-                <w:proofErr w:type="gramStart"/>
-                <w:r>
-                  <w:t>condition</w:t>
-                </w:r>
-                <w:proofErr w:type="spellEnd"/>
-                <w:r>
-                  <w:t>}{</w:t>
-                </w:r>
-                <w:proofErr w:type="gramEnd"/>
-                <w:r>
-                  <w:t>/rows}</w:t>
+                  <w:t xml:space="preserve">{coating_condition}{/rows}</w:t>
                 </w:r>
               </w:p>
             </w:tc>
@@ -4610,14 +3818,11 @@
     <w:sdt>
       <w:sdtPr>
         <w:tag w:val="region"/>
-        <w:id w:val="2051407719"/>
       </w:sdtPr>
-      <w:sdtEndPr/>
       <w:sdtContent>
         <w:tbl>
           <w:tblPr>
             <w:tblW w:w="9638" w:type="dxa"/>
-            <w:tblInd w:w="10" w:type="dxa"/>
             <w:tblBorders>
               <w:top w:val="single" w:sz="4" w:space="0" w:color="808080"/>
               <w:left w:val="single" w:sz="4" w:space="0" w:color="808080"/>
@@ -4627,29 +3832,18 @@
               <w:insideV w:val="single" w:sz="4" w:space="0" w:color="808080"/>
             </w:tblBorders>
             <w:tblLayout w:type="fixed"/>
-            <w:tblCellMar>
-              <w:left w:w="10" w:type="dxa"/>
-              <w:right w:w="10" w:type="dxa"/>
-            </w:tblCellMar>
-            <w:tblLook w:val="04A0" w:firstRow="1" w:lastRow="0" w:firstColumn="1" w:lastColumn="0" w:noHBand="0" w:noVBand="1"/>
           </w:tblPr>
           <w:tblGrid>
             <w:gridCol w:w="1204"/>
             <w:gridCol w:w="1204"/>
-            <w:gridCol w:w="1205"/>
-            <w:gridCol w:w="1205"/>
-            <w:gridCol w:w="1205"/>
-            <w:gridCol w:w="1205"/>
-            <w:gridCol w:w="1205"/>
-            <w:gridCol w:w="1205"/>
+            <w:gridCol w:w="1204"/>
+            <w:gridCol w:w="1204"/>
+            <w:gridCol w:w="1204"/>
+            <w:gridCol w:w="1204"/>
+            <w:gridCol w:w="1204"/>
+            <w:gridCol w:w="1204"/>
           </w:tblGrid>
           <w:tr>
-            <w:tblPrEx>
-              <w:tblCellMar>
-                <w:top w:w="0" w:type="dxa"/>
-                <w:bottom w:w="0" w:type="dxa"/>
-              </w:tblCellMar>
-            </w:tblPrEx>
             <w:trPr>
               <w:tblHeader/>
             </w:trPr>
@@ -4662,7 +3856,7 @@
                   <w:rPr>
                     <w:b/>
                   </w:rPr>
-                  <w:t>Knee Brace</w:t>
+                  <w:t xml:space="preserve">Knee Brace</w:t>
                 </w:r>
               </w:p>
             </w:tc>
@@ -4675,7 +3869,7 @@
                   <w:rPr>
                     <w:b/>
                   </w:rPr>
-                  <w:t>Debris</w:t>
+                  <w:t xml:space="preserve">Debris</w:t>
                 </w:r>
               </w:p>
             </w:tc>
@@ -4688,7 +3882,7 @@
                   <w:rPr>
                     <w:b/>
                   </w:rPr>
-                  <w:t>Debris Type</w:t>
+                  <w:t xml:space="preserve">Debris Type</w:t>
                 </w:r>
               </w:p>
             </w:tc>
@@ -4701,7 +3895,7 @@
                   <w:rPr>
                     <w:b/>
                   </w:rPr>
-                  <w:t>Anomaly</w:t>
+                  <w:t xml:space="preserve">Anomaly</w:t>
                 </w:r>
               </w:p>
             </w:tc>
@@ -4714,7 +3908,7 @@
                   <w:rPr>
                     <w:b/>
                   </w:rPr>
-                  <w:t>Recommendation</w:t>
+                  <w:t xml:space="preserve">Recommendation</w:t>
                 </w:r>
               </w:p>
             </w:tc>
@@ -4727,7 +3921,7 @@
                   <w:rPr>
                     <w:b/>
                   </w:rPr>
-                  <w:t>Restricted Access</w:t>
+                  <w:t xml:space="preserve">Restricted Access</w:t>
                 </w:r>
               </w:p>
             </w:tc>
@@ -4740,7 +3934,7 @@
                   <w:rPr>
                     <w:b/>
                   </w:rPr>
-                  <w:t>Remarks</w:t>
+                  <w:t xml:space="preserve">Remarks</w:t>
                 </w:r>
               </w:p>
             </w:tc>
@@ -4753,33 +3947,19 @@
                   <w:rPr>
                     <w:b/>
                   </w:rPr>
-                  <w:t>Recorded</w:t>
+                  <w:t xml:space="preserve">Recorded</w:t>
                 </w:r>
               </w:p>
             </w:tc>
           </w:tr>
           <w:tr>
-            <w:tblPrEx>
-              <w:tblCellMar>
-                <w:top w:w="0" w:type="dxa"/>
-                <w:bottom w:w="0" w:type="dxa"/>
-              </w:tblCellMar>
-            </w:tblPrEx>
             <w:tc>
               <w:tcPr>
                 <w:tcW w:w="1204" w:type="dxa"/>
               </w:tcPr>
               <w:p>
                 <w:r>
-                  <w:t>{#</w:t>
-                </w:r>
-                <w:proofErr w:type="gramStart"/>
-                <w:r>
-                  <w:t>rows}{</w:t>
-                </w:r>
-                <w:proofErr w:type="gramEnd"/>
-                <w:r>
-                  <w:t>knee_brace}</w:t>
+                  <w:t xml:space="preserve">{#rows}{knee_brace}</w:t>
                 </w:r>
               </w:p>
             </w:tc>
@@ -4789,7 +3969,7 @@
               </w:tcPr>
               <w:p>
                 <w:r>
-                  <w:t>{debris}</w:t>
+                  <w:t xml:space="preserve">{debris}</w:t>
                 </w:r>
               </w:p>
             </w:tc>
@@ -4799,15 +3979,7 @@
               </w:tcPr>
               <w:p>
                 <w:r>
-                  <w:t>{</w:t>
-                </w:r>
-                <w:proofErr w:type="spellStart"/>
-                <w:r>
-                  <w:t>debris_type</w:t>
-                </w:r>
-                <w:proofErr w:type="spellEnd"/>
-                <w:r>
-                  <w:t>}</w:t>
+                  <w:t xml:space="preserve">{debris_type}</w:t>
                 </w:r>
               </w:p>
             </w:tc>
@@ -4817,7 +3989,7 @@
               </w:tcPr>
               <w:p>
                 <w:r>
-                  <w:t>{anomaly}</w:t>
+                  <w:t xml:space="preserve">{anomaly}</w:t>
                 </w:r>
               </w:p>
             </w:tc>
@@ -4827,7 +3999,7 @@
               </w:tcPr>
               <w:p>
                 <w:r>
-                  <w:t>{recommendation}</w:t>
+                  <w:t xml:space="preserve">{recommendation}</w:t>
                 </w:r>
               </w:p>
             </w:tc>
@@ -4837,15 +4009,7 @@
               </w:tcPr>
               <w:p>
                 <w:r>
-                  <w:t>{</w:t>
-                </w:r>
-                <w:proofErr w:type="spellStart"/>
-                <w:r>
-                  <w:t>restricted_access</w:t>
-                </w:r>
-                <w:proofErr w:type="spellEnd"/>
-                <w:r>
-                  <w:t>}</w:t>
+                  <w:t xml:space="preserve">{restricted_access}</w:t>
                 </w:r>
               </w:p>
             </w:tc>
@@ -4855,7 +4019,7 @@
               </w:tcPr>
               <w:p>
                 <w:r>
-                  <w:t>{remarks}</w:t>
+                  <w:t xml:space="preserve">{remarks}</w:t>
                 </w:r>
               </w:p>
             </w:tc>
@@ -4865,7 +4029,7 @@
               </w:tcPr>
               <w:p>
                 <w:r>
-                  <w:t>{recorded}{/rows}</w:t>
+                  <w:t xml:space="preserve">{recorded}{/rows}</w:t>
                 </w:r>
               </w:p>
             </w:tc>
@@ -4876,28 +4040,18 @@
     <w:p/>
     <w:p>
       <w:r>
-        <w:t>{/</w:t>
-      </w:r>
-      <w:proofErr w:type="spellStart"/>
-      <w:r>
-        <w:t>isRISER</w:t>
-      </w:r>
-      <w:proofErr w:type="spellEnd"/>
-      <w:r>
-        <w:t>}</w:t>
-      </w:r>
-    </w:p>
-    <w:p>
-      <w:r>
-        <w:t>{#isCAISSON}</w:t>
+        <w:t xml:space="preserve">{/isRISER}</w:t>
+      </w:r>
+    </w:p>
+    <w:p>
+      <w:r>
+        <w:t xml:space="preserve">{#isCAISSON}</w:t>
       </w:r>
     </w:p>
     <w:sdt>
       <w:sdtPr>
         <w:tag w:val="region"/>
-        <w:id w:val="-1980215279"/>
       </w:sdtPr>
-      <w:sdtEndPr/>
       <w:sdtContent>
         <w:p>
           <w:r>
@@ -4906,13 +4060,12 @@
               <w:sz w:val="26"/>
               <w:szCs w:val="26"/>
             </w:rPr>
-            <w:t>CAISSON Results</w:t>
+            <w:t xml:space="preserve">CAISSON Results</w:t>
           </w:r>
         </w:p>
         <w:tbl>
           <w:tblPr>
             <w:tblW w:w="9638" w:type="dxa"/>
-            <w:tblInd w:w="10" w:type="dxa"/>
             <w:tblBorders>
               <w:top w:val="single" w:sz="4" w:space="0" w:color="808080"/>
               <w:left w:val="single" w:sz="4" w:space="0" w:color="808080"/>
@@ -4922,28 +4075,17 @@
               <w:insideV w:val="single" w:sz="4" w:space="0" w:color="808080"/>
             </w:tblBorders>
             <w:tblLayout w:type="fixed"/>
-            <w:tblCellMar>
-              <w:left w:w="10" w:type="dxa"/>
-              <w:right w:w="10" w:type="dxa"/>
-            </w:tblCellMar>
-            <w:tblLook w:val="04A0" w:firstRow="1" w:lastRow="0" w:firstColumn="1" w:lastColumn="0" w:noHBand="0" w:noVBand="1"/>
           </w:tblPr>
           <w:tblGrid>
             <w:gridCol w:w="1376"/>
-            <w:gridCol w:w="1377"/>
-            <w:gridCol w:w="1377"/>
-            <w:gridCol w:w="1377"/>
-            <w:gridCol w:w="1377"/>
-            <w:gridCol w:w="1377"/>
-            <w:gridCol w:w="1377"/>
+            <w:gridCol w:w="1376"/>
+            <w:gridCol w:w="1376"/>
+            <w:gridCol w:w="1376"/>
+            <w:gridCol w:w="1376"/>
+            <w:gridCol w:w="1376"/>
+            <w:gridCol w:w="1376"/>
           </w:tblGrid>
           <w:tr>
-            <w:tblPrEx>
-              <w:tblCellMar>
-                <w:top w:w="0" w:type="dxa"/>
-                <w:bottom w:w="0" w:type="dxa"/>
-              </w:tblCellMar>
-            </w:tblPrEx>
             <w:trPr>
               <w:tblHeader/>
             </w:trPr>
@@ -4956,227 +4098,157 @@
                   <w:rPr>
                     <w:b/>
                   </w:rPr>
-                  <w:t>Visual Damage</w:t>
-                </w:r>
-              </w:p>
-            </w:tc>
-            <w:tc>
-              <w:tcPr>
-                <w:tcW w:w="1376" w:type="dxa"/>
-              </w:tcPr>
-              <w:p>
-                <w:r>
-                  <w:rPr>
-                    <w:b/>
-                  </w:rPr>
-                  <w:t>Visual Note</w:t>
-                </w:r>
-              </w:p>
-            </w:tc>
-            <w:tc>
-              <w:tcPr>
-                <w:tcW w:w="1376" w:type="dxa"/>
-              </w:tcPr>
-              <w:p>
-                <w:r>
-                  <w:rPr>
-                    <w:b/>
-                  </w:rPr>
-                  <w:t>Debris Present</w:t>
-                </w:r>
-              </w:p>
-            </w:tc>
-            <w:tc>
-              <w:tcPr>
-                <w:tcW w:w="1376" w:type="dxa"/>
-              </w:tcPr>
-              <w:p>
-                <w:r>
-                  <w:rPr>
-                    <w:b/>
-                  </w:rPr>
-                  <w:t>Debris Note</w:t>
-                </w:r>
-              </w:p>
-            </w:tc>
-            <w:tc>
-              <w:tcPr>
-                <w:tcW w:w="1376" w:type="dxa"/>
-              </w:tcPr>
-              <w:p>
-                <w:r>
-                  <w:rPr>
-                    <w:b/>
-                  </w:rPr>
-                  <w:t>Grating Present</w:t>
-                </w:r>
-              </w:p>
-            </w:tc>
-            <w:tc>
-              <w:tcPr>
-                <w:tcW w:w="1376" w:type="dxa"/>
-              </w:tcPr>
-              <w:p>
-                <w:r>
-                  <w:rPr>
-                    <w:b/>
-                  </w:rPr>
-                  <w:t>Blockage</w:t>
-                </w:r>
-              </w:p>
-            </w:tc>
-            <w:tc>
-              <w:tcPr>
-                <w:tcW w:w="1376" w:type="dxa"/>
-              </w:tcPr>
-              <w:p>
-                <w:r>
-                  <w:rPr>
-                    <w:b/>
-                  </w:rPr>
-                  <w:t>Grating Note</w:t>
+                  <w:t xml:space="preserve">Visual Damage</w:t>
+                </w:r>
+              </w:p>
+            </w:tc>
+            <w:tc>
+              <w:tcPr>
+                <w:tcW w:w="1376" w:type="dxa"/>
+              </w:tcPr>
+              <w:p>
+                <w:r>
+                  <w:rPr>
+                    <w:b/>
+                  </w:rPr>
+                  <w:t xml:space="preserve">Visual Note</w:t>
+                </w:r>
+              </w:p>
+            </w:tc>
+            <w:tc>
+              <w:tcPr>
+                <w:tcW w:w="1376" w:type="dxa"/>
+              </w:tcPr>
+              <w:p>
+                <w:r>
+                  <w:rPr>
+                    <w:b/>
+                  </w:rPr>
+                  <w:t xml:space="preserve">Debris Present</w:t>
+                </w:r>
+              </w:p>
+            </w:tc>
+            <w:tc>
+              <w:tcPr>
+                <w:tcW w:w="1376" w:type="dxa"/>
+              </w:tcPr>
+              <w:p>
+                <w:r>
+                  <w:rPr>
+                    <w:b/>
+                  </w:rPr>
+                  <w:t xml:space="preserve">Debris Note</w:t>
+                </w:r>
+              </w:p>
+            </w:tc>
+            <w:tc>
+              <w:tcPr>
+                <w:tcW w:w="1376" w:type="dxa"/>
+              </w:tcPr>
+              <w:p>
+                <w:r>
+                  <w:rPr>
+                    <w:b/>
+                  </w:rPr>
+                  <w:t xml:space="preserve">Grating Present</w:t>
+                </w:r>
+              </w:p>
+            </w:tc>
+            <w:tc>
+              <w:tcPr>
+                <w:tcW w:w="1376" w:type="dxa"/>
+              </w:tcPr>
+              <w:p>
+                <w:r>
+                  <w:rPr>
+                    <w:b/>
+                  </w:rPr>
+                  <w:t xml:space="preserve">Blockage</w:t>
+                </w:r>
+              </w:p>
+            </w:tc>
+            <w:tc>
+              <w:tcPr>
+                <w:tcW w:w="1376" w:type="dxa"/>
+              </w:tcPr>
+              <w:p>
+                <w:r>
+                  <w:rPr>
+                    <w:b/>
+                  </w:rPr>
+                  <w:t xml:space="preserve">Grating Note</w:t>
                 </w:r>
               </w:p>
             </w:tc>
           </w:tr>
           <w:tr>
-            <w:tblPrEx>
-              <w:tblCellMar>
-                <w:top w:w="0" w:type="dxa"/>
-                <w:bottom w:w="0" w:type="dxa"/>
-              </w:tblCellMar>
-            </w:tblPrEx>
-            <w:tc>
-              <w:tcPr>
-                <w:tcW w:w="1376" w:type="dxa"/>
-              </w:tcPr>
-              <w:p>
-                <w:r>
-                  <w:t>{#</w:t>
-                </w:r>
-                <w:proofErr w:type="gramStart"/>
-                <w:r>
-                  <w:t>rows}{</w:t>
-                </w:r>
-                <w:proofErr w:type="gramEnd"/>
-                <w:r>
-                  <w:t>visual_damage}</w:t>
-                </w:r>
-              </w:p>
-            </w:tc>
-            <w:tc>
-              <w:tcPr>
-                <w:tcW w:w="1376" w:type="dxa"/>
-              </w:tcPr>
-              <w:p>
-                <w:r>
-                  <w:t>{</w:t>
-                </w:r>
-                <w:proofErr w:type="spellStart"/>
-                <w:r>
-                  <w:t>visual_damage_note</w:t>
-                </w:r>
-                <w:proofErr w:type="spellEnd"/>
-                <w:r>
-                  <w:t>}</w:t>
-                </w:r>
-              </w:p>
-            </w:tc>
-            <w:tc>
-              <w:tcPr>
-                <w:tcW w:w="1376" w:type="dxa"/>
-              </w:tcPr>
-              <w:p>
-                <w:r>
-                  <w:t>{</w:t>
-                </w:r>
-                <w:proofErr w:type="spellStart"/>
-                <w:r>
-                  <w:t>debris_present</w:t>
-                </w:r>
-                <w:proofErr w:type="spellEnd"/>
-                <w:r>
-                  <w:t>}</w:t>
-                </w:r>
-              </w:p>
-            </w:tc>
-            <w:tc>
-              <w:tcPr>
-                <w:tcW w:w="1376" w:type="dxa"/>
-              </w:tcPr>
-              <w:p>
-                <w:r>
-                  <w:t>{</w:t>
-                </w:r>
-                <w:proofErr w:type="spellStart"/>
-                <w:r>
-                  <w:t>debris_note</w:t>
-                </w:r>
-                <w:proofErr w:type="spellEnd"/>
-                <w:r>
-                  <w:t>}</w:t>
-                </w:r>
-              </w:p>
-            </w:tc>
-            <w:tc>
-              <w:tcPr>
-                <w:tcW w:w="1376" w:type="dxa"/>
-              </w:tcPr>
-              <w:p>
-                <w:r>
-                  <w:t>{</w:t>
-                </w:r>
-                <w:proofErr w:type="spellStart"/>
-                <w:r>
-                  <w:t>grating_present</w:t>
-                </w:r>
-                <w:proofErr w:type="spellEnd"/>
-                <w:r>
-                  <w:t>}</w:t>
-                </w:r>
-              </w:p>
-            </w:tc>
-            <w:tc>
-              <w:tcPr>
-                <w:tcW w:w="1376" w:type="dxa"/>
-              </w:tcPr>
-              <w:p>
-                <w:r>
-                  <w:t>{</w:t>
-                </w:r>
-                <w:proofErr w:type="spellStart"/>
-                <w:r>
-                  <w:t>grating_blockage</w:t>
-                </w:r>
-                <w:proofErr w:type="spellEnd"/>
-                <w:r>
-                  <w:t>}</w:t>
-                </w:r>
-              </w:p>
-            </w:tc>
-            <w:tc>
-              <w:tcPr>
-                <w:tcW w:w="1376" w:type="dxa"/>
-              </w:tcPr>
-              <w:p>
-                <w:r>
-                  <w:t>{</w:t>
-                </w:r>
-                <w:proofErr w:type="spellStart"/>
-                <w:r>
-                  <w:t>grating_</w:t>
-                </w:r>
-                <w:proofErr w:type="gramStart"/>
-                <w:r>
-                  <w:t>note</w:t>
-                </w:r>
-                <w:proofErr w:type="spellEnd"/>
-                <w:r>
-                  <w:t>}{</w:t>
-                </w:r>
-                <w:proofErr w:type="gramEnd"/>
-                <w:r>
-                  <w:t>/rows}</w:t>
+            <w:tc>
+              <w:tcPr>
+                <w:tcW w:w="1376" w:type="dxa"/>
+              </w:tcPr>
+              <w:p>
+                <w:r>
+                  <w:t xml:space="preserve">{#rows}{visual_damage}</w:t>
+                </w:r>
+              </w:p>
+            </w:tc>
+            <w:tc>
+              <w:tcPr>
+                <w:tcW w:w="1376" w:type="dxa"/>
+              </w:tcPr>
+              <w:p>
+                <w:r>
+                  <w:t xml:space="preserve">{visual_damage_note}</w:t>
+                </w:r>
+              </w:p>
+            </w:tc>
+            <w:tc>
+              <w:tcPr>
+                <w:tcW w:w="1376" w:type="dxa"/>
+              </w:tcPr>
+              <w:p>
+                <w:r>
+                  <w:t xml:space="preserve">{debris_present}</w:t>
+                </w:r>
+              </w:p>
+            </w:tc>
+            <w:tc>
+              <w:tcPr>
+                <w:tcW w:w="1376" w:type="dxa"/>
+              </w:tcPr>
+              <w:p>
+                <w:r>
+                  <w:t xml:space="preserve">{debris_note}</w:t>
+                </w:r>
+              </w:p>
+            </w:tc>
+            <w:tc>
+              <w:tcPr>
+                <w:tcW w:w="1376" w:type="dxa"/>
+              </w:tcPr>
+              <w:p>
+                <w:r>
+                  <w:t xml:space="preserve">{grating_present}</w:t>
+                </w:r>
+              </w:p>
+            </w:tc>
+            <w:tc>
+              <w:tcPr>
+                <w:tcW w:w="1376" w:type="dxa"/>
+              </w:tcPr>
+              <w:p>
+                <w:r>
+                  <w:t xml:space="preserve">{grating_blockage}</w:t>
+                </w:r>
+              </w:p>
+            </w:tc>
+            <w:tc>
+              <w:tcPr>
+                <w:tcW w:w="1376" w:type="dxa"/>
+              </w:tcPr>
+              <w:p>
+                <w:r>
+                  <w:t xml:space="preserve">{grating_note}{/rows}</w:t>
                 </w:r>
               </w:p>
             </w:tc>
@@ -5188,14 +4260,11 @@
     <w:sdt>
       <w:sdtPr>
         <w:tag w:val="region"/>
-        <w:id w:val="34778434"/>
       </w:sdtPr>
-      <w:sdtEndPr/>
       <w:sdtContent>
         <w:tbl>
           <w:tblPr>
             <w:tblW w:w="9638" w:type="dxa"/>
-            <w:tblInd w:w="10" w:type="dxa"/>
             <w:tblBorders>
               <w:top w:val="single" w:sz="4" w:space="0" w:color="808080"/>
               <w:left w:val="single" w:sz="4" w:space="0" w:color="808080"/>
@@ -5205,26 +4274,15 @@
               <w:insideV w:val="single" w:sz="4" w:space="0" w:color="808080"/>
             </w:tblBorders>
             <w:tblLayout w:type="fixed"/>
-            <w:tblCellMar>
-              <w:left w:w="10" w:type="dxa"/>
-              <w:right w:w="10" w:type="dxa"/>
-            </w:tblCellMar>
-            <w:tblLook w:val="04A0" w:firstRow="1" w:lastRow="0" w:firstColumn="1" w:lastColumn="0" w:noHBand="0" w:noVBand="1"/>
           </w:tblPr>
           <w:tblGrid>
             <w:gridCol w:w="1927"/>
             <w:gridCol w:w="1927"/>
-            <w:gridCol w:w="1928"/>
-            <w:gridCol w:w="1928"/>
-            <w:gridCol w:w="1928"/>
+            <w:gridCol w:w="1927"/>
+            <w:gridCol w:w="1927"/>
+            <w:gridCol w:w="1927"/>
           </w:tblGrid>
           <w:tr>
-            <w:tblPrEx>
-              <w:tblCellMar>
-                <w:top w:w="0" w:type="dxa"/>
-                <w:bottom w:w="0" w:type="dxa"/>
-              </w:tblCellMar>
-            </w:tblPrEx>
             <w:trPr>
               <w:tblHeader/>
             </w:trPr>
@@ -5237,7 +4295,7 @@
                   <w:rPr>
                     <w:b/>
                   </w:rPr>
-                  <w:t>Associated Pipes</w:t>
+                  <w:t xml:space="preserve">Associated Pipes</w:t>
                 </w:r>
               </w:p>
             </w:tc>
@@ -5250,7 +4308,7 @@
                   <w:rPr>
                     <w:b/>
                   </w:rPr>
-                  <w:t>Pipes Note</w:t>
+                  <w:t xml:space="preserve">Pipes Note</w:t>
                 </w:r>
               </w:p>
             </w:tc>
@@ -5263,7 +4321,7 @@
                   <w:rPr>
                     <w:b/>
                   </w:rPr>
-                  <w:t>CP Readings</w:t>
+                  <w:t xml:space="preserve">CP Readings</w:t>
                 </w:r>
               </w:p>
             </w:tc>
@@ -5276,7 +4334,7 @@
                   <w:rPr>
                     <w:b/>
                   </w:rPr>
-                  <w:t>Remarks</w:t>
+                  <w:t xml:space="preserve">Remarks</w:t>
                 </w:r>
               </w:p>
             </w:tc>
@@ -5289,33 +4347,19 @@
                   <w:rPr>
                     <w:b/>
                   </w:rPr>
-                  <w:t>Recorded</w:t>
+                  <w:t xml:space="preserve">Recorded</w:t>
                 </w:r>
               </w:p>
             </w:tc>
           </w:tr>
           <w:tr>
-            <w:tblPrEx>
-              <w:tblCellMar>
-                <w:top w:w="0" w:type="dxa"/>
-                <w:bottom w:w="0" w:type="dxa"/>
-              </w:tblCellMar>
-            </w:tblPrEx>
             <w:tc>
               <w:tcPr>
                 <w:tcW w:w="1927" w:type="dxa"/>
               </w:tcPr>
               <w:p>
                 <w:r>
-                  <w:t>{#</w:t>
-                </w:r>
-                <w:proofErr w:type="gramStart"/>
-                <w:r>
-                  <w:t>rows}{</w:t>
-                </w:r>
-                <w:proofErr w:type="gramEnd"/>
-                <w:r>
-                  <w:t>associated_pipes}</w:t>
+                  <w:t xml:space="preserve">{#rows}{associated_pipes}</w:t>
                 </w:r>
               </w:p>
             </w:tc>
@@ -5325,15 +4369,7 @@
               </w:tcPr>
               <w:p>
                 <w:r>
-                  <w:t>{</w:t>
-                </w:r>
-                <w:proofErr w:type="spellStart"/>
-                <w:r>
-                  <w:t>associated_pipes_note</w:t>
-                </w:r>
-                <w:proofErr w:type="spellEnd"/>
-                <w:r>
-                  <w:t>}</w:t>
+                  <w:t xml:space="preserve">{associated_pipes_note}</w:t>
                 </w:r>
               </w:p>
             </w:tc>
@@ -5343,15 +4379,7 @@
               </w:tcPr>
               <w:p>
                 <w:r>
-                  <w:t>{</w:t>
-                </w:r>
-                <w:proofErr w:type="spellStart"/>
-                <w:r>
-                  <w:t>cp_readings</w:t>
-                </w:r>
-                <w:proofErr w:type="spellEnd"/>
-                <w:r>
-                  <w:t>}</w:t>
+                  <w:t xml:space="preserve">{cp_readings}</w:t>
                 </w:r>
               </w:p>
             </w:tc>
@@ -5361,7 +4389,7 @@
               </w:tcPr>
               <w:p>
                 <w:r>
-                  <w:t>{remarks}</w:t>
+                  <w:t xml:space="preserve">{remarks}</w:t>
                 </w:r>
               </w:p>
             </w:tc>
@@ -5371,7 +4399,7 @@
               </w:tcPr>
               <w:p>
                 <w:r>
-                  <w:t>{recorded}{/rows}</w:t>
+                  <w:t xml:space="preserve">{recorded}{/rows}</w:t>
                 </w:r>
               </w:p>
             </w:tc>
@@ -5382,28 +4410,18 @@
     <w:p/>
     <w:p>
       <w:r>
-        <w:t>{/</w:t>
-      </w:r>
-      <w:proofErr w:type="spellStart"/>
-      <w:r>
-        <w:t>isCAISSON</w:t>
-      </w:r>
-      <w:proofErr w:type="spellEnd"/>
-      <w:r>
-        <w:t>}</w:t>
-      </w:r>
-    </w:p>
-    <w:p>
-      <w:r>
-        <w:t>{#isSEABED}</w:t>
+        <w:t xml:space="preserve">{/isCAISSON}</w:t>
+      </w:r>
+    </w:p>
+    <w:p>
+      <w:r>
+        <w:t xml:space="preserve">{#isSEABED}</w:t>
       </w:r>
     </w:p>
     <w:sdt>
       <w:sdtPr>
         <w:tag w:val="region"/>
-        <w:id w:val="713319808"/>
       </w:sdtPr>
-      <w:sdtEndPr/>
       <w:sdtContent>
         <w:p>
           <w:r>
@@ -5412,13 +4430,12 @@
               <w:sz w:val="26"/>
               <w:szCs w:val="26"/>
             </w:rPr>
-            <w:t>SEABED Results</w:t>
+            <w:t xml:space="preserve">SEABED Results</w:t>
           </w:r>
         </w:p>
         <w:tbl>
           <w:tblPr>
             <w:tblW w:w="9638" w:type="dxa"/>
-            <w:tblInd w:w="10" w:type="dxa"/>
             <w:tblBorders>
               <w:top w:val="single" w:sz="4" w:space="0" w:color="808080"/>
               <w:left w:val="single" w:sz="4" w:space="0" w:color="808080"/>
@@ -5428,27 +4445,16 @@
               <w:insideV w:val="single" w:sz="4" w:space="0" w:color="808080"/>
             </w:tblBorders>
             <w:tblLayout w:type="fixed"/>
-            <w:tblCellMar>
-              <w:left w:w="10" w:type="dxa"/>
-              <w:right w:w="10" w:type="dxa"/>
-            </w:tblCellMar>
-            <w:tblLook w:val="04A0" w:firstRow="1" w:lastRow="0" w:firstColumn="1" w:lastColumn="0" w:noHBand="0" w:noVBand="1"/>
           </w:tblPr>
           <w:tblGrid>
-            <w:gridCol w:w="1607"/>
-            <w:gridCol w:w="1607"/>
+            <w:gridCol w:w="1606"/>
+            <w:gridCol w:w="1606"/>
             <w:gridCol w:w="1606"/>
             <w:gridCol w:w="1606"/>
             <w:gridCol w:w="1606"/>
             <w:gridCol w:w="1606"/>
           </w:tblGrid>
           <w:tr>
-            <w:tblPrEx>
-              <w:tblCellMar>
-                <w:top w:w="0" w:type="dxa"/>
-                <w:bottom w:w="0" w:type="dxa"/>
-              </w:tblCellMar>
-            </w:tblPrEx>
             <w:trPr>
               <w:tblHeader/>
             </w:trPr>
@@ -5461,156 +4467,134 @@
                   <w:rPr>
                     <w:b/>
                   </w:rPr>
-                  <w:t>Range (m)</w:t>
-                </w:r>
-              </w:p>
-            </w:tc>
-            <w:tc>
-              <w:tcPr>
-                <w:tcW w:w="1606" w:type="dxa"/>
-              </w:tcPr>
-              <w:p>
-                <w:r>
-                  <w:rPr>
-                    <w:b/>
-                  </w:rPr>
-                  <w:t>Fixes</w:t>
-                </w:r>
-              </w:p>
-            </w:tc>
-            <w:tc>
-              <w:tcPr>
-                <w:tcW w:w="1606" w:type="dxa"/>
-              </w:tcPr>
-              <w:p>
-                <w:r>
-                  <w:rPr>
-                    <w:b/>
-                  </w:rPr>
-                  <w:t>Debris</w:t>
-                </w:r>
-              </w:p>
-            </w:tc>
-            <w:tc>
-              <w:tcPr>
-                <w:tcW w:w="1606" w:type="dxa"/>
-              </w:tcPr>
-              <w:p>
-                <w:r>
-                  <w:rPr>
-                    <w:b/>
-                  </w:rPr>
-                  <w:t>Debris Type</w:t>
-                </w:r>
-              </w:p>
-            </w:tc>
-            <w:tc>
-              <w:tcPr>
-                <w:tcW w:w="1606" w:type="dxa"/>
-              </w:tcPr>
-              <w:p>
-                <w:r>
-                  <w:rPr>
-                    <w:b/>
-                  </w:rPr>
-                  <w:t>Remarks</w:t>
-                </w:r>
-              </w:p>
-            </w:tc>
-            <w:tc>
-              <w:tcPr>
-                <w:tcW w:w="1606" w:type="dxa"/>
-              </w:tcPr>
-              <w:p>
-                <w:r>
-                  <w:rPr>
-                    <w:b/>
-                  </w:rPr>
-                  <w:t>Recorded</w:t>
+                  <w:t xml:space="preserve">Range (m)</w:t>
+                </w:r>
+              </w:p>
+            </w:tc>
+            <w:tc>
+              <w:tcPr>
+                <w:tcW w:w="1606" w:type="dxa"/>
+              </w:tcPr>
+              <w:p>
+                <w:r>
+                  <w:rPr>
+                    <w:b/>
+                  </w:rPr>
+                  <w:t xml:space="preserve">Fixes</w:t>
+                </w:r>
+              </w:p>
+            </w:tc>
+            <w:tc>
+              <w:tcPr>
+                <w:tcW w:w="1606" w:type="dxa"/>
+              </w:tcPr>
+              <w:p>
+                <w:r>
+                  <w:rPr>
+                    <w:b/>
+                  </w:rPr>
+                  <w:t xml:space="preserve">Debris</w:t>
+                </w:r>
+              </w:p>
+            </w:tc>
+            <w:tc>
+              <w:tcPr>
+                <w:tcW w:w="1606" w:type="dxa"/>
+              </w:tcPr>
+              <w:p>
+                <w:r>
+                  <w:rPr>
+                    <w:b/>
+                  </w:rPr>
+                  <w:t xml:space="preserve">Debris Type</w:t>
+                </w:r>
+              </w:p>
+            </w:tc>
+            <w:tc>
+              <w:tcPr>
+                <w:tcW w:w="1606" w:type="dxa"/>
+              </w:tcPr>
+              <w:p>
+                <w:r>
+                  <w:rPr>
+                    <w:b/>
+                  </w:rPr>
+                  <w:t xml:space="preserve">Remarks</w:t>
+                </w:r>
+              </w:p>
+            </w:tc>
+            <w:tc>
+              <w:tcPr>
+                <w:tcW w:w="1606" w:type="dxa"/>
+              </w:tcPr>
+              <w:p>
+                <w:r>
+                  <w:rPr>
+                    <w:b/>
+                  </w:rPr>
+                  <w:t xml:space="preserve">Recorded</w:t>
                 </w:r>
               </w:p>
             </w:tc>
           </w:tr>
           <w:tr>
-            <w:tblPrEx>
-              <w:tblCellMar>
-                <w:top w:w="0" w:type="dxa"/>
-                <w:bottom w:w="0" w:type="dxa"/>
-              </w:tblCellMar>
-            </w:tblPrEx>
-            <w:tc>
-              <w:tcPr>
-                <w:tcW w:w="1606" w:type="dxa"/>
-              </w:tcPr>
-              <w:p>
-                <w:r>
-                  <w:t>{#</w:t>
-                </w:r>
-                <w:proofErr w:type="gramStart"/>
-                <w:r>
-                  <w:t>rows}{</w:t>
-                </w:r>
-                <w:proofErr w:type="gramEnd"/>
-                <w:r>
-                  <w:t>range_meters}</w:t>
-                </w:r>
-              </w:p>
-            </w:tc>
-            <w:tc>
-              <w:tcPr>
-                <w:tcW w:w="1606" w:type="dxa"/>
-              </w:tcPr>
-              <w:p>
-                <w:r>
-                  <w:t>{fixes}</w:t>
-                </w:r>
-              </w:p>
-            </w:tc>
-            <w:tc>
-              <w:tcPr>
-                <w:tcW w:w="1606" w:type="dxa"/>
-              </w:tcPr>
-              <w:p>
-                <w:r>
-                  <w:t>{debris}</w:t>
-                </w:r>
-              </w:p>
-            </w:tc>
-            <w:tc>
-              <w:tcPr>
-                <w:tcW w:w="1606" w:type="dxa"/>
-              </w:tcPr>
-              <w:p>
-                <w:r>
-                  <w:t>{</w:t>
-                </w:r>
-                <w:proofErr w:type="spellStart"/>
-                <w:r>
-                  <w:t>debris_type</w:t>
-                </w:r>
-                <w:proofErr w:type="spellEnd"/>
-                <w:r>
-                  <w:t>}</w:t>
-                </w:r>
-              </w:p>
-            </w:tc>
-            <w:tc>
-              <w:tcPr>
-                <w:tcW w:w="1606" w:type="dxa"/>
-              </w:tcPr>
-              <w:p>
-                <w:r>
-                  <w:t>{remarks}</w:t>
-                </w:r>
-              </w:p>
-            </w:tc>
-            <w:tc>
-              <w:tcPr>
-                <w:tcW w:w="1606" w:type="dxa"/>
-              </w:tcPr>
-              <w:p>
-                <w:r>
-                  <w:t>{recorded}{/rows}</w:t>
+            <w:tc>
+              <w:tcPr>
+                <w:tcW w:w="1606" w:type="dxa"/>
+              </w:tcPr>
+              <w:p>
+                <w:r>
+                  <w:t xml:space="preserve">{#rows}{range_meters}</w:t>
+                </w:r>
+              </w:p>
+            </w:tc>
+            <w:tc>
+              <w:tcPr>
+                <w:tcW w:w="1606" w:type="dxa"/>
+              </w:tcPr>
+              <w:p>
+                <w:r>
+                  <w:t xml:space="preserve">{fixes}</w:t>
+                </w:r>
+              </w:p>
+            </w:tc>
+            <w:tc>
+              <w:tcPr>
+                <w:tcW w:w="1606" w:type="dxa"/>
+              </w:tcPr>
+              <w:p>
+                <w:r>
+                  <w:t xml:space="preserve">{debris}</w:t>
+                </w:r>
+              </w:p>
+            </w:tc>
+            <w:tc>
+              <w:tcPr>
+                <w:tcW w:w="1606" w:type="dxa"/>
+              </w:tcPr>
+              <w:p>
+                <w:r>
+                  <w:t xml:space="preserve">{debris_type}</w:t>
+                </w:r>
+              </w:p>
+            </w:tc>
+            <w:tc>
+              <w:tcPr>
+                <w:tcW w:w="1606" w:type="dxa"/>
+              </w:tcPr>
+              <w:p>
+                <w:r>
+                  <w:t xml:space="preserve">{remarks}</w:t>
+                </w:r>
+              </w:p>
+            </w:tc>
+            <w:tc>
+              <w:tcPr>
+                <w:tcW w:w="1606" w:type="dxa"/>
+              </w:tcPr>
+              <w:p>
+                <w:r>
+                  <w:t xml:space="preserve">{recorded}{/rows}</w:t>
                 </w:r>
               </w:p>
             </w:tc>
@@ -5621,28 +4605,18 @@
     <w:p/>
     <w:p>
       <w:r>
-        <w:t>{/</w:t>
-      </w:r>
-      <w:proofErr w:type="spellStart"/>
-      <w:r>
-        <w:t>isSEABED</w:t>
-      </w:r>
-      <w:proofErr w:type="spellEnd"/>
-      <w:r>
-        <w:t>}</w:t>
-      </w:r>
-    </w:p>
-    <w:p>
-      <w:r>
-        <w:t>{#isPIPELINE}</w:t>
+        <w:t xml:space="preserve">{/isSEABED}</w:t>
+      </w:r>
+    </w:p>
+    <w:p>
+      <w:r>
+        <w:t xml:space="preserve">{#isPIPELINE}</w:t>
       </w:r>
     </w:p>
     <w:sdt>
       <w:sdtPr>
         <w:tag w:val="region"/>
-        <w:id w:val="1041402865"/>
       </w:sdtPr>
-      <w:sdtEndPr/>
       <w:sdtContent>
         <w:p>
           <w:r>
@@ -5651,13 +4625,12 @@
               <w:sz w:val="26"/>
               <w:szCs w:val="26"/>
             </w:rPr>
-            <w:t>PIPELINE Results</w:t>
+            <w:t xml:space="preserve">PIPELINE Results</w:t>
           </w:r>
         </w:p>
         <w:tbl>
           <w:tblPr>
             <w:tblW w:w="9638" w:type="dxa"/>
-            <w:tblInd w:w="10" w:type="dxa"/>
             <w:tblBorders>
               <w:top w:val="single" w:sz="4" w:space="0" w:color="808080"/>
               <w:left w:val="single" w:sz="4" w:space="0" w:color="808080"/>
@@ -5667,29 +4640,18 @@
               <w:insideV w:val="single" w:sz="4" w:space="0" w:color="808080"/>
             </w:tblBorders>
             <w:tblLayout w:type="fixed"/>
-            <w:tblCellMar>
-              <w:left w:w="10" w:type="dxa"/>
-              <w:right w:w="10" w:type="dxa"/>
-            </w:tblCellMar>
-            <w:tblLook w:val="04A0" w:firstRow="1" w:lastRow="0" w:firstColumn="1" w:lastColumn="0" w:noHBand="0" w:noVBand="1"/>
           </w:tblPr>
           <w:tblGrid>
             <w:gridCol w:w="1204"/>
             <w:gridCol w:w="1204"/>
-            <w:gridCol w:w="1205"/>
-            <w:gridCol w:w="1205"/>
-            <w:gridCol w:w="1205"/>
-            <w:gridCol w:w="1205"/>
-            <w:gridCol w:w="1205"/>
-            <w:gridCol w:w="1205"/>
+            <w:gridCol w:w="1204"/>
+            <w:gridCol w:w="1204"/>
+            <w:gridCol w:w="1204"/>
+            <w:gridCol w:w="1204"/>
+            <w:gridCol w:w="1204"/>
+            <w:gridCol w:w="1204"/>
           </w:tblGrid>
           <w:tr>
-            <w:tblPrEx>
-              <w:tblCellMar>
-                <w:top w:w="0" w:type="dxa"/>
-                <w:bottom w:w="0" w:type="dxa"/>
-              </w:tblCellMar>
-            </w:tblPrEx>
             <w:trPr>
               <w:tblHeader/>
             </w:trPr>
@@ -5702,7 +4664,7 @@
                   <w:rPr>
                     <w:b/>
                   </w:rPr>
-                  <w:t>Location</w:t>
+                  <w:t xml:space="preserve">Location</w:t>
                 </w:r>
               </w:p>
             </w:tc>
@@ -5715,7 +4677,7 @@
                   <w:rPr>
                     <w:b/>
                   </w:rPr>
-                  <w:t>Depth/El</w:t>
+                  <w:t xml:space="preserve">Depth/El</w:t>
                 </w:r>
               </w:p>
             </w:tc>
@@ -5728,7 +4690,7 @@
                   <w:rPr>
                     <w:b/>
                   </w:rPr>
-                  <w:t>Orientation</w:t>
+                  <w:t xml:space="preserve">Orientation</w:t>
                 </w:r>
               </w:p>
             </w:tc>
@@ -5741,7 +4703,7 @@
                   <w:rPr>
                     <w:b/>
                   </w:rPr>
-                  <w:t>Category</w:t>
+                  <w:t xml:space="preserve">Category</w:t>
                 </w:r>
               </w:p>
             </w:tc>
@@ -5754,7 +4716,7 @@
                   <w:rPr>
                     <w:b/>
                   </w:rPr>
-                  <w:t>Damage Type</w:t>
+                  <w:t xml:space="preserve">Damage Type</w:t>
                 </w:r>
               </w:p>
             </w:tc>
@@ -5767,7 +4729,7 @@
                   <w:rPr>
                     <w:b/>
                   </w:rPr>
-                  <w:t>Debris Type</w:t>
+                  <w:t xml:space="preserve">Debris Type</w:t>
                 </w:r>
               </w:p>
             </w:tc>
@@ -5780,7 +4742,7 @@
                   <w:rPr>
                     <w:b/>
                   </w:rPr>
-                  <w:t>Remarks</w:t>
+                  <w:t xml:space="preserve">Remarks</w:t>
                 </w:r>
               </w:p>
             </w:tc>
@@ -5793,33 +4755,19 @@
                   <w:rPr>
                     <w:b/>
                   </w:rPr>
-                  <w:t>Recorded</w:t>
+                  <w:t xml:space="preserve">Recorded</w:t>
                 </w:r>
               </w:p>
             </w:tc>
           </w:tr>
           <w:tr>
-            <w:tblPrEx>
-              <w:tblCellMar>
-                <w:top w:w="0" w:type="dxa"/>
-                <w:bottom w:w="0" w:type="dxa"/>
-              </w:tblCellMar>
-            </w:tblPrEx>
             <w:tc>
               <w:tcPr>
                 <w:tcW w:w="1204" w:type="dxa"/>
               </w:tcPr>
               <w:p>
                 <w:r>
-                  <w:t>{#</w:t>
-                </w:r>
-                <w:proofErr w:type="gramStart"/>
-                <w:r>
-                  <w:t>rows}{</w:t>
-                </w:r>
-                <w:proofErr w:type="gramEnd"/>
-                <w:r>
-                  <w:t>location}</w:t>
+                  <w:t xml:space="preserve">{#rows}{location}</w:t>
                 </w:r>
               </w:p>
             </w:tc>
@@ -5829,15 +4777,7 @@
               </w:tcPr>
               <w:p>
                 <w:r>
-                  <w:t>{</w:t>
-                </w:r>
-                <w:proofErr w:type="spellStart"/>
-                <w:r>
-                  <w:t>depth_el</w:t>
-                </w:r>
-                <w:proofErr w:type="spellEnd"/>
-                <w:r>
-                  <w:t>}</w:t>
+                  <w:t xml:space="preserve">{depth_el}</w:t>
                 </w:r>
               </w:p>
             </w:tc>
@@ -5847,7 +4787,7 @@
               </w:tcPr>
               <w:p>
                 <w:r>
-                  <w:t>{orientation}</w:t>
+                  <w:t xml:space="preserve">{orientation}</w:t>
                 </w:r>
               </w:p>
             </w:tc>
@@ -5857,15 +4797,7 @@
               </w:tcPr>
               <w:p>
                 <w:r>
-                  <w:t>{</w:t>
-                </w:r>
-                <w:proofErr w:type="spellStart"/>
-                <w:r>
-                  <w:t>pipeline_category</w:t>
-                </w:r>
-                <w:proofErr w:type="spellEnd"/>
-                <w:r>
-                  <w:t>}</w:t>
+                  <w:t xml:space="preserve">{pipeline_category}</w:t>
                 </w:r>
               </w:p>
             </w:tc>
@@ -5875,15 +4807,7 @@
               </w:tcPr>
               <w:p>
                 <w:r>
-                  <w:t>{</w:t>
-                </w:r>
-                <w:proofErr w:type="spellStart"/>
-                <w:r>
-                  <w:t>pipeline_damage</w:t>
-                </w:r>
-                <w:proofErr w:type="spellEnd"/>
-                <w:r>
-                  <w:t>}</w:t>
+                  <w:t xml:space="preserve">{pipeline_damage}</w:t>
                 </w:r>
               </w:p>
             </w:tc>
@@ -5893,15 +4817,7 @@
               </w:tcPr>
               <w:p>
                 <w:r>
-                  <w:t>{</w:t>
-                </w:r>
-                <w:proofErr w:type="spellStart"/>
-                <w:r>
-                  <w:t>pipeline_debris</w:t>
-                </w:r>
-                <w:proofErr w:type="spellEnd"/>
-                <w:r>
-                  <w:t>}</w:t>
+                  <w:t xml:space="preserve">{pipeline_debris}</w:t>
                 </w:r>
               </w:p>
             </w:tc>
@@ -5911,7 +4827,7 @@
               </w:tcPr>
               <w:p>
                 <w:r>
-                  <w:t>{remarks}</w:t>
+                  <w:t xml:space="preserve">{remarks}</w:t>
                 </w:r>
               </w:p>
             </w:tc>
@@ -5921,7 +4837,7 @@
               </w:tcPr>
               <w:p>
                 <w:r>
-                  <w:t>{recorded}{/rows}</w:t>
+                  <w:t xml:space="preserve">{recorded}{/rows}</w:t>
                 </w:r>
               </w:p>
             </w:tc>
@@ -5932,25 +4848,50 @@
     <w:p/>
     <w:p>
       <w:r>
-        <w:t>{/</w:t>
-      </w:r>
-      <w:proofErr w:type="spellStart"/>
-      <w:r>
-        <w:t>isPIPELINE</w:t>
-      </w:r>
-      <w:proofErr w:type="spellEnd"/>
-      <w:r>
-        <w:t>}</w:t>
-      </w:r>
-    </w:p>
-    <w:p>
-      <w:r>
-        <w:t>{/sections}</w:t>
-      </w:r>
-    </w:p>
-    <w:p>
-      <w:r>
-        <w:t>{/items}</w:t>
+        <w:t xml:space="preserve">{/isPIPELINE}</w:t>
+      </w:r>
+    </w:p>
+    <w:p>
+      <w:r>
+        <w:t xml:space="preserve">{/sections}</w:t>
+      </w:r>
+    </w:p>
+    <w:p>
+      <w:r>
+        <w:t xml:space="preserve">{/items}</w:t>
+      </w:r>
+    </w:p>
+    <w:p>
+      <w:r>
+        <w:t xml:space="preserve">{/content}</w:t>
+      </w:r>
+    </w:p>
+    <w:p>
+      <w:r>
+        <w:t xml:space="preserve">{#closing}</w:t>
+      </w:r>
+    </w:p>
+    <w:p>
+      <w:r>
+        <w:rPr>
+          <w:sz w:val="28"/>
+          <w:szCs w:val="28"/>
+        </w:rPr>
+        <w:t xml:space="preserve">Prepared by: ______________________</w:t>
+      </w:r>
+    </w:p>
+    <w:p>
+      <w:r>
+        <w:rPr>
+          <w:sz w:val="28"/>
+          <w:szCs w:val="28"/>
+        </w:rPr>
+        <w:t xml:space="preserve">Approved by: ______________________</w:t>
+      </w:r>
+    </w:p>
+    <w:p>
+      <w:r>
+        <w:t xml:space="preserve">{/closing}</w:t>
       </w:r>
     </w:p>
     <w:sectPr>
